--- a/Documentación/ProyectoIS 2026 CAJAL-FERNANDEZ_3raEntrega.docx
+++ b/Documentación/ProyectoIS 2026 CAJAL-FERNANDEZ_3raEntrega.docx
@@ -248,14 +248,34 @@
           <w:sz w:val="40"/>
           <w:szCs w:val="40"/>
         </w:rPr>
-        <w:t>DOCENTE:</w:t>
-      </w:r>
-      <w:r>
-        <w:rPr>
-          <w:rFonts w:ascii="Times New Roman" w:eastAsia="Times New Roman" w:hAnsi="Times New Roman" w:cs="Times New Roman"/>
+        <w:t>DOCENTE</w:t>
+      </w:r>
+      <w:r>
+        <w:rPr>
+          <w:rFonts w:ascii="Times New Roman" w:eastAsia="Times New Roman" w:hAnsi="Times New Roman" w:cs="Times New Roman"/>
+          <w:b/>
+          <w:bCs/>
           <w:sz w:val="40"/>
           <w:szCs w:val="40"/>
         </w:rPr>
+        <w:t>S</w:t>
+      </w:r>
+      <w:r>
+        <w:rPr>
+          <w:rFonts w:ascii="Times New Roman" w:eastAsia="Times New Roman" w:hAnsi="Times New Roman" w:cs="Times New Roman"/>
+          <w:b/>
+          <w:bCs/>
+          <w:sz w:val="40"/>
+          <w:szCs w:val="40"/>
+        </w:rPr>
+        <w:t>:</w:t>
+      </w:r>
+      <w:r>
+        <w:rPr>
+          <w:rFonts w:ascii="Times New Roman" w:eastAsia="Times New Roman" w:hAnsi="Times New Roman" w:cs="Times New Roman"/>
+          <w:sz w:val="40"/>
+          <w:szCs w:val="40"/>
+        </w:rPr>
         <w:t xml:space="preserve"> </w:t>
       </w:r>
       <w:r>
@@ -265,6 +285,14 @@
           <w:szCs w:val="36"/>
         </w:rPr>
         <w:t>Silva Juan Ignacio – Avila Jorge</w:t>
+      </w:r>
+      <w:r>
+        <w:rPr>
+          <w:rFonts w:ascii="Times New Roman" w:eastAsia="Times New Roman" w:hAnsi="Times New Roman" w:cs="Times New Roman"/>
+          <w:sz w:val="36"/>
+          <w:szCs w:val="36"/>
+        </w:rPr>
+        <w:t xml:space="preserve"> – Nicolas Esposito </w:t>
       </w:r>
     </w:p>
     <w:p>
@@ -7363,20 +7391,8 @@
                 <w:sz w:val="32"/>
                 <w:szCs w:val="32"/>
               </w:rPr>
-              <w:t xml:space="preserve">Entrega </w:t>
-            </w:r>
-            <w:proofErr w:type="spellStart"/>
-            <w:r>
-              <w:rPr>
-                <w:rFonts w:ascii="Times New Roman" w:eastAsia="Times New Roman" w:hAnsi="Times New Roman" w:cs="Times New Roman"/>
-                <w:b/>
-                <w:bCs/>
-                <w:sz w:val="32"/>
-                <w:szCs w:val="32"/>
-              </w:rPr>
-              <w:t>N°</w:t>
-            </w:r>
-            <w:proofErr w:type="spellEnd"/>
+              <w:t>Entrega N°</w:t>
+            </w:r>
           </w:p>
         </w:tc>
         <w:tc>
@@ -7402,20 +7418,8 @@
                 <w:sz w:val="32"/>
                 <w:szCs w:val="32"/>
               </w:rPr>
-              <w:t xml:space="preserve">Versión </w:t>
-            </w:r>
-            <w:proofErr w:type="spellStart"/>
-            <w:r>
-              <w:rPr>
-                <w:rFonts w:ascii="Times New Roman" w:eastAsia="Times New Roman" w:hAnsi="Times New Roman" w:cs="Times New Roman"/>
-                <w:b/>
-                <w:bCs/>
-                <w:sz w:val="32"/>
-                <w:szCs w:val="32"/>
-              </w:rPr>
-              <w:t>N°</w:t>
-            </w:r>
-            <w:proofErr w:type="spellEnd"/>
+              <w:t>Versión N°</w:t>
+            </w:r>
           </w:p>
         </w:tc>
         <w:tc>
@@ -7696,30 +7700,8 @@
               <w:rPr>
                 <w:rFonts w:ascii="Times New Roman" w:eastAsia="Times New Roman" w:hAnsi="Times New Roman" w:cs="Times New Roman"/>
               </w:rPr>
-              <w:t xml:space="preserve">. Cuando quiero modificar un producto que me muestre en los </w:t>
-            </w:r>
-            <w:proofErr w:type="spellStart"/>
-            <w:r>
-              <w:rPr>
-                <w:rFonts w:ascii="Times New Roman" w:eastAsia="Times New Roman" w:hAnsi="Times New Roman" w:cs="Times New Roman"/>
-              </w:rPr>
-              <w:t>textbox</w:t>
-            </w:r>
-            <w:proofErr w:type="spellEnd"/>
-            <w:r>
-              <w:rPr>
-                <w:rFonts w:ascii="Times New Roman" w:eastAsia="Times New Roman" w:hAnsi="Times New Roman" w:cs="Times New Roman"/>
-              </w:rPr>
-              <w:t xml:space="preserve"> todos los datos que ya están – Idem </w:t>
-            </w:r>
-            <w:proofErr w:type="spellStart"/>
-            <w:r>
-              <w:rPr>
-                <w:rFonts w:ascii="Times New Roman" w:eastAsia="Times New Roman" w:hAnsi="Times New Roman" w:cs="Times New Roman"/>
-              </w:rPr>
-              <w:t>frmUsuario</w:t>
-            </w:r>
-            <w:proofErr w:type="spellEnd"/>
+              <w:t>. Cuando quiero modificar un producto que me muestre en los textbox todos los datos que ya están – Idem frmUsuario</w:t>
+            </w:r>
           </w:p>
           <w:p>
             <w:pPr>
@@ -7994,17 +7976,8 @@
           <w:rFonts w:ascii="Times New Roman" w:eastAsia="Times New Roman" w:hAnsi="Times New Roman" w:cs="Times New Roman"/>
           <w:color w:val="000000"/>
         </w:rPr>
-        <w:t>Registro/</w:t>
-      </w:r>
-      <w:proofErr w:type="spellStart"/>
-      <w:r>
-        <w:rPr>
-          <w:rFonts w:ascii="Times New Roman" w:eastAsia="Times New Roman" w:hAnsi="Times New Roman" w:cs="Times New Roman"/>
-          <w:color w:val="000000"/>
-        </w:rPr>
-        <w:t>LogIn-Out</w:t>
-      </w:r>
-      <w:proofErr w:type="spellEnd"/>
+        <w:t>Registro/LogIn-Out</w:t>
+      </w:r>
       <w:r>
         <w:rPr>
           <w:rFonts w:ascii="Times New Roman" w:eastAsia="Times New Roman" w:hAnsi="Times New Roman" w:cs="Times New Roman"/>
@@ -8174,28 +8147,12 @@
           <w:rFonts w:ascii="Times New Roman" w:eastAsia="Times New Roman" w:hAnsi="Times New Roman" w:cs="Times New Roman"/>
         </w:rPr>
       </w:pPr>
-      <w:proofErr w:type="spellStart"/>
-      <w:r>
-        <w:rPr>
-          <w:rFonts w:ascii="Times New Roman" w:eastAsia="Times New Roman" w:hAnsi="Times New Roman" w:cs="Times New Roman"/>
-        </w:rPr>
-        <w:t>BackUp</w:t>
-      </w:r>
-      <w:proofErr w:type="spellEnd"/>
-      <w:r>
-        <w:rPr>
-          <w:rFonts w:ascii="Times New Roman" w:eastAsia="Times New Roman" w:hAnsi="Times New Roman" w:cs="Times New Roman"/>
-        </w:rPr>
-        <w:t xml:space="preserve"> y </w:t>
-      </w:r>
-      <w:proofErr w:type="spellStart"/>
-      <w:r>
-        <w:rPr>
-          <w:rFonts w:ascii="Times New Roman" w:eastAsia="Times New Roman" w:hAnsi="Times New Roman" w:cs="Times New Roman"/>
-        </w:rPr>
-        <w:t>Restore</w:t>
-      </w:r>
-      <w:proofErr w:type="spellEnd"/>
+      <w:r>
+        <w:rPr>
+          <w:rFonts w:ascii="Times New Roman" w:eastAsia="Times New Roman" w:hAnsi="Times New Roman" w:cs="Times New Roman"/>
+        </w:rPr>
+        <w:t>BackUp y Restore</w:t>
+      </w:r>
     </w:p>
     <w:p>
       <w:pPr>
@@ -8423,14 +8380,12 @@
                 <w:rFonts w:ascii="Times New Roman" w:hAnsi="Times New Roman" w:cs="Times New Roman"/>
               </w:rPr>
             </w:pPr>
-            <w:proofErr w:type="spellStart"/>
             <w:r>
               <w:rPr>
                 <w:rFonts w:ascii="Times New Roman" w:hAnsi="Times New Roman" w:cs="Times New Roman"/>
               </w:rPr>
               <w:t>Logout</w:t>
             </w:r>
-            <w:proofErr w:type="spellEnd"/>
           </w:p>
         </w:tc>
       </w:tr>
@@ -8450,7 +8405,19 @@
               <w:rPr>
                 <w:rFonts w:ascii="Times New Roman" w:hAnsi="Times New Roman" w:cs="Times New Roman"/>
               </w:rPr>
-              <w:t>“Gerente”</w:t>
+              <w:t>“</w:t>
+            </w:r>
+            <w:r>
+              <w:rPr>
+                <w:rFonts w:ascii="Times New Roman" w:hAnsi="Times New Roman" w:cs="Times New Roman"/>
+              </w:rPr>
+              <w:t>Administrador</w:t>
+            </w:r>
+            <w:r>
+              <w:rPr>
+                <w:rFonts w:ascii="Times New Roman" w:hAnsi="Times New Roman" w:cs="Times New Roman"/>
+              </w:rPr>
+              <w:t>”</w:t>
             </w:r>
           </w:p>
         </w:tc>
@@ -8544,126 +8511,12 @@
                 <w:rFonts w:ascii="Times New Roman" w:hAnsi="Times New Roman" w:cs="Times New Roman"/>
               </w:rPr>
             </w:pPr>
-            <w:proofErr w:type="spellStart"/>
             <w:r>
               <w:rPr>
                 <w:rFonts w:ascii="Times New Roman" w:hAnsi="Times New Roman" w:cs="Times New Roman"/>
               </w:rPr>
               <w:t>Logout</w:t>
             </w:r>
-            <w:proofErr w:type="spellEnd"/>
-          </w:p>
-        </w:tc>
-      </w:tr>
-      <w:tr>
-        <w:tc>
-          <w:tcPr>
-            <w:tcW w:w="4247" w:type="dxa"/>
-          </w:tcPr>
-          <w:p>
-            <w:pPr>
-              <w:jc w:val="center"/>
-              <w:rPr>
-                <w:rFonts w:ascii="Times New Roman" w:hAnsi="Times New Roman" w:cs="Times New Roman"/>
-              </w:rPr>
-            </w:pPr>
-            <w:r>
-              <w:rPr>
-                <w:rFonts w:ascii="Times New Roman" w:hAnsi="Times New Roman" w:cs="Times New Roman"/>
-              </w:rPr>
-              <w:t>“Administrador”</w:t>
-            </w:r>
-          </w:p>
-        </w:tc>
-        <w:tc>
-          <w:tcPr>
-            <w:tcW w:w="4247" w:type="dxa"/>
-          </w:tcPr>
-          <w:p>
-            <w:pPr>
-              <w:jc w:val="center"/>
-              <w:rPr>
-                <w:rFonts w:ascii="Times New Roman" w:hAnsi="Times New Roman" w:cs="Times New Roman"/>
-              </w:rPr>
-            </w:pPr>
-            <w:r>
-              <w:rPr>
-                <w:rFonts w:ascii="Times New Roman" w:hAnsi="Times New Roman" w:cs="Times New Roman"/>
-              </w:rPr>
-              <w:t>Login</w:t>
-            </w:r>
-          </w:p>
-          <w:p>
-            <w:pPr>
-              <w:jc w:val="center"/>
-              <w:rPr>
-                <w:rFonts w:ascii="Times New Roman" w:hAnsi="Times New Roman" w:cs="Times New Roman"/>
-              </w:rPr>
-            </w:pPr>
-            <w:r>
-              <w:rPr>
-                <w:rFonts w:ascii="Times New Roman" w:hAnsi="Times New Roman" w:cs="Times New Roman"/>
-              </w:rPr>
-              <w:t>Gestión Usuario</w:t>
-            </w:r>
-          </w:p>
-          <w:p>
-            <w:pPr>
-              <w:jc w:val="center"/>
-              <w:rPr>
-                <w:rFonts w:ascii="Times New Roman" w:hAnsi="Times New Roman" w:cs="Times New Roman"/>
-              </w:rPr>
-            </w:pPr>
-            <w:r>
-              <w:rPr>
-                <w:rFonts w:ascii="Times New Roman" w:hAnsi="Times New Roman" w:cs="Times New Roman"/>
-              </w:rPr>
-              <w:t>Gestión Producto</w:t>
-            </w:r>
-          </w:p>
-          <w:p>
-            <w:pPr>
-              <w:jc w:val="center"/>
-              <w:rPr>
-                <w:rFonts w:ascii="Times New Roman" w:hAnsi="Times New Roman" w:cs="Times New Roman"/>
-              </w:rPr>
-            </w:pPr>
-            <w:r>
-              <w:rPr>
-                <w:rFonts w:ascii="Times New Roman" w:hAnsi="Times New Roman" w:cs="Times New Roman"/>
-              </w:rPr>
-              <w:t>Gestión Idiomas</w:t>
-            </w:r>
-          </w:p>
-          <w:p>
-            <w:pPr>
-              <w:jc w:val="center"/>
-              <w:rPr>
-                <w:rFonts w:ascii="Times New Roman" w:hAnsi="Times New Roman" w:cs="Times New Roman"/>
-              </w:rPr>
-            </w:pPr>
-            <w:r>
-              <w:rPr>
-                <w:rFonts w:ascii="Times New Roman" w:hAnsi="Times New Roman" w:cs="Times New Roman"/>
-              </w:rPr>
-              <w:t>Administración</w:t>
-            </w:r>
-          </w:p>
-          <w:p>
-            <w:pPr>
-              <w:jc w:val="center"/>
-              <w:rPr>
-                <w:rFonts w:ascii="Times New Roman" w:hAnsi="Times New Roman" w:cs="Times New Roman"/>
-              </w:rPr>
-            </w:pPr>
-            <w:proofErr w:type="spellStart"/>
-            <w:r>
-              <w:rPr>
-                <w:rFonts w:ascii="Times New Roman" w:hAnsi="Times New Roman" w:cs="Times New Roman"/>
-              </w:rPr>
-              <w:t>Logout</w:t>
-            </w:r>
-            <w:proofErr w:type="spellEnd"/>
           </w:p>
         </w:tc>
       </w:tr>
@@ -9060,6 +8913,7 @@
           <w:bCs/>
           <w:color w:val="000000"/>
         </w:rPr>
+        <w:lastRenderedPageBreak/>
         <w:t>SERVICIO:</w:t>
       </w:r>
       <w:r>
@@ -9095,7 +8949,6 @@
         <w:rPr>
           <w:rFonts w:ascii="Times New Roman" w:eastAsia="Times New Roman" w:hAnsi="Times New Roman" w:cs="Times New Roman"/>
         </w:rPr>
-        <w:lastRenderedPageBreak/>
         <w:t>1.</w:t>
       </w:r>
       <w:r>
@@ -9360,7 +9213,6 @@
           <w:rFonts w:ascii="Times New Roman" w:hAnsi="Times New Roman" w:cs="Times New Roman"/>
           <w:noProof/>
         </w:rPr>
-        <w:lastRenderedPageBreak/>
         <w:drawing>
           <wp:anchor distT="0" distB="0" distL="114300" distR="114300" simplePos="0" relativeHeight="251658240" behindDoc="0" locked="0" layoutInCell="1" allowOverlap="1" wp14:anchorId="15D309E7" wp14:editId="10A0DBF9">
             <wp:simplePos x="0" y="0"/>
@@ -9541,7 +9393,6 @@
           <w:sz w:val="30"/>
           <w:szCs w:val="30"/>
         </w:rPr>
-        <w:lastRenderedPageBreak/>
         <w:t>1.</w:t>
       </w:r>
       <w:r>
@@ -10507,55 +10358,7 @@
           <w:rFonts w:ascii="Times New Roman" w:eastAsia="Times New Roman" w:hAnsi="Times New Roman" w:cs="Times New Roman"/>
           <w:color w:val="000000"/>
         </w:rPr>
-        <w:t xml:space="preserve">A su vez en la pantalla del </w:t>
-      </w:r>
-      <w:proofErr w:type="spellStart"/>
-      <w:r>
-        <w:rPr>
-          <w:rFonts w:ascii="Times New Roman" w:eastAsia="Times New Roman" w:hAnsi="Times New Roman" w:cs="Times New Roman"/>
-          <w:color w:val="000000"/>
-        </w:rPr>
-        <w:t>LogIn</w:t>
-      </w:r>
-      <w:proofErr w:type="spellEnd"/>
-      <w:r>
-        <w:rPr>
-          <w:rFonts w:ascii="Times New Roman" w:eastAsia="Times New Roman" w:hAnsi="Times New Roman" w:cs="Times New Roman"/>
-          <w:color w:val="000000"/>
-        </w:rPr>
-        <w:t xml:space="preserve"> presentamos un botón “mostrar” para que si el usuario quiere revisar la contraseña ingresada antes de presionar el botón </w:t>
-      </w:r>
-      <w:proofErr w:type="spellStart"/>
-      <w:r>
-        <w:rPr>
-          <w:rFonts w:ascii="Times New Roman" w:eastAsia="Times New Roman" w:hAnsi="Times New Roman" w:cs="Times New Roman"/>
-          <w:color w:val="000000"/>
-        </w:rPr>
-        <w:t>LogIn</w:t>
-      </w:r>
-      <w:proofErr w:type="spellEnd"/>
-      <w:r>
-        <w:rPr>
-          <w:rFonts w:ascii="Times New Roman" w:eastAsia="Times New Roman" w:hAnsi="Times New Roman" w:cs="Times New Roman"/>
-          <w:color w:val="000000"/>
-        </w:rPr>
-        <w:t xml:space="preserve"> pueda hacerlo. Para ello debemos setear la propiedad </w:t>
-      </w:r>
-      <w:proofErr w:type="spellStart"/>
-      <w:r>
-        <w:rPr>
-          <w:rFonts w:ascii="Times New Roman" w:eastAsia="Times New Roman" w:hAnsi="Times New Roman" w:cs="Times New Roman"/>
-          <w:color w:val="000000"/>
-        </w:rPr>
-        <w:t>PasswordChar</w:t>
-      </w:r>
-      <w:proofErr w:type="spellEnd"/>
-      <w:r>
-        <w:rPr>
-          <w:rFonts w:ascii="Times New Roman" w:eastAsia="Times New Roman" w:hAnsi="Times New Roman" w:cs="Times New Roman"/>
-          <w:color w:val="000000"/>
-        </w:rPr>
-        <w:t xml:space="preserve"> del TextBox en donde el usuario ingresa la contraseña como “*” por default.</w:t>
+        <w:t>A su vez en la pantalla del LogIn presentamos un botón “mostrar” para que si el usuario quiere revisar la contraseña ingresada antes de presionar el botón LogIn pueda hacerlo. Para ello debemos setear la propiedad PasswordChar del TextBox en donde el usuario ingresa la contraseña como “*” por default.</w:t>
       </w:r>
     </w:p>
     <w:p>
@@ -10626,27 +10429,7 @@
           <w:bCs/>
           <w:color w:val="000000"/>
         </w:rPr>
-        <w:t>Proceso de Log-</w:t>
-      </w:r>
-      <w:proofErr w:type="spellStart"/>
-      <w:r>
-        <w:rPr>
-          <w:rFonts w:ascii="Times New Roman" w:eastAsia="Times New Roman" w:hAnsi="Times New Roman" w:cs="Times New Roman"/>
-          <w:b/>
-          <w:bCs/>
-          <w:color w:val="000000"/>
-        </w:rPr>
-        <w:t>Out</w:t>
-      </w:r>
-      <w:proofErr w:type="spellEnd"/>
-      <w:r>
-        <w:rPr>
-          <w:rFonts w:ascii="Times New Roman" w:eastAsia="Times New Roman" w:hAnsi="Times New Roman" w:cs="Times New Roman"/>
-          <w:b/>
-          <w:bCs/>
-          <w:color w:val="000000"/>
-        </w:rPr>
-        <w:t>:</w:t>
+        <w:t>Proceso de Log-Out:</w:t>
       </w:r>
       <w:r>
         <w:rPr>
@@ -10674,37 +10457,9 @@
           <w:szCs w:val="30"/>
         </w:rPr>
         <w:lastRenderedPageBreak/>
-        <w:t xml:space="preserve">2.3 </w:t>
-      </w:r>
-      <w:proofErr w:type="spellStart"/>
-      <w:r>
-        <w:rPr>
-          <w:rFonts w:ascii="Times New Roman" w:eastAsia="Times New Roman" w:hAnsi="Times New Roman" w:cs="Times New Roman"/>
-          <w:sz w:val="30"/>
-          <w:szCs w:val="30"/>
-        </w:rPr>
-        <w:t>LogIn</w:t>
-      </w:r>
-      <w:proofErr w:type="spellEnd"/>
-      <w:r>
-        <w:rPr>
-          <w:rFonts w:ascii="Times New Roman" w:eastAsia="Times New Roman" w:hAnsi="Times New Roman" w:cs="Times New Roman"/>
-          <w:sz w:val="30"/>
-          <w:szCs w:val="30"/>
-        </w:rPr>
-        <w:t xml:space="preserve"> – CU001 </w:t>
-      </w:r>
-      <w:proofErr w:type="spellStart"/>
-      <w:r>
-        <w:rPr>
-          <w:rFonts w:ascii="Times New Roman" w:eastAsia="Times New Roman" w:hAnsi="Times New Roman" w:cs="Times New Roman"/>
-          <w:sz w:val="30"/>
-          <w:szCs w:val="30"/>
-        </w:rPr>
-        <w:t>LogIn</w:t>
+        <w:t>2.3 LogIn – CU001 LogIn</w:t>
       </w:r>
       <w:bookmarkEnd w:id="23"/>
-      <w:proofErr w:type="spellEnd"/>
     </w:p>
     <w:p>
       <w:pPr>
@@ -10730,14 +10485,7 @@
         <w:rPr>
           <w:rFonts w:ascii="Times New Roman" w:eastAsia="Times New Roman" w:hAnsi="Times New Roman" w:cs="Times New Roman"/>
         </w:rPr>
-        <w:t xml:space="preserve"> Diagrama </w:t>
-      </w:r>
-      <w:proofErr w:type="spellStart"/>
-      <w:r>
-        <w:rPr>
-          <w:rFonts w:ascii="Times New Roman" w:eastAsia="Times New Roman" w:hAnsi="Times New Roman" w:cs="Times New Roman"/>
-        </w:rPr>
-        <w:t>LogI</w:t>
+        <w:t xml:space="preserve"> Diagrama LogI</w:t>
       </w:r>
       <w:r>
         <w:rPr>
@@ -10746,7 +10494,6 @@
         <w:t>n</w:t>
       </w:r>
       <w:bookmarkEnd w:id="24"/>
-      <w:proofErr w:type="spellEnd"/>
     </w:p>
     <w:p>
       <w:pPr>
@@ -10889,17 +10636,8 @@
                 <w:rFonts w:ascii="Times New Roman" w:eastAsia="Times New Roman" w:hAnsi="Times New Roman" w:cs="Times New Roman"/>
                 <w:color w:val="000000"/>
               </w:rPr>
-              <w:t xml:space="preserve">CU 001 – </w:t>
-            </w:r>
-            <w:proofErr w:type="spellStart"/>
-            <w:r>
-              <w:rPr>
-                <w:rFonts w:ascii="Times New Roman" w:eastAsia="Times New Roman" w:hAnsi="Times New Roman" w:cs="Times New Roman"/>
-                <w:color w:val="000000"/>
-              </w:rPr>
-              <w:t>LogIn</w:t>
-            </w:r>
-            <w:proofErr w:type="spellEnd"/>
+              <w:t>CU 001 – LogIn</w:t>
+            </w:r>
             <w:r>
               <w:rPr>
                 <w:rFonts w:ascii="Times New Roman" w:eastAsia="Times New Roman" w:hAnsi="Times New Roman" w:cs="Times New Roman"/>
@@ -11314,27 +11052,7 @@
                 <w:sz w:val="22"/>
                 <w:szCs w:val="22"/>
               </w:rPr>
-              <w:t>El usuario ingresa al sistema y se le presenta la pantalla principal del mismo “</w:t>
-            </w:r>
-            <w:proofErr w:type="spellStart"/>
-            <w:r>
-              <w:rPr>
-                <w:rFonts w:ascii="Times New Roman" w:eastAsia="Times New Roman" w:hAnsi="Times New Roman" w:cs="Times New Roman"/>
-                <w:color w:val="000000"/>
-                <w:sz w:val="22"/>
-                <w:szCs w:val="22"/>
-              </w:rPr>
-              <w:t>LogIn</w:t>
-            </w:r>
-            <w:proofErr w:type="spellEnd"/>
-            <w:r>
-              <w:rPr>
-                <w:rFonts w:ascii="Times New Roman" w:eastAsia="Times New Roman" w:hAnsi="Times New Roman" w:cs="Times New Roman"/>
-                <w:color w:val="000000"/>
-                <w:sz w:val="22"/>
-                <w:szCs w:val="22"/>
-              </w:rPr>
-              <w:t>”.</w:t>
+              <w:t>El usuario ingresa al sistema y se le presenta la pantalla principal del mismo “LogIn”.</w:t>
             </w:r>
           </w:p>
           <w:p>
@@ -11759,6 +11477,7 @@
                 <w:bCs/>
                 <w:color w:val="000000"/>
               </w:rPr>
+              <w:lastRenderedPageBreak/>
               <w:t>5</w:t>
             </w:r>
             <w:r>
@@ -11793,7 +11512,6 @@
                 <w:b/>
                 <w:bCs/>
               </w:rPr>
-              <w:lastRenderedPageBreak/>
               <w:t>FA3- Usuario No Encontrado</w:t>
             </w:r>
           </w:p>
@@ -11912,23 +11630,7 @@
                 <w:rFonts w:ascii="Times New Roman" w:eastAsia="Times New Roman" w:hAnsi="Times New Roman" w:cs="Times New Roman"/>
                 <w:color w:val="000000"/>
               </w:rPr>
-              <w:t xml:space="preserve">El usuario queda autenticado en el sistema e inicia su sesión, se registran los permisos </w:t>
-            </w:r>
-            <w:proofErr w:type="gramStart"/>
-            <w:r>
-              <w:rPr>
-                <w:rFonts w:ascii="Times New Roman" w:eastAsia="Times New Roman" w:hAnsi="Times New Roman" w:cs="Times New Roman"/>
-                <w:color w:val="000000"/>
-              </w:rPr>
-              <w:t>del mismo</w:t>
-            </w:r>
-            <w:proofErr w:type="gramEnd"/>
-            <w:r>
-              <w:rPr>
-                <w:rFonts w:ascii="Times New Roman" w:eastAsia="Times New Roman" w:hAnsi="Times New Roman" w:cs="Times New Roman"/>
-                <w:color w:val="000000"/>
-              </w:rPr>
-              <w:t>.</w:t>
+              <w:t>El usuario queda autenticado en el sistema e inicia su sesión, se registran los permisos del mismo.</w:t>
             </w:r>
           </w:p>
         </w:tc>
@@ -12723,6 +12425,7 @@
                 <w:bCs/>
                 <w:color w:val="000000"/>
               </w:rPr>
+              <w:lastRenderedPageBreak/>
               <w:t xml:space="preserve">PRECONDICIONES: </w:t>
             </w:r>
             <w:r>
@@ -12769,7 +12472,6 @@
                 <w:bCs/>
                 <w:color w:val="000000"/>
               </w:rPr>
-              <w:lastRenderedPageBreak/>
               <w:t xml:space="preserve">PUNTOS DE EXTENSIÓN: </w:t>
             </w:r>
             <w:r>
@@ -13187,6 +12889,7 @@
         <w:rPr>
           <w:rFonts w:ascii="Times New Roman" w:eastAsia="Times New Roman" w:hAnsi="Times New Roman" w:cs="Times New Roman"/>
         </w:rPr>
+        <w:lastRenderedPageBreak/>
         <w:t>2.4.</w:t>
       </w:r>
       <w:r>
@@ -16810,6 +16513,7 @@
                 <w:bCs/>
                 <w:color w:val="000000"/>
               </w:rPr>
+              <w:lastRenderedPageBreak/>
               <w:t xml:space="preserve">PUNTOS DE EXTENSIÓN: </w:t>
             </w:r>
             <w:r>
@@ -16856,7 +16560,6 @@
                 <w:bCs/>
                 <w:color w:val="000000"/>
               </w:rPr>
-              <w:lastRenderedPageBreak/>
               <w:t>CONDICIÓN:</w:t>
             </w:r>
           </w:p>
@@ -17664,6 +17367,9 @@
     </w:p>
     <w:p>
       <w:r>
+        <w:rPr>
+          <w:noProof/>
+        </w:rPr>
         <w:drawing>
           <wp:inline distT="0" distB="0" distL="0" distR="0" wp14:anchorId="39EAF168" wp14:editId="08E7750F">
             <wp:extent cx="5400040" cy="2350770"/>
@@ -17827,21 +17533,7 @@
         <w:rPr>
           <w:rFonts w:ascii="Times New Roman" w:hAnsi="Times New Roman" w:cs="Times New Roman"/>
         </w:rPr>
-        <w:t xml:space="preserve">La utilización de la bitácora nos permite llevar un registro de las acciones realizadas dentro del sistema por parte de un usuario </w:t>
-      </w:r>
-      <w:proofErr w:type="gramStart"/>
-      <w:r>
-        <w:rPr>
-          <w:rFonts w:ascii="Times New Roman" w:hAnsi="Times New Roman" w:cs="Times New Roman"/>
-        </w:rPr>
-        <w:t>del mismo</w:t>
-      </w:r>
-      <w:proofErr w:type="gramEnd"/>
-      <w:r>
-        <w:rPr>
-          <w:rFonts w:ascii="Times New Roman" w:hAnsi="Times New Roman" w:cs="Times New Roman"/>
-        </w:rPr>
-        <w:t>. Cada evento registrado en la bitácora va a tener la fecha y hora en la que se realizó, el correo electrónico del usuario de quien la llevo a cabo, la actividad y la información asociada.</w:t>
+        <w:t>La utilización de la bitácora nos permite llevar un registro de las acciones realizadas dentro del sistema por parte de un usuario del mismo. Cada evento registrado en la bitácora va a tener la fecha y hora en la que se realizó, el correo electrónico del usuario de quien la llevo a cabo, la actividad y la información asociada.</w:t>
       </w:r>
     </w:p>
     <w:p>
@@ -17913,21 +17605,7 @@
         <w:rPr>
           <w:rFonts w:ascii="Times New Roman" w:hAnsi="Times New Roman" w:cs="Times New Roman"/>
         </w:rPr>
-        <w:t>Información asociada: Leyenda del hecho (Ej: El usuario “x</w:t>
-      </w:r>
-      <w:proofErr w:type="gramStart"/>
-      <w:r>
-        <w:rPr>
-          <w:rFonts w:ascii="Times New Roman" w:hAnsi="Times New Roman" w:cs="Times New Roman"/>
-        </w:rPr>
-        <w:t>”….</w:t>
-      </w:r>
-      <w:proofErr w:type="gramEnd"/>
-      <w:r>
-        <w:rPr>
-          <w:rFonts w:ascii="Times New Roman" w:hAnsi="Times New Roman" w:cs="Times New Roman"/>
-        </w:rPr>
-        <w:t>. tal actividad)</w:t>
+        <w:t>Información asociada: Leyenda del hecho (Ej: El usuario “x”….. tal actividad)</w:t>
       </w:r>
     </w:p>
     <w:p>
@@ -18432,21 +18110,7 @@
         <w:rPr>
           <w:rFonts w:ascii="Times New Roman" w:hAnsi="Times New Roman" w:cs="Times New Roman"/>
         </w:rPr>
-        <w:t xml:space="preserve">Con el objetivo de garantizar la seguridad de las contraseñas de los usuarios, en este proyecto se aplica el algoritmo SHA-256, encargado de transformar una cadena de texto en un valor de longitud determinado, denominado "hash". Este es un algoritmo de </w:t>
-      </w:r>
-      <w:proofErr w:type="spellStart"/>
-      <w:r>
-        <w:rPr>
-          <w:rFonts w:ascii="Times New Roman" w:hAnsi="Times New Roman" w:cs="Times New Roman"/>
-        </w:rPr>
-        <w:t>hashing</w:t>
-      </w:r>
-      <w:proofErr w:type="spellEnd"/>
-      <w:r>
-        <w:rPr>
-          <w:rFonts w:ascii="Times New Roman" w:hAnsi="Times New Roman" w:cs="Times New Roman"/>
-        </w:rPr>
-        <w:t xml:space="preserve"> unidireccional, lo que significa que no es posible desencriptar el hash para obtener la contraseña original. </w:t>
+        <w:t xml:space="preserve">Con el objetivo de garantizar la seguridad de las contraseñas de los usuarios, en este proyecto se aplica el algoritmo SHA-256, encargado de transformar una cadena de texto en un valor de longitud determinado, denominado "hash". Este es un algoritmo de hashing unidireccional, lo que significa que no es posible desencriptar el hash para obtener la contraseña original. </w:t>
       </w:r>
     </w:p>
     <w:p>
@@ -18459,35 +18123,7 @@
         <w:rPr>
           <w:rFonts w:ascii="Times New Roman" w:hAnsi="Times New Roman" w:cs="Times New Roman"/>
         </w:rPr>
-        <w:t xml:space="preserve">Tanto para la creación de usuarios como para el logueo en el sistema de estos mismos, se deberá ingresar una clave. Esta clave será </w:t>
-      </w:r>
-      <w:proofErr w:type="spellStart"/>
-      <w:r>
-        <w:rPr>
-          <w:rFonts w:ascii="Times New Roman" w:hAnsi="Times New Roman" w:cs="Times New Roman"/>
-        </w:rPr>
-        <w:t>hasheada</w:t>
-      </w:r>
-      <w:proofErr w:type="spellEnd"/>
-      <w:r>
-        <w:rPr>
-          <w:rFonts w:ascii="Times New Roman" w:hAnsi="Times New Roman" w:cs="Times New Roman"/>
-        </w:rPr>
-        <w:t xml:space="preserve"> por el algoritmo SHA-256 y será guardada en la base de datos. Un usuario que requiera iniciar sesión deberá ingresar su clave, en la interfaz de Inicio de sesión, el valor que coloque como clave, al seleccionar “Iniciar Sesión” será </w:t>
-      </w:r>
-      <w:proofErr w:type="spellStart"/>
-      <w:r>
-        <w:rPr>
-          <w:rFonts w:ascii="Times New Roman" w:hAnsi="Times New Roman" w:cs="Times New Roman"/>
-        </w:rPr>
-        <w:t>hasheado</w:t>
-      </w:r>
-      <w:proofErr w:type="spellEnd"/>
-      <w:r>
-        <w:rPr>
-          <w:rFonts w:ascii="Times New Roman" w:hAnsi="Times New Roman" w:cs="Times New Roman"/>
-        </w:rPr>
-        <w:t xml:space="preserve"> y comparado con el valor que se encuentre en la base de datos. Si estos valores coinciden, la sesión es iniciada, en el caso contrario donde no coincidan, se mostrará al usuario un error de contraseña incorrecta. </w:t>
+        <w:t xml:space="preserve">Tanto para la creación de usuarios como para el logueo en el sistema de estos mismos, se deberá ingresar una clave. Esta clave será hasheada por el algoritmo SHA-256 y será guardada en la base de datos. Un usuario que requiera iniciar sesión deberá ingresar su clave, en la interfaz de Inicio de sesión, el valor que coloque como clave, al seleccionar “Iniciar Sesión” será hasheado y comparado con el valor que se encuentre en la base de datos. Si estos valores coinciden, la sesión es iniciada, en el caso contrario donde no coincidan, se mostrará al usuario un error de contraseña incorrecta. </w:t>
       </w:r>
     </w:p>
     <w:p>
@@ -18509,25 +18145,7 @@
           <w:b/>
           <w:bCs/>
         </w:rPr>
-        <w:t xml:space="preserve">Método de la clase </w:t>
-      </w:r>
-      <w:proofErr w:type="spellStart"/>
-      <w:r>
-        <w:rPr>
-          <w:rFonts w:ascii="Times New Roman" w:hAnsi="Times New Roman" w:cs="Times New Roman"/>
-          <w:b/>
-          <w:bCs/>
-        </w:rPr>
-        <w:t>Encriptador</w:t>
-      </w:r>
-      <w:proofErr w:type="spellEnd"/>
-      <w:r>
-        <w:rPr>
-          <w:rFonts w:ascii="Times New Roman" w:hAnsi="Times New Roman" w:cs="Times New Roman"/>
-          <w:b/>
-          <w:bCs/>
-        </w:rPr>
-        <w:t xml:space="preserve">: </w:t>
+        <w:t xml:space="preserve">Método de la clase Encriptador: </w:t>
       </w:r>
     </w:p>
     <w:p>
@@ -18540,21 +18158,7 @@
         <w:rPr>
           <w:rFonts w:ascii="Times New Roman" w:hAnsi="Times New Roman" w:cs="Times New Roman"/>
         </w:rPr>
-        <w:t>Hash (</w:t>
-      </w:r>
-      <w:proofErr w:type="spellStart"/>
-      <w:r>
-        <w:rPr>
-          <w:rFonts w:ascii="Times New Roman" w:hAnsi="Times New Roman" w:cs="Times New Roman"/>
-        </w:rPr>
-        <w:t>string</w:t>
-      </w:r>
-      <w:proofErr w:type="spellEnd"/>
-      <w:r>
-        <w:rPr>
-          <w:rFonts w:ascii="Times New Roman" w:hAnsi="Times New Roman" w:cs="Times New Roman"/>
-        </w:rPr>
-        <w:t xml:space="preserve"> input): Este método toma una cadena de texto (como una contraseña en texto plano) y la convierte en un hash de 256 bits utilizando el algoritmo SHA-256. </w:t>
+        <w:t xml:space="preserve">Hash (string input): Este método toma una cadena de texto (como una contraseña en texto plano) y la convierte en un hash de 256 bits utilizando el algoritmo SHA-256. </w:t>
       </w:r>
     </w:p>
     <w:p>
@@ -18614,21 +18218,7 @@
         <w:rPr>
           <w:rFonts w:ascii="Times New Roman" w:hAnsi="Times New Roman" w:cs="Times New Roman"/>
         </w:rPr>
-        <w:t xml:space="preserve">Al momento de registrar un usuario en el sistema y completar la contraseña de este mismo, en la base de datos el campo que contiene la contraseña no será visible para la persona. Ej: Si la contraseña es Hola123, en la base de datos se </w:t>
-      </w:r>
-      <w:proofErr w:type="spellStart"/>
-      <w:r>
-        <w:rPr>
-          <w:rFonts w:ascii="Times New Roman" w:hAnsi="Times New Roman" w:cs="Times New Roman"/>
-        </w:rPr>
-        <w:t>vera</w:t>
-      </w:r>
-      <w:proofErr w:type="spellEnd"/>
-      <w:r>
-        <w:rPr>
-          <w:rFonts w:ascii="Times New Roman" w:hAnsi="Times New Roman" w:cs="Times New Roman"/>
-        </w:rPr>
-        <w:t xml:space="preserve"> de la siguiente manera: (Imagen ilustrativa de ejemplo)</w:t>
+        <w:t>Al momento de registrar un usuario en el sistema y completar la contraseña de este mismo, en la base de datos el campo que contiene la contraseña no será visible para la persona. Ej: Si la contraseña es Hola123, en la base de datos se vera de la siguiente manera: (Imagen ilustrativa de ejemplo)</w:t>
       </w:r>
     </w:p>
     <w:p>
@@ -20858,6 +20448,7 @@
                 <w:bCs/>
                 <w:color w:val="000000"/>
               </w:rPr>
+              <w:lastRenderedPageBreak/>
               <w:t xml:space="preserve">ACTOR PRINCIPAL: </w:t>
             </w:r>
             <w:r>
@@ -20904,7 +20495,6 @@
                 <w:bCs/>
                 <w:color w:val="000000"/>
               </w:rPr>
-              <w:lastRenderedPageBreak/>
               <w:t xml:space="preserve">ACTORES SECUNDARIOS: </w:t>
             </w:r>
             <w:r>
@@ -22101,6 +21691,7 @@
                 <w:bCs/>
                 <w:color w:val="000000"/>
               </w:rPr>
+              <w:lastRenderedPageBreak/>
               <w:t xml:space="preserve">DESCRIPCIÓN: </w:t>
             </w:r>
             <w:r>
@@ -22161,7 +21752,6 @@
                 <w:bCs/>
                 <w:color w:val="000000"/>
               </w:rPr>
-              <w:lastRenderedPageBreak/>
               <w:t xml:space="preserve">ACTOR PRINCIPAL: </w:t>
             </w:r>
             <w:r>
@@ -23220,6 +22810,7 @@
       <w:r>
         <w:rPr>
           <w:rFonts w:ascii="Times New Roman" w:eastAsia="Times New Roman" w:hAnsi="Times New Roman" w:cs="Times New Roman"/>
+          <w:noProof/>
           <w:sz w:val="30"/>
           <w:szCs w:val="30"/>
         </w:rPr>
@@ -23349,115 +22940,33 @@
         </w:rPr>
         <w:t xml:space="preserve">. El algoritmo realiza una suma ponderada donde cada carácter de cada atributo se multiplica por su posición dentro del valor y por la posición del atributo dentro de la entidad. Esto permite detectar no solo modificaciones en el contenido sino también intercambios de posición entre caracteres o atributos. Los atributos que participan en el cálculo son: </w:t>
       </w:r>
-      <w:proofErr w:type="spellStart"/>
       <w:r>
         <w:rPr>
           <w:rFonts w:ascii="Times New Roman" w:eastAsia="Times New Roman" w:hAnsi="Times New Roman" w:cs="Times New Roman"/>
           <w:color w:val="000000"/>
         </w:rPr>
-        <w:t>IdProducto</w:t>
-      </w:r>
-      <w:proofErr w:type="spellEnd"/>
+        <w:t xml:space="preserve">IdProducto, </w:t>
+      </w:r>
       <w:r>
         <w:rPr>
           <w:rFonts w:ascii="Times New Roman" w:eastAsia="Times New Roman" w:hAnsi="Times New Roman" w:cs="Times New Roman"/>
           <w:color w:val="000000"/>
         </w:rPr>
-        <w:t xml:space="preserve">, </w:t>
-      </w:r>
-      <w:proofErr w:type="spellStart"/>
+        <w:t xml:space="preserve">NombreProducto, PrecioProducto, TipoProducto, </w:t>
+      </w:r>
       <w:r>
         <w:rPr>
           <w:rFonts w:ascii="Times New Roman" w:eastAsia="Times New Roman" w:hAnsi="Times New Roman" w:cs="Times New Roman"/>
           <w:color w:val="000000"/>
         </w:rPr>
-        <w:t>NombreProducto</w:t>
-      </w:r>
-      <w:proofErr w:type="spellEnd"/>
+        <w:t>Descripción</w:t>
+      </w:r>
       <w:r>
         <w:rPr>
           <w:rFonts w:ascii="Times New Roman" w:eastAsia="Times New Roman" w:hAnsi="Times New Roman" w:cs="Times New Roman"/>
           <w:color w:val="000000"/>
         </w:rPr>
-        <w:t xml:space="preserve">, </w:t>
-      </w:r>
-      <w:proofErr w:type="spellStart"/>
-      <w:r>
-        <w:rPr>
-          <w:rFonts w:ascii="Times New Roman" w:eastAsia="Times New Roman" w:hAnsi="Times New Roman" w:cs="Times New Roman"/>
-          <w:color w:val="000000"/>
-        </w:rPr>
-        <w:t>PrecioProducto</w:t>
-      </w:r>
-      <w:proofErr w:type="spellEnd"/>
-      <w:r>
-        <w:rPr>
-          <w:rFonts w:ascii="Times New Roman" w:eastAsia="Times New Roman" w:hAnsi="Times New Roman" w:cs="Times New Roman"/>
-          <w:color w:val="000000"/>
-        </w:rPr>
-        <w:t xml:space="preserve">, </w:t>
-      </w:r>
-      <w:proofErr w:type="spellStart"/>
-      <w:r>
-        <w:rPr>
-          <w:rFonts w:ascii="Times New Roman" w:eastAsia="Times New Roman" w:hAnsi="Times New Roman" w:cs="Times New Roman"/>
-          <w:color w:val="000000"/>
-        </w:rPr>
-        <w:t>TipoProducto</w:t>
-      </w:r>
-      <w:proofErr w:type="spellEnd"/>
-      <w:r>
-        <w:rPr>
-          <w:rFonts w:ascii="Times New Roman" w:eastAsia="Times New Roman" w:hAnsi="Times New Roman" w:cs="Times New Roman"/>
-          <w:color w:val="000000"/>
-        </w:rPr>
-        <w:t xml:space="preserve">, </w:t>
-      </w:r>
-      <w:r>
-        <w:rPr>
-          <w:rFonts w:ascii="Times New Roman" w:eastAsia="Times New Roman" w:hAnsi="Times New Roman" w:cs="Times New Roman"/>
-          <w:color w:val="000000"/>
-        </w:rPr>
-        <w:t>Descripción</w:t>
-      </w:r>
-      <w:r>
-        <w:rPr>
-          <w:rFonts w:ascii="Times New Roman" w:eastAsia="Times New Roman" w:hAnsi="Times New Roman" w:cs="Times New Roman"/>
-          <w:color w:val="000000"/>
-        </w:rPr>
-        <w:t xml:space="preserve">, Cantidad y </w:t>
-      </w:r>
-      <w:proofErr w:type="spellStart"/>
-      <w:r>
-        <w:rPr>
-          <w:rFonts w:ascii="Times New Roman" w:eastAsia="Times New Roman" w:hAnsi="Times New Roman" w:cs="Times New Roman"/>
-          <w:color w:val="000000"/>
-        </w:rPr>
-        <w:t>CodigoProducto</w:t>
-      </w:r>
-      <w:proofErr w:type="spellEnd"/>
-      <w:r>
-        <w:rPr>
-          <w:rFonts w:ascii="Times New Roman" w:eastAsia="Times New Roman" w:hAnsi="Times New Roman" w:cs="Times New Roman"/>
-          <w:color w:val="000000"/>
-        </w:rPr>
-        <w:t xml:space="preserve">. El resultado de la suma se </w:t>
-      </w:r>
-      <w:proofErr w:type="spellStart"/>
-      <w:r>
-        <w:rPr>
-          <w:rFonts w:ascii="Times New Roman" w:eastAsia="Times New Roman" w:hAnsi="Times New Roman" w:cs="Times New Roman"/>
-          <w:color w:val="000000"/>
-        </w:rPr>
-        <w:t>hashea</w:t>
-      </w:r>
-      <w:proofErr w:type="spellEnd"/>
-      <w:r>
-        <w:rPr>
-          <w:rFonts w:ascii="Times New Roman" w:eastAsia="Times New Roman" w:hAnsi="Times New Roman" w:cs="Times New Roman"/>
-          <w:color w:val="000000"/>
-        </w:rPr>
-        <w:t xml:space="preserve"> con SHA-256 y se almacena en la columna DVH de la tabla PRODUCTO.</w:t>
+        <w:t>, Cantidad y CodigoProducto. El resultado de la suma se hashea con SHA-256 y se almacena en la columna DVH de la tabla PRODUCTO.</w:t>
       </w:r>
     </w:p>
     <w:p>
@@ -23479,23 +22988,7 @@
           <w:rFonts w:ascii="Times New Roman" w:eastAsia="Times New Roman" w:hAnsi="Times New Roman" w:cs="Times New Roman"/>
           <w:color w:val="000000"/>
         </w:rPr>
-        <w:t xml:space="preserve">El resultado de la suma se </w:t>
-      </w:r>
-      <w:proofErr w:type="spellStart"/>
-      <w:r>
-        <w:rPr>
-          <w:rFonts w:ascii="Times New Roman" w:eastAsia="Times New Roman" w:hAnsi="Times New Roman" w:cs="Times New Roman"/>
-          <w:color w:val="000000"/>
-        </w:rPr>
-        <w:t>hashea</w:t>
-      </w:r>
-      <w:proofErr w:type="spellEnd"/>
-      <w:r>
-        <w:rPr>
-          <w:rFonts w:ascii="Times New Roman" w:eastAsia="Times New Roman" w:hAnsi="Times New Roman" w:cs="Times New Roman"/>
-          <w:color w:val="000000"/>
-        </w:rPr>
-        <w:t xml:space="preserve"> con SHA-256 y se almacena en la tabla DIGITO_VERIFICADOR. </w:t>
+        <w:t xml:space="preserve">El resultado de la suma se hashea con SHA-256 y se almacena en la tabla DIGITO_VERIFICADOR. </w:t>
       </w:r>
       <w:r>
         <w:rPr>
@@ -23539,6 +23032,7 @@
           <w:bCs/>
           <w:color w:val="000000"/>
         </w:rPr>
+        <w:lastRenderedPageBreak/>
         <w:t>DVH:</w:t>
       </w:r>
       <w:r>
@@ -23546,39 +23040,7 @@
           <w:rFonts w:ascii="Times New Roman" w:eastAsia="Times New Roman" w:hAnsi="Times New Roman" w:cs="Times New Roman"/>
           <w:color w:val="000000"/>
         </w:rPr>
-        <w:t xml:space="preserve"> suma += ASCII(c) × </w:t>
-      </w:r>
-      <w:proofErr w:type="spellStart"/>
-      <w:r>
-        <w:rPr>
-          <w:rFonts w:ascii="Times New Roman" w:eastAsia="Times New Roman" w:hAnsi="Times New Roman" w:cs="Times New Roman"/>
-          <w:color w:val="000000"/>
-        </w:rPr>
-        <w:t>posChar</w:t>
-      </w:r>
-      <w:proofErr w:type="spellEnd"/>
-      <w:r>
-        <w:rPr>
-          <w:rFonts w:ascii="Times New Roman" w:eastAsia="Times New Roman" w:hAnsi="Times New Roman" w:cs="Times New Roman"/>
-          <w:color w:val="000000"/>
-        </w:rPr>
-        <w:t xml:space="preserve"> × </w:t>
-      </w:r>
-      <w:proofErr w:type="spellStart"/>
-      <w:r>
-        <w:rPr>
-          <w:rFonts w:ascii="Times New Roman" w:eastAsia="Times New Roman" w:hAnsi="Times New Roman" w:cs="Times New Roman"/>
-          <w:color w:val="000000"/>
-        </w:rPr>
-        <w:t>posAtributo</w:t>
-      </w:r>
-      <w:proofErr w:type="spellEnd"/>
-      <w:r>
-        <w:rPr>
-          <w:rFonts w:ascii="Times New Roman" w:eastAsia="Times New Roman" w:hAnsi="Times New Roman" w:cs="Times New Roman"/>
-          <w:color w:val="000000"/>
-        </w:rPr>
-        <w:t xml:space="preserve"> → SHA256(suma)</w:t>
+        <w:t xml:space="preserve"> suma += ASCII(c) × posChar × posAtributo → SHA256(suma)</w:t>
       </w:r>
     </w:p>
     <w:p>
@@ -23600,7 +23062,6 @@
           <w:bCs/>
           <w:color w:val="000000"/>
         </w:rPr>
-        <w:lastRenderedPageBreak/>
         <w:t>DVV:</w:t>
       </w:r>
       <w:r>
@@ -23608,39 +23069,7 @@
           <w:rFonts w:ascii="Times New Roman" w:eastAsia="Times New Roman" w:hAnsi="Times New Roman" w:cs="Times New Roman"/>
           <w:color w:val="000000"/>
         </w:rPr>
-        <w:t xml:space="preserve"> suma += ASCII(c) × </w:t>
-      </w:r>
-      <w:proofErr w:type="spellStart"/>
-      <w:r>
-        <w:rPr>
-          <w:rFonts w:ascii="Times New Roman" w:eastAsia="Times New Roman" w:hAnsi="Times New Roman" w:cs="Times New Roman"/>
-          <w:color w:val="000000"/>
-        </w:rPr>
-        <w:t>posChar</w:t>
-      </w:r>
-      <w:proofErr w:type="spellEnd"/>
-      <w:r>
-        <w:rPr>
-          <w:rFonts w:ascii="Times New Roman" w:eastAsia="Times New Roman" w:hAnsi="Times New Roman" w:cs="Times New Roman"/>
-          <w:color w:val="000000"/>
-        </w:rPr>
-        <w:t xml:space="preserve"> × </w:t>
-      </w:r>
-      <w:proofErr w:type="spellStart"/>
-      <w:r>
-        <w:rPr>
-          <w:rFonts w:ascii="Times New Roman" w:eastAsia="Times New Roman" w:hAnsi="Times New Roman" w:cs="Times New Roman"/>
-          <w:color w:val="000000"/>
-        </w:rPr>
-        <w:t>posFila</w:t>
-      </w:r>
-      <w:proofErr w:type="spellEnd"/>
-      <w:r>
-        <w:rPr>
-          <w:rFonts w:ascii="Times New Roman" w:eastAsia="Times New Roman" w:hAnsi="Times New Roman" w:cs="Times New Roman"/>
-          <w:color w:val="000000"/>
-        </w:rPr>
-        <w:t xml:space="preserve"> → SHA256(suma)</w:t>
+        <w:t xml:space="preserve"> suma += ASCII(c) × posChar × posFila → SHA256(suma)</w:t>
       </w:r>
     </w:p>
     <w:p>
@@ -23683,41 +23112,7 @@
           <w:rFonts w:ascii="Times New Roman" w:eastAsia="Times New Roman" w:hAnsi="Times New Roman" w:cs="Times New Roman"/>
           <w:color w:val="000000"/>
         </w:rPr>
-        <w:t xml:space="preserve">Al iniciar la aplicación, antes de mostrar el </w:t>
-      </w:r>
-      <w:proofErr w:type="spellStart"/>
-      <w:r>
-        <w:rPr>
-          <w:rFonts w:ascii="Times New Roman" w:eastAsia="Times New Roman" w:hAnsi="Times New Roman" w:cs="Times New Roman"/>
-          <w:color w:val="000000"/>
-        </w:rPr>
-        <w:t>login</w:t>
-      </w:r>
-      <w:proofErr w:type="spellEnd"/>
-      <w:r>
-        <w:rPr>
-          <w:rFonts w:ascii="Times New Roman" w:eastAsia="Times New Roman" w:hAnsi="Times New Roman" w:cs="Times New Roman"/>
-          <w:color w:val="000000"/>
-        </w:rPr>
-        <w:t xml:space="preserve">, se verifican ambos </w:t>
-      </w:r>
-      <w:proofErr w:type="spellStart"/>
-      <w:proofErr w:type="gramStart"/>
-      <w:r>
-        <w:rPr>
-          <w:rFonts w:ascii="Times New Roman" w:eastAsia="Times New Roman" w:hAnsi="Times New Roman" w:cs="Times New Roman"/>
-          <w:color w:val="000000"/>
-        </w:rPr>
-        <w:t>dígitos.En</w:t>
-      </w:r>
-      <w:proofErr w:type="spellEnd"/>
-      <w:proofErr w:type="gramEnd"/>
-      <w:r>
-        <w:rPr>
-          <w:rFonts w:ascii="Times New Roman" w:eastAsia="Times New Roman" w:hAnsi="Times New Roman" w:cs="Times New Roman"/>
-          <w:color w:val="000000"/>
-        </w:rPr>
-        <w:t xml:space="preserve"> caso de error se informa al </w:t>
+        <w:t xml:space="preserve">Al iniciar la aplicación, antes de mostrar el login, se verifican ambos dígitos.En caso de error se informa al </w:t>
       </w:r>
       <w:r>
         <w:rPr>
@@ -23792,23 +23187,7 @@
           <w:rFonts w:ascii="Times New Roman" w:eastAsia="Times New Roman" w:hAnsi="Times New Roman" w:cs="Times New Roman"/>
           <w:color w:val="000000"/>
         </w:rPr>
-        <w:t xml:space="preserve"> Restaura la base de datos completa desde un archivo .</w:t>
-      </w:r>
-      <w:proofErr w:type="spellStart"/>
-      <w:r>
-        <w:rPr>
-          <w:rFonts w:ascii="Times New Roman" w:eastAsia="Times New Roman" w:hAnsi="Times New Roman" w:cs="Times New Roman"/>
-          <w:color w:val="000000"/>
-        </w:rPr>
-        <w:t>bak</w:t>
-      </w:r>
-      <w:proofErr w:type="spellEnd"/>
-      <w:r>
-        <w:rPr>
-          <w:rFonts w:ascii="Times New Roman" w:eastAsia="Times New Roman" w:hAnsi="Times New Roman" w:cs="Times New Roman"/>
-          <w:color w:val="000000"/>
-        </w:rPr>
-        <w:t xml:space="preserve"> generado previamente</w:t>
+        <w:t xml:space="preserve"> Restaura la base de datos completa desde un archivo .bak generado previamente</w:t>
       </w:r>
       <w:r>
         <w:rPr>
@@ -23987,6 +23366,7 @@
           <w:sz w:val="30"/>
           <w:szCs w:val="30"/>
         </w:rPr>
+        <w:lastRenderedPageBreak/>
         <w:t>7.</w:t>
       </w:r>
       <w:r>
@@ -24078,7 +23458,6 @@
           <w:sz w:val="30"/>
           <w:szCs w:val="30"/>
         </w:rPr>
-        <w:lastRenderedPageBreak/>
         <w:t>7.5 Diagrama Secuencia del Sistema</w:t>
       </w:r>
       <w:r>
@@ -24413,117 +23792,21 @@
           <w:rFonts w:ascii="Times New Roman" w:eastAsia="Times New Roman" w:hAnsi="Times New Roman" w:cs="Times New Roman"/>
           <w:color w:val="000000"/>
         </w:rPr>
-        <w:t xml:space="preserve">El formulario </w:t>
-      </w:r>
-      <w:proofErr w:type="spellStart"/>
+        <w:t xml:space="preserve">El formulario BackUp-Restore permite al </w:t>
+      </w:r>
       <w:r>
         <w:rPr>
           <w:rFonts w:ascii="Times New Roman" w:eastAsia="Times New Roman" w:hAnsi="Times New Roman" w:cs="Times New Roman"/>
           <w:color w:val="000000"/>
         </w:rPr>
-        <w:t>BackUp-Restore</w:t>
-      </w:r>
-      <w:proofErr w:type="spellEnd"/>
+        <w:t>usuario</w:t>
+      </w:r>
       <w:r>
         <w:rPr>
           <w:rFonts w:ascii="Times New Roman" w:eastAsia="Times New Roman" w:hAnsi="Times New Roman" w:cs="Times New Roman"/>
           <w:color w:val="000000"/>
         </w:rPr>
-        <w:t xml:space="preserve"> permite al </w:t>
-      </w:r>
-      <w:r>
-        <w:rPr>
-          <w:rFonts w:ascii="Times New Roman" w:eastAsia="Times New Roman" w:hAnsi="Times New Roman" w:cs="Times New Roman"/>
-          <w:color w:val="000000"/>
-        </w:rPr>
-        <w:t>usuario</w:t>
-      </w:r>
-      <w:r>
-        <w:rPr>
-          <w:rFonts w:ascii="Times New Roman" w:eastAsia="Times New Roman" w:hAnsi="Times New Roman" w:cs="Times New Roman"/>
-          <w:color w:val="000000"/>
-        </w:rPr>
-        <w:t xml:space="preserve"> realizar cuatro operaciones: Crear </w:t>
-      </w:r>
-      <w:proofErr w:type="spellStart"/>
-      <w:r>
-        <w:rPr>
-          <w:rFonts w:ascii="Times New Roman" w:eastAsia="Times New Roman" w:hAnsi="Times New Roman" w:cs="Times New Roman"/>
-          <w:color w:val="000000"/>
-        </w:rPr>
-        <w:t>BackUp</w:t>
-      </w:r>
-      <w:proofErr w:type="spellEnd"/>
-      <w:r>
-        <w:rPr>
-          <w:rFonts w:ascii="Times New Roman" w:eastAsia="Times New Roman" w:hAnsi="Times New Roman" w:cs="Times New Roman"/>
-          <w:color w:val="000000"/>
-        </w:rPr>
-        <w:t xml:space="preserve"> genera un archivo .</w:t>
-      </w:r>
-      <w:proofErr w:type="spellStart"/>
-      <w:r>
-        <w:rPr>
-          <w:rFonts w:ascii="Times New Roman" w:eastAsia="Times New Roman" w:hAnsi="Times New Roman" w:cs="Times New Roman"/>
-          <w:color w:val="000000"/>
-        </w:rPr>
-        <w:t>bak</w:t>
-      </w:r>
-      <w:proofErr w:type="spellEnd"/>
-      <w:r>
-        <w:rPr>
-          <w:rFonts w:ascii="Times New Roman" w:eastAsia="Times New Roman" w:hAnsi="Times New Roman" w:cs="Times New Roman"/>
-          <w:color w:val="000000"/>
-        </w:rPr>
-        <w:t xml:space="preserve"> en la ruta especificada usando el SP </w:t>
-      </w:r>
-      <w:proofErr w:type="spellStart"/>
-      <w:r>
-        <w:rPr>
-          <w:rFonts w:ascii="Times New Roman" w:eastAsia="Times New Roman" w:hAnsi="Times New Roman" w:cs="Times New Roman"/>
-          <w:color w:val="000000"/>
-        </w:rPr>
-        <w:t>RealizarBackup</w:t>
-      </w:r>
-      <w:proofErr w:type="spellEnd"/>
-      <w:r>
-        <w:rPr>
-          <w:rFonts w:ascii="Times New Roman" w:eastAsia="Times New Roman" w:hAnsi="Times New Roman" w:cs="Times New Roman"/>
-          <w:color w:val="000000"/>
-        </w:rPr>
-        <w:t>. Restaurar Base restaura la base de datos completa desde un archivo .</w:t>
-      </w:r>
-      <w:proofErr w:type="spellStart"/>
-      <w:r>
-        <w:rPr>
-          <w:rFonts w:ascii="Times New Roman" w:eastAsia="Times New Roman" w:hAnsi="Times New Roman" w:cs="Times New Roman"/>
-          <w:color w:val="000000"/>
-        </w:rPr>
-        <w:t>bak</w:t>
-      </w:r>
-      <w:proofErr w:type="spellEnd"/>
-      <w:r>
-        <w:rPr>
-          <w:rFonts w:ascii="Times New Roman" w:eastAsia="Times New Roman" w:hAnsi="Times New Roman" w:cs="Times New Roman"/>
-          <w:color w:val="000000"/>
-        </w:rPr>
-        <w:t xml:space="preserve"> usando el SP </w:t>
-      </w:r>
-      <w:proofErr w:type="spellStart"/>
-      <w:r>
-        <w:rPr>
-          <w:rFonts w:ascii="Times New Roman" w:eastAsia="Times New Roman" w:hAnsi="Times New Roman" w:cs="Times New Roman"/>
-          <w:color w:val="000000"/>
-        </w:rPr>
-        <w:t>RealizarRestore</w:t>
-      </w:r>
-      <w:proofErr w:type="spellEnd"/>
-      <w:r>
-        <w:rPr>
-          <w:rFonts w:ascii="Times New Roman" w:eastAsia="Times New Roman" w:hAnsi="Times New Roman" w:cs="Times New Roman"/>
-          <w:color w:val="000000"/>
-        </w:rPr>
-        <w:t>. Ver Error DV ejecuta la verificación de integridad y muestra los errores encontrados. Solucionar Errores recalcula todos los DVH y DVV aceptando los datos actuales.</w:t>
+        <w:t xml:space="preserve"> realizar cuatro operaciones: Crear BackUp genera un archivo .bak en la ruta especificada usando el SP RealizarBackup. Restaurar Base restaura la base de datos completa desde un archivo .bak usando el SP RealizarRestore. Ver Error DV ejecuta la verificación de integridad y muestra los errores encontrados. Solucionar Errores recalcula todos los DVH y DVV aceptando los datos actuales.</w:t>
       </w:r>
     </w:p>
     <w:p>
@@ -24542,36 +23825,14 @@
           <w:color w:val="000000"/>
           <w:lang w:val="en-US"/>
         </w:rPr>
-        <w:t xml:space="preserve">Ruta </w:t>
-      </w:r>
-      <w:proofErr w:type="spellStart"/>
-      <w:r>
-        <w:rPr>
-          <w:rFonts w:ascii="Times New Roman" w:eastAsia="Times New Roman" w:hAnsi="Times New Roman" w:cs="Times New Roman"/>
-          <w:b/>
-          <w:bCs/>
+        <w:t>Ruta recomendada para backup:</w:t>
+      </w:r>
+      <w:r>
+        <w:rPr>
+          <w:rFonts w:ascii="Times New Roman" w:eastAsia="Times New Roman" w:hAnsi="Times New Roman" w:cs="Times New Roman"/>
           <w:color w:val="000000"/>
           <w:lang w:val="en-US"/>
         </w:rPr>
-        <w:t>recomendada</w:t>
-      </w:r>
-      <w:proofErr w:type="spellEnd"/>
-      <w:r>
-        <w:rPr>
-          <w:rFonts w:ascii="Times New Roman" w:eastAsia="Times New Roman" w:hAnsi="Times New Roman" w:cs="Times New Roman"/>
-          <w:b/>
-          <w:bCs/>
-          <w:color w:val="000000"/>
-          <w:lang w:val="en-US"/>
-        </w:rPr>
-        <w:t xml:space="preserve"> para backup:</w:t>
-      </w:r>
-      <w:r>
-        <w:rPr>
-          <w:rFonts w:ascii="Times New Roman" w:eastAsia="Times New Roman" w:hAnsi="Times New Roman" w:cs="Times New Roman"/>
-          <w:color w:val="000000"/>
-          <w:lang w:val="en-US"/>
-        </w:rPr>
         <w:t xml:space="preserve"> </w:t>
       </w:r>
       <w:r>
@@ -24580,18 +23841,8 @@
           <w:color w:val="0066FF"/>
           <w:lang w:val="en-US"/>
         </w:rPr>
-        <w:t>C:\Program Files\Microsoft SQL Server\MSSQL15.SQLEXPRESS\MSSQL\Backup\</w:t>
-      </w:r>
-      <w:proofErr w:type="spellStart"/>
-      <w:r>
-        <w:rPr>
-          <w:rFonts w:ascii="Times New Roman" w:eastAsia="Times New Roman" w:hAnsi="Times New Roman" w:cs="Times New Roman"/>
-          <w:color w:val="0066FF"/>
-          <w:lang w:val="en-US"/>
-        </w:rPr>
-        <w:t>NombreArchivo.bak</w:t>
-      </w:r>
-      <w:proofErr w:type="spellEnd"/>
+        <w:t>C:\Program Files\Microsoft SQL Server\MSSQL15.SQLEXPRESS\MSSQL\Backup\NombreArchivo.bak</w:t>
+      </w:r>
     </w:p>
     <w:p>
       <w:pPr>
@@ -24638,7 +23889,6 @@
         <w:rPr>
           <w:lang w:val="en-US"/>
         </w:rPr>
-        <w:lastRenderedPageBreak/>
         <w:t>Backup</w:t>
       </w:r>
     </w:p>
@@ -24736,12 +23986,9 @@
     <w:p/>
     <w:p/>
     <w:p>
-      <w:proofErr w:type="spellStart"/>
-      <w:r>
-        <w:lastRenderedPageBreak/>
+      <w:r>
         <w:t>Restore</w:t>
       </w:r>
-      <w:proofErr w:type="spellEnd"/>
     </w:p>
     <w:p>
       <w:r>
@@ -24852,27 +24099,11 @@
       <w:r>
         <w:t xml:space="preserve">lase base que define la interfaz común para permisos atómicos y compuestos. Contiene el método </w:t>
       </w:r>
-      <w:proofErr w:type="spellStart"/>
-      <w:proofErr w:type="gramStart"/>
       <w:r>
         <w:rPr>
           <w:rStyle w:val="CdigoHTML"/>
         </w:rPr>
-        <w:t>ContienePermiso</w:t>
-      </w:r>
-      <w:proofErr w:type="spellEnd"/>
-      <w:r>
-        <w:rPr>
-          <w:rStyle w:val="CdigoHTML"/>
-        </w:rPr>
-        <w:t>(</w:t>
-      </w:r>
-      <w:proofErr w:type="gramEnd"/>
-      <w:r>
-        <w:rPr>
-          <w:rStyle w:val="CdigoHTML"/>
-        </w:rPr>
-        <w:t>)</w:t>
+        <w:t>ContienePermiso()</w:t>
       </w:r>
       <w:r>
         <w:t xml:space="preserve"> que recorre recursivamente la jerarquía para verificar si un permiso existe dentro de la estructura.</w:t>
@@ -24899,23 +24130,7 @@
         <w:t>H</w:t>
       </w:r>
       <w:r>
-        <w:t>oja del árbol. Representa un permiso funcional específico del sistema (ej: "</w:t>
-      </w:r>
-      <w:proofErr w:type="spellStart"/>
-      <w:r>
-        <w:t>Gestion</w:t>
-      </w:r>
-      <w:proofErr w:type="spellEnd"/>
-      <w:r>
-        <w:t xml:space="preserve"> Usuarios", "</w:t>
-      </w:r>
-      <w:proofErr w:type="spellStart"/>
-      <w:r>
-        <w:t>Gestion</w:t>
-      </w:r>
-      <w:proofErr w:type="spellEnd"/>
-      <w:r>
-        <w:t xml:space="preserve"> Productos"). No puede tener hijos. Sus instancias están precargadas en la base de datos y no pueden ser creadas desde la interfaz.</w:t>
+        <w:t>oja del árbol. Representa un permiso funcional específico del sistema (ej: "Gestion Usuarios", "Gestion Productos"). No puede tener hijos. Sus instancias están precargadas en la base de datos y no pueden ser creadas desde la interfaz.</w:t>
       </w:r>
     </w:p>
     <w:p>
@@ -24940,41 +24155,7 @@
         <w:t>N</w:t>
       </w:r>
       <w:r>
-        <w:t xml:space="preserve">odo interno del árbol. Representa un rol que puede contener tanto permisos atómicos como otros roles. Tiene una lista de </w:t>
-      </w:r>
-      <w:proofErr w:type="spellStart"/>
-      <w:r>
-        <w:t>PermisosIncluidos</w:t>
-      </w:r>
-      <w:proofErr w:type="spellEnd"/>
-      <w:r>
-        <w:t xml:space="preserve"> y los métodos </w:t>
-      </w:r>
-      <w:proofErr w:type="spellStart"/>
-      <w:proofErr w:type="gramStart"/>
-      <w:r>
-        <w:t>AgregarPermiso</w:t>
-      </w:r>
-      <w:proofErr w:type="spellEnd"/>
-      <w:r>
-        <w:t>(</w:t>
-      </w:r>
-      <w:proofErr w:type="gramEnd"/>
-      <w:r>
-        <w:t xml:space="preserve">) y </w:t>
-      </w:r>
-      <w:proofErr w:type="spellStart"/>
-      <w:proofErr w:type="gramStart"/>
-      <w:r>
-        <w:t>QuitarPermiso</w:t>
-      </w:r>
-      <w:proofErr w:type="spellEnd"/>
-      <w:r>
-        <w:t>(</w:t>
-      </w:r>
-      <w:proofErr w:type="gramEnd"/>
-      <w:r>
-        <w:t>).</w:t>
+        <w:t>odo interno del árbol. Representa un rol que puede contener tanto permisos atómicos como otros roles. Tiene una lista de PermisosIncluidos y los métodos AgregarPermiso() y QuitarPermiso().</w:t>
       </w:r>
     </w:p>
     <w:p>
@@ -24996,7 +24177,6 @@
           <w:b/>
           <w:bCs/>
         </w:rPr>
-        <w:lastRenderedPageBreak/>
         <w:t>R</w:t>
       </w:r>
       <w:r>
@@ -25312,7 +24492,6 @@
         </w:rPr>
         <w:t xml:space="preserve"> </w:t>
       </w:r>
-      <w:proofErr w:type="spellStart"/>
       <w:r>
         <w:rPr>
           <w:rFonts w:ascii="Times New Roman" w:hAnsi="Times New Roman" w:cs="Times New Roman"/>
@@ -25320,7 +24499,6 @@
         </w:rPr>
         <w:t>river</w:t>
       </w:r>
-      <w:proofErr w:type="spellEnd"/>
     </w:p>
     <w:p>
       <w:pPr>
@@ -25362,7 +24540,6 @@
         </w:rPr>
         <w:t xml:space="preserve"> contraseña: </w:t>
       </w:r>
-      <w:proofErr w:type="spellStart"/>
       <w:r>
         <w:rPr>
           <w:rFonts w:ascii="Times New Roman" w:hAnsi="Times New Roman" w:cs="Times New Roman"/>
@@ -25370,7 +24547,6 @@
         </w:rPr>
         <w:t>rojoave</w:t>
       </w:r>
-      <w:proofErr w:type="spellEnd"/>
     </w:p>
     <w:p>
       <w:pPr>
@@ -25806,6 +24982,7 @@
           <w:sz w:val="30"/>
           <w:szCs w:val="30"/>
         </w:rPr>
+        <w:lastRenderedPageBreak/>
         <w:t>9.3 Der</w:t>
       </w:r>
       <w:bookmarkEnd w:id="97"/>
@@ -25881,7 +25058,6 @@
           <w:sz w:val="30"/>
           <w:szCs w:val="30"/>
         </w:rPr>
-        <w:lastRenderedPageBreak/>
         <w:t>9.</w:t>
       </w:r>
       <w:r>
@@ -25965,6 +25141,7 @@
         <w:rPr>
           <w:noProof/>
         </w:rPr>
+        <w:lastRenderedPageBreak/>
         <w:drawing>
           <wp:inline distT="0" distB="0" distL="0" distR="0" wp14:anchorId="67F6CEB9" wp14:editId="7987C52E">
             <wp:extent cx="5400040" cy="2538095"/>
@@ -26061,14 +25238,7 @@
         <w:rPr>
           <w:rFonts w:ascii="Times New Roman" w:eastAsia="Times New Roman" w:hAnsi="Times New Roman" w:cs="Times New Roman"/>
         </w:rPr>
-        <w:t xml:space="preserve">Utilizando el patrón Observer, cada componente visual que contenga leyendas o títulos se suscribirá a los cambios de idioma garantizando que, al realizar una modificación, </w:t>
-      </w:r>
-      <w:r>
-        <w:rPr>
-          <w:rFonts w:ascii="Times New Roman" w:eastAsia="Times New Roman" w:hAnsi="Times New Roman" w:cs="Times New Roman"/>
-        </w:rPr>
-        <w:lastRenderedPageBreak/>
-        <w:t>todas las interfaces se actualicen automáticamente sin necesidad de reiniciar la aplicación o recargar formularios. Esto mejora significativamente la usabilidad y accesibilidad del sistema, especialmente en entornos donde interactúan usuarios con diferentes lenguas.</w:t>
+        <w:t>Utilizando el patrón Observer, cada componente visual que contenga leyendas o títulos se suscribirá a los cambios de idioma garantizando que, al realizar una modificación, todas las interfaces se actualicen automáticamente sin necesidad de reiniciar la aplicación o recargar formularios. Esto mejora significativamente la usabilidad y accesibilidad del sistema, especialmente en entornos donde interactúan usuarios con diferentes lenguas.</w:t>
       </w:r>
     </w:p>
     <w:p>
@@ -26100,6 +25270,7 @@
           <w:sz w:val="30"/>
           <w:szCs w:val="30"/>
         </w:rPr>
+        <w:lastRenderedPageBreak/>
         <w:t xml:space="preserve">10.2 </w:t>
       </w:r>
       <w:r>
@@ -27121,23 +26292,7 @@
                 <w:rFonts w:asciiTheme="majorBidi" w:hAnsiTheme="majorBidi" w:cstheme="majorBidi"/>
                 <w:lang w:val="es-ES"/>
               </w:rPr>
-              <w:t xml:space="preserve"> El sistema muestra el nombre del control entre corchetes como </w:t>
-            </w:r>
-            <w:proofErr w:type="spellStart"/>
-            <w:r>
-              <w:rPr>
-                <w:rFonts w:asciiTheme="majorBidi" w:hAnsiTheme="majorBidi" w:cstheme="majorBidi"/>
-                <w:lang w:val="es-ES"/>
-              </w:rPr>
-              <w:t>fallback</w:t>
-            </w:r>
-            <w:proofErr w:type="spellEnd"/>
-            <w:r>
-              <w:rPr>
-                <w:rFonts w:asciiTheme="majorBidi" w:hAnsiTheme="majorBidi" w:cstheme="majorBidi"/>
-                <w:lang w:val="es-ES"/>
-              </w:rPr>
-              <w:t xml:space="preserve">. </w:t>
+              <w:t xml:space="preserve"> El sistema muestra el nombre del control entre corchetes como fallback. </w:t>
             </w:r>
             <w:r>
               <w:rPr>
@@ -27205,23 +26360,7 @@
                 <w:rFonts w:asciiTheme="majorBidi" w:hAnsiTheme="majorBidi" w:cstheme="majorBidi"/>
                 <w:lang w:val="es-ES"/>
               </w:rPr>
-              <w:t xml:space="preserve"> El sistema utiliza el texto en español entre corchetes como </w:t>
-            </w:r>
-            <w:proofErr w:type="spellStart"/>
-            <w:r>
-              <w:rPr>
-                <w:rFonts w:asciiTheme="majorBidi" w:hAnsiTheme="majorBidi" w:cstheme="majorBidi"/>
-                <w:lang w:val="es-ES"/>
-              </w:rPr>
-              <w:t>fallback</w:t>
-            </w:r>
-            <w:proofErr w:type="spellEnd"/>
-            <w:r>
-              <w:rPr>
-                <w:rFonts w:asciiTheme="majorBidi" w:hAnsiTheme="majorBidi" w:cstheme="majorBidi"/>
-                <w:lang w:val="es-ES"/>
-              </w:rPr>
-              <w:t xml:space="preserve"> según el COALESCE definido en la base de datos.</w:t>
+              <w:t xml:space="preserve"> El sistema utiliza el texto en español entre corchetes como fallback según el COALESCE definido en la base de datos.</w:t>
             </w:r>
             <w:r>
               <w:rPr>
@@ -27437,7 +26576,6 @@
           <w:sz w:val="30"/>
           <w:szCs w:val="30"/>
         </w:rPr>
-        <w:lastRenderedPageBreak/>
         <w:t>10.</w:t>
       </w:r>
       <w:r>
@@ -27993,13 +27131,23 @@
               <w:bCs/>
               <w:color w:val="000000"/>
             </w:rPr>
-            <w:t xml:space="preserve">Docente: </w:t>
+            <w:t>Docente</w:t>
           </w:r>
           <w:r>
             <w:rPr>
+              <w:b/>
+              <w:bCs/>
               <w:color w:val="000000"/>
             </w:rPr>
-            <w:t xml:space="preserve"> Silva Juan Ignacio</w:t>
+            <w:t>s</w:t>
+          </w:r>
+          <w:r>
+            <w:rPr>
+              <w:b/>
+              <w:bCs/>
+              <w:color w:val="000000"/>
+            </w:rPr>
+            <w:t xml:space="preserve">: </w:t>
           </w:r>
           <w:r>
             <w:rPr>
@@ -28030,7 +27178,37 @@
             <w:rPr>
               <w:color w:val="000000"/>
             </w:rPr>
+            <w:t>Silva Juan Ignacio</w:t>
+          </w:r>
+          <w:r>
+            <w:rPr>
+              <w:color w:val="000000"/>
+            </w:rPr>
+            <w:t xml:space="preserve"> </w:t>
+          </w:r>
+          <w:r>
+            <w:rPr>
+              <w:color w:val="000000"/>
+            </w:rPr>
+            <w:t xml:space="preserve"> </w:t>
+          </w:r>
+          <w:r>
+            <w:rPr>
+              <w:color w:val="000000"/>
+            </w:rPr>
+            <w:t xml:space="preserve">- </w:t>
+          </w:r>
+          <w:r>
+            <w:rPr>
+              <w:color w:val="000000"/>
+            </w:rPr>
             <w:t xml:space="preserve">Avila Javier  </w:t>
+          </w:r>
+          <w:r>
+            <w:rPr>
+              <w:color w:val="000000"/>
+            </w:rPr>
+            <w:t xml:space="preserve">- Nicolas Esposito </w:t>
           </w:r>
         </w:p>
       </w:tc>

--- a/Documentación/ProyectoIS 2026 CAJAL-FERNANDEZ_3raEntrega.docx
+++ b/Documentación/ProyectoIS 2026 CAJAL-FERNANDEZ_3raEntrega.docx
@@ -15727,7 +15727,25 @@
                 <w:sz w:val="22"/>
                 <w:szCs w:val="22"/>
               </w:rPr>
-              <w:t xml:space="preserve"> con un mensaje en pantalla “Baja exitosa”.</w:t>
+              <w:t xml:space="preserve"> con un mensaje en pantalla “</w:t>
+            </w:r>
+            <w:r>
+              <w:rPr>
+                <w:rFonts w:ascii="Times New Roman" w:eastAsia="Times New Roman" w:hAnsi="Times New Roman" w:cs="Times New Roman"/>
+                <w:color w:val="000000"/>
+                <w:sz w:val="22"/>
+                <w:szCs w:val="22"/>
+              </w:rPr>
+              <w:t>Usuario borrado exitosamente</w:t>
+            </w:r>
+            <w:r>
+              <w:rPr>
+                <w:rFonts w:ascii="Times New Roman" w:eastAsia="Times New Roman" w:hAnsi="Times New Roman" w:cs="Times New Roman"/>
+                <w:color w:val="000000"/>
+                <w:sz w:val="22"/>
+                <w:szCs w:val="22"/>
+              </w:rPr>
+              <w:t>”.</w:t>
             </w:r>
           </w:p>
         </w:tc>
@@ -16785,7 +16803,25 @@
                 <w:sz w:val="22"/>
                 <w:szCs w:val="22"/>
               </w:rPr>
-              <w:t xml:space="preserve">El sistema muestra un mensaje en pantalla “¿Confirma modificación de usuario?” </w:t>
+              <w:t xml:space="preserve">El sistema muestra un mensaje en pantalla “¿Confirma </w:t>
+            </w:r>
+            <w:r>
+              <w:rPr>
+                <w:rFonts w:ascii="Times New Roman" w:eastAsia="Times New Roman" w:hAnsi="Times New Roman" w:cs="Times New Roman"/>
+                <w:color w:val="000000"/>
+                <w:sz w:val="22"/>
+                <w:szCs w:val="22"/>
+              </w:rPr>
+              <w:t xml:space="preserve">la </w:t>
+            </w:r>
+            <w:r>
+              <w:rPr>
+                <w:rFonts w:ascii="Times New Roman" w:eastAsia="Times New Roman" w:hAnsi="Times New Roman" w:cs="Times New Roman"/>
+                <w:color w:val="000000"/>
+                <w:sz w:val="22"/>
+                <w:szCs w:val="22"/>
+              </w:rPr>
+              <w:t xml:space="preserve">modificación de usuario?” </w:t>
             </w:r>
           </w:p>
           <w:p>
@@ -16869,7 +16905,25 @@
                 <w:sz w:val="22"/>
                 <w:szCs w:val="22"/>
               </w:rPr>
-              <w:t xml:space="preserve"> con un mensaje en pantalla “Modificación exitosa”.</w:t>
+              <w:t xml:space="preserve"> con un mensaje en pantalla “</w:t>
+            </w:r>
+            <w:r>
+              <w:rPr>
+                <w:rFonts w:ascii="Times New Roman" w:eastAsia="Times New Roman" w:hAnsi="Times New Roman" w:cs="Times New Roman"/>
+                <w:color w:val="000000"/>
+                <w:sz w:val="22"/>
+                <w:szCs w:val="22"/>
+              </w:rPr>
+              <w:t>Usuario modificador correctamente</w:t>
+            </w:r>
+            <w:r>
+              <w:rPr>
+                <w:rFonts w:ascii="Times New Roman" w:eastAsia="Times New Roman" w:hAnsi="Times New Roman" w:cs="Times New Roman"/>
+                <w:color w:val="000000"/>
+                <w:sz w:val="22"/>
+                <w:szCs w:val="22"/>
+              </w:rPr>
+              <w:t>”.</w:t>
             </w:r>
           </w:p>
         </w:tc>
@@ -22300,7 +22354,43 @@
                 <w:sz w:val="22"/>
                 <w:szCs w:val="22"/>
               </w:rPr>
-              <w:t xml:space="preserve">El sistema muestra un mensaje en pantalla “¿Confirma modificación de producto?” </w:t>
+              <w:t xml:space="preserve">El sistema muestra un mensaje en pantalla “¿Confirma </w:t>
+            </w:r>
+            <w:r>
+              <w:rPr>
+                <w:rFonts w:ascii="Times New Roman" w:eastAsia="Times New Roman" w:hAnsi="Times New Roman" w:cs="Times New Roman"/>
+                <w:color w:val="000000"/>
+                <w:sz w:val="22"/>
+                <w:szCs w:val="22"/>
+              </w:rPr>
+              <w:t xml:space="preserve">la </w:t>
+            </w:r>
+            <w:r>
+              <w:rPr>
+                <w:rFonts w:ascii="Times New Roman" w:eastAsia="Times New Roman" w:hAnsi="Times New Roman" w:cs="Times New Roman"/>
+                <w:color w:val="000000"/>
+                <w:sz w:val="22"/>
+                <w:szCs w:val="22"/>
+              </w:rPr>
+              <w:t>modificación de</w:t>
+            </w:r>
+            <w:r>
+              <w:rPr>
+                <w:rFonts w:ascii="Times New Roman" w:eastAsia="Times New Roman" w:hAnsi="Times New Roman" w:cs="Times New Roman"/>
+                <w:color w:val="000000"/>
+                <w:sz w:val="22"/>
+                <w:szCs w:val="22"/>
+              </w:rPr>
+              <w:t>l</w:t>
+            </w:r>
+            <w:r>
+              <w:rPr>
+                <w:rFonts w:ascii="Times New Roman" w:eastAsia="Times New Roman" w:hAnsi="Times New Roman" w:cs="Times New Roman"/>
+                <w:color w:val="000000"/>
+                <w:sz w:val="22"/>
+                <w:szCs w:val="22"/>
+              </w:rPr>
+              <w:t xml:space="preserve"> producto?” </w:t>
             </w:r>
           </w:p>
           <w:p>
@@ -22366,7 +22456,25 @@
                 <w:sz w:val="22"/>
                 <w:szCs w:val="22"/>
               </w:rPr>
-              <w:t>El sistema informa al usuario con un mensaje en pantalla “Modificación exitosa”.</w:t>
+              <w:t>El sistema informa al usuario con un mensaje en pantalla “</w:t>
+            </w:r>
+            <w:r>
+              <w:rPr>
+                <w:rFonts w:ascii="Times New Roman" w:eastAsia="Times New Roman" w:hAnsi="Times New Roman" w:cs="Times New Roman"/>
+                <w:color w:val="000000"/>
+                <w:sz w:val="22"/>
+                <w:szCs w:val="22"/>
+              </w:rPr>
+              <w:t>Producto modificado correctamente</w:t>
+            </w:r>
+            <w:r>
+              <w:rPr>
+                <w:rFonts w:ascii="Times New Roman" w:eastAsia="Times New Roman" w:hAnsi="Times New Roman" w:cs="Times New Roman"/>
+                <w:color w:val="000000"/>
+                <w:sz w:val="22"/>
+                <w:szCs w:val="22"/>
+              </w:rPr>
+              <w:t>”.</w:t>
             </w:r>
           </w:p>
           <w:p>
@@ -23983,10 +24091,9 @@
     <w:p/>
     <w:p/>
     <w:p/>
-    <w:p/>
-    <w:p/>
     <w:p>
       <w:r>
+        <w:lastRenderedPageBreak/>
         <w:t>Restore</w:t>
       </w:r>
     </w:p>
@@ -24167,16 +24274,12 @@
       <w:pPr>
         <w:pStyle w:val="font-claude-response-body"/>
       </w:pPr>
-    </w:p>
-    <w:p>
-      <w:pPr>
-        <w:pStyle w:val="font-claude-response-body"/>
-      </w:pPr>
       <w:r>
         <w:rPr>
           <w:b/>
           <w:bCs/>
         </w:rPr>
+        <w:lastRenderedPageBreak/>
         <w:t>R</w:t>
       </w:r>
       <w:r>
@@ -24379,7 +24482,13 @@
         <w:rPr>
           <w:rFonts w:ascii="Times New Roman" w:hAnsi="Times New Roman" w:cs="Times New Roman"/>
         </w:rPr>
-        <w:t xml:space="preserve">Gerente &gt;&gt; </w:t>
+        <w:t>Administrador</w:t>
+      </w:r>
+      <w:r>
+        <w:rPr>
+          <w:rFonts w:ascii="Times New Roman" w:hAnsi="Times New Roman" w:cs="Times New Roman"/>
+        </w:rPr>
+        <w:t xml:space="preserve"> &gt;&gt; </w:t>
       </w:r>
       <w:hyperlink r:id="rId57" w:history="1">
         <w:r>
@@ -24750,10 +24859,10 @@
           <w:noProof/>
         </w:rPr>
         <w:drawing>
-          <wp:inline distT="0" distB="0" distL="0" distR="0" wp14:anchorId="137A5C20" wp14:editId="5F0CB956">
-            <wp:extent cx="6172186" cy="3147060"/>
-            <wp:effectExtent l="0" t="0" r="635" b="0"/>
-            <wp:docPr id="259351419" name="Imagen 1"/>
+          <wp:inline distT="0" distB="0" distL="0" distR="0" wp14:anchorId="1815D472" wp14:editId="18630D6C">
+            <wp:extent cx="5400040" cy="2770505"/>
+            <wp:effectExtent l="0" t="0" r="0" b="0"/>
+            <wp:docPr id="1589372602" name="Imagen 1"/>
             <wp:cNvGraphicFramePr>
               <a:graphicFrameLocks xmlns:a="http://schemas.openxmlformats.org/drawingml/2006/main" noChangeAspect="1"/>
             </wp:cNvGraphicFramePr>
@@ -24761,7 +24870,7 @@
               <a:graphicData uri="http://schemas.openxmlformats.org/drawingml/2006/picture">
                 <pic:pic xmlns:pic="http://schemas.openxmlformats.org/drawingml/2006/picture">
                   <pic:nvPicPr>
-                    <pic:cNvPr id="259351419" name=""/>
+                    <pic:cNvPr id="1589372602" name=""/>
                     <pic:cNvPicPr/>
                   </pic:nvPicPr>
                   <pic:blipFill>
@@ -24773,7 +24882,7 @@
                   <pic:spPr>
                     <a:xfrm>
                       <a:off x="0" y="0"/>
-                      <a:ext cx="6185897" cy="3154051"/>
+                      <a:ext cx="5400040" cy="2770505"/>
                     </a:xfrm>
                     <a:prstGeom prst="rect">
                       <a:avLst/>
@@ -25180,6 +25289,45 @@
       </w:r>
     </w:p>
     <w:p>
+      <w:r>
+        <w:drawing>
+          <wp:inline distT="0" distB="0" distL="0" distR="0" wp14:anchorId="688E84D1" wp14:editId="2285ED58">
+            <wp:extent cx="5400040" cy="2425700"/>
+            <wp:effectExtent l="0" t="0" r="0" b="0"/>
+            <wp:docPr id="491825088" name="Imagen 1"/>
+            <wp:cNvGraphicFramePr>
+              <a:graphicFrameLocks xmlns:a="http://schemas.openxmlformats.org/drawingml/2006/main" noChangeAspect="1"/>
+            </wp:cNvGraphicFramePr>
+            <a:graphic xmlns:a="http://schemas.openxmlformats.org/drawingml/2006/main">
+              <a:graphicData uri="http://schemas.openxmlformats.org/drawingml/2006/picture">
+                <pic:pic xmlns:pic="http://schemas.openxmlformats.org/drawingml/2006/picture">
+                  <pic:nvPicPr>
+                    <pic:cNvPr id="491825088" name=""/>
+                    <pic:cNvPicPr/>
+                  </pic:nvPicPr>
+                  <pic:blipFill>
+                    <a:blip r:embed="rId67"/>
+                    <a:stretch>
+                      <a:fillRect/>
+                    </a:stretch>
+                  </pic:blipFill>
+                  <pic:spPr>
+                    <a:xfrm>
+                      <a:off x="0" y="0"/>
+                      <a:ext cx="5400040" cy="2425700"/>
+                    </a:xfrm>
+                    <a:prstGeom prst="rect">
+                      <a:avLst/>
+                    </a:prstGeom>
+                  </pic:spPr>
+                </pic:pic>
+              </a:graphicData>
+            </a:graphic>
+          </wp:inline>
+        </w:drawing>
+      </w:r>
+    </w:p>
+    <w:p>
       <w:pPr>
         <w:pStyle w:val="Ttulo1"/>
         <w:rPr>
@@ -25238,7 +25386,14 @@
         <w:rPr>
           <w:rFonts w:ascii="Times New Roman" w:eastAsia="Times New Roman" w:hAnsi="Times New Roman" w:cs="Times New Roman"/>
         </w:rPr>
-        <w:t>Utilizando el patrón Observer, cada componente visual que contenga leyendas o títulos se suscribirá a los cambios de idioma garantizando que, al realizar una modificación, todas las interfaces se actualicen automáticamente sin necesidad de reiniciar la aplicación o recargar formularios. Esto mejora significativamente la usabilidad y accesibilidad del sistema, especialmente en entornos donde interactúan usuarios con diferentes lenguas.</w:t>
+        <w:t xml:space="preserve">Utilizando el patrón Observer, cada componente visual que contenga leyendas o títulos se suscribirá a los cambios de idioma garantizando que, al realizar una modificación, todas las interfaces se actualicen automáticamente sin necesidad de reiniciar la </w:t>
+      </w:r>
+      <w:r>
+        <w:rPr>
+          <w:rFonts w:ascii="Times New Roman" w:eastAsia="Times New Roman" w:hAnsi="Times New Roman" w:cs="Times New Roman"/>
+        </w:rPr>
+        <w:lastRenderedPageBreak/>
+        <w:t>aplicación o recargar formularios. Esto mejora significativamente la usabilidad y accesibilidad del sistema, especialmente en entornos donde interactúan usuarios con diferentes lenguas.</w:t>
       </w:r>
     </w:p>
     <w:p>
@@ -25270,7 +25425,6 @@
           <w:sz w:val="30"/>
           <w:szCs w:val="30"/>
         </w:rPr>
-        <w:lastRenderedPageBreak/>
         <w:t xml:space="preserve">10.2 </w:t>
       </w:r>
       <w:r>
@@ -25320,7 +25474,7 @@
                     </pic:cNvPicPr>
                   </pic:nvPicPr>
                   <pic:blipFill>
-                    <a:blip r:embed="rId67">
+                    <a:blip r:embed="rId68">
                       <a:extLst>
                         <a:ext uri="{28A0092B-C50C-407E-A947-70E740481C1C}">
                           <a14:useLocalDpi xmlns:a14="http://schemas.microsoft.com/office/drawing/2010/main" val="0"/>
@@ -25421,7 +25575,7 @@
                     </pic:cNvPicPr>
                   </pic:nvPicPr>
                   <pic:blipFill>
-                    <a:blip r:embed="rId68">
+                    <a:blip r:embed="rId69">
                       <a:extLst>
                         <a:ext uri="{28A0092B-C50C-407E-A947-70E740481C1C}">
                           <a14:useLocalDpi xmlns:a14="http://schemas.microsoft.com/office/drawing/2010/main" val="0"/>
@@ -25570,7 +25724,7 @@
                     </pic:cNvPicPr>
                   </pic:nvPicPr>
                   <pic:blipFill>
-                    <a:blip r:embed="rId69">
+                    <a:blip r:embed="rId70">
                       <a:extLst>
                         <a:ext uri="{28A0092B-C50C-407E-A947-70E740481C1C}">
                           <a14:useLocalDpi xmlns:a14="http://schemas.microsoft.com/office/drawing/2010/main" val="0"/>
@@ -26509,7 +26663,7 @@
                     </pic:cNvPicPr>
                   </pic:nvPicPr>
                   <pic:blipFill>
-                    <a:blip r:embed="rId70">
+                    <a:blip r:embed="rId71">
                       <a:extLst>
                         <a:ext uri="{28A0092B-C50C-407E-A947-70E740481C1C}">
                           <a14:useLocalDpi xmlns:a14="http://schemas.microsoft.com/office/drawing/2010/main" val="0"/>
@@ -26553,29 +26707,20 @@
     </w:p>
     <w:p>
       <w:pPr>
-        <w:rPr>
-          <w:rFonts w:ascii="Times New Roman" w:eastAsia="Times New Roman" w:hAnsi="Times New Roman" w:cs="Times New Roman"/>
-          <w:color w:val="0F4761"/>
+        <w:pStyle w:val="Ttulo2"/>
+        <w:rPr>
+          <w:rFonts w:ascii="Times New Roman" w:eastAsia="Times New Roman" w:hAnsi="Times New Roman" w:cs="Times New Roman"/>
           <w:sz w:val="30"/>
           <w:szCs w:val="30"/>
         </w:rPr>
       </w:pPr>
-    </w:p>
-    <w:p>
-      <w:pPr>
-        <w:pStyle w:val="Ttulo2"/>
+      <w:r>
         <w:rPr>
           <w:rFonts w:ascii="Times New Roman" w:eastAsia="Times New Roman" w:hAnsi="Times New Roman" w:cs="Times New Roman"/>
           <w:sz w:val="30"/>
           <w:szCs w:val="30"/>
         </w:rPr>
-      </w:pPr>
-      <w:r>
-        <w:rPr>
-          <w:rFonts w:ascii="Times New Roman" w:eastAsia="Times New Roman" w:hAnsi="Times New Roman" w:cs="Times New Roman"/>
-          <w:sz w:val="30"/>
-          <w:szCs w:val="30"/>
-        </w:rPr>
+        <w:lastRenderedPageBreak/>
         <w:t>10.</w:t>
       </w:r>
       <w:r>
@@ -26645,7 +26790,7 @@
                     <pic:cNvPicPr/>
                   </pic:nvPicPr>
                   <pic:blipFill rotWithShape="1">
-                    <a:blip r:embed="rId71"/>
+                    <a:blip r:embed="rId72"/>
                     <a:srcRect l="1976" t="4755" r="3481" b="3463"/>
                     <a:stretch>
                       <a:fillRect/>
@@ -26709,7 +26854,7 @@
                     <pic:cNvPicPr/>
                   </pic:nvPicPr>
                   <pic:blipFill rotWithShape="1">
-                    <a:blip r:embed="rId72"/>
+                    <a:blip r:embed="rId73"/>
                     <a:srcRect l="565" t="1820" r="1223" b="1993"/>
                     <a:stretch>
                       <a:fillRect/>
@@ -26747,8 +26892,8 @@
     </w:p>
     <w:p/>
     <w:sectPr>
-      <w:headerReference w:type="default" r:id="rId73"/>
-      <w:footerReference w:type="default" r:id="rId74"/>
+      <w:headerReference w:type="default" r:id="rId74"/>
+      <w:footerReference w:type="default" r:id="rId75"/>
       <w:pgSz w:w="11906" w:h="16838"/>
       <w:pgMar w:top="1417" w:right="1701" w:bottom="1417" w:left="1701" w:header="708" w:footer="708" w:gutter="0"/>
       <w:pgNumType w:start="1"/>

--- a/Documentación/ProyectoIS 2026 CAJAL-FERNANDEZ_3raEntrega.docx
+++ b/Documentación/ProyectoIS 2026 CAJAL-FERNANDEZ_3raEntrega.docx
@@ -410,7 +410,7 @@
             </w:rPr>
             <w:fldChar w:fldCharType="separate"/>
           </w:r>
-          <w:hyperlink w:anchor="_Toc232013622" w:history="1">
+          <w:hyperlink w:anchor="_Toc232508965" w:history="1">
             <w:r>
               <w:rPr>
                 <w:rStyle w:val="Hipervnculo"/>
@@ -438,7 +438,7 @@
                 <w:noProof/>
                 <w:webHidden/>
               </w:rPr>
-              <w:instrText xml:space="preserve"> PAGEREF _Toc232013622 \h </w:instrText>
+              <w:instrText xml:space="preserve"> PAGEREF _Toc232508965 \h </w:instrText>
             </w:r>
             <w:r>
               <w:rPr>
@@ -458,7 +458,7 @@
                 <w:noProof/>
                 <w:webHidden/>
               </w:rPr>
-              <w:t>6</w:t>
+              <w:t>7</w:t>
             </w:r>
             <w:r>
               <w:rPr>
@@ -482,7 +482,7 @@
               <w14:ligatures w14:val="standardContextual"/>
             </w:rPr>
           </w:pPr>
-          <w:hyperlink w:anchor="_Toc232013623" w:history="1">
+          <w:hyperlink w:anchor="_Toc232508966" w:history="1">
             <w:r>
               <w:rPr>
                 <w:rStyle w:val="Hipervnculo"/>
@@ -510,7 +510,7 @@
                 <w:noProof/>
                 <w:webHidden/>
               </w:rPr>
-              <w:instrText xml:space="preserve"> PAGEREF _Toc232013623 \h </w:instrText>
+              <w:instrText xml:space="preserve"> PAGEREF _Toc232508966 \h </w:instrText>
             </w:r>
             <w:r>
               <w:rPr>
@@ -530,7 +530,7 @@
                 <w:noProof/>
                 <w:webHidden/>
               </w:rPr>
-              <w:t>6</w:t>
+              <w:t>7</w:t>
             </w:r>
             <w:r>
               <w:rPr>
@@ -554,7 +554,7 @@
               <w14:ligatures w14:val="standardContextual"/>
             </w:rPr>
           </w:pPr>
-          <w:hyperlink w:anchor="_Toc232013624" w:history="1">
+          <w:hyperlink w:anchor="_Toc232508967" w:history="1">
             <w:r>
               <w:rPr>
                 <w:rStyle w:val="Hipervnculo"/>
@@ -582,7 +582,7 @@
                 <w:noProof/>
                 <w:webHidden/>
               </w:rPr>
-              <w:instrText xml:space="preserve"> PAGEREF _Toc232013624 \h </w:instrText>
+              <w:instrText xml:space="preserve"> PAGEREF _Toc232508967 \h </w:instrText>
             </w:r>
             <w:r>
               <w:rPr>
@@ -602,7 +602,7 @@
                 <w:noProof/>
                 <w:webHidden/>
               </w:rPr>
-              <w:t>6</w:t>
+              <w:t>7</w:t>
             </w:r>
             <w:r>
               <w:rPr>
@@ -626,7 +626,7 @@
               <w14:ligatures w14:val="standardContextual"/>
             </w:rPr>
           </w:pPr>
-          <w:hyperlink w:anchor="_Toc232013625" w:history="1">
+          <w:hyperlink w:anchor="_Toc232508968" w:history="1">
             <w:r>
               <w:rPr>
                 <w:rStyle w:val="Hipervnculo"/>
@@ -654,7 +654,7 @@
                 <w:noProof/>
                 <w:webHidden/>
               </w:rPr>
-              <w:instrText xml:space="preserve"> PAGEREF _Toc232013625 \h </w:instrText>
+              <w:instrText xml:space="preserve"> PAGEREF _Toc232508968 \h </w:instrText>
             </w:r>
             <w:r>
               <w:rPr>
@@ -674,7 +674,7 @@
                 <w:noProof/>
                 <w:webHidden/>
               </w:rPr>
-              <w:t>6</w:t>
+              <w:t>7</w:t>
             </w:r>
             <w:r>
               <w:rPr>
@@ -698,7 +698,7 @@
               <w14:ligatures w14:val="standardContextual"/>
             </w:rPr>
           </w:pPr>
-          <w:hyperlink w:anchor="_Toc232013626" w:history="1">
+          <w:hyperlink w:anchor="_Toc232508969" w:history="1">
             <w:r>
               <w:rPr>
                 <w:rStyle w:val="Hipervnculo"/>
@@ -726,7 +726,7 @@
                 <w:noProof/>
                 <w:webHidden/>
               </w:rPr>
-              <w:instrText xml:space="preserve"> PAGEREF _Toc232013626 \h </w:instrText>
+              <w:instrText xml:space="preserve"> PAGEREF _Toc232508969 \h </w:instrText>
             </w:r>
             <w:r>
               <w:rPr>
@@ -746,7 +746,7 @@
                 <w:noProof/>
                 <w:webHidden/>
               </w:rPr>
-              <w:t>7</w:t>
+              <w:t>8</w:t>
             </w:r>
             <w:r>
               <w:rPr>
@@ -770,7 +770,7 @@
               <w14:ligatures w14:val="standardContextual"/>
             </w:rPr>
           </w:pPr>
-          <w:hyperlink w:anchor="_Toc232013627" w:history="1">
+          <w:hyperlink w:anchor="_Toc232508970" w:history="1">
             <w:r>
               <w:rPr>
                 <w:rStyle w:val="Hipervnculo"/>
@@ -798,7 +798,7 @@
                 <w:noProof/>
                 <w:webHidden/>
               </w:rPr>
-              <w:instrText xml:space="preserve"> PAGEREF _Toc232013627 \h </w:instrText>
+              <w:instrText xml:space="preserve"> PAGEREF _Toc232508970 \h </w:instrText>
             </w:r>
             <w:r>
               <w:rPr>
@@ -818,7 +818,7 @@
                 <w:noProof/>
                 <w:webHidden/>
               </w:rPr>
-              <w:t>7</w:t>
+              <w:t>8</w:t>
             </w:r>
             <w:r>
               <w:rPr>
@@ -842,7 +842,7 @@
               <w14:ligatures w14:val="standardContextual"/>
             </w:rPr>
           </w:pPr>
-          <w:hyperlink w:anchor="_Toc232013628" w:history="1">
+          <w:hyperlink w:anchor="_Toc232508971" w:history="1">
             <w:r>
               <w:rPr>
                 <w:rStyle w:val="Hipervnculo"/>
@@ -870,7 +870,7 @@
                 <w:noProof/>
                 <w:webHidden/>
               </w:rPr>
-              <w:instrText xml:space="preserve"> PAGEREF _Toc232013628 \h </w:instrText>
+              <w:instrText xml:space="preserve"> PAGEREF _Toc232508971 \h </w:instrText>
             </w:r>
             <w:r>
               <w:rPr>
@@ -890,7 +890,7 @@
                 <w:noProof/>
                 <w:webHidden/>
               </w:rPr>
-              <w:t>8</w:t>
+              <w:t>9</w:t>
             </w:r>
             <w:r>
               <w:rPr>
@@ -914,7 +914,7 @@
               <w14:ligatures w14:val="standardContextual"/>
             </w:rPr>
           </w:pPr>
-          <w:hyperlink w:anchor="_Toc232013629" w:history="1">
+          <w:hyperlink w:anchor="_Toc232508972" w:history="1">
             <w:r>
               <w:rPr>
                 <w:rStyle w:val="Hipervnculo"/>
@@ -942,7 +942,7 @@
                 <w:noProof/>
                 <w:webHidden/>
               </w:rPr>
-              <w:instrText xml:space="preserve"> PAGEREF _Toc232013629 \h </w:instrText>
+              <w:instrText xml:space="preserve"> PAGEREF _Toc232508972 \h </w:instrText>
             </w:r>
             <w:r>
               <w:rPr>
@@ -962,7 +962,7 @@
                 <w:noProof/>
                 <w:webHidden/>
               </w:rPr>
-              <w:t>8</w:t>
+              <w:t>9</w:t>
             </w:r>
             <w:r>
               <w:rPr>
@@ -986,7 +986,7 @@
               <w14:ligatures w14:val="standardContextual"/>
             </w:rPr>
           </w:pPr>
-          <w:hyperlink w:anchor="_Toc232013630" w:history="1">
+          <w:hyperlink w:anchor="_Toc232508973" w:history="1">
             <w:r>
               <w:rPr>
                 <w:rStyle w:val="Hipervnculo"/>
@@ -1014,7 +1014,7 @@
                 <w:noProof/>
                 <w:webHidden/>
               </w:rPr>
-              <w:instrText xml:space="preserve"> PAGEREF _Toc232013630 \h </w:instrText>
+              <w:instrText xml:space="preserve"> PAGEREF _Toc232508973 \h </w:instrText>
             </w:r>
             <w:r>
               <w:rPr>
@@ -1034,7 +1034,7 @@
                 <w:noProof/>
                 <w:webHidden/>
               </w:rPr>
-              <w:t>9</w:t>
+              <w:t>10</w:t>
             </w:r>
             <w:r>
               <w:rPr>
@@ -1058,7 +1058,7 @@
               <w14:ligatures w14:val="standardContextual"/>
             </w:rPr>
           </w:pPr>
-          <w:hyperlink w:anchor="_Toc232013631" w:history="1">
+          <w:hyperlink w:anchor="_Toc232508974" w:history="1">
             <w:r>
               <w:rPr>
                 <w:rStyle w:val="Hipervnculo"/>
@@ -1086,7 +1086,7 @@
                 <w:noProof/>
                 <w:webHidden/>
               </w:rPr>
-              <w:instrText xml:space="preserve"> PAGEREF _Toc232013631 \h </w:instrText>
+              <w:instrText xml:space="preserve"> PAGEREF _Toc232508974 \h </w:instrText>
             </w:r>
             <w:r>
               <w:rPr>
@@ -1106,7 +1106,7 @@
                 <w:noProof/>
                 <w:webHidden/>
               </w:rPr>
-              <w:t>10</w:t>
+              <w:t>11</w:t>
             </w:r>
             <w:r>
               <w:rPr>
@@ -1130,7 +1130,7 @@
               <w14:ligatures w14:val="standardContextual"/>
             </w:rPr>
           </w:pPr>
-          <w:hyperlink w:anchor="_Toc232013632" w:history="1">
+          <w:hyperlink w:anchor="_Toc232508975" w:history="1">
             <w:r>
               <w:rPr>
                 <w:rStyle w:val="Hipervnculo"/>
@@ -1158,7 +1158,7 @@
                 <w:noProof/>
                 <w:webHidden/>
               </w:rPr>
-              <w:instrText xml:space="preserve"> PAGEREF _Toc232013632 \h </w:instrText>
+              <w:instrText xml:space="preserve"> PAGEREF _Toc232508975 \h </w:instrText>
             </w:r>
             <w:r>
               <w:rPr>
@@ -1178,7 +1178,7 @@
                 <w:noProof/>
                 <w:webHidden/>
               </w:rPr>
-              <w:t>10</w:t>
+              <w:t>11</w:t>
             </w:r>
             <w:r>
               <w:rPr>
@@ -1202,7 +1202,7 @@
               <w14:ligatures w14:val="standardContextual"/>
             </w:rPr>
           </w:pPr>
-          <w:hyperlink w:anchor="_Toc232013633" w:history="1">
+          <w:hyperlink w:anchor="_Toc232508976" w:history="1">
             <w:r>
               <w:rPr>
                 <w:rStyle w:val="Hipervnculo"/>
@@ -1230,7 +1230,7 @@
                 <w:noProof/>
                 <w:webHidden/>
               </w:rPr>
-              <w:instrText xml:space="preserve"> PAGEREF _Toc232013633 \h </w:instrText>
+              <w:instrText xml:space="preserve"> PAGEREF _Toc232508976 \h </w:instrText>
             </w:r>
             <w:r>
               <w:rPr>
@@ -1250,7 +1250,7 @@
                 <w:noProof/>
                 <w:webHidden/>
               </w:rPr>
-              <w:t>10</w:t>
+              <w:t>11</w:t>
             </w:r>
             <w:r>
               <w:rPr>
@@ -1274,7 +1274,7 @@
               <w14:ligatures w14:val="standardContextual"/>
             </w:rPr>
           </w:pPr>
-          <w:hyperlink w:anchor="_Toc232013634" w:history="1">
+          <w:hyperlink w:anchor="_Toc232508977" w:history="1">
             <w:r>
               <w:rPr>
                 <w:rStyle w:val="Hipervnculo"/>
@@ -1302,7 +1302,7 @@
                 <w:noProof/>
                 <w:webHidden/>
               </w:rPr>
-              <w:instrText xml:space="preserve"> PAGEREF _Toc232013634 \h </w:instrText>
+              <w:instrText xml:space="preserve"> PAGEREF _Toc232508977 \h </w:instrText>
             </w:r>
             <w:r>
               <w:rPr>
@@ -1322,7 +1322,7 @@
                 <w:noProof/>
                 <w:webHidden/>
               </w:rPr>
-              <w:t>11</w:t>
+              <w:t>12</w:t>
             </w:r>
             <w:r>
               <w:rPr>
@@ -1346,7 +1346,7 @@
               <w14:ligatures w14:val="standardContextual"/>
             </w:rPr>
           </w:pPr>
-          <w:hyperlink w:anchor="_Toc232013635" w:history="1">
+          <w:hyperlink w:anchor="_Toc232508978" w:history="1">
             <w:r>
               <w:rPr>
                 <w:rStyle w:val="Hipervnculo"/>
@@ -1374,7 +1374,7 @@
                 <w:noProof/>
                 <w:webHidden/>
               </w:rPr>
-              <w:instrText xml:space="preserve"> PAGEREF _Toc232013635 \h </w:instrText>
+              <w:instrText xml:space="preserve"> PAGEREF _Toc232508978 \h </w:instrText>
             </w:r>
             <w:r>
               <w:rPr>
@@ -1394,7 +1394,7 @@
                 <w:noProof/>
                 <w:webHidden/>
               </w:rPr>
-              <w:t>12</w:t>
+              <w:t>13</w:t>
             </w:r>
             <w:r>
               <w:rPr>
@@ -1418,7 +1418,7 @@
               <w14:ligatures w14:val="standardContextual"/>
             </w:rPr>
           </w:pPr>
-          <w:hyperlink w:anchor="_Toc232013636" w:history="1">
+          <w:hyperlink w:anchor="_Toc232508979" w:history="1">
             <w:r>
               <w:rPr>
                 <w:rStyle w:val="Hipervnculo"/>
@@ -1446,7 +1446,7 @@
                 <w:noProof/>
                 <w:webHidden/>
               </w:rPr>
-              <w:instrText xml:space="preserve"> PAGEREF _Toc232013636 \h </w:instrText>
+              <w:instrText xml:space="preserve"> PAGEREF _Toc232508979 \h </w:instrText>
             </w:r>
             <w:r>
               <w:rPr>
@@ -1466,7 +1466,7 @@
                 <w:noProof/>
                 <w:webHidden/>
               </w:rPr>
-              <w:t>13</w:t>
+              <w:t>14</w:t>
             </w:r>
             <w:r>
               <w:rPr>
@@ -1490,7 +1490,7 @@
               <w14:ligatures w14:val="standardContextual"/>
             </w:rPr>
           </w:pPr>
-          <w:hyperlink w:anchor="_Toc232013637" w:history="1">
+          <w:hyperlink w:anchor="_Toc232508980" w:history="1">
             <w:r>
               <w:rPr>
                 <w:rStyle w:val="Hipervnculo"/>
@@ -1518,7 +1518,7 @@
                 <w:noProof/>
                 <w:webHidden/>
               </w:rPr>
-              <w:instrText xml:space="preserve"> PAGEREF _Toc232013637 \h </w:instrText>
+              <w:instrText xml:space="preserve"> PAGEREF _Toc232508980 \h </w:instrText>
             </w:r>
             <w:r>
               <w:rPr>
@@ -1538,7 +1538,7 @@
                 <w:noProof/>
                 <w:webHidden/>
               </w:rPr>
-              <w:t>13</w:t>
+              <w:t>14</w:t>
             </w:r>
             <w:r>
               <w:rPr>
@@ -1562,7 +1562,7 @@
               <w14:ligatures w14:val="standardContextual"/>
             </w:rPr>
           </w:pPr>
-          <w:hyperlink w:anchor="_Toc232013638" w:history="1">
+          <w:hyperlink w:anchor="_Toc232508981" w:history="1">
             <w:r>
               <w:rPr>
                 <w:rStyle w:val="Hipervnculo"/>
@@ -1590,7 +1590,7 @@
                 <w:noProof/>
                 <w:webHidden/>
               </w:rPr>
-              <w:instrText xml:space="preserve"> PAGEREF _Toc232013638 \h </w:instrText>
+              <w:instrText xml:space="preserve"> PAGEREF _Toc232508981 \h </w:instrText>
             </w:r>
             <w:r>
               <w:rPr>
@@ -1610,7 +1610,7 @@
                 <w:noProof/>
                 <w:webHidden/>
               </w:rPr>
-              <w:t>13</w:t>
+              <w:t>14</w:t>
             </w:r>
             <w:r>
               <w:rPr>
@@ -1634,7 +1634,7 @@
               <w14:ligatures w14:val="standardContextual"/>
             </w:rPr>
           </w:pPr>
-          <w:hyperlink w:anchor="_Toc232013639" w:history="1">
+          <w:hyperlink w:anchor="_Toc232508982" w:history="1">
             <w:r>
               <w:rPr>
                 <w:rStyle w:val="Hipervnculo"/>
@@ -1662,7 +1662,7 @@
                 <w:noProof/>
                 <w:webHidden/>
               </w:rPr>
-              <w:instrText xml:space="preserve"> PAGEREF _Toc232013639 \h </w:instrText>
+              <w:instrText xml:space="preserve"> PAGEREF _Toc232508982 \h </w:instrText>
             </w:r>
             <w:r>
               <w:rPr>
@@ -1682,7 +1682,7 @@
                 <w:noProof/>
                 <w:webHidden/>
               </w:rPr>
-              <w:t>14</w:t>
+              <w:t>15</w:t>
             </w:r>
             <w:r>
               <w:rPr>
@@ -1706,7 +1706,7 @@
               <w14:ligatures w14:val="standardContextual"/>
             </w:rPr>
           </w:pPr>
-          <w:hyperlink w:anchor="_Toc232013640" w:history="1">
+          <w:hyperlink w:anchor="_Toc232508983" w:history="1">
             <w:r>
               <w:rPr>
                 <w:rStyle w:val="Hipervnculo"/>
@@ -1734,7 +1734,7 @@
                 <w:noProof/>
                 <w:webHidden/>
               </w:rPr>
-              <w:instrText xml:space="preserve"> PAGEREF _Toc232013640 \h </w:instrText>
+              <w:instrText xml:space="preserve"> PAGEREF _Toc232508983 \h </w:instrText>
             </w:r>
             <w:r>
               <w:rPr>
@@ -1754,7 +1754,7 @@
                 <w:noProof/>
                 <w:webHidden/>
               </w:rPr>
-              <w:t>15</w:t>
+              <w:t>16</w:t>
             </w:r>
             <w:r>
               <w:rPr>
@@ -1778,7 +1778,7 @@
               <w14:ligatures w14:val="standardContextual"/>
             </w:rPr>
           </w:pPr>
-          <w:hyperlink w:anchor="_Toc232013641" w:history="1">
+          <w:hyperlink w:anchor="_Toc232508984" w:history="1">
             <w:r>
               <w:rPr>
                 <w:rStyle w:val="Hipervnculo"/>
@@ -1806,7 +1806,7 @@
                 <w:noProof/>
                 <w:webHidden/>
               </w:rPr>
-              <w:instrText xml:space="preserve"> PAGEREF _Toc232013641 \h </w:instrText>
+              <w:instrText xml:space="preserve"> PAGEREF _Toc232508984 \h </w:instrText>
             </w:r>
             <w:r>
               <w:rPr>
@@ -1826,7 +1826,7 @@
                 <w:noProof/>
                 <w:webHidden/>
               </w:rPr>
-              <w:t>15</w:t>
+              <w:t>16</w:t>
             </w:r>
             <w:r>
               <w:rPr>
@@ -1850,7 +1850,7 @@
               <w14:ligatures w14:val="standardContextual"/>
             </w:rPr>
           </w:pPr>
-          <w:hyperlink w:anchor="_Toc232013642" w:history="1">
+          <w:hyperlink w:anchor="_Toc232508985" w:history="1">
             <w:r>
               <w:rPr>
                 <w:rStyle w:val="Hipervnculo"/>
@@ -1878,7 +1878,7 @@
                 <w:noProof/>
                 <w:webHidden/>
               </w:rPr>
-              <w:instrText xml:space="preserve"> PAGEREF _Toc232013642 \h </w:instrText>
+              <w:instrText xml:space="preserve"> PAGEREF _Toc232508985 \h </w:instrText>
             </w:r>
             <w:r>
               <w:rPr>
@@ -1898,7 +1898,7 @@
                 <w:noProof/>
                 <w:webHidden/>
               </w:rPr>
-              <w:t>15</w:t>
+              <w:t>16</w:t>
             </w:r>
             <w:r>
               <w:rPr>
@@ -1922,7 +1922,7 @@
               <w14:ligatures w14:val="standardContextual"/>
             </w:rPr>
           </w:pPr>
-          <w:hyperlink w:anchor="_Toc232013643" w:history="1">
+          <w:hyperlink w:anchor="_Toc232508986" w:history="1">
             <w:r>
               <w:rPr>
                 <w:rStyle w:val="Hipervnculo"/>
@@ -1950,7 +1950,7 @@
                 <w:noProof/>
                 <w:webHidden/>
               </w:rPr>
-              <w:instrText xml:space="preserve"> PAGEREF _Toc232013643 \h </w:instrText>
+              <w:instrText xml:space="preserve"> PAGEREF _Toc232508986 \h </w:instrText>
             </w:r>
             <w:r>
               <w:rPr>
@@ -1970,7 +1970,7 @@
                 <w:noProof/>
                 <w:webHidden/>
               </w:rPr>
-              <w:t>16</w:t>
+              <w:t>17</w:t>
             </w:r>
             <w:r>
               <w:rPr>
@@ -1994,7 +1994,7 @@
               <w14:ligatures w14:val="standardContextual"/>
             </w:rPr>
           </w:pPr>
-          <w:hyperlink w:anchor="_Toc232013644" w:history="1">
+          <w:hyperlink w:anchor="_Toc232508987" w:history="1">
             <w:r>
               <w:rPr>
                 <w:rStyle w:val="Hipervnculo"/>
@@ -2022,7 +2022,7 @@
                 <w:noProof/>
                 <w:webHidden/>
               </w:rPr>
-              <w:instrText xml:space="preserve"> PAGEREF _Toc232013644 \h </w:instrText>
+              <w:instrText xml:space="preserve"> PAGEREF _Toc232508987 \h </w:instrText>
             </w:r>
             <w:r>
               <w:rPr>
@@ -2042,7 +2042,7 @@
                 <w:noProof/>
                 <w:webHidden/>
               </w:rPr>
-              <w:t>17</w:t>
+              <w:t>18</w:t>
             </w:r>
             <w:r>
               <w:rPr>
@@ -2066,7 +2066,7 @@
               <w14:ligatures w14:val="standardContextual"/>
             </w:rPr>
           </w:pPr>
-          <w:hyperlink w:anchor="_Toc232013645" w:history="1">
+          <w:hyperlink w:anchor="_Toc232508988" w:history="1">
             <w:r>
               <w:rPr>
                 <w:rStyle w:val="Hipervnculo"/>
@@ -2094,7 +2094,7 @@
                 <w:noProof/>
                 <w:webHidden/>
               </w:rPr>
-              <w:instrText xml:space="preserve"> PAGEREF _Toc232013645 \h </w:instrText>
+              <w:instrText xml:space="preserve"> PAGEREF _Toc232508988 \h </w:instrText>
             </w:r>
             <w:r>
               <w:rPr>
@@ -2114,7 +2114,7 @@
                 <w:noProof/>
                 <w:webHidden/>
               </w:rPr>
-              <w:t>17</w:t>
+              <w:t>18</w:t>
             </w:r>
             <w:r>
               <w:rPr>
@@ -2138,7 +2138,7 @@
               <w14:ligatures w14:val="standardContextual"/>
             </w:rPr>
           </w:pPr>
-          <w:hyperlink w:anchor="_Toc232013646" w:history="1">
+          <w:hyperlink w:anchor="_Toc232508989" w:history="1">
             <w:r>
               <w:rPr>
                 <w:rStyle w:val="Hipervnculo"/>
@@ -2166,7 +2166,7 @@
                 <w:noProof/>
                 <w:webHidden/>
               </w:rPr>
-              <w:instrText xml:space="preserve"> PAGEREF _Toc232013646 \h </w:instrText>
+              <w:instrText xml:space="preserve"> PAGEREF _Toc232508989 \h </w:instrText>
             </w:r>
             <w:r>
               <w:rPr>
@@ -2186,7 +2186,7 @@
                 <w:noProof/>
                 <w:webHidden/>
               </w:rPr>
-              <w:t>18</w:t>
+              <w:t>19</w:t>
             </w:r>
             <w:r>
               <w:rPr>
@@ -2210,7 +2210,7 @@
               <w14:ligatures w14:val="standardContextual"/>
             </w:rPr>
           </w:pPr>
-          <w:hyperlink w:anchor="_Toc232013647" w:history="1">
+          <w:hyperlink w:anchor="_Toc232508990" w:history="1">
             <w:r>
               <w:rPr>
                 <w:rStyle w:val="Hipervnculo"/>
@@ -2238,7 +2238,7 @@
                 <w:noProof/>
                 <w:webHidden/>
               </w:rPr>
-              <w:instrText xml:space="preserve"> PAGEREF _Toc232013647 \h </w:instrText>
+              <w:instrText xml:space="preserve"> PAGEREF _Toc232508990 \h </w:instrText>
             </w:r>
             <w:r>
               <w:rPr>
@@ -2258,7 +2258,7 @@
                 <w:noProof/>
                 <w:webHidden/>
               </w:rPr>
-              <w:t>18</w:t>
+              <w:t>19</w:t>
             </w:r>
             <w:r>
               <w:rPr>
@@ -2282,7 +2282,7 @@
               <w14:ligatures w14:val="standardContextual"/>
             </w:rPr>
           </w:pPr>
-          <w:hyperlink w:anchor="_Toc232013648" w:history="1">
+          <w:hyperlink w:anchor="_Toc232508991" w:history="1">
             <w:r>
               <w:rPr>
                 <w:rStyle w:val="Hipervnculo"/>
@@ -2310,7 +2310,7 @@
                 <w:noProof/>
                 <w:webHidden/>
               </w:rPr>
-              <w:instrText xml:space="preserve"> PAGEREF _Toc232013648 \h </w:instrText>
+              <w:instrText xml:space="preserve"> PAGEREF _Toc232508991 \h </w:instrText>
             </w:r>
             <w:r>
               <w:rPr>
@@ -2330,7 +2330,7 @@
                 <w:noProof/>
                 <w:webHidden/>
               </w:rPr>
-              <w:t>18</w:t>
+              <w:t>19</w:t>
             </w:r>
             <w:r>
               <w:rPr>
@@ -2354,7 +2354,7 @@
               <w14:ligatures w14:val="standardContextual"/>
             </w:rPr>
           </w:pPr>
-          <w:hyperlink w:anchor="_Toc232013649" w:history="1">
+          <w:hyperlink w:anchor="_Toc232508992" w:history="1">
             <w:r>
               <w:rPr>
                 <w:rStyle w:val="Hipervnculo"/>
@@ -2382,7 +2382,7 @@
                 <w:noProof/>
                 <w:webHidden/>
               </w:rPr>
-              <w:instrText xml:space="preserve"> PAGEREF _Toc232013649 \h </w:instrText>
+              <w:instrText xml:space="preserve"> PAGEREF _Toc232508992 \h </w:instrText>
             </w:r>
             <w:r>
               <w:rPr>
@@ -2402,7 +2402,7 @@
                 <w:noProof/>
                 <w:webHidden/>
               </w:rPr>
-              <w:t>18</w:t>
+              <w:t>19</w:t>
             </w:r>
             <w:r>
               <w:rPr>
@@ -2426,7 +2426,7 @@
               <w14:ligatures w14:val="standardContextual"/>
             </w:rPr>
           </w:pPr>
-          <w:hyperlink w:anchor="_Toc232013650" w:history="1">
+          <w:hyperlink w:anchor="_Toc232508993" w:history="1">
             <w:r>
               <w:rPr>
                 <w:rStyle w:val="Hipervnculo"/>
@@ -2454,7 +2454,7 @@
                 <w:noProof/>
                 <w:webHidden/>
               </w:rPr>
-              <w:instrText xml:space="preserve"> PAGEREF _Toc232013650 \h </w:instrText>
+              <w:instrText xml:space="preserve"> PAGEREF _Toc232508993 \h </w:instrText>
             </w:r>
             <w:r>
               <w:rPr>
@@ -2474,7 +2474,7 @@
                 <w:noProof/>
                 <w:webHidden/>
               </w:rPr>
-              <w:t>19</w:t>
+              <w:t>21</w:t>
             </w:r>
             <w:r>
               <w:rPr>
@@ -2498,7 +2498,7 @@
               <w14:ligatures w14:val="standardContextual"/>
             </w:rPr>
           </w:pPr>
-          <w:hyperlink w:anchor="_Toc232013651" w:history="1">
+          <w:hyperlink w:anchor="_Toc232508994" w:history="1">
             <w:r>
               <w:rPr>
                 <w:rStyle w:val="Hipervnculo"/>
@@ -2526,7 +2526,7 @@
                 <w:noProof/>
                 <w:webHidden/>
               </w:rPr>
-              <w:instrText xml:space="preserve"> PAGEREF _Toc232013651 \h </w:instrText>
+              <w:instrText xml:space="preserve"> PAGEREF _Toc232508994 \h </w:instrText>
             </w:r>
             <w:r>
               <w:rPr>
@@ -2546,7 +2546,7 @@
                 <w:noProof/>
                 <w:webHidden/>
               </w:rPr>
-              <w:t>20</w:t>
+              <w:t>22</w:t>
             </w:r>
             <w:r>
               <w:rPr>
@@ -2570,7 +2570,7 @@
               <w14:ligatures w14:val="standardContextual"/>
             </w:rPr>
           </w:pPr>
-          <w:hyperlink w:anchor="_Toc232013652" w:history="1">
+          <w:hyperlink w:anchor="_Toc232508995" w:history="1">
             <w:r>
               <w:rPr>
                 <w:rStyle w:val="Hipervnculo"/>
@@ -2598,7 +2598,7 @@
                 <w:noProof/>
                 <w:webHidden/>
               </w:rPr>
-              <w:instrText xml:space="preserve"> PAGEREF _Toc232013652 \h </w:instrText>
+              <w:instrText xml:space="preserve"> PAGEREF _Toc232508995 \h </w:instrText>
             </w:r>
             <w:r>
               <w:rPr>
@@ -2618,7 +2618,7 @@
                 <w:noProof/>
                 <w:webHidden/>
               </w:rPr>
-              <w:t>20</w:t>
+              <w:t>22</w:t>
             </w:r>
             <w:r>
               <w:rPr>
@@ -2642,7 +2642,7 @@
               <w14:ligatures w14:val="standardContextual"/>
             </w:rPr>
           </w:pPr>
-          <w:hyperlink w:anchor="_Toc232013653" w:history="1">
+          <w:hyperlink w:anchor="_Toc232508996" w:history="1">
             <w:r>
               <w:rPr>
                 <w:rStyle w:val="Hipervnculo"/>
@@ -2670,7 +2670,7 @@
                 <w:noProof/>
                 <w:webHidden/>
               </w:rPr>
-              <w:instrText xml:space="preserve"> PAGEREF _Toc232013653 \h </w:instrText>
+              <w:instrText xml:space="preserve"> PAGEREF _Toc232508996 \h </w:instrText>
             </w:r>
             <w:r>
               <w:rPr>
@@ -2690,7 +2690,7 @@
                 <w:noProof/>
                 <w:webHidden/>
               </w:rPr>
-              <w:t>21</w:t>
+              <w:t>23</w:t>
             </w:r>
             <w:r>
               <w:rPr>
@@ -2714,7 +2714,7 @@
               <w14:ligatures w14:val="standardContextual"/>
             </w:rPr>
           </w:pPr>
-          <w:hyperlink w:anchor="_Toc232013654" w:history="1">
+          <w:hyperlink w:anchor="_Toc232508997" w:history="1">
             <w:r>
               <w:rPr>
                 <w:rStyle w:val="Hipervnculo"/>
@@ -2742,7 +2742,7 @@
                 <w:noProof/>
                 <w:webHidden/>
               </w:rPr>
-              <w:instrText xml:space="preserve"> PAGEREF _Toc232013654 \h </w:instrText>
+              <w:instrText xml:space="preserve"> PAGEREF _Toc232508997 \h </w:instrText>
             </w:r>
             <w:r>
               <w:rPr>
@@ -2762,7 +2762,7 @@
                 <w:noProof/>
                 <w:webHidden/>
               </w:rPr>
-              <w:t>22</w:t>
+              <w:t>24</w:t>
             </w:r>
             <w:r>
               <w:rPr>
@@ -2786,7 +2786,7 @@
               <w14:ligatures w14:val="standardContextual"/>
             </w:rPr>
           </w:pPr>
-          <w:hyperlink w:anchor="_Toc232013655" w:history="1">
+          <w:hyperlink w:anchor="_Toc232508998" w:history="1">
             <w:r>
               <w:rPr>
                 <w:rStyle w:val="Hipervnculo"/>
@@ -2814,7 +2814,7 @@
                 <w:noProof/>
                 <w:webHidden/>
               </w:rPr>
-              <w:instrText xml:space="preserve"> PAGEREF _Toc232013655 \h </w:instrText>
+              <w:instrText xml:space="preserve"> PAGEREF _Toc232508998 \h </w:instrText>
             </w:r>
             <w:r>
               <w:rPr>
@@ -2834,7 +2834,7 @@
                 <w:noProof/>
                 <w:webHidden/>
               </w:rPr>
-              <w:t>22</w:t>
+              <w:t>24</w:t>
             </w:r>
             <w:r>
               <w:rPr>
@@ -2858,7 +2858,7 @@
               <w14:ligatures w14:val="standardContextual"/>
             </w:rPr>
           </w:pPr>
-          <w:hyperlink w:anchor="_Toc232013656" w:history="1">
+          <w:hyperlink w:anchor="_Toc232508999" w:history="1">
             <w:r>
               <w:rPr>
                 <w:rStyle w:val="Hipervnculo"/>
@@ -2886,7 +2886,7 @@
                 <w:noProof/>
                 <w:webHidden/>
               </w:rPr>
-              <w:instrText xml:space="preserve"> PAGEREF _Toc232013656 \h </w:instrText>
+              <w:instrText xml:space="preserve"> PAGEREF _Toc232508999 \h </w:instrText>
             </w:r>
             <w:r>
               <w:rPr>
@@ -2906,7 +2906,7 @@
                 <w:noProof/>
                 <w:webHidden/>
               </w:rPr>
-              <w:t>22</w:t>
+              <w:t>24</w:t>
             </w:r>
             <w:r>
               <w:rPr>
@@ -2930,7 +2930,7 @@
               <w14:ligatures w14:val="standardContextual"/>
             </w:rPr>
           </w:pPr>
-          <w:hyperlink w:anchor="_Toc232013657" w:history="1">
+          <w:hyperlink w:anchor="_Toc232509000" w:history="1">
             <w:r>
               <w:rPr>
                 <w:rStyle w:val="Hipervnculo"/>
@@ -2958,7 +2958,7 @@
                 <w:noProof/>
                 <w:webHidden/>
               </w:rPr>
-              <w:instrText xml:space="preserve"> PAGEREF _Toc232013657 \h </w:instrText>
+              <w:instrText xml:space="preserve"> PAGEREF _Toc232509000 \h </w:instrText>
             </w:r>
             <w:r>
               <w:rPr>
@@ -2978,7 +2978,7 @@
                 <w:noProof/>
                 <w:webHidden/>
               </w:rPr>
-              <w:t>22</w:t>
+              <w:t>24</w:t>
             </w:r>
             <w:r>
               <w:rPr>
@@ -3002,7 +3002,7 @@
               <w14:ligatures w14:val="standardContextual"/>
             </w:rPr>
           </w:pPr>
-          <w:hyperlink w:anchor="_Toc232013658" w:history="1">
+          <w:hyperlink w:anchor="_Toc232509001" w:history="1">
             <w:r>
               <w:rPr>
                 <w:rStyle w:val="Hipervnculo"/>
@@ -3030,7 +3030,7 @@
                 <w:noProof/>
                 <w:webHidden/>
               </w:rPr>
-              <w:instrText xml:space="preserve"> PAGEREF _Toc232013658 \h </w:instrText>
+              <w:instrText xml:space="preserve"> PAGEREF _Toc232509001 \h </w:instrText>
             </w:r>
             <w:r>
               <w:rPr>
@@ -3050,7 +3050,7 @@
                 <w:noProof/>
                 <w:webHidden/>
               </w:rPr>
-              <w:t>23</w:t>
+              <w:t>25</w:t>
             </w:r>
             <w:r>
               <w:rPr>
@@ -3074,7 +3074,7 @@
               <w14:ligatures w14:val="standardContextual"/>
             </w:rPr>
           </w:pPr>
-          <w:hyperlink w:anchor="_Toc232013659" w:history="1">
+          <w:hyperlink w:anchor="_Toc232509002" w:history="1">
             <w:r>
               <w:rPr>
                 <w:rStyle w:val="Hipervnculo"/>
@@ -3102,7 +3102,7 @@
                 <w:noProof/>
                 <w:webHidden/>
               </w:rPr>
-              <w:instrText xml:space="preserve"> PAGEREF _Toc232013659 \h </w:instrText>
+              <w:instrText xml:space="preserve"> PAGEREF _Toc232509002 \h </w:instrText>
             </w:r>
             <w:r>
               <w:rPr>
@@ -3122,7 +3122,7 @@
                 <w:noProof/>
                 <w:webHidden/>
               </w:rPr>
-              <w:t>23</w:t>
+              <w:t>25</w:t>
             </w:r>
             <w:r>
               <w:rPr>
@@ -3146,7 +3146,7 @@
               <w14:ligatures w14:val="standardContextual"/>
             </w:rPr>
           </w:pPr>
-          <w:hyperlink w:anchor="_Toc232013660" w:history="1">
+          <w:hyperlink w:anchor="_Toc232509003" w:history="1">
             <w:r>
               <w:rPr>
                 <w:rStyle w:val="Hipervnculo"/>
@@ -3174,7 +3174,7 @@
                 <w:noProof/>
                 <w:webHidden/>
               </w:rPr>
-              <w:instrText xml:space="preserve"> PAGEREF _Toc232013660 \h </w:instrText>
+              <w:instrText xml:space="preserve"> PAGEREF _Toc232509003 \h </w:instrText>
             </w:r>
             <w:r>
               <w:rPr>
@@ -3194,7 +3194,7 @@
                 <w:noProof/>
                 <w:webHidden/>
               </w:rPr>
-              <w:t>23</w:t>
+              <w:t>25</w:t>
             </w:r>
             <w:r>
               <w:rPr>
@@ -3218,7 +3218,7 @@
               <w14:ligatures w14:val="standardContextual"/>
             </w:rPr>
           </w:pPr>
-          <w:hyperlink w:anchor="_Toc232013661" w:history="1">
+          <w:hyperlink w:anchor="_Toc232509004" w:history="1">
             <w:r>
               <w:rPr>
                 <w:rStyle w:val="Hipervnculo"/>
@@ -3246,7 +3246,7 @@
                 <w:noProof/>
                 <w:webHidden/>
               </w:rPr>
-              <w:instrText xml:space="preserve"> PAGEREF _Toc232013661 \h </w:instrText>
+              <w:instrText xml:space="preserve"> PAGEREF _Toc232509004 \h </w:instrText>
             </w:r>
             <w:r>
               <w:rPr>
@@ -3266,7 +3266,7 @@
                 <w:noProof/>
                 <w:webHidden/>
               </w:rPr>
-              <w:t>24</w:t>
+              <w:t>26</w:t>
             </w:r>
             <w:r>
               <w:rPr>
@@ -3290,7 +3290,7 @@
               <w14:ligatures w14:val="standardContextual"/>
             </w:rPr>
           </w:pPr>
-          <w:hyperlink w:anchor="_Toc232013662" w:history="1">
+          <w:hyperlink w:anchor="_Toc232509005" w:history="1">
             <w:r>
               <w:rPr>
                 <w:rStyle w:val="Hipervnculo"/>
@@ -3318,7 +3318,7 @@
                 <w:noProof/>
                 <w:webHidden/>
               </w:rPr>
-              <w:instrText xml:space="preserve"> PAGEREF _Toc232013662 \h </w:instrText>
+              <w:instrText xml:space="preserve"> PAGEREF _Toc232509005 \h </w:instrText>
             </w:r>
             <w:r>
               <w:rPr>
@@ -3338,7 +3338,7 @@
                 <w:noProof/>
                 <w:webHidden/>
               </w:rPr>
-              <w:t>25</w:t>
+              <w:t>27</w:t>
             </w:r>
             <w:r>
               <w:rPr>
@@ -3362,7 +3362,7 @@
               <w14:ligatures w14:val="standardContextual"/>
             </w:rPr>
           </w:pPr>
-          <w:hyperlink w:anchor="_Toc232013663" w:history="1">
+          <w:hyperlink w:anchor="_Toc232509006" w:history="1">
             <w:r>
               <w:rPr>
                 <w:rStyle w:val="Hipervnculo"/>
@@ -3390,7 +3390,7 @@
                 <w:noProof/>
                 <w:webHidden/>
               </w:rPr>
-              <w:instrText xml:space="preserve"> PAGEREF _Toc232013663 \h </w:instrText>
+              <w:instrText xml:space="preserve"> PAGEREF _Toc232509006 \h </w:instrText>
             </w:r>
             <w:r>
               <w:rPr>
@@ -3410,7 +3410,7 @@
                 <w:noProof/>
                 <w:webHidden/>
               </w:rPr>
-              <w:t>25</w:t>
+              <w:t>27</w:t>
             </w:r>
             <w:r>
               <w:rPr>
@@ -3434,7 +3434,7 @@
               <w14:ligatures w14:val="standardContextual"/>
             </w:rPr>
           </w:pPr>
-          <w:hyperlink w:anchor="_Toc232013664" w:history="1">
+          <w:hyperlink w:anchor="_Toc232509007" w:history="1">
             <w:r>
               <w:rPr>
                 <w:rStyle w:val="Hipervnculo"/>
@@ -3462,7 +3462,7 @@
                 <w:noProof/>
                 <w:webHidden/>
               </w:rPr>
-              <w:instrText xml:space="preserve"> PAGEREF _Toc232013664 \h </w:instrText>
+              <w:instrText xml:space="preserve"> PAGEREF _Toc232509007 \h </w:instrText>
             </w:r>
             <w:r>
               <w:rPr>
@@ -3482,7 +3482,7 @@
                 <w:noProof/>
                 <w:webHidden/>
               </w:rPr>
-              <w:t>26</w:t>
+              <w:t>28</w:t>
             </w:r>
             <w:r>
               <w:rPr>
@@ -3506,7 +3506,7 @@
               <w14:ligatures w14:val="standardContextual"/>
             </w:rPr>
           </w:pPr>
-          <w:hyperlink w:anchor="_Toc232013665" w:history="1">
+          <w:hyperlink w:anchor="_Toc232509008" w:history="1">
             <w:r>
               <w:rPr>
                 <w:rStyle w:val="Hipervnculo"/>
@@ -3534,7 +3534,7 @@
                 <w:noProof/>
                 <w:webHidden/>
               </w:rPr>
-              <w:instrText xml:space="preserve"> PAGEREF _Toc232013665 \h </w:instrText>
+              <w:instrText xml:space="preserve"> PAGEREF _Toc232509008 \h </w:instrText>
             </w:r>
             <w:r>
               <w:rPr>
@@ -3554,7 +3554,7 @@
                 <w:noProof/>
                 <w:webHidden/>
               </w:rPr>
-              <w:t>26</w:t>
+              <w:t>28</w:t>
             </w:r>
             <w:r>
               <w:rPr>
@@ -3578,7 +3578,7 @@
               <w14:ligatures w14:val="standardContextual"/>
             </w:rPr>
           </w:pPr>
-          <w:hyperlink w:anchor="_Toc232013666" w:history="1">
+          <w:hyperlink w:anchor="_Toc232509009" w:history="1">
             <w:r>
               <w:rPr>
                 <w:rStyle w:val="Hipervnculo"/>
@@ -3606,7 +3606,7 @@
                 <w:noProof/>
                 <w:webHidden/>
               </w:rPr>
-              <w:instrText xml:space="preserve"> PAGEREF _Toc232013666 \h </w:instrText>
+              <w:instrText xml:space="preserve"> PAGEREF _Toc232509009 \h </w:instrText>
             </w:r>
             <w:r>
               <w:rPr>
@@ -3626,7 +3626,7 @@
                 <w:noProof/>
                 <w:webHidden/>
               </w:rPr>
-              <w:t>26</w:t>
+              <w:t>28</w:t>
             </w:r>
             <w:r>
               <w:rPr>
@@ -3650,7 +3650,7 @@
               <w14:ligatures w14:val="standardContextual"/>
             </w:rPr>
           </w:pPr>
-          <w:hyperlink w:anchor="_Toc232013667" w:history="1">
+          <w:hyperlink w:anchor="_Toc232509010" w:history="1">
             <w:r>
               <w:rPr>
                 <w:rStyle w:val="Hipervnculo"/>
@@ -3678,7 +3678,7 @@
                 <w:noProof/>
                 <w:webHidden/>
               </w:rPr>
-              <w:instrText xml:space="preserve"> PAGEREF _Toc232013667 \h </w:instrText>
+              <w:instrText xml:space="preserve"> PAGEREF _Toc232509010 \h </w:instrText>
             </w:r>
             <w:r>
               <w:rPr>
@@ -3698,7 +3698,7 @@
                 <w:noProof/>
                 <w:webHidden/>
               </w:rPr>
-              <w:t>28</w:t>
+              <w:t>30</w:t>
             </w:r>
             <w:r>
               <w:rPr>
@@ -3722,7 +3722,7 @@
               <w14:ligatures w14:val="standardContextual"/>
             </w:rPr>
           </w:pPr>
-          <w:hyperlink w:anchor="_Toc232013668" w:history="1">
+          <w:hyperlink w:anchor="_Toc232509011" w:history="1">
             <w:r>
               <w:rPr>
                 <w:rStyle w:val="Hipervnculo"/>
@@ -3750,7 +3750,7 @@
                 <w:noProof/>
                 <w:webHidden/>
               </w:rPr>
-              <w:instrText xml:space="preserve"> PAGEREF _Toc232013668 \h </w:instrText>
+              <w:instrText xml:space="preserve"> PAGEREF _Toc232509011 \h </w:instrText>
             </w:r>
             <w:r>
               <w:rPr>
@@ -3770,7 +3770,7 @@
                 <w:noProof/>
                 <w:webHidden/>
               </w:rPr>
-              <w:t>29</w:t>
+              <w:t>31</w:t>
             </w:r>
             <w:r>
               <w:rPr>
@@ -3794,7 +3794,7 @@
               <w14:ligatures w14:val="standardContextual"/>
             </w:rPr>
           </w:pPr>
-          <w:hyperlink w:anchor="_Toc232013669" w:history="1">
+          <w:hyperlink w:anchor="_Toc232509012" w:history="1">
             <w:r>
               <w:rPr>
                 <w:rStyle w:val="Hipervnculo"/>
@@ -3822,7 +3822,7 @@
                 <w:noProof/>
                 <w:webHidden/>
               </w:rPr>
-              <w:instrText xml:space="preserve"> PAGEREF _Toc232013669 \h </w:instrText>
+              <w:instrText xml:space="preserve"> PAGEREF _Toc232509012 \h </w:instrText>
             </w:r>
             <w:r>
               <w:rPr>
@@ -3842,7 +3842,7 @@
                 <w:noProof/>
                 <w:webHidden/>
               </w:rPr>
-              <w:t>29</w:t>
+              <w:t>31</w:t>
             </w:r>
             <w:r>
               <w:rPr>
@@ -3866,7 +3866,7 @@
               <w14:ligatures w14:val="standardContextual"/>
             </w:rPr>
           </w:pPr>
-          <w:hyperlink w:anchor="_Toc232013670" w:history="1">
+          <w:hyperlink w:anchor="_Toc232509013" w:history="1">
             <w:r>
               <w:rPr>
                 <w:rStyle w:val="Hipervnculo"/>
@@ -3894,7 +3894,7 @@
                 <w:noProof/>
                 <w:webHidden/>
               </w:rPr>
-              <w:instrText xml:space="preserve"> PAGEREF _Toc232013670 \h </w:instrText>
+              <w:instrText xml:space="preserve"> PAGEREF _Toc232509013 \h </w:instrText>
             </w:r>
             <w:r>
               <w:rPr>
@@ -3914,7 +3914,7 @@
                 <w:noProof/>
                 <w:webHidden/>
               </w:rPr>
-              <w:t>29</w:t>
+              <w:t>31</w:t>
             </w:r>
             <w:r>
               <w:rPr>
@@ -3938,7 +3938,7 @@
               <w14:ligatures w14:val="standardContextual"/>
             </w:rPr>
           </w:pPr>
-          <w:hyperlink w:anchor="_Toc232013671" w:history="1">
+          <w:hyperlink w:anchor="_Toc232509014" w:history="1">
             <w:r>
               <w:rPr>
                 <w:rStyle w:val="Hipervnculo"/>
@@ -3966,7 +3966,7 @@
                 <w:noProof/>
                 <w:webHidden/>
               </w:rPr>
-              <w:instrText xml:space="preserve"> PAGEREF _Toc232013671 \h </w:instrText>
+              <w:instrText xml:space="preserve"> PAGEREF _Toc232509014 \h </w:instrText>
             </w:r>
             <w:r>
               <w:rPr>
@@ -3986,7 +3986,7 @@
                 <w:noProof/>
                 <w:webHidden/>
               </w:rPr>
-              <w:t>29</w:t>
+              <w:t>31</w:t>
             </w:r>
             <w:r>
               <w:rPr>
@@ -4010,7 +4010,7 @@
               <w14:ligatures w14:val="standardContextual"/>
             </w:rPr>
           </w:pPr>
-          <w:hyperlink w:anchor="_Toc232013672" w:history="1">
+          <w:hyperlink w:anchor="_Toc232509015" w:history="1">
             <w:r>
               <w:rPr>
                 <w:rStyle w:val="Hipervnculo"/>
@@ -4038,7 +4038,7 @@
                 <w:noProof/>
                 <w:webHidden/>
               </w:rPr>
-              <w:instrText xml:space="preserve"> PAGEREF _Toc232013672 \h </w:instrText>
+              <w:instrText xml:space="preserve"> PAGEREF _Toc232509015 \h </w:instrText>
             </w:r>
             <w:r>
               <w:rPr>
@@ -4058,7 +4058,7 @@
                 <w:noProof/>
                 <w:webHidden/>
               </w:rPr>
-              <w:t>30</w:t>
+              <w:t>32</w:t>
             </w:r>
             <w:r>
               <w:rPr>
@@ -4082,7 +4082,7 @@
               <w14:ligatures w14:val="standardContextual"/>
             </w:rPr>
           </w:pPr>
-          <w:hyperlink w:anchor="_Toc232013673" w:history="1">
+          <w:hyperlink w:anchor="_Toc232509016" w:history="1">
             <w:r>
               <w:rPr>
                 <w:rStyle w:val="Hipervnculo"/>
@@ -4110,7 +4110,7 @@
                 <w:noProof/>
                 <w:webHidden/>
               </w:rPr>
-              <w:instrText xml:space="preserve"> PAGEREF _Toc232013673 \h </w:instrText>
+              <w:instrText xml:space="preserve"> PAGEREF _Toc232509016 \h </w:instrText>
             </w:r>
             <w:r>
               <w:rPr>
@@ -4130,7 +4130,7 @@
                 <w:noProof/>
                 <w:webHidden/>
               </w:rPr>
-              <w:t>30</w:t>
+              <w:t>32</w:t>
             </w:r>
             <w:r>
               <w:rPr>
@@ -4154,7 +4154,7 @@
               <w14:ligatures w14:val="standardContextual"/>
             </w:rPr>
           </w:pPr>
-          <w:hyperlink w:anchor="_Toc232013674" w:history="1">
+          <w:hyperlink w:anchor="_Toc232509017" w:history="1">
             <w:r>
               <w:rPr>
                 <w:rStyle w:val="Hipervnculo"/>
@@ -4182,7 +4182,7 @@
                 <w:noProof/>
                 <w:webHidden/>
               </w:rPr>
-              <w:instrText xml:space="preserve"> PAGEREF _Toc232013674 \h </w:instrText>
+              <w:instrText xml:space="preserve"> PAGEREF _Toc232509017 \h </w:instrText>
             </w:r>
             <w:r>
               <w:rPr>
@@ -4202,7 +4202,7 @@
                 <w:noProof/>
                 <w:webHidden/>
               </w:rPr>
-              <w:t>30</w:t>
+              <w:t>32</w:t>
             </w:r>
             <w:r>
               <w:rPr>
@@ -4226,7 +4226,7 @@
               <w14:ligatures w14:val="standardContextual"/>
             </w:rPr>
           </w:pPr>
-          <w:hyperlink w:anchor="_Toc232013675" w:history="1">
+          <w:hyperlink w:anchor="_Toc232509018" w:history="1">
             <w:r>
               <w:rPr>
                 <w:rStyle w:val="Hipervnculo"/>
@@ -4254,7 +4254,7 @@
                 <w:noProof/>
                 <w:webHidden/>
               </w:rPr>
-              <w:instrText xml:space="preserve"> PAGEREF _Toc232013675 \h </w:instrText>
+              <w:instrText xml:space="preserve"> PAGEREF _Toc232509018 \h </w:instrText>
             </w:r>
             <w:r>
               <w:rPr>
@@ -4274,7 +4274,7 @@
                 <w:noProof/>
                 <w:webHidden/>
               </w:rPr>
-              <w:t>31</w:t>
+              <w:t>33</w:t>
             </w:r>
             <w:r>
               <w:rPr>
@@ -4298,7 +4298,7 @@
               <w14:ligatures w14:val="standardContextual"/>
             </w:rPr>
           </w:pPr>
-          <w:hyperlink w:anchor="_Toc232013676" w:history="1">
+          <w:hyperlink w:anchor="_Toc232509019" w:history="1">
             <w:r>
               <w:rPr>
                 <w:rStyle w:val="Hipervnculo"/>
@@ -4326,7 +4326,7 @@
                 <w:noProof/>
                 <w:webHidden/>
               </w:rPr>
-              <w:instrText xml:space="preserve"> PAGEREF _Toc232013676 \h </w:instrText>
+              <w:instrText xml:space="preserve"> PAGEREF _Toc232509019 \h </w:instrText>
             </w:r>
             <w:r>
               <w:rPr>
@@ -4346,7 +4346,7 @@
                 <w:noProof/>
                 <w:webHidden/>
               </w:rPr>
-              <w:t>32</w:t>
+              <w:t>34</w:t>
             </w:r>
             <w:r>
               <w:rPr>
@@ -4370,7 +4370,7 @@
               <w14:ligatures w14:val="standardContextual"/>
             </w:rPr>
           </w:pPr>
-          <w:hyperlink w:anchor="_Toc232013677" w:history="1">
+          <w:hyperlink w:anchor="_Toc232509020" w:history="1">
             <w:r>
               <w:rPr>
                 <w:rStyle w:val="Hipervnculo"/>
@@ -4398,7 +4398,7 @@
                 <w:noProof/>
                 <w:webHidden/>
               </w:rPr>
-              <w:instrText xml:space="preserve"> PAGEREF _Toc232013677 \h </w:instrText>
+              <w:instrText xml:space="preserve"> PAGEREF _Toc232509020 \h </w:instrText>
             </w:r>
             <w:r>
               <w:rPr>
@@ -4418,7 +4418,7 @@
                 <w:noProof/>
                 <w:webHidden/>
               </w:rPr>
-              <w:t>32</w:t>
+              <w:t>34</w:t>
             </w:r>
             <w:r>
               <w:rPr>
@@ -4442,7 +4442,7 @@
               <w14:ligatures w14:val="standardContextual"/>
             </w:rPr>
           </w:pPr>
-          <w:hyperlink w:anchor="_Toc232013678" w:history="1">
+          <w:hyperlink w:anchor="_Toc232509021" w:history="1">
             <w:r>
               <w:rPr>
                 <w:rStyle w:val="Hipervnculo"/>
@@ -4470,7 +4470,7 @@
                 <w:noProof/>
                 <w:webHidden/>
               </w:rPr>
-              <w:instrText xml:space="preserve"> PAGEREF _Toc232013678 \h </w:instrText>
+              <w:instrText xml:space="preserve"> PAGEREF _Toc232509021 \h </w:instrText>
             </w:r>
             <w:r>
               <w:rPr>
@@ -4490,7 +4490,7 @@
                 <w:noProof/>
                 <w:webHidden/>
               </w:rPr>
-              <w:t>32</w:t>
+              <w:t>34</w:t>
             </w:r>
             <w:r>
               <w:rPr>
@@ -4514,7 +4514,7 @@
               <w14:ligatures w14:val="standardContextual"/>
             </w:rPr>
           </w:pPr>
-          <w:hyperlink w:anchor="_Toc232013679" w:history="1">
+          <w:hyperlink w:anchor="_Toc232509022" w:history="1">
             <w:r>
               <w:rPr>
                 <w:rStyle w:val="Hipervnculo"/>
@@ -4542,7 +4542,7 @@
                 <w:noProof/>
                 <w:webHidden/>
               </w:rPr>
-              <w:instrText xml:space="preserve"> PAGEREF _Toc232013679 \h </w:instrText>
+              <w:instrText xml:space="preserve"> PAGEREF _Toc232509022 \h </w:instrText>
             </w:r>
             <w:r>
               <w:rPr>
@@ -4562,7 +4562,7 @@
                 <w:noProof/>
                 <w:webHidden/>
               </w:rPr>
-              <w:t>32</w:t>
+              <w:t>34</w:t>
             </w:r>
             <w:r>
               <w:rPr>
@@ -4586,7 +4586,7 @@
               <w14:ligatures w14:val="standardContextual"/>
             </w:rPr>
           </w:pPr>
-          <w:hyperlink w:anchor="_Toc232013680" w:history="1">
+          <w:hyperlink w:anchor="_Toc232509023" w:history="1">
             <w:r>
               <w:rPr>
                 <w:rStyle w:val="Hipervnculo"/>
@@ -4614,7 +4614,7 @@
                 <w:noProof/>
                 <w:webHidden/>
               </w:rPr>
-              <w:instrText xml:space="preserve"> PAGEREF _Toc232013680 \h </w:instrText>
+              <w:instrText xml:space="preserve"> PAGEREF _Toc232509023 \h </w:instrText>
             </w:r>
             <w:r>
               <w:rPr>
@@ -4634,7 +4634,7 @@
                 <w:noProof/>
                 <w:webHidden/>
               </w:rPr>
-              <w:t>33</w:t>
+              <w:t>35</w:t>
             </w:r>
             <w:r>
               <w:rPr>
@@ -4658,7 +4658,7 @@
               <w14:ligatures w14:val="standardContextual"/>
             </w:rPr>
           </w:pPr>
-          <w:hyperlink w:anchor="_Toc232013681" w:history="1">
+          <w:hyperlink w:anchor="_Toc232509024" w:history="1">
             <w:r>
               <w:rPr>
                 <w:rStyle w:val="Hipervnculo"/>
@@ -4686,7 +4686,7 @@
                 <w:noProof/>
                 <w:webHidden/>
               </w:rPr>
-              <w:instrText xml:space="preserve"> PAGEREF _Toc232013681 \h </w:instrText>
+              <w:instrText xml:space="preserve"> PAGEREF _Toc232509024 \h </w:instrText>
             </w:r>
             <w:r>
               <w:rPr>
@@ -4706,7 +4706,7 @@
                 <w:noProof/>
                 <w:webHidden/>
               </w:rPr>
-              <w:t>33</w:t>
+              <w:t>35</w:t>
             </w:r>
             <w:r>
               <w:rPr>
@@ -4730,7 +4730,7 @@
               <w14:ligatures w14:val="standardContextual"/>
             </w:rPr>
           </w:pPr>
-          <w:hyperlink w:anchor="_Toc232013682" w:history="1">
+          <w:hyperlink w:anchor="_Toc232509025" w:history="1">
             <w:r>
               <w:rPr>
                 <w:rStyle w:val="Hipervnculo"/>
@@ -4758,7 +4758,7 @@
                 <w:noProof/>
                 <w:webHidden/>
               </w:rPr>
-              <w:instrText xml:space="preserve"> PAGEREF _Toc232013682 \h </w:instrText>
+              <w:instrText xml:space="preserve"> PAGEREF _Toc232509025 \h </w:instrText>
             </w:r>
             <w:r>
               <w:rPr>
@@ -4778,7 +4778,7 @@
                 <w:noProof/>
                 <w:webHidden/>
               </w:rPr>
-              <w:t>33</w:t>
+              <w:t>35</w:t>
             </w:r>
             <w:r>
               <w:rPr>
@@ -4802,7 +4802,7 @@
               <w14:ligatures w14:val="standardContextual"/>
             </w:rPr>
           </w:pPr>
-          <w:hyperlink w:anchor="_Toc232013683" w:history="1">
+          <w:hyperlink w:anchor="_Toc232509026" w:history="1">
             <w:r>
               <w:rPr>
                 <w:rStyle w:val="Hipervnculo"/>
@@ -4830,7 +4830,7 @@
                 <w:noProof/>
                 <w:webHidden/>
               </w:rPr>
-              <w:instrText xml:space="preserve"> PAGEREF _Toc232013683 \h </w:instrText>
+              <w:instrText xml:space="preserve"> PAGEREF _Toc232509026 \h </w:instrText>
             </w:r>
             <w:r>
               <w:rPr>
@@ -4850,7 +4850,7 @@
                 <w:noProof/>
                 <w:webHidden/>
               </w:rPr>
-              <w:t>33</w:t>
+              <w:t>35</w:t>
             </w:r>
             <w:r>
               <w:rPr>
@@ -4874,7 +4874,7 @@
               <w14:ligatures w14:val="standardContextual"/>
             </w:rPr>
           </w:pPr>
-          <w:hyperlink w:anchor="_Toc232013684" w:history="1">
+          <w:hyperlink w:anchor="_Toc232509027" w:history="1">
             <w:r>
               <w:rPr>
                 <w:rStyle w:val="Hipervnculo"/>
@@ -4902,7 +4902,7 @@
                 <w:noProof/>
                 <w:webHidden/>
               </w:rPr>
-              <w:instrText xml:space="preserve"> PAGEREF _Toc232013684 \h </w:instrText>
+              <w:instrText xml:space="preserve"> PAGEREF _Toc232509027 \h </w:instrText>
             </w:r>
             <w:r>
               <w:rPr>
@@ -4922,7 +4922,7 @@
                 <w:noProof/>
                 <w:webHidden/>
               </w:rPr>
-              <w:t>34</w:t>
+              <w:t>36</w:t>
             </w:r>
             <w:r>
               <w:rPr>
@@ -4946,7 +4946,7 @@
               <w14:ligatures w14:val="standardContextual"/>
             </w:rPr>
           </w:pPr>
-          <w:hyperlink w:anchor="_Toc232013685" w:history="1">
+          <w:hyperlink w:anchor="_Toc232509028" w:history="1">
             <w:r>
               <w:rPr>
                 <w:rStyle w:val="Hipervnculo"/>
@@ -4974,7 +4974,7 @@
                 <w:noProof/>
                 <w:webHidden/>
               </w:rPr>
-              <w:instrText xml:space="preserve"> PAGEREF _Toc232013685 \h </w:instrText>
+              <w:instrText xml:space="preserve"> PAGEREF _Toc232509028 \h </w:instrText>
             </w:r>
             <w:r>
               <w:rPr>
@@ -4994,7 +4994,7 @@
                 <w:noProof/>
                 <w:webHidden/>
               </w:rPr>
-              <w:t>34</w:t>
+              <w:t>36</w:t>
             </w:r>
             <w:r>
               <w:rPr>
@@ -5018,7 +5018,7 @@
               <w14:ligatures w14:val="standardContextual"/>
             </w:rPr>
           </w:pPr>
-          <w:hyperlink w:anchor="_Toc232013686" w:history="1">
+          <w:hyperlink w:anchor="_Toc232509029" w:history="1">
             <w:r>
               <w:rPr>
                 <w:rStyle w:val="Hipervnculo"/>
@@ -5046,7 +5046,7 @@
                 <w:noProof/>
                 <w:webHidden/>
               </w:rPr>
-              <w:instrText xml:space="preserve"> PAGEREF _Toc232013686 \h </w:instrText>
+              <w:instrText xml:space="preserve"> PAGEREF _Toc232509029 \h </w:instrText>
             </w:r>
             <w:r>
               <w:rPr>
@@ -5066,7 +5066,7 @@
                 <w:noProof/>
                 <w:webHidden/>
               </w:rPr>
-              <w:t>34</w:t>
+              <w:t>36</w:t>
             </w:r>
             <w:r>
               <w:rPr>
@@ -5090,7 +5090,7 @@
               <w14:ligatures w14:val="standardContextual"/>
             </w:rPr>
           </w:pPr>
-          <w:hyperlink w:anchor="_Toc232013687" w:history="1">
+          <w:hyperlink w:anchor="_Toc232509030" w:history="1">
             <w:r>
               <w:rPr>
                 <w:rStyle w:val="Hipervnculo"/>
@@ -5118,7 +5118,7 @@
                 <w:noProof/>
                 <w:webHidden/>
               </w:rPr>
-              <w:instrText xml:space="preserve"> PAGEREF _Toc232013687 \h </w:instrText>
+              <w:instrText xml:space="preserve"> PAGEREF _Toc232509030 \h </w:instrText>
             </w:r>
             <w:r>
               <w:rPr>
@@ -5138,7 +5138,7 @@
                 <w:noProof/>
                 <w:webHidden/>
               </w:rPr>
-              <w:t>34</w:t>
+              <w:t>36</w:t>
             </w:r>
             <w:r>
               <w:rPr>
@@ -5162,14 +5162,14 @@
               <w14:ligatures w14:val="standardContextual"/>
             </w:rPr>
           </w:pPr>
-          <w:hyperlink w:anchor="_Toc232013688" w:history="1">
+          <w:hyperlink w:anchor="_Toc232509031" w:history="1">
             <w:r>
               <w:rPr>
                 <w:rStyle w:val="Hipervnculo"/>
                 <w:rFonts w:ascii="Times New Roman" w:eastAsia="Times New Roman" w:hAnsi="Times New Roman" w:cs="Times New Roman"/>
                 <w:noProof/>
               </w:rPr>
-              <w:t>6.5.2 Diagrama Secuencia Sistema</w:t>
+              <w:t>6.5.2 Diagrama de Secuencia del Sistema</w:t>
             </w:r>
             <w:r>
               <w:rPr>
@@ -5190,7 +5190,7 @@
                 <w:noProof/>
                 <w:webHidden/>
               </w:rPr>
-              <w:instrText xml:space="preserve"> PAGEREF _Toc232013688 \h </w:instrText>
+              <w:instrText xml:space="preserve"> PAGEREF _Toc232509031 \h </w:instrText>
             </w:r>
             <w:r>
               <w:rPr>
@@ -5210,7 +5210,7 @@
                 <w:noProof/>
                 <w:webHidden/>
               </w:rPr>
-              <w:t>36</w:t>
+              <w:t>38</w:t>
             </w:r>
             <w:r>
               <w:rPr>
@@ -5234,7 +5234,7 @@
               <w14:ligatures w14:val="standardContextual"/>
             </w:rPr>
           </w:pPr>
-          <w:hyperlink w:anchor="_Toc232013689" w:history="1">
+          <w:hyperlink w:anchor="_Toc232509032" w:history="1">
             <w:r>
               <w:rPr>
                 <w:rStyle w:val="Hipervnculo"/>
@@ -5262,7 +5262,7 @@
                 <w:noProof/>
                 <w:webHidden/>
               </w:rPr>
-              <w:instrText xml:space="preserve"> PAGEREF _Toc232013689 \h </w:instrText>
+              <w:instrText xml:space="preserve"> PAGEREF _Toc232509032 \h </w:instrText>
             </w:r>
             <w:r>
               <w:rPr>
@@ -5282,7 +5282,7 @@
                 <w:noProof/>
                 <w:webHidden/>
               </w:rPr>
-              <w:t>36</w:t>
+              <w:t>38</w:t>
             </w:r>
             <w:r>
               <w:rPr>
@@ -5306,7 +5306,7 @@
               <w14:ligatures w14:val="standardContextual"/>
             </w:rPr>
           </w:pPr>
-          <w:hyperlink w:anchor="_Toc232013690" w:history="1">
+          <w:hyperlink w:anchor="_Toc232509033" w:history="1">
             <w:r>
               <w:rPr>
                 <w:rStyle w:val="Hipervnculo"/>
@@ -5334,7 +5334,7 @@
                 <w:noProof/>
                 <w:webHidden/>
               </w:rPr>
-              <w:instrText xml:space="preserve"> PAGEREF _Toc232013690 \h </w:instrText>
+              <w:instrText xml:space="preserve"> PAGEREF _Toc232509033 \h </w:instrText>
             </w:r>
             <w:r>
               <w:rPr>
@@ -5354,7 +5354,7 @@
                 <w:noProof/>
                 <w:webHidden/>
               </w:rPr>
-              <w:t>36</w:t>
+              <w:t>38</w:t>
             </w:r>
             <w:r>
               <w:rPr>
@@ -5378,14 +5378,14 @@
               <w14:ligatures w14:val="standardContextual"/>
             </w:rPr>
           </w:pPr>
-          <w:hyperlink w:anchor="_Toc232013691" w:history="1">
+          <w:hyperlink w:anchor="_Toc232509034" w:history="1">
             <w:r>
               <w:rPr>
                 <w:rStyle w:val="Hipervnculo"/>
                 <w:rFonts w:ascii="Times New Roman" w:eastAsia="Times New Roman" w:hAnsi="Times New Roman" w:cs="Times New Roman"/>
                 <w:noProof/>
               </w:rPr>
-              <w:t>6.6.2 Diagrama Secuencia Sistema</w:t>
+              <w:t>6.6.2 Diagrama de Secuencia del Sistema</w:t>
             </w:r>
             <w:r>
               <w:rPr>
@@ -5406,7 +5406,7 @@
                 <w:noProof/>
                 <w:webHidden/>
               </w:rPr>
-              <w:instrText xml:space="preserve"> PAGEREF _Toc232013691 \h </w:instrText>
+              <w:instrText xml:space="preserve"> PAGEREF _Toc232509034 \h </w:instrText>
             </w:r>
             <w:r>
               <w:rPr>
@@ -5426,7 +5426,7 @@
                 <w:noProof/>
                 <w:webHidden/>
               </w:rPr>
-              <w:t>38</w:t>
+              <w:t>40</w:t>
             </w:r>
             <w:r>
               <w:rPr>
@@ -5450,7 +5450,7 @@
               <w14:ligatures w14:val="standardContextual"/>
             </w:rPr>
           </w:pPr>
-          <w:hyperlink w:anchor="_Toc232013692" w:history="1">
+          <w:hyperlink w:anchor="_Toc232509035" w:history="1">
             <w:r>
               <w:rPr>
                 <w:rStyle w:val="Hipervnculo"/>
@@ -5478,7 +5478,7 @@
                 <w:noProof/>
                 <w:webHidden/>
               </w:rPr>
-              <w:instrText xml:space="preserve"> PAGEREF _Toc232013692 \h </w:instrText>
+              <w:instrText xml:space="preserve"> PAGEREF _Toc232509035 \h </w:instrText>
             </w:r>
             <w:r>
               <w:rPr>
@@ -5498,7 +5498,7 @@
                 <w:noProof/>
                 <w:webHidden/>
               </w:rPr>
-              <w:t>38</w:t>
+              <w:t>40</w:t>
             </w:r>
             <w:r>
               <w:rPr>
@@ -5522,7 +5522,7 @@
               <w14:ligatures w14:val="standardContextual"/>
             </w:rPr>
           </w:pPr>
-          <w:hyperlink w:anchor="_Toc232013693" w:history="1">
+          <w:hyperlink w:anchor="_Toc232509036" w:history="1">
             <w:r>
               <w:rPr>
                 <w:rStyle w:val="Hipervnculo"/>
@@ -5550,7 +5550,7 @@
                 <w:noProof/>
                 <w:webHidden/>
               </w:rPr>
-              <w:instrText xml:space="preserve"> PAGEREF _Toc232013693 \h </w:instrText>
+              <w:instrText xml:space="preserve"> PAGEREF _Toc232509036 \h </w:instrText>
             </w:r>
             <w:r>
               <w:rPr>
@@ -5570,7 +5570,7 @@
                 <w:noProof/>
                 <w:webHidden/>
               </w:rPr>
-              <w:t>38</w:t>
+              <w:t>40</w:t>
             </w:r>
             <w:r>
               <w:rPr>
@@ -5594,14 +5594,14 @@
               <w14:ligatures w14:val="standardContextual"/>
             </w:rPr>
           </w:pPr>
-          <w:hyperlink w:anchor="_Toc232013694" w:history="1">
+          <w:hyperlink w:anchor="_Toc232509037" w:history="1">
             <w:r>
               <w:rPr>
                 <w:rStyle w:val="Hipervnculo"/>
                 <w:rFonts w:ascii="Times New Roman" w:eastAsia="Times New Roman" w:hAnsi="Times New Roman" w:cs="Times New Roman"/>
                 <w:noProof/>
               </w:rPr>
-              <w:t>6.7.2 Diagrama Secuencia Sistema</w:t>
+              <w:t>6.7.2 Diagrama de Secuencia del Sistema</w:t>
             </w:r>
             <w:r>
               <w:rPr>
@@ -5622,7 +5622,7 @@
                 <w:noProof/>
                 <w:webHidden/>
               </w:rPr>
-              <w:instrText xml:space="preserve"> PAGEREF _Toc232013694 \h </w:instrText>
+              <w:instrText xml:space="preserve"> PAGEREF _Toc232509037 \h </w:instrText>
             </w:r>
             <w:r>
               <w:rPr>
@@ -5642,7 +5642,7 @@
                 <w:noProof/>
                 <w:webHidden/>
               </w:rPr>
-              <w:t>40</w:t>
+              <w:t>42</w:t>
             </w:r>
             <w:r>
               <w:rPr>
@@ -5666,7 +5666,7 @@
               <w14:ligatures w14:val="standardContextual"/>
             </w:rPr>
           </w:pPr>
-          <w:hyperlink w:anchor="_Toc232013695" w:history="1">
+          <w:hyperlink w:anchor="_Toc232509038" w:history="1">
             <w:r>
               <w:rPr>
                 <w:rStyle w:val="Hipervnculo"/>
@@ -5694,7 +5694,7 @@
                 <w:noProof/>
                 <w:webHidden/>
               </w:rPr>
-              <w:instrText xml:space="preserve"> PAGEREF _Toc232013695 \h </w:instrText>
+              <w:instrText xml:space="preserve"> PAGEREF _Toc232509038 \h </w:instrText>
             </w:r>
             <w:r>
               <w:rPr>
@@ -5714,7 +5714,7 @@
                 <w:noProof/>
                 <w:webHidden/>
               </w:rPr>
-              <w:t>41</w:t>
+              <w:t>43</w:t>
             </w:r>
             <w:r>
               <w:rPr>
@@ -5738,7 +5738,7 @@
               <w14:ligatures w14:val="standardContextual"/>
             </w:rPr>
           </w:pPr>
-          <w:hyperlink w:anchor="_Toc232013696" w:history="1">
+          <w:hyperlink w:anchor="_Toc232509039" w:history="1">
             <w:r>
               <w:rPr>
                 <w:rStyle w:val="Hipervnculo"/>
@@ -5766,7 +5766,7 @@
                 <w:noProof/>
                 <w:webHidden/>
               </w:rPr>
-              <w:instrText xml:space="preserve"> PAGEREF _Toc232013696 \h </w:instrText>
+              <w:instrText xml:space="preserve"> PAGEREF _Toc232509039 \h </w:instrText>
             </w:r>
             <w:r>
               <w:rPr>
@@ -5786,7 +5786,7 @@
                 <w:noProof/>
                 <w:webHidden/>
               </w:rPr>
-              <w:t>41</w:t>
+              <w:t>43</w:t>
             </w:r>
             <w:r>
               <w:rPr>
@@ -5810,7 +5810,7 @@
               <w14:ligatures w14:val="standardContextual"/>
             </w:rPr>
           </w:pPr>
-          <w:hyperlink w:anchor="_Toc232013697" w:history="1">
+          <w:hyperlink w:anchor="_Toc232509040" w:history="1">
             <w:r>
               <w:rPr>
                 <w:rStyle w:val="Hipervnculo"/>
@@ -5838,7 +5838,7 @@
                 <w:noProof/>
                 <w:webHidden/>
               </w:rPr>
-              <w:instrText xml:space="preserve"> PAGEREF _Toc232013697 \h </w:instrText>
+              <w:instrText xml:space="preserve"> PAGEREF _Toc232509040 \h </w:instrText>
             </w:r>
             <w:r>
               <w:rPr>
@@ -5858,7 +5858,7 @@
                 <w:noProof/>
                 <w:webHidden/>
               </w:rPr>
-              <w:t>41</w:t>
+              <w:t>43</w:t>
             </w:r>
             <w:r>
               <w:rPr>
@@ -5882,7 +5882,7 @@
               <w14:ligatures w14:val="standardContextual"/>
             </w:rPr>
           </w:pPr>
-          <w:hyperlink w:anchor="_Toc232013698" w:history="1">
+          <w:hyperlink w:anchor="_Toc232509041" w:history="1">
             <w:r>
               <w:rPr>
                 <w:rStyle w:val="Hipervnculo"/>
@@ -5910,7 +5910,7 @@
                 <w:noProof/>
                 <w:webHidden/>
               </w:rPr>
-              <w:instrText xml:space="preserve"> PAGEREF _Toc232013698 \h </w:instrText>
+              <w:instrText xml:space="preserve"> PAGEREF _Toc232509041 \h </w:instrText>
             </w:r>
             <w:r>
               <w:rPr>
@@ -5930,7 +5930,7 @@
                 <w:noProof/>
                 <w:webHidden/>
               </w:rPr>
-              <w:t>42</w:t>
+              <w:t>44</w:t>
             </w:r>
             <w:r>
               <w:rPr>
@@ -5954,7 +5954,7 @@
               <w14:ligatures w14:val="standardContextual"/>
             </w:rPr>
           </w:pPr>
-          <w:hyperlink w:anchor="_Toc232013699" w:history="1">
+          <w:hyperlink w:anchor="_Toc232509042" w:history="1">
             <w:r>
               <w:rPr>
                 <w:rStyle w:val="Hipervnculo"/>
@@ -5982,7 +5982,7 @@
                 <w:noProof/>
                 <w:webHidden/>
               </w:rPr>
-              <w:instrText xml:space="preserve"> PAGEREF _Toc232013699 \h </w:instrText>
+              <w:instrText xml:space="preserve"> PAGEREF _Toc232509042 \h </w:instrText>
             </w:r>
             <w:r>
               <w:rPr>
@@ -6002,7 +6002,7 @@
                 <w:noProof/>
                 <w:webHidden/>
               </w:rPr>
-              <w:t>42</w:t>
+              <w:t>44</w:t>
             </w:r>
             <w:r>
               <w:rPr>
@@ -6026,7 +6026,7 @@
               <w14:ligatures w14:val="standardContextual"/>
             </w:rPr>
           </w:pPr>
-          <w:hyperlink w:anchor="_Toc232013700" w:history="1">
+          <w:hyperlink w:anchor="_Toc232509043" w:history="1">
             <w:r>
               <w:rPr>
                 <w:rStyle w:val="Hipervnculo"/>
@@ -6054,7 +6054,7 @@
                 <w:noProof/>
                 <w:webHidden/>
               </w:rPr>
-              <w:instrText xml:space="preserve"> PAGEREF _Toc232013700 \h </w:instrText>
+              <w:instrText xml:space="preserve"> PAGEREF _Toc232509043 \h </w:instrText>
             </w:r>
             <w:r>
               <w:rPr>
@@ -6074,7 +6074,7 @@
                 <w:noProof/>
                 <w:webHidden/>
               </w:rPr>
-              <w:t>43</w:t>
+              <w:t>45</w:t>
             </w:r>
             <w:r>
               <w:rPr>
@@ -6098,14 +6098,14 @@
               <w14:ligatures w14:val="standardContextual"/>
             </w:rPr>
           </w:pPr>
-          <w:hyperlink w:anchor="_Toc232013701" w:history="1">
+          <w:hyperlink w:anchor="_Toc232509044" w:history="1">
             <w:r>
               <w:rPr>
                 <w:rStyle w:val="Hipervnculo"/>
                 <w:rFonts w:ascii="Times New Roman" w:eastAsia="Times New Roman" w:hAnsi="Times New Roman" w:cs="Times New Roman"/>
                 <w:noProof/>
               </w:rPr>
-              <w:t>7.5 Diagrama Secuencia del Sistema General de Digito Verificador</w:t>
+              <w:t>7.5 Diagrama Secuencia del Sistema - Funcionamiento General de Digito Verificador</w:t>
             </w:r>
             <w:r>
               <w:rPr>
@@ -6126,7 +6126,7 @@
                 <w:noProof/>
                 <w:webHidden/>
               </w:rPr>
-              <w:instrText xml:space="preserve"> PAGEREF _Toc232013701 \h </w:instrText>
+              <w:instrText xml:space="preserve"> PAGEREF _Toc232509044 \h </w:instrText>
             </w:r>
             <w:r>
               <w:rPr>
@@ -6146,7 +6146,7 @@
                 <w:noProof/>
                 <w:webHidden/>
               </w:rPr>
-              <w:t>43</w:t>
+              <w:t>45</w:t>
             </w:r>
             <w:r>
               <w:rPr>
@@ -6170,7 +6170,7 @@
               <w14:ligatures w14:val="standardContextual"/>
             </w:rPr>
           </w:pPr>
-          <w:hyperlink w:anchor="_Toc232013702" w:history="1">
+          <w:hyperlink w:anchor="_Toc232509045" w:history="1">
             <w:r>
               <w:rPr>
                 <w:rStyle w:val="Hipervnculo"/>
@@ -6198,7 +6198,7 @@
                 <w:noProof/>
                 <w:webHidden/>
               </w:rPr>
-              <w:instrText xml:space="preserve"> PAGEREF _Toc232013702 \h </w:instrText>
+              <w:instrText xml:space="preserve"> PAGEREF _Toc232509045 \h </w:instrText>
             </w:r>
             <w:r>
               <w:rPr>
@@ -6218,7 +6218,7 @@
                 <w:noProof/>
                 <w:webHidden/>
               </w:rPr>
-              <w:t>45</w:t>
+              <w:t>47</w:t>
             </w:r>
             <w:r>
               <w:rPr>
@@ -6242,7 +6242,7 @@
               <w14:ligatures w14:val="standardContextual"/>
             </w:rPr>
           </w:pPr>
-          <w:hyperlink w:anchor="_Toc232013703" w:history="1">
+          <w:hyperlink w:anchor="_Toc232509046" w:history="1">
             <w:r>
               <w:rPr>
                 <w:rStyle w:val="Hipervnculo"/>
@@ -6270,7 +6270,7 @@
                 <w:noProof/>
                 <w:webHidden/>
               </w:rPr>
-              <w:instrText xml:space="preserve"> PAGEREF _Toc232013703 \h </w:instrText>
+              <w:instrText xml:space="preserve"> PAGEREF _Toc232509046 \h </w:instrText>
             </w:r>
             <w:r>
               <w:rPr>
@@ -6290,7 +6290,7 @@
                 <w:noProof/>
                 <w:webHidden/>
               </w:rPr>
-              <w:t>47</w:t>
+              <w:t>49</w:t>
             </w:r>
             <w:r>
               <w:rPr>
@@ -6314,7 +6314,7 @@
               <w14:ligatures w14:val="standardContextual"/>
             </w:rPr>
           </w:pPr>
-          <w:hyperlink w:anchor="_Toc232013704" w:history="1">
+          <w:hyperlink w:anchor="_Toc232509047" w:history="1">
             <w:r>
               <w:rPr>
                 <w:rStyle w:val="Hipervnculo"/>
@@ -6342,7 +6342,7 @@
                 <w:noProof/>
                 <w:webHidden/>
               </w:rPr>
-              <w:instrText xml:space="preserve"> PAGEREF _Toc232013704 \h </w:instrText>
+              <w:instrText xml:space="preserve"> PAGEREF _Toc232509047 \h </w:instrText>
             </w:r>
             <w:r>
               <w:rPr>
@@ -6362,7 +6362,7 @@
                 <w:noProof/>
                 <w:webHidden/>
               </w:rPr>
-              <w:t>47</w:t>
+              <w:t>49</w:t>
             </w:r>
             <w:r>
               <w:rPr>
@@ -6386,7 +6386,7 @@
               <w14:ligatures w14:val="standardContextual"/>
             </w:rPr>
           </w:pPr>
-          <w:hyperlink w:anchor="_Toc232013705" w:history="1">
+          <w:hyperlink w:anchor="_Toc232509048" w:history="1">
             <w:r>
               <w:rPr>
                 <w:rStyle w:val="Hipervnculo"/>
@@ -6414,7 +6414,7 @@
                 <w:noProof/>
                 <w:webHidden/>
               </w:rPr>
-              <w:instrText xml:space="preserve"> PAGEREF _Toc232013705 \h </w:instrText>
+              <w:instrText xml:space="preserve"> PAGEREF _Toc232509048 \h </w:instrText>
             </w:r>
             <w:r>
               <w:rPr>
@@ -6434,7 +6434,7 @@
                 <w:noProof/>
                 <w:webHidden/>
               </w:rPr>
-              <w:t>48</w:t>
+              <w:t>50</w:t>
             </w:r>
             <w:r>
               <w:rPr>
@@ -6458,7 +6458,7 @@
               <w14:ligatures w14:val="standardContextual"/>
             </w:rPr>
           </w:pPr>
-          <w:hyperlink w:anchor="_Toc232013706" w:history="1">
+          <w:hyperlink w:anchor="_Toc232509049" w:history="1">
             <w:r>
               <w:rPr>
                 <w:rStyle w:val="Hipervnculo"/>
@@ -6486,7 +6486,7 @@
                 <w:noProof/>
                 <w:webHidden/>
               </w:rPr>
-              <w:instrText xml:space="preserve"> PAGEREF _Toc232013706 \h </w:instrText>
+              <w:instrText xml:space="preserve"> PAGEREF _Toc232509049 \h </w:instrText>
             </w:r>
             <w:r>
               <w:rPr>
@@ -6506,7 +6506,7 @@
                 <w:noProof/>
                 <w:webHidden/>
               </w:rPr>
-              <w:t>49</w:t>
+              <w:t>51</w:t>
             </w:r>
             <w:r>
               <w:rPr>
@@ -6530,7 +6530,7 @@
               <w14:ligatures w14:val="standardContextual"/>
             </w:rPr>
           </w:pPr>
-          <w:hyperlink w:anchor="_Toc232013707" w:history="1">
+          <w:hyperlink w:anchor="_Toc232509050" w:history="1">
             <w:r>
               <w:rPr>
                 <w:rStyle w:val="Hipervnculo"/>
@@ -6558,7 +6558,7 @@
                 <w:noProof/>
                 <w:webHidden/>
               </w:rPr>
-              <w:instrText xml:space="preserve"> PAGEREF _Toc232013707 \h </w:instrText>
+              <w:instrText xml:space="preserve"> PAGEREF _Toc232509050 \h </w:instrText>
             </w:r>
             <w:r>
               <w:rPr>
@@ -6578,7 +6578,7 @@
                 <w:noProof/>
                 <w:webHidden/>
               </w:rPr>
-              <w:t>50</w:t>
+              <w:t>52</w:t>
             </w:r>
             <w:r>
               <w:rPr>
@@ -6602,7 +6602,7 @@
               <w14:ligatures w14:val="standardContextual"/>
             </w:rPr>
           </w:pPr>
-          <w:hyperlink w:anchor="_Toc232013708" w:history="1">
+          <w:hyperlink w:anchor="_Toc232509051" w:history="1">
             <w:r>
               <w:rPr>
                 <w:rStyle w:val="Hipervnculo"/>
@@ -6630,7 +6630,7 @@
                 <w:noProof/>
                 <w:webHidden/>
               </w:rPr>
-              <w:instrText xml:space="preserve"> PAGEREF _Toc232013708 \h </w:instrText>
+              <w:instrText xml:space="preserve"> PAGEREF _Toc232509051 \h </w:instrText>
             </w:r>
             <w:r>
               <w:rPr>
@@ -6650,7 +6650,7 @@
                 <w:noProof/>
                 <w:webHidden/>
               </w:rPr>
-              <w:t>50</w:t>
+              <w:t>52</w:t>
             </w:r>
             <w:r>
               <w:rPr>
@@ -6674,7 +6674,7 @@
               <w14:ligatures w14:val="standardContextual"/>
             </w:rPr>
           </w:pPr>
-          <w:hyperlink w:anchor="_Toc232013709" w:history="1">
+          <w:hyperlink w:anchor="_Toc232509052" w:history="1">
             <w:r>
               <w:rPr>
                 <w:rStyle w:val="Hipervnculo"/>
@@ -6702,7 +6702,7 @@
                 <w:noProof/>
                 <w:webHidden/>
               </w:rPr>
-              <w:instrText xml:space="preserve"> PAGEREF _Toc232013709 \h </w:instrText>
+              <w:instrText xml:space="preserve"> PAGEREF _Toc232509052 \h </w:instrText>
             </w:r>
             <w:r>
               <w:rPr>
@@ -6722,7 +6722,7 @@
                 <w:noProof/>
                 <w:webHidden/>
               </w:rPr>
-              <w:t>50</w:t>
+              <w:t>52</w:t>
             </w:r>
             <w:r>
               <w:rPr>
@@ -6746,7 +6746,7 @@
               <w14:ligatures w14:val="standardContextual"/>
             </w:rPr>
           </w:pPr>
-          <w:hyperlink w:anchor="_Toc232013710" w:history="1">
+          <w:hyperlink w:anchor="_Toc232509053" w:history="1">
             <w:r>
               <w:rPr>
                 <w:rStyle w:val="Hipervnculo"/>
@@ -6774,7 +6774,7 @@
                 <w:noProof/>
                 <w:webHidden/>
               </w:rPr>
-              <w:instrText xml:space="preserve"> PAGEREF _Toc232013710 \h </w:instrText>
+              <w:instrText xml:space="preserve"> PAGEREF _Toc232509053 \h </w:instrText>
             </w:r>
             <w:r>
               <w:rPr>
@@ -6794,7 +6794,7 @@
                 <w:noProof/>
                 <w:webHidden/>
               </w:rPr>
-              <w:t>51</w:t>
+              <w:t>53</w:t>
             </w:r>
             <w:r>
               <w:rPr>
@@ -6818,7 +6818,7 @@
               <w14:ligatures w14:val="standardContextual"/>
             </w:rPr>
           </w:pPr>
-          <w:hyperlink w:anchor="_Toc232013711" w:history="1">
+          <w:hyperlink w:anchor="_Toc232509054" w:history="1">
             <w:r>
               <w:rPr>
                 <w:rStyle w:val="Hipervnculo"/>
@@ -6846,7 +6846,7 @@
                 <w:noProof/>
                 <w:webHidden/>
               </w:rPr>
-              <w:instrText xml:space="preserve"> PAGEREF _Toc232013711 \h </w:instrText>
+              <w:instrText xml:space="preserve"> PAGEREF _Toc232509054 \h </w:instrText>
             </w:r>
             <w:r>
               <w:rPr>
@@ -6866,7 +6866,7 @@
                 <w:noProof/>
                 <w:webHidden/>
               </w:rPr>
-              <w:t>51</w:t>
+              <w:t>54</w:t>
             </w:r>
             <w:r>
               <w:rPr>
@@ -6890,7 +6890,7 @@
               <w14:ligatures w14:val="standardContextual"/>
             </w:rPr>
           </w:pPr>
-          <w:hyperlink w:anchor="_Toc232013712" w:history="1">
+          <w:hyperlink w:anchor="_Toc232509055" w:history="1">
             <w:r>
               <w:rPr>
                 <w:rStyle w:val="Hipervnculo"/>
@@ -6918,7 +6918,7 @@
                 <w:noProof/>
                 <w:webHidden/>
               </w:rPr>
-              <w:instrText xml:space="preserve"> PAGEREF _Toc232013712 \h </w:instrText>
+              <w:instrText xml:space="preserve"> PAGEREF _Toc232509055 \h </w:instrText>
             </w:r>
             <w:r>
               <w:rPr>
@@ -6938,7 +6938,7 @@
                 <w:noProof/>
                 <w:webHidden/>
               </w:rPr>
-              <w:t>52</w:t>
+              <w:t>54</w:t>
             </w:r>
             <w:r>
               <w:rPr>
@@ -6962,7 +6962,7 @@
               <w14:ligatures w14:val="standardContextual"/>
             </w:rPr>
           </w:pPr>
-          <w:hyperlink w:anchor="_Toc232013713" w:history="1">
+          <w:hyperlink w:anchor="_Toc232509056" w:history="1">
             <w:r>
               <w:rPr>
                 <w:rStyle w:val="Hipervnculo"/>
@@ -6990,7 +6990,7 @@
                 <w:noProof/>
                 <w:webHidden/>
               </w:rPr>
-              <w:instrText xml:space="preserve"> PAGEREF _Toc232013713 \h </w:instrText>
+              <w:instrText xml:space="preserve"> PAGEREF _Toc232509056 \h </w:instrText>
             </w:r>
             <w:r>
               <w:rPr>
@@ -7010,7 +7010,7 @@
                 <w:noProof/>
                 <w:webHidden/>
               </w:rPr>
-              <w:t>52</w:t>
+              <w:t>55</w:t>
             </w:r>
             <w:r>
               <w:rPr>
@@ -7034,7 +7034,7 @@
               <w14:ligatures w14:val="standardContextual"/>
             </w:rPr>
           </w:pPr>
-          <w:hyperlink w:anchor="_Toc232013714" w:history="1">
+          <w:hyperlink w:anchor="_Toc232509057" w:history="1">
             <w:r>
               <w:rPr>
                 <w:rStyle w:val="Hipervnculo"/>
@@ -7062,7 +7062,7 @@
                 <w:noProof/>
                 <w:webHidden/>
               </w:rPr>
-              <w:instrText xml:space="preserve"> PAGEREF _Toc232013714 \h </w:instrText>
+              <w:instrText xml:space="preserve"> PAGEREF _Toc232509057 \h </w:instrText>
             </w:r>
             <w:r>
               <w:rPr>
@@ -7082,7 +7082,7 @@
                 <w:noProof/>
                 <w:webHidden/>
               </w:rPr>
-              <w:t>52</w:t>
+              <w:t>55</w:t>
             </w:r>
             <w:r>
               <w:rPr>
@@ -7106,7 +7106,7 @@
               <w14:ligatures w14:val="standardContextual"/>
             </w:rPr>
           </w:pPr>
-          <w:hyperlink w:anchor="_Toc232013715" w:history="1">
+          <w:hyperlink w:anchor="_Toc232509058" w:history="1">
             <w:r>
               <w:rPr>
                 <w:rStyle w:val="Hipervnculo"/>
@@ -7134,7 +7134,7 @@
                 <w:noProof/>
                 <w:webHidden/>
               </w:rPr>
-              <w:instrText xml:space="preserve"> PAGEREF _Toc232013715 \h </w:instrText>
+              <w:instrText xml:space="preserve"> PAGEREF _Toc232509058 \h </w:instrText>
             </w:r>
             <w:r>
               <w:rPr>
@@ -7154,7 +7154,7 @@
                 <w:noProof/>
                 <w:webHidden/>
               </w:rPr>
-              <w:t>53</w:t>
+              <w:t>56</w:t>
             </w:r>
             <w:r>
               <w:rPr>
@@ -7178,7 +7178,7 @@
               <w14:ligatures w14:val="standardContextual"/>
             </w:rPr>
           </w:pPr>
-          <w:hyperlink w:anchor="_Toc232013716" w:history="1">
+          <w:hyperlink w:anchor="_Toc232509059" w:history="1">
             <w:r>
               <w:rPr>
                 <w:rStyle w:val="Hipervnculo"/>
@@ -7206,7 +7206,7 @@
                 <w:noProof/>
                 <w:webHidden/>
               </w:rPr>
-              <w:instrText xml:space="preserve"> PAGEREF _Toc232013716 \h </w:instrText>
+              <w:instrText xml:space="preserve"> PAGEREF _Toc232509059 \h </w:instrText>
             </w:r>
             <w:r>
               <w:rPr>
@@ -7226,7 +7226,7 @@
                 <w:noProof/>
                 <w:webHidden/>
               </w:rPr>
-              <w:t>53</w:t>
+              <w:t>57</w:t>
             </w:r>
             <w:r>
               <w:rPr>
@@ -7250,14 +7250,14 @@
               <w14:ligatures w14:val="standardContextual"/>
             </w:rPr>
           </w:pPr>
-          <w:hyperlink w:anchor="_Toc232013717" w:history="1">
+          <w:hyperlink w:anchor="_Toc232509060" w:history="1">
             <w:r>
               <w:rPr>
                 <w:rStyle w:val="Hipervnculo"/>
                 <w:rFonts w:ascii="Times New Roman" w:eastAsia="Times New Roman" w:hAnsi="Times New Roman" w:cs="Times New Roman"/>
                 <w:noProof/>
               </w:rPr>
-              <w:t>10.4 CU009 CAMBIAR IDIOMA</w:t>
+              <w:t>10.4 CU009 Cambiar Idioma</w:t>
             </w:r>
             <w:r>
               <w:rPr>
@@ -7278,7 +7278,7 @@
                 <w:noProof/>
                 <w:webHidden/>
               </w:rPr>
-              <w:instrText xml:space="preserve"> PAGEREF _Toc232013717 \h </w:instrText>
+              <w:instrText xml:space="preserve"> PAGEREF _Toc232509060 \h </w:instrText>
             </w:r>
             <w:r>
               <w:rPr>
@@ -7298,7 +7298,223 @@
                 <w:noProof/>
                 <w:webHidden/>
               </w:rPr>
-              <w:t>54</w:t>
+              <w:t>57</w:t>
+            </w:r>
+            <w:r>
+              <w:rPr>
+                <w:noProof/>
+                <w:webHidden/>
+              </w:rPr>
+              <w:fldChar w:fldCharType="end"/>
+            </w:r>
+          </w:hyperlink>
+        </w:p>
+        <w:p>
+          <w:pPr>
+            <w:pStyle w:val="TDC3"/>
+            <w:tabs>
+              <w:tab w:val="right" w:leader="dot" w:pos="8494"/>
+            </w:tabs>
+            <w:rPr>
+              <w:rFonts w:asciiTheme="minorHAnsi" w:eastAsiaTheme="minorEastAsia" w:hAnsiTheme="minorHAnsi" w:cstheme="minorBidi"/>
+              <w:noProof/>
+              <w:kern w:val="2"/>
+              <w14:ligatures w14:val="standardContextual"/>
+            </w:rPr>
+          </w:pPr>
+          <w:hyperlink w:anchor="_Toc232509061" w:history="1">
+            <w:r>
+              <w:rPr>
+                <w:rStyle w:val="Hipervnculo"/>
+                <w:rFonts w:ascii="Times New Roman" w:eastAsia="Times New Roman" w:hAnsi="Times New Roman" w:cs="Times New Roman"/>
+                <w:noProof/>
+              </w:rPr>
+              <w:t>10.4.1 Especificación CU</w:t>
+            </w:r>
+            <w:r>
+              <w:rPr>
+                <w:noProof/>
+                <w:webHidden/>
+              </w:rPr>
+              <w:tab/>
+            </w:r>
+            <w:r>
+              <w:rPr>
+                <w:noProof/>
+                <w:webHidden/>
+              </w:rPr>
+              <w:fldChar w:fldCharType="begin"/>
+            </w:r>
+            <w:r>
+              <w:rPr>
+                <w:noProof/>
+                <w:webHidden/>
+              </w:rPr>
+              <w:instrText xml:space="preserve"> PAGEREF _Toc232509061 \h </w:instrText>
+            </w:r>
+            <w:r>
+              <w:rPr>
+                <w:noProof/>
+                <w:webHidden/>
+              </w:rPr>
+            </w:r>
+            <w:r>
+              <w:rPr>
+                <w:noProof/>
+                <w:webHidden/>
+              </w:rPr>
+              <w:fldChar w:fldCharType="separate"/>
+            </w:r>
+            <w:r>
+              <w:rPr>
+                <w:noProof/>
+                <w:webHidden/>
+              </w:rPr>
+              <w:t>57</w:t>
+            </w:r>
+            <w:r>
+              <w:rPr>
+                <w:noProof/>
+                <w:webHidden/>
+              </w:rPr>
+              <w:fldChar w:fldCharType="end"/>
+            </w:r>
+          </w:hyperlink>
+        </w:p>
+        <w:p>
+          <w:pPr>
+            <w:pStyle w:val="TDC3"/>
+            <w:tabs>
+              <w:tab w:val="right" w:leader="dot" w:pos="8494"/>
+            </w:tabs>
+            <w:rPr>
+              <w:rFonts w:asciiTheme="minorHAnsi" w:eastAsiaTheme="minorEastAsia" w:hAnsiTheme="minorHAnsi" w:cstheme="minorBidi"/>
+              <w:noProof/>
+              <w:kern w:val="2"/>
+              <w14:ligatures w14:val="standardContextual"/>
+            </w:rPr>
+          </w:pPr>
+          <w:hyperlink w:anchor="_Toc232509062" w:history="1">
+            <w:r>
+              <w:rPr>
+                <w:rStyle w:val="Hipervnculo"/>
+                <w:rFonts w:ascii="Times New Roman" w:eastAsia="Times New Roman" w:hAnsi="Times New Roman" w:cs="Times New Roman"/>
+                <w:noProof/>
+              </w:rPr>
+              <w:t>10.4.2 Diagrama de Secuencias del sistema</w:t>
+            </w:r>
+            <w:r>
+              <w:rPr>
+                <w:noProof/>
+                <w:webHidden/>
+              </w:rPr>
+              <w:tab/>
+            </w:r>
+            <w:r>
+              <w:rPr>
+                <w:noProof/>
+                <w:webHidden/>
+              </w:rPr>
+              <w:fldChar w:fldCharType="begin"/>
+            </w:r>
+            <w:r>
+              <w:rPr>
+                <w:noProof/>
+                <w:webHidden/>
+              </w:rPr>
+              <w:instrText xml:space="preserve"> PAGEREF _Toc232509062 \h </w:instrText>
+            </w:r>
+            <w:r>
+              <w:rPr>
+                <w:noProof/>
+                <w:webHidden/>
+              </w:rPr>
+            </w:r>
+            <w:r>
+              <w:rPr>
+                <w:noProof/>
+                <w:webHidden/>
+              </w:rPr>
+              <w:fldChar w:fldCharType="separate"/>
+            </w:r>
+            <w:r>
+              <w:rPr>
+                <w:noProof/>
+                <w:webHidden/>
+              </w:rPr>
+              <w:t>59</w:t>
+            </w:r>
+            <w:r>
+              <w:rPr>
+                <w:noProof/>
+                <w:webHidden/>
+              </w:rPr>
+              <w:fldChar w:fldCharType="end"/>
+            </w:r>
+          </w:hyperlink>
+        </w:p>
+        <w:p>
+          <w:pPr>
+            <w:pStyle w:val="TDC2"/>
+            <w:tabs>
+              <w:tab w:val="right" w:leader="dot" w:pos="8494"/>
+            </w:tabs>
+            <w:rPr>
+              <w:rFonts w:asciiTheme="minorHAnsi" w:eastAsiaTheme="minorEastAsia" w:hAnsiTheme="minorHAnsi" w:cstheme="minorBidi"/>
+              <w:noProof/>
+              <w:kern w:val="2"/>
+              <w14:ligatures w14:val="standardContextual"/>
+            </w:rPr>
+          </w:pPr>
+          <w:hyperlink w:anchor="_Toc232509063" w:history="1">
+            <w:r>
+              <w:rPr>
+                <w:rStyle w:val="Hipervnculo"/>
+                <w:rFonts w:ascii="Times New Roman" w:eastAsia="Times New Roman" w:hAnsi="Times New Roman" w:cs="Times New Roman"/>
+                <w:noProof/>
+              </w:rPr>
+              <w:t>10.5 Pantallas UI</w:t>
+            </w:r>
+            <w:r>
+              <w:rPr>
+                <w:noProof/>
+                <w:webHidden/>
+              </w:rPr>
+              <w:tab/>
+            </w:r>
+            <w:r>
+              <w:rPr>
+                <w:noProof/>
+                <w:webHidden/>
+              </w:rPr>
+              <w:fldChar w:fldCharType="begin"/>
+            </w:r>
+            <w:r>
+              <w:rPr>
+                <w:noProof/>
+                <w:webHidden/>
+              </w:rPr>
+              <w:instrText xml:space="preserve"> PAGEREF _Toc232509063 \h </w:instrText>
+            </w:r>
+            <w:r>
+              <w:rPr>
+                <w:noProof/>
+                <w:webHidden/>
+              </w:rPr>
+            </w:r>
+            <w:r>
+              <w:rPr>
+                <w:noProof/>
+                <w:webHidden/>
+              </w:rPr>
+              <w:fldChar w:fldCharType="separate"/>
+            </w:r>
+            <w:r>
+              <w:rPr>
+                <w:noProof/>
+                <w:webHidden/>
+              </w:rPr>
+              <w:t>60</w:t>
             </w:r>
             <w:r>
               <w:rPr>
@@ -7391,8 +7607,20 @@
                 <w:sz w:val="32"/>
                 <w:szCs w:val="32"/>
               </w:rPr>
-              <w:t>Entrega N°</w:t>
-            </w:r>
+              <w:t xml:space="preserve">Entrega </w:t>
+            </w:r>
+            <w:proofErr w:type="spellStart"/>
+            <w:r>
+              <w:rPr>
+                <w:rFonts w:ascii="Times New Roman" w:eastAsia="Times New Roman" w:hAnsi="Times New Roman" w:cs="Times New Roman"/>
+                <w:b/>
+                <w:bCs/>
+                <w:sz w:val="32"/>
+                <w:szCs w:val="32"/>
+              </w:rPr>
+              <w:t>N°</w:t>
+            </w:r>
+            <w:proofErr w:type="spellEnd"/>
           </w:p>
         </w:tc>
         <w:tc>
@@ -7418,8 +7646,20 @@
                 <w:sz w:val="32"/>
                 <w:szCs w:val="32"/>
               </w:rPr>
-              <w:t>Versión N°</w:t>
-            </w:r>
+              <w:t xml:space="preserve">Versión </w:t>
+            </w:r>
+            <w:proofErr w:type="spellStart"/>
+            <w:r>
+              <w:rPr>
+                <w:rFonts w:ascii="Times New Roman" w:eastAsia="Times New Roman" w:hAnsi="Times New Roman" w:cs="Times New Roman"/>
+                <w:b/>
+                <w:bCs/>
+                <w:sz w:val="32"/>
+                <w:szCs w:val="32"/>
+              </w:rPr>
+              <w:t>N°</w:t>
+            </w:r>
+            <w:proofErr w:type="spellEnd"/>
           </w:p>
         </w:tc>
         <w:tc>
@@ -7572,6 +7812,7 @@
           </w:tcPr>
           <w:p>
             <w:pPr>
+              <w:jc w:val="center"/>
               <w:rPr>
                 <w:rFonts w:ascii="Times New Roman" w:eastAsia="Times New Roman" w:hAnsi="Times New Roman" w:cs="Times New Roman"/>
               </w:rPr>
@@ -7591,6 +7832,7 @@
           </w:p>
           <w:p>
             <w:pPr>
+              <w:jc w:val="center"/>
               <w:rPr>
                 <w:rFonts w:ascii="Times New Roman" w:eastAsia="Times New Roman" w:hAnsi="Times New Roman" w:cs="Times New Roman"/>
               </w:rPr>
@@ -7599,7 +7841,7 @@
               <w:rPr>
                 <w:rFonts w:ascii="Times New Roman" w:eastAsia="Times New Roman" w:hAnsi="Times New Roman" w:cs="Times New Roman"/>
               </w:rPr>
-              <w:t xml:space="preserve">. DSS: Pensarlos como “Usuario-Sistema” </w:t>
+              <w:t>. DSS: Pensarlos como “Usuario-Sistema”</w:t>
             </w:r>
           </w:p>
         </w:tc>
@@ -7700,8 +7942,30 @@
               <w:rPr>
                 <w:rFonts w:ascii="Times New Roman" w:eastAsia="Times New Roman" w:hAnsi="Times New Roman" w:cs="Times New Roman"/>
               </w:rPr>
-              <w:t>. Cuando quiero modificar un producto que me muestre en los textbox todos los datos que ya están – Idem frmUsuario</w:t>
-            </w:r>
+              <w:t xml:space="preserve">. Cuando quiero modificar un producto que me muestre en los </w:t>
+            </w:r>
+            <w:proofErr w:type="spellStart"/>
+            <w:r>
+              <w:rPr>
+                <w:rFonts w:ascii="Times New Roman" w:eastAsia="Times New Roman" w:hAnsi="Times New Roman" w:cs="Times New Roman"/>
+              </w:rPr>
+              <w:t>textbox</w:t>
+            </w:r>
+            <w:proofErr w:type="spellEnd"/>
+            <w:r>
+              <w:rPr>
+                <w:rFonts w:ascii="Times New Roman" w:eastAsia="Times New Roman" w:hAnsi="Times New Roman" w:cs="Times New Roman"/>
+              </w:rPr>
+              <w:t xml:space="preserve"> todos los datos que ya están – Idem </w:t>
+            </w:r>
+            <w:proofErr w:type="spellStart"/>
+            <w:r>
+              <w:rPr>
+                <w:rFonts w:ascii="Times New Roman" w:eastAsia="Times New Roman" w:hAnsi="Times New Roman" w:cs="Times New Roman"/>
+              </w:rPr>
+              <w:t>frmUsuario</w:t>
+            </w:r>
+            <w:proofErr w:type="spellEnd"/>
           </w:p>
           <w:p>
             <w:pPr>
@@ -7728,7 +7992,7 @@
               <w:rPr>
                 <w:rFonts w:ascii="Times New Roman" w:eastAsia="Times New Roman" w:hAnsi="Times New Roman" w:cs="Times New Roman"/>
               </w:rPr>
-              <w:t xml:space="preserve">. Control de Cambios: Revertir totalidad de un objeto, no solo de campo </w:t>
+              <w:t>. Control de Cambios: Revertir totalidad de un objeto, no solo de campo</w:t>
             </w:r>
           </w:p>
         </w:tc>
@@ -7860,7 +8124,7 @@
           <w:rFonts w:ascii="Times New Roman" w:eastAsia="Times New Roman" w:hAnsi="Times New Roman" w:cs="Times New Roman"/>
         </w:rPr>
       </w:pPr>
-      <w:bookmarkStart w:id="0" w:name="_Toc232013622"/>
+      <w:bookmarkStart w:id="0" w:name="_Toc232508965"/>
       <w:r>
         <w:rPr>
           <w:rFonts w:ascii="Times New Roman" w:eastAsia="Times New Roman" w:hAnsi="Times New Roman" w:cs="Times New Roman"/>
@@ -7885,7 +8149,7 @@
           <w:szCs w:val="30"/>
         </w:rPr>
       </w:pPr>
-      <w:bookmarkStart w:id="1" w:name="_Toc232013623"/>
+      <w:bookmarkStart w:id="1" w:name="_Toc232508966"/>
       <w:r>
         <w:rPr>
           <w:rFonts w:ascii="Times New Roman" w:eastAsia="Times New Roman" w:hAnsi="Times New Roman" w:cs="Times New Roman"/>
@@ -7976,8 +8240,17 @@
           <w:rFonts w:ascii="Times New Roman" w:eastAsia="Times New Roman" w:hAnsi="Times New Roman" w:cs="Times New Roman"/>
           <w:color w:val="000000"/>
         </w:rPr>
-        <w:t>Registro/LogIn-Out</w:t>
-      </w:r>
+        <w:t>Registro/</w:t>
+      </w:r>
+      <w:proofErr w:type="spellStart"/>
+      <w:r>
+        <w:rPr>
+          <w:rFonts w:ascii="Times New Roman" w:eastAsia="Times New Roman" w:hAnsi="Times New Roman" w:cs="Times New Roman"/>
+          <w:color w:val="000000"/>
+        </w:rPr>
+        <w:t>LogIn-Out</w:t>
+      </w:r>
+      <w:proofErr w:type="spellEnd"/>
       <w:r>
         <w:rPr>
           <w:rFonts w:ascii="Times New Roman" w:eastAsia="Times New Roman" w:hAnsi="Times New Roman" w:cs="Times New Roman"/>
@@ -8147,12 +8420,28 @@
           <w:rFonts w:ascii="Times New Roman" w:eastAsia="Times New Roman" w:hAnsi="Times New Roman" w:cs="Times New Roman"/>
         </w:rPr>
       </w:pPr>
-      <w:r>
-        <w:rPr>
-          <w:rFonts w:ascii="Times New Roman" w:eastAsia="Times New Roman" w:hAnsi="Times New Roman" w:cs="Times New Roman"/>
-        </w:rPr>
-        <w:t>BackUp y Restore</w:t>
-      </w:r>
+      <w:proofErr w:type="spellStart"/>
+      <w:r>
+        <w:rPr>
+          <w:rFonts w:ascii="Times New Roman" w:eastAsia="Times New Roman" w:hAnsi="Times New Roman" w:cs="Times New Roman"/>
+        </w:rPr>
+        <w:t>BackUp</w:t>
+      </w:r>
+      <w:proofErr w:type="spellEnd"/>
+      <w:r>
+        <w:rPr>
+          <w:rFonts w:ascii="Times New Roman" w:eastAsia="Times New Roman" w:hAnsi="Times New Roman" w:cs="Times New Roman"/>
+        </w:rPr>
+        <w:t xml:space="preserve"> y </w:t>
+      </w:r>
+      <w:proofErr w:type="spellStart"/>
+      <w:r>
+        <w:rPr>
+          <w:rFonts w:ascii="Times New Roman" w:eastAsia="Times New Roman" w:hAnsi="Times New Roman" w:cs="Times New Roman"/>
+        </w:rPr>
+        <w:t>Restore</w:t>
+      </w:r>
+      <w:proofErr w:type="spellEnd"/>
     </w:p>
     <w:p>
       <w:pPr>
@@ -8189,7 +8478,7 @@
           <w:szCs w:val="30"/>
         </w:rPr>
       </w:pPr>
-      <w:bookmarkStart w:id="2" w:name="_Toc232013624"/>
+      <w:bookmarkStart w:id="2" w:name="_Toc232508967"/>
       <w:r>
         <w:rPr>
           <w:rFonts w:ascii="Times New Roman" w:eastAsia="Times New Roman" w:hAnsi="Times New Roman" w:cs="Times New Roman"/>
@@ -8218,7 +8507,7 @@
           <w:szCs w:val="30"/>
         </w:rPr>
       </w:pPr>
-      <w:bookmarkStart w:id="3" w:name="_Toc232013625"/>
+      <w:bookmarkStart w:id="3" w:name="_Toc232508968"/>
       <w:r>
         <w:rPr>
           <w:rFonts w:ascii="Times New Roman" w:eastAsia="Times New Roman" w:hAnsi="Times New Roman" w:cs="Times New Roman"/>
@@ -8319,19 +8608,7 @@
               <w:rPr>
                 <w:rFonts w:ascii="Times New Roman" w:hAnsi="Times New Roman" w:cs="Times New Roman"/>
               </w:rPr>
-              <w:t>“</w:t>
-            </w:r>
-            <w:r>
-              <w:rPr>
-                <w:rFonts w:ascii="Times New Roman" w:hAnsi="Times New Roman" w:cs="Times New Roman"/>
-              </w:rPr>
-              <w:t>Cliente</w:t>
-            </w:r>
-            <w:r>
-              <w:rPr>
-                <w:rFonts w:ascii="Times New Roman" w:hAnsi="Times New Roman" w:cs="Times New Roman"/>
-              </w:rPr>
-              <w:t>”</w:t>
+              <w:t>“Administrador”</w:t>
             </w:r>
           </w:p>
         </w:tc>
@@ -8356,7 +8633,15 @@
               <w:rPr>
                 <w:rFonts w:ascii="Times New Roman" w:hAnsi="Times New Roman" w:cs="Times New Roman"/>
               </w:rPr>
-              <w:t xml:space="preserve"> </w:t>
+              <w:br/>
+              <w:t xml:space="preserve">Gestión Usuario </w:t>
+            </w:r>
+            <w:r>
+              <w:rPr>
+                <w:rFonts w:ascii="Times New Roman" w:hAnsi="Times New Roman" w:cs="Times New Roman"/>
+              </w:rPr>
+              <w:br/>
+              <w:t xml:space="preserve">Gestión Producto </w:t>
             </w:r>
           </w:p>
           <w:p>
@@ -8370,7 +8655,21 @@
               <w:rPr>
                 <w:rFonts w:ascii="Times New Roman" w:hAnsi="Times New Roman" w:cs="Times New Roman"/>
               </w:rPr>
+              <w:t>Gestión Roles y Permisos</w:t>
+            </w:r>
+            <w:r>
+              <w:rPr>
+                <w:rFonts w:ascii="Times New Roman" w:hAnsi="Times New Roman" w:cs="Times New Roman"/>
+              </w:rPr>
+              <w:br/>
               <w:t>Gestión Idiomas</w:t>
+            </w:r>
+            <w:r>
+              <w:rPr>
+                <w:rFonts w:ascii="Times New Roman" w:hAnsi="Times New Roman" w:cs="Times New Roman"/>
+              </w:rPr>
+              <w:br/>
+              <w:t>Administración</w:t>
             </w:r>
           </w:p>
           <w:p>
@@ -8380,12 +8679,14 @@
                 <w:rFonts w:ascii="Times New Roman" w:hAnsi="Times New Roman" w:cs="Times New Roman"/>
               </w:rPr>
             </w:pPr>
+            <w:proofErr w:type="spellStart"/>
             <w:r>
               <w:rPr>
                 <w:rFonts w:ascii="Times New Roman" w:hAnsi="Times New Roman" w:cs="Times New Roman"/>
               </w:rPr>
               <w:t>Logout</w:t>
             </w:r>
+            <w:proofErr w:type="spellEnd"/>
           </w:p>
         </w:tc>
       </w:tr>
@@ -8405,19 +8706,7 @@
               <w:rPr>
                 <w:rFonts w:ascii="Times New Roman" w:hAnsi="Times New Roman" w:cs="Times New Roman"/>
               </w:rPr>
-              <w:t>“</w:t>
-            </w:r>
-            <w:r>
-              <w:rPr>
-                <w:rFonts w:ascii="Times New Roman" w:hAnsi="Times New Roman" w:cs="Times New Roman"/>
-              </w:rPr>
-              <w:t>Administrador</w:t>
-            </w:r>
-            <w:r>
-              <w:rPr>
-                <w:rFonts w:ascii="Times New Roman" w:hAnsi="Times New Roman" w:cs="Times New Roman"/>
-              </w:rPr>
-              <w:t>”</w:t>
+              <w:t>“Cliente”</w:t>
             </w:r>
           </w:p>
         </w:tc>
@@ -8442,32 +8731,6 @@
               <w:rPr>
                 <w:rFonts w:ascii="Times New Roman" w:hAnsi="Times New Roman" w:cs="Times New Roman"/>
               </w:rPr>
-              <w:br/>
-              <w:t>Gestión</w:t>
-            </w:r>
-            <w:r>
-              <w:rPr>
-                <w:rFonts w:ascii="Times New Roman" w:hAnsi="Times New Roman" w:cs="Times New Roman"/>
-              </w:rPr>
-              <w:t xml:space="preserve"> Usuario</w:t>
-            </w:r>
-            <w:r>
-              <w:rPr>
-                <w:rFonts w:ascii="Times New Roman" w:hAnsi="Times New Roman" w:cs="Times New Roman"/>
-              </w:rPr>
-              <w:t xml:space="preserve"> </w:t>
-            </w:r>
-            <w:r>
-              <w:rPr>
-                <w:rFonts w:ascii="Times New Roman" w:hAnsi="Times New Roman" w:cs="Times New Roman"/>
-              </w:rPr>
-              <w:br/>
-              <w:t>Gestión Producto</w:t>
-            </w:r>
-            <w:r>
-              <w:rPr>
-                <w:rFonts w:ascii="Times New Roman" w:hAnsi="Times New Roman" w:cs="Times New Roman"/>
-              </w:rPr>
               <w:t xml:space="preserve"> </w:t>
             </w:r>
           </w:p>
@@ -8482,26 +8745,7 @@
               <w:rPr>
                 <w:rFonts w:ascii="Times New Roman" w:hAnsi="Times New Roman" w:cs="Times New Roman"/>
               </w:rPr>
-              <w:t>Gestión Roles y Permisos</w:t>
-            </w:r>
-            <w:r>
-              <w:rPr>
-                <w:rFonts w:ascii="Times New Roman" w:hAnsi="Times New Roman" w:cs="Times New Roman"/>
-              </w:rPr>
-              <w:br/>
               <w:t>Gestión Idiomas</w:t>
-            </w:r>
-            <w:r>
-              <w:rPr>
-                <w:rFonts w:ascii="Times New Roman" w:hAnsi="Times New Roman" w:cs="Times New Roman"/>
-              </w:rPr>
-              <w:br/>
-            </w:r>
-            <w:r>
-              <w:rPr>
-                <w:rFonts w:ascii="Times New Roman" w:hAnsi="Times New Roman" w:cs="Times New Roman"/>
-              </w:rPr>
-              <w:t>Administración</w:t>
             </w:r>
           </w:p>
           <w:p>
@@ -8511,11 +8755,53 @@
                 <w:rFonts w:ascii="Times New Roman" w:hAnsi="Times New Roman" w:cs="Times New Roman"/>
               </w:rPr>
             </w:pPr>
+            <w:proofErr w:type="spellStart"/>
             <w:r>
               <w:rPr>
                 <w:rFonts w:ascii="Times New Roman" w:hAnsi="Times New Roman" w:cs="Times New Roman"/>
               </w:rPr>
               <w:t>Logout</w:t>
+            </w:r>
+            <w:proofErr w:type="spellEnd"/>
+          </w:p>
+        </w:tc>
+      </w:tr>
+      <w:tr>
+        <w:tc>
+          <w:tcPr>
+            <w:tcW w:w="4247" w:type="dxa"/>
+          </w:tcPr>
+          <w:p>
+            <w:pPr>
+              <w:jc w:val="center"/>
+              <w:rPr>
+                <w:rFonts w:ascii="Times New Roman" w:hAnsi="Times New Roman" w:cs="Times New Roman"/>
+              </w:rPr>
+            </w:pPr>
+            <w:r>
+              <w:rPr>
+                <w:rFonts w:ascii="Times New Roman" w:hAnsi="Times New Roman" w:cs="Times New Roman"/>
+              </w:rPr>
+              <w:t>“Vendedor”</w:t>
+            </w:r>
+          </w:p>
+        </w:tc>
+        <w:tc>
+          <w:tcPr>
+            <w:tcW w:w="4247" w:type="dxa"/>
+          </w:tcPr>
+          <w:p>
+            <w:pPr>
+              <w:jc w:val="center"/>
+              <w:rPr>
+                <w:rFonts w:ascii="Times New Roman" w:hAnsi="Times New Roman" w:cs="Times New Roman"/>
+              </w:rPr>
+            </w:pPr>
+            <w:r>
+              <w:rPr>
+                <w:rFonts w:ascii="Times New Roman" w:hAnsi="Times New Roman" w:cs="Times New Roman"/>
+              </w:rPr>
+              <w:t>Gestión Idiomas</w:t>
             </w:r>
           </w:p>
         </w:tc>
@@ -8540,7 +8826,7 @@
         </w:rPr>
       </w:pPr>
       <w:bookmarkStart w:id="5" w:name="_heading=h.3016uksryk99" w:colFirst="0" w:colLast="0"/>
-      <w:bookmarkStart w:id="6" w:name="_Toc232013626"/>
+      <w:bookmarkStart w:id="6" w:name="_Toc232508969"/>
       <w:bookmarkEnd w:id="5"/>
       <w:r>
         <w:rPr>
@@ -8662,7 +8948,7 @@
           <w:rFonts w:ascii="Times New Roman" w:eastAsia="Times New Roman" w:hAnsi="Times New Roman" w:cs="Times New Roman"/>
         </w:rPr>
       </w:pPr>
-      <w:bookmarkStart w:id="7" w:name="_Toc232013627"/>
+      <w:bookmarkStart w:id="7" w:name="_Toc232508970"/>
       <w:r>
         <w:rPr>
           <w:rFonts w:ascii="Times New Roman" w:eastAsia="Times New Roman" w:hAnsi="Times New Roman" w:cs="Times New Roman"/>
@@ -8944,7 +9230,7 @@
           <w:rFonts w:ascii="Times New Roman" w:eastAsia="Times New Roman" w:hAnsi="Times New Roman" w:cs="Times New Roman"/>
         </w:rPr>
       </w:pPr>
-      <w:bookmarkStart w:id="8" w:name="_Toc232013628"/>
+      <w:bookmarkStart w:id="8" w:name="_Toc232508971"/>
       <w:r>
         <w:rPr>
           <w:rFonts w:ascii="Times New Roman" w:eastAsia="Times New Roman" w:hAnsi="Times New Roman" w:cs="Times New Roman"/>
@@ -9045,7 +9331,7 @@
         </w:rPr>
       </w:pPr>
       <w:bookmarkStart w:id="9" w:name="_heading=h.5twoj81j1gka" w:colFirst="0" w:colLast="0"/>
-      <w:bookmarkStart w:id="10" w:name="_Toc232013629"/>
+      <w:bookmarkStart w:id="10" w:name="_Toc232508972"/>
       <w:bookmarkEnd w:id="9"/>
       <w:r>
         <w:rPr>
@@ -9182,50 +9468,35 @@
     </w:p>
     <w:p>
       <w:pPr>
+        <w:pStyle w:val="Ttulo2"/>
         <w:rPr>
           <w:rFonts w:ascii="Times New Roman" w:eastAsia="Times New Roman" w:hAnsi="Times New Roman" w:cs="Times New Roman"/>
           <w:sz w:val="30"/>
           <w:szCs w:val="30"/>
         </w:rPr>
       </w:pPr>
-    </w:p>
-    <w:p>
-      <w:pPr>
-        <w:rPr>
-          <w:rFonts w:ascii="Times New Roman" w:eastAsia="Times New Roman" w:hAnsi="Times New Roman" w:cs="Times New Roman"/>
+      <w:bookmarkStart w:id="11" w:name="_Toc232508973"/>
+      <w:r>
+        <w:rPr>
+          <w:rFonts w:ascii="Times New Roman" w:eastAsia="Times New Roman" w:hAnsi="Times New Roman" w:cs="Times New Roman"/>
+          <w:noProof/>
           <w:sz w:val="30"/>
           <w:szCs w:val="30"/>
         </w:rPr>
-      </w:pPr>
-    </w:p>
-    <w:p>
-      <w:pPr>
-        <w:pStyle w:val="Ttulo2"/>
-        <w:rPr>
-          <w:rFonts w:ascii="Times New Roman" w:eastAsia="Times New Roman" w:hAnsi="Times New Roman" w:cs="Times New Roman"/>
-          <w:sz w:val="30"/>
-          <w:szCs w:val="30"/>
-        </w:rPr>
-      </w:pPr>
-      <w:bookmarkStart w:id="11" w:name="_Toc232013630"/>
-      <w:r>
-        <w:rPr>
-          <w:rFonts w:ascii="Times New Roman" w:hAnsi="Times New Roman" w:cs="Times New Roman"/>
-          <w:noProof/>
-        </w:rPr>
+        <w:lastRenderedPageBreak/>
         <w:drawing>
-          <wp:anchor distT="0" distB="0" distL="114300" distR="114300" simplePos="0" relativeHeight="251658240" behindDoc="0" locked="0" layoutInCell="1" allowOverlap="1" wp14:anchorId="15D309E7" wp14:editId="10A0DBF9">
+          <wp:anchor distT="0" distB="0" distL="114300" distR="114300" simplePos="0" relativeHeight="251658240" behindDoc="0" locked="0" layoutInCell="1" allowOverlap="1" wp14:anchorId="7B07CF69" wp14:editId="532C415C">
             <wp:simplePos x="0" y="0"/>
-            <wp:positionH relativeFrom="page">
-              <wp:align>left</wp:align>
+            <wp:positionH relativeFrom="column">
+              <wp:posOffset>-1049655</wp:posOffset>
             </wp:positionH>
             <wp:positionV relativeFrom="paragraph">
-              <wp:posOffset>271145</wp:posOffset>
+              <wp:posOffset>252730</wp:posOffset>
             </wp:positionV>
-            <wp:extent cx="7490460" cy="5238750"/>
-            <wp:effectExtent l="0" t="0" r="0" b="0"/>
+            <wp:extent cx="7459980" cy="5217160"/>
+            <wp:effectExtent l="0" t="0" r="7620" b="2540"/>
             <wp:wrapSquare wrapText="bothSides"/>
-            <wp:docPr id="2043072218" name="Imagen 4"/>
+            <wp:docPr id="483913695" name="Imagen 2"/>
             <wp:cNvGraphicFramePr>
               <a:graphicFrameLocks xmlns:a="http://schemas.openxmlformats.org/drawingml/2006/main" noChangeAspect="1"/>
             </wp:cNvGraphicFramePr>
@@ -9233,7 +9504,7 @@
               <a:graphicData uri="http://schemas.openxmlformats.org/drawingml/2006/picture">
                 <pic:pic xmlns:pic="http://schemas.openxmlformats.org/drawingml/2006/picture">
                   <pic:nvPicPr>
-                    <pic:cNvPr id="0" name="Picture 4"/>
+                    <pic:cNvPr id="0" name="Picture 2"/>
                     <pic:cNvPicPr>
                       <a:picLocks noChangeAspect="1" noChangeArrowheads="1"/>
                     </pic:cNvPicPr>
@@ -9254,7 +9525,7 @@
                   <pic:spPr bwMode="auto">
                     <a:xfrm>
                       <a:off x="0" y="0"/>
-                      <a:ext cx="7498304" cy="5244580"/>
+                      <a:ext cx="7459980" cy="5217160"/>
                     </a:xfrm>
                     <a:prstGeom prst="rect">
                       <a:avLst/>
@@ -9345,6 +9616,7 @@
         </w:rPr>
       </w:pPr>
     </w:p>
+    <w:p/>
     <w:p>
       <w:pPr>
         <w:pStyle w:val="Ttulo2"/>
@@ -9354,45 +9626,14 @@
           <w:szCs w:val="30"/>
         </w:rPr>
       </w:pPr>
-    </w:p>
-    <w:p>
-      <w:pPr>
-        <w:pStyle w:val="Ttulo2"/>
+      <w:bookmarkStart w:id="13" w:name="_Toc232508974"/>
+      <w:r>
         <w:rPr>
           <w:rFonts w:ascii="Times New Roman" w:eastAsia="Times New Roman" w:hAnsi="Times New Roman" w:cs="Times New Roman"/>
           <w:sz w:val="30"/>
           <w:szCs w:val="30"/>
         </w:rPr>
-      </w:pPr>
-    </w:p>
-    <w:p>
-      <w:pPr>
-        <w:pStyle w:val="Ttulo2"/>
-        <w:rPr>
-          <w:rFonts w:ascii="Times New Roman" w:eastAsia="Times New Roman" w:hAnsi="Times New Roman" w:cs="Times New Roman"/>
-          <w:sz w:val="30"/>
-          <w:szCs w:val="30"/>
-        </w:rPr>
-      </w:pPr>
-    </w:p>
-    <w:p/>
-    <w:p/>
-    <w:p>
-      <w:pPr>
-        <w:pStyle w:val="Ttulo2"/>
-        <w:rPr>
-          <w:rFonts w:ascii="Times New Roman" w:eastAsia="Times New Roman" w:hAnsi="Times New Roman" w:cs="Times New Roman"/>
-          <w:sz w:val="30"/>
-          <w:szCs w:val="30"/>
-        </w:rPr>
-      </w:pPr>
-      <w:bookmarkStart w:id="13" w:name="_Toc232013631"/>
-      <w:r>
-        <w:rPr>
-          <w:rFonts w:ascii="Times New Roman" w:eastAsia="Times New Roman" w:hAnsi="Times New Roman" w:cs="Times New Roman"/>
-          <w:sz w:val="30"/>
-          <w:szCs w:val="30"/>
-        </w:rPr>
+        <w:lastRenderedPageBreak/>
         <w:t>1.</w:t>
       </w:r>
       <w:r>
@@ -9436,7 +9677,7 @@
           <w:rFonts w:ascii="Times New Roman" w:eastAsia="Times New Roman" w:hAnsi="Times New Roman" w:cs="Times New Roman"/>
         </w:rPr>
       </w:pPr>
-      <w:bookmarkStart w:id="14" w:name="_Toc232013632"/>
+      <w:bookmarkStart w:id="14" w:name="_Toc232508975"/>
       <w:r>
         <w:rPr>
           <w:rFonts w:ascii="Times New Roman" w:eastAsia="Times New Roman" w:hAnsi="Times New Roman" w:cs="Times New Roman"/>
@@ -9525,12 +9766,11 @@
           <w:rFonts w:ascii="Times New Roman" w:eastAsia="Times New Roman" w:hAnsi="Times New Roman" w:cs="Times New Roman"/>
         </w:rPr>
       </w:pPr>
-      <w:bookmarkStart w:id="15" w:name="_Toc232013633"/>
-      <w:r>
-        <w:rPr>
-          <w:rFonts w:ascii="Times New Roman" w:eastAsia="Times New Roman" w:hAnsi="Times New Roman" w:cs="Times New Roman"/>
-        </w:rPr>
-        <w:lastRenderedPageBreak/>
+      <w:bookmarkStart w:id="15" w:name="_Toc232508976"/>
+      <w:r>
+        <w:rPr>
+          <w:rFonts w:ascii="Times New Roman" w:eastAsia="Times New Roman" w:hAnsi="Times New Roman" w:cs="Times New Roman"/>
+        </w:rPr>
         <w:t>1.</w:t>
       </w:r>
       <w:r>
@@ -9559,8 +9799,8 @@
           <w:noProof/>
         </w:rPr>
         <w:drawing>
-          <wp:inline distT="0" distB="0" distL="0" distR="0" wp14:anchorId="1FAF102C" wp14:editId="2023C059">
-            <wp:extent cx="6362700" cy="4825895"/>
+          <wp:inline distT="0" distB="0" distL="0" distR="0" wp14:anchorId="1FAF102C" wp14:editId="355362B5">
+            <wp:extent cx="5676900" cy="4305739"/>
             <wp:effectExtent l="0" t="0" r="0" b="0"/>
             <wp:docPr id="1058039279" name="Imagen 1"/>
             <wp:cNvGraphicFramePr>
@@ -9591,7 +9831,7 @@
                   <pic:spPr bwMode="auto">
                     <a:xfrm>
                       <a:off x="0" y="0"/>
-                      <a:ext cx="6365942" cy="4828354"/>
+                      <a:ext cx="5683070" cy="4310418"/>
                     </a:xfrm>
                     <a:prstGeom prst="rect">
                       <a:avLst/>
@@ -9615,7 +9855,7 @@
           <w:rFonts w:ascii="Times New Roman" w:hAnsi="Times New Roman" w:cs="Times New Roman"/>
         </w:rPr>
       </w:pPr>
-      <w:bookmarkStart w:id="16" w:name="_Toc232013634"/>
+      <w:bookmarkStart w:id="16" w:name="_Toc232508977"/>
       <w:r>
         <w:rPr>
           <w:rFonts w:ascii="Times New Roman" w:eastAsia="Times New Roman" w:hAnsi="Times New Roman" w:cs="Times New Roman"/>
@@ -9705,7 +9945,7 @@
           <w:rFonts w:ascii="Times New Roman" w:eastAsia="Times New Roman" w:hAnsi="Times New Roman" w:cs="Times New Roman"/>
         </w:rPr>
       </w:pPr>
-      <w:bookmarkStart w:id="17" w:name="_Toc232013635"/>
+      <w:bookmarkStart w:id="17" w:name="_Toc232508978"/>
       <w:r>
         <w:rPr>
           <w:rFonts w:ascii="Times New Roman" w:eastAsia="Times New Roman" w:hAnsi="Times New Roman" w:cs="Times New Roman"/>
@@ -9797,7 +10037,7 @@
           <w:szCs w:val="30"/>
         </w:rPr>
       </w:pPr>
-      <w:bookmarkStart w:id="18" w:name="_Toc232013636"/>
+      <w:bookmarkStart w:id="18" w:name="_Toc232508979"/>
       <w:r>
         <w:rPr>
           <w:rFonts w:ascii="Times New Roman" w:eastAsia="Times New Roman" w:hAnsi="Times New Roman" w:cs="Times New Roman"/>
@@ -9902,7 +10142,7 @@
         </w:rPr>
       </w:pPr>
       <w:bookmarkStart w:id="19" w:name="_heading=h.bgzivhm4o7hc" w:colFirst="0" w:colLast="0"/>
-      <w:bookmarkStart w:id="20" w:name="_Toc232013637"/>
+      <w:bookmarkStart w:id="20" w:name="_Toc232508980"/>
       <w:bookmarkEnd w:id="19"/>
       <w:r>
         <w:rPr>
@@ -9928,7 +10168,7 @@
           <w:szCs w:val="30"/>
         </w:rPr>
       </w:pPr>
-      <w:bookmarkStart w:id="21" w:name="_Toc232013638"/>
+      <w:bookmarkStart w:id="21" w:name="_Toc232508981"/>
       <w:r>
         <w:rPr>
           <w:rFonts w:ascii="Times New Roman" w:eastAsia="Times New Roman" w:hAnsi="Times New Roman" w:cs="Times New Roman"/>
@@ -9973,7 +10213,7 @@
           <w:szCs w:val="30"/>
         </w:rPr>
       </w:pPr>
-      <w:bookmarkStart w:id="22" w:name="_Toc232013639"/>
+      <w:bookmarkStart w:id="22" w:name="_Toc232508982"/>
       <w:r>
         <w:rPr>
           <w:rFonts w:ascii="Times New Roman" w:eastAsia="Times New Roman" w:hAnsi="Times New Roman" w:cs="Times New Roman"/>
@@ -10358,7 +10598,55 @@
           <w:rFonts w:ascii="Times New Roman" w:eastAsia="Times New Roman" w:hAnsi="Times New Roman" w:cs="Times New Roman"/>
           <w:color w:val="000000"/>
         </w:rPr>
-        <w:t>A su vez en la pantalla del LogIn presentamos un botón “mostrar” para que si el usuario quiere revisar la contraseña ingresada antes de presionar el botón LogIn pueda hacerlo. Para ello debemos setear la propiedad PasswordChar del TextBox en donde el usuario ingresa la contraseña como “*” por default.</w:t>
+        <w:t xml:space="preserve">A su vez en la pantalla del </w:t>
+      </w:r>
+      <w:proofErr w:type="spellStart"/>
+      <w:r>
+        <w:rPr>
+          <w:rFonts w:ascii="Times New Roman" w:eastAsia="Times New Roman" w:hAnsi="Times New Roman" w:cs="Times New Roman"/>
+          <w:color w:val="000000"/>
+        </w:rPr>
+        <w:t>LogIn</w:t>
+      </w:r>
+      <w:proofErr w:type="spellEnd"/>
+      <w:r>
+        <w:rPr>
+          <w:rFonts w:ascii="Times New Roman" w:eastAsia="Times New Roman" w:hAnsi="Times New Roman" w:cs="Times New Roman"/>
+          <w:color w:val="000000"/>
+        </w:rPr>
+        <w:t xml:space="preserve"> presentamos un botón “mostrar” para que si el usuario quiere revisar la contraseña ingresada antes de presionar el botón </w:t>
+      </w:r>
+      <w:proofErr w:type="spellStart"/>
+      <w:r>
+        <w:rPr>
+          <w:rFonts w:ascii="Times New Roman" w:eastAsia="Times New Roman" w:hAnsi="Times New Roman" w:cs="Times New Roman"/>
+          <w:color w:val="000000"/>
+        </w:rPr>
+        <w:t>LogIn</w:t>
+      </w:r>
+      <w:proofErr w:type="spellEnd"/>
+      <w:r>
+        <w:rPr>
+          <w:rFonts w:ascii="Times New Roman" w:eastAsia="Times New Roman" w:hAnsi="Times New Roman" w:cs="Times New Roman"/>
+          <w:color w:val="000000"/>
+        </w:rPr>
+        <w:t xml:space="preserve"> pueda hacerlo. Para ello debemos setear la propiedad </w:t>
+      </w:r>
+      <w:proofErr w:type="spellStart"/>
+      <w:r>
+        <w:rPr>
+          <w:rFonts w:ascii="Times New Roman" w:eastAsia="Times New Roman" w:hAnsi="Times New Roman" w:cs="Times New Roman"/>
+          <w:color w:val="000000"/>
+        </w:rPr>
+        <w:t>PasswordChar</w:t>
+      </w:r>
+      <w:proofErr w:type="spellEnd"/>
+      <w:r>
+        <w:rPr>
+          <w:rFonts w:ascii="Times New Roman" w:eastAsia="Times New Roman" w:hAnsi="Times New Roman" w:cs="Times New Roman"/>
+          <w:color w:val="000000"/>
+        </w:rPr>
+        <w:t xml:space="preserve"> del TextBox en donde el usuario ingresa la contraseña como “*” por default.</w:t>
       </w:r>
     </w:p>
     <w:p>
@@ -10429,7 +10717,27 @@
           <w:bCs/>
           <w:color w:val="000000"/>
         </w:rPr>
-        <w:t>Proceso de Log-Out:</w:t>
+        <w:t>Proceso de Log-</w:t>
+      </w:r>
+      <w:proofErr w:type="spellStart"/>
+      <w:r>
+        <w:rPr>
+          <w:rFonts w:ascii="Times New Roman" w:eastAsia="Times New Roman" w:hAnsi="Times New Roman" w:cs="Times New Roman"/>
+          <w:b/>
+          <w:bCs/>
+          <w:color w:val="000000"/>
+        </w:rPr>
+        <w:t>Out</w:t>
+      </w:r>
+      <w:proofErr w:type="spellEnd"/>
+      <w:r>
+        <w:rPr>
+          <w:rFonts w:ascii="Times New Roman" w:eastAsia="Times New Roman" w:hAnsi="Times New Roman" w:cs="Times New Roman"/>
+          <w:b/>
+          <w:bCs/>
+          <w:color w:val="000000"/>
+        </w:rPr>
+        <w:t>:</w:t>
       </w:r>
       <w:r>
         <w:rPr>
@@ -10449,7 +10757,7 @@
           <w:szCs w:val="30"/>
         </w:rPr>
       </w:pPr>
-      <w:bookmarkStart w:id="23" w:name="_Toc232013640"/>
+      <w:bookmarkStart w:id="23" w:name="_Toc232508983"/>
       <w:r>
         <w:rPr>
           <w:rFonts w:ascii="Times New Roman" w:eastAsia="Times New Roman" w:hAnsi="Times New Roman" w:cs="Times New Roman"/>
@@ -10457,9 +10765,37 @@
           <w:szCs w:val="30"/>
         </w:rPr>
         <w:lastRenderedPageBreak/>
-        <w:t>2.3 LogIn – CU001 LogIn</w:t>
+        <w:t xml:space="preserve">2.3 </w:t>
+      </w:r>
+      <w:proofErr w:type="spellStart"/>
+      <w:r>
+        <w:rPr>
+          <w:rFonts w:ascii="Times New Roman" w:eastAsia="Times New Roman" w:hAnsi="Times New Roman" w:cs="Times New Roman"/>
+          <w:sz w:val="30"/>
+          <w:szCs w:val="30"/>
+        </w:rPr>
+        <w:t>LogIn</w:t>
+      </w:r>
+      <w:proofErr w:type="spellEnd"/>
+      <w:r>
+        <w:rPr>
+          <w:rFonts w:ascii="Times New Roman" w:eastAsia="Times New Roman" w:hAnsi="Times New Roman" w:cs="Times New Roman"/>
+          <w:sz w:val="30"/>
+          <w:szCs w:val="30"/>
+        </w:rPr>
+        <w:t xml:space="preserve"> – CU001 </w:t>
+      </w:r>
+      <w:proofErr w:type="spellStart"/>
+      <w:r>
+        <w:rPr>
+          <w:rFonts w:ascii="Times New Roman" w:eastAsia="Times New Roman" w:hAnsi="Times New Roman" w:cs="Times New Roman"/>
+          <w:sz w:val="30"/>
+          <w:szCs w:val="30"/>
+        </w:rPr>
+        <w:t>LogIn</w:t>
       </w:r>
       <w:bookmarkEnd w:id="23"/>
+      <w:proofErr w:type="spellEnd"/>
     </w:p>
     <w:p>
       <w:pPr>
@@ -10468,7 +10804,7 @@
           <w:rFonts w:ascii="Times New Roman" w:eastAsia="Times New Roman" w:hAnsi="Times New Roman" w:cs="Times New Roman"/>
         </w:rPr>
       </w:pPr>
-      <w:bookmarkStart w:id="24" w:name="_Toc232013641"/>
+      <w:bookmarkStart w:id="24" w:name="_Toc232508984"/>
       <w:r>
         <w:rPr>
           <w:rFonts w:ascii="Times New Roman" w:eastAsia="Times New Roman" w:hAnsi="Times New Roman" w:cs="Times New Roman"/>
@@ -10485,7 +10821,14 @@
         <w:rPr>
           <w:rFonts w:ascii="Times New Roman" w:eastAsia="Times New Roman" w:hAnsi="Times New Roman" w:cs="Times New Roman"/>
         </w:rPr>
-        <w:t xml:space="preserve"> Diagrama LogI</w:t>
+        <w:t xml:space="preserve"> Diagrama </w:t>
+      </w:r>
+      <w:proofErr w:type="spellStart"/>
+      <w:r>
+        <w:rPr>
+          <w:rFonts w:ascii="Times New Roman" w:eastAsia="Times New Roman" w:hAnsi="Times New Roman" w:cs="Times New Roman"/>
+        </w:rPr>
+        <w:t>LogI</w:t>
       </w:r>
       <w:r>
         <w:rPr>
@@ -10494,6 +10837,7 @@
         <w:t>n</w:t>
       </w:r>
       <w:bookmarkEnd w:id="24"/>
+      <w:proofErr w:type="spellEnd"/>
     </w:p>
     <w:p>
       <w:pPr>
@@ -10563,7 +10907,7 @@
           <w:rFonts w:ascii="Times New Roman" w:eastAsia="Times New Roman" w:hAnsi="Times New Roman" w:cs="Times New Roman"/>
         </w:rPr>
       </w:pPr>
-      <w:bookmarkStart w:id="25" w:name="_Toc232013642"/>
+      <w:bookmarkStart w:id="25" w:name="_Toc232508985"/>
       <w:r>
         <w:rPr>
           <w:rFonts w:ascii="Times New Roman" w:eastAsia="Times New Roman" w:hAnsi="Times New Roman" w:cs="Times New Roman"/>
@@ -10636,8 +10980,17 @@
                 <w:rFonts w:ascii="Times New Roman" w:eastAsia="Times New Roman" w:hAnsi="Times New Roman" w:cs="Times New Roman"/>
                 <w:color w:val="000000"/>
               </w:rPr>
-              <w:t>CU 001 – LogIn</w:t>
-            </w:r>
+              <w:t xml:space="preserve">CU 001 – </w:t>
+            </w:r>
+            <w:proofErr w:type="spellStart"/>
+            <w:r>
+              <w:rPr>
+                <w:rFonts w:ascii="Times New Roman" w:eastAsia="Times New Roman" w:hAnsi="Times New Roman" w:cs="Times New Roman"/>
+                <w:color w:val="000000"/>
+              </w:rPr>
+              <w:t>LogIn</w:t>
+            </w:r>
+            <w:proofErr w:type="spellEnd"/>
             <w:r>
               <w:rPr>
                 <w:rFonts w:ascii="Times New Roman" w:eastAsia="Times New Roman" w:hAnsi="Times New Roman" w:cs="Times New Roman"/>
@@ -11052,7 +11405,27 @@
                 <w:sz w:val="22"/>
                 <w:szCs w:val="22"/>
               </w:rPr>
-              <w:t>El usuario ingresa al sistema y se le presenta la pantalla principal del mismo “LogIn”.</w:t>
+              <w:t>El usuario ingresa al sistema y se le presenta la pantalla principal del mismo “</w:t>
+            </w:r>
+            <w:proofErr w:type="spellStart"/>
+            <w:r>
+              <w:rPr>
+                <w:rFonts w:ascii="Times New Roman" w:eastAsia="Times New Roman" w:hAnsi="Times New Roman" w:cs="Times New Roman"/>
+                <w:color w:val="000000"/>
+                <w:sz w:val="22"/>
+                <w:szCs w:val="22"/>
+              </w:rPr>
+              <w:t>LogIn</w:t>
+            </w:r>
+            <w:proofErr w:type="spellEnd"/>
+            <w:r>
+              <w:rPr>
+                <w:rFonts w:ascii="Times New Roman" w:eastAsia="Times New Roman" w:hAnsi="Times New Roman" w:cs="Times New Roman"/>
+                <w:color w:val="000000"/>
+                <w:sz w:val="22"/>
+                <w:szCs w:val="22"/>
+              </w:rPr>
+              <w:t>”.</w:t>
             </w:r>
           </w:p>
           <w:p>
@@ -11630,7 +12003,23 @@
                 <w:rFonts w:ascii="Times New Roman" w:eastAsia="Times New Roman" w:hAnsi="Times New Roman" w:cs="Times New Roman"/>
                 <w:color w:val="000000"/>
               </w:rPr>
-              <w:t>El usuario queda autenticado en el sistema e inicia su sesión, se registran los permisos del mismo.</w:t>
+              <w:t xml:space="preserve">El usuario queda autenticado en el sistema e inicia su sesión, se registran los permisos </w:t>
+            </w:r>
+            <w:proofErr w:type="gramStart"/>
+            <w:r>
+              <w:rPr>
+                <w:rFonts w:ascii="Times New Roman" w:eastAsia="Times New Roman" w:hAnsi="Times New Roman" w:cs="Times New Roman"/>
+                <w:color w:val="000000"/>
+              </w:rPr>
+              <w:t>del mismo</w:t>
+            </w:r>
+            <w:proofErr w:type="gramEnd"/>
+            <w:r>
+              <w:rPr>
+                <w:rFonts w:ascii="Times New Roman" w:eastAsia="Times New Roman" w:hAnsi="Times New Roman" w:cs="Times New Roman"/>
+                <w:color w:val="000000"/>
+              </w:rPr>
+              <w:t>.</w:t>
             </w:r>
           </w:p>
         </w:tc>
@@ -11643,7 +12032,7 @@
           <w:rFonts w:ascii="Times New Roman" w:eastAsia="Times New Roman" w:hAnsi="Times New Roman" w:cs="Times New Roman"/>
         </w:rPr>
       </w:pPr>
-      <w:bookmarkStart w:id="26" w:name="_Toc232013643"/>
+      <w:bookmarkStart w:id="26" w:name="_Toc232508986"/>
       <w:r>
         <w:rPr>
           <w:rFonts w:ascii="Times New Roman" w:eastAsia="Times New Roman" w:hAnsi="Times New Roman" w:cs="Times New Roman"/>
@@ -11682,10 +12071,10 @@
           <w:noProof/>
         </w:rPr>
         <w:drawing>
-          <wp:inline distT="0" distB="0" distL="0" distR="0" wp14:anchorId="4115FBCC" wp14:editId="414593DA">
-            <wp:extent cx="5400040" cy="5443855"/>
-            <wp:effectExtent l="0" t="0" r="0" b="4445"/>
-            <wp:docPr id="923997488" name="Imagen 2"/>
+          <wp:inline distT="0" distB="0" distL="0" distR="0" wp14:anchorId="7AD889DC" wp14:editId="7B098DFE">
+            <wp:extent cx="5400040" cy="5527675"/>
+            <wp:effectExtent l="0" t="0" r="0" b="0"/>
+            <wp:docPr id="995248274" name="Imagen 3"/>
             <wp:cNvGraphicFramePr>
               <a:graphicFrameLocks xmlns:a="http://schemas.openxmlformats.org/drawingml/2006/main" noChangeAspect="1"/>
             </wp:cNvGraphicFramePr>
@@ -11693,7 +12082,7 @@
               <a:graphicData uri="http://schemas.openxmlformats.org/drawingml/2006/picture">
                 <pic:pic xmlns:pic="http://schemas.openxmlformats.org/drawingml/2006/picture">
                   <pic:nvPicPr>
-                    <pic:cNvPr id="0" name="Picture 2"/>
+                    <pic:cNvPr id="0" name="Picture 3"/>
                     <pic:cNvPicPr>
                       <a:picLocks noChangeAspect="1" noChangeArrowheads="1"/>
                     </pic:cNvPicPr>
@@ -11714,7 +12103,7 @@
                   <pic:spPr bwMode="auto">
                     <a:xfrm>
                       <a:off x="0" y="0"/>
-                      <a:ext cx="5400040" cy="5443855"/>
+                      <a:ext cx="5400040" cy="5527675"/>
                     </a:xfrm>
                     <a:prstGeom prst="rect">
                       <a:avLst/>
@@ -11738,7 +12127,7 @@
           <w:rFonts w:ascii="Times New Roman" w:eastAsia="Times New Roman" w:hAnsi="Times New Roman" w:cs="Times New Roman"/>
         </w:rPr>
       </w:pPr>
-      <w:bookmarkStart w:id="27" w:name="_Toc232013644"/>
+      <w:bookmarkStart w:id="27" w:name="_Toc232508987"/>
       <w:r>
         <w:rPr>
           <w:rFonts w:ascii="Times New Roman" w:eastAsia="Times New Roman" w:hAnsi="Times New Roman" w:cs="Times New Roman"/>
@@ -11828,7 +12217,7 @@
           <w:rFonts w:ascii="Times New Roman" w:eastAsia="Times New Roman" w:hAnsi="Times New Roman" w:cs="Times New Roman"/>
         </w:rPr>
       </w:pPr>
-      <w:bookmarkStart w:id="28" w:name="_Toc232013645"/>
+      <w:bookmarkStart w:id="28" w:name="_Toc232508988"/>
       <w:r>
         <w:rPr>
           <w:rFonts w:ascii="Times New Roman" w:eastAsia="Times New Roman" w:hAnsi="Times New Roman" w:cs="Times New Roman"/>
@@ -11911,7 +12300,7 @@
           <w:rFonts w:ascii="Times New Roman" w:eastAsia="Times New Roman" w:hAnsi="Times New Roman" w:cs="Times New Roman"/>
         </w:rPr>
       </w:pPr>
-      <w:bookmarkStart w:id="29" w:name="_Toc232013646"/>
+      <w:bookmarkStart w:id="29" w:name="_Toc232508989"/>
       <w:r>
         <w:rPr>
           <w:rFonts w:ascii="Times New Roman" w:eastAsia="Times New Roman" w:hAnsi="Times New Roman" w:cs="Times New Roman"/>
@@ -11997,7 +12386,7 @@
           <w:szCs w:val="30"/>
         </w:rPr>
       </w:pPr>
-      <w:bookmarkStart w:id="30" w:name="_Toc232013647"/>
+      <w:bookmarkStart w:id="30" w:name="_Toc232508990"/>
       <w:r>
         <w:rPr>
           <w:rFonts w:ascii="Times New Roman" w:eastAsia="Times New Roman" w:hAnsi="Times New Roman" w:cs="Times New Roman"/>
@@ -12015,7 +12404,7 @@
           <w:rFonts w:ascii="Times New Roman" w:eastAsia="Times New Roman" w:hAnsi="Times New Roman" w:cs="Times New Roman"/>
         </w:rPr>
       </w:pPr>
-      <w:bookmarkStart w:id="31" w:name="_Toc232013648"/>
+      <w:bookmarkStart w:id="31" w:name="_Toc232508991"/>
       <w:r>
         <w:rPr>
           <w:rFonts w:ascii="Times New Roman" w:eastAsia="Times New Roman" w:hAnsi="Times New Roman" w:cs="Times New Roman"/>
@@ -12104,7 +12493,7 @@
           <w:rFonts w:ascii="Times New Roman" w:eastAsia="Times New Roman" w:hAnsi="Times New Roman" w:cs="Times New Roman"/>
         </w:rPr>
       </w:pPr>
-      <w:bookmarkStart w:id="32" w:name="_Toc232013649"/>
+      <w:bookmarkStart w:id="32" w:name="_Toc232508992"/>
       <w:r>
         <w:rPr>
           <w:rFonts w:ascii="Times New Roman" w:eastAsia="Times New Roman" w:hAnsi="Times New Roman" w:cs="Times New Roman"/>
@@ -12884,7 +13273,7 @@
           <w:rFonts w:ascii="Times New Roman" w:eastAsia="Times New Roman" w:hAnsi="Times New Roman" w:cs="Times New Roman"/>
         </w:rPr>
       </w:pPr>
-      <w:bookmarkStart w:id="33" w:name="_Toc232013650"/>
+      <w:bookmarkStart w:id="33" w:name="_Toc232508993"/>
       <w:r>
         <w:rPr>
           <w:rFonts w:ascii="Times New Roman" w:eastAsia="Times New Roman" w:hAnsi="Times New Roman" w:cs="Times New Roman"/>
@@ -12924,10 +13313,10 @@
           <w:noProof/>
         </w:rPr>
         <w:drawing>
-          <wp:inline distT="0" distB="0" distL="0" distR="0" wp14:anchorId="11F02E79" wp14:editId="1AED05A9">
+          <wp:inline distT="0" distB="0" distL="0" distR="0" wp14:anchorId="6A3076DE" wp14:editId="37864299">
             <wp:extent cx="5021580" cy="4488180"/>
             <wp:effectExtent l="0" t="0" r="7620" b="7620"/>
-            <wp:docPr id="1444816630" name="Imagen 5"/>
+            <wp:docPr id="2120408846" name="Imagen 4"/>
             <wp:cNvGraphicFramePr>
               <a:graphicFrameLocks xmlns:a="http://schemas.openxmlformats.org/drawingml/2006/main" noChangeAspect="1"/>
             </wp:cNvGraphicFramePr>
@@ -12935,7 +13324,7 @@
               <a:graphicData uri="http://schemas.openxmlformats.org/drawingml/2006/picture">
                 <pic:pic xmlns:pic="http://schemas.openxmlformats.org/drawingml/2006/picture">
                   <pic:nvPicPr>
-                    <pic:cNvPr id="0" name="Picture 10"/>
+                    <pic:cNvPr id="0" name="Picture 4"/>
                     <pic:cNvPicPr>
                       <a:picLocks noChangeAspect="1" noChangeArrowheads="1"/>
                     </pic:cNvPicPr>
@@ -12980,7 +13369,7 @@
           <w:rFonts w:ascii="Times New Roman" w:eastAsia="Times New Roman" w:hAnsi="Times New Roman" w:cs="Times New Roman"/>
         </w:rPr>
       </w:pPr>
-      <w:bookmarkStart w:id="34" w:name="_Toc232013651"/>
+      <w:bookmarkStart w:id="34" w:name="_Toc232508994"/>
       <w:r>
         <w:rPr>
           <w:rFonts w:ascii="Times New Roman" w:eastAsia="Times New Roman" w:hAnsi="Times New Roman" w:cs="Times New Roman"/>
@@ -13070,7 +13459,7 @@
           <w:rFonts w:ascii="Times New Roman" w:eastAsia="Times New Roman" w:hAnsi="Times New Roman" w:cs="Times New Roman"/>
         </w:rPr>
       </w:pPr>
-      <w:bookmarkStart w:id="35" w:name="_Toc232013652"/>
+      <w:bookmarkStart w:id="35" w:name="_Toc232508995"/>
       <w:r>
         <w:rPr>
           <w:rFonts w:ascii="Times New Roman" w:eastAsia="Times New Roman" w:hAnsi="Times New Roman" w:cs="Times New Roman"/>
@@ -13154,7 +13543,7 @@
           <w:color w:val="000000"/>
         </w:rPr>
       </w:pPr>
-      <w:bookmarkStart w:id="36" w:name="_Toc232013653"/>
+      <w:bookmarkStart w:id="36" w:name="_Toc232508996"/>
       <w:r>
         <w:rPr>
           <w:rFonts w:ascii="Times New Roman" w:eastAsia="Times New Roman" w:hAnsi="Times New Roman" w:cs="Times New Roman"/>
@@ -13254,13 +13643,12 @@
         </w:rPr>
       </w:pPr>
       <w:bookmarkStart w:id="37" w:name="_heading=h.j92yilbr9zt7" w:colFirst="0" w:colLast="0"/>
-      <w:bookmarkStart w:id="38" w:name="_Toc232013654"/>
+      <w:bookmarkStart w:id="38" w:name="_Toc232508997"/>
       <w:bookmarkEnd w:id="37"/>
       <w:r>
         <w:rPr>
           <w:rFonts w:ascii="Times New Roman" w:eastAsia="Times New Roman" w:hAnsi="Times New Roman" w:cs="Times New Roman"/>
         </w:rPr>
-        <w:lastRenderedPageBreak/>
         <w:t>3. GESTIÓN</w:t>
       </w:r>
       <w:r>
@@ -13292,7 +13680,7 @@
           <w:szCs w:val="30"/>
         </w:rPr>
       </w:pPr>
-      <w:bookmarkStart w:id="39" w:name="_Toc232013655"/>
+      <w:bookmarkStart w:id="39" w:name="_Toc232508998"/>
       <w:r>
         <w:rPr>
           <w:rFonts w:ascii="Times New Roman" w:eastAsia="Times New Roman" w:hAnsi="Times New Roman" w:cs="Times New Roman"/>
@@ -13304,6 +13692,17 @@
       <w:bookmarkEnd w:id="39"/>
     </w:p>
     <w:p>
+      <w:r>
+        <w:t xml:space="preserve">El módulo de Gestión de Usuarios permite al </w:t>
+      </w:r>
+      <w:r>
+        <w:t>usuario “Administrador”</w:t>
+      </w:r>
+      <w:r>
+        <w:t xml:space="preserve"> del sistema realizar las operaciones de alta, baja y modificación de usuarios. Cada usuario cuenta con datos personales (nombre, apellido, DNI, correo electrónico y contraseña). La contraseña es almacenada de forma segura mediante el algoritmo SHA-256. El sistema valida los datos ingresados antes de realizar cualquier operación y registra cada acción en la Bitácora para garantizar la trazabilidad completa.</w:t>
+      </w:r>
+    </w:p>
+    <w:p>
       <w:pPr>
         <w:pStyle w:val="Ttulo2"/>
         <w:rPr>
@@ -13312,13 +13711,14 @@
           <w:szCs w:val="30"/>
         </w:rPr>
       </w:pPr>
-      <w:bookmarkStart w:id="40" w:name="_Toc232013656"/>
+      <w:bookmarkStart w:id="40" w:name="_Toc232508999"/>
       <w:r>
         <w:rPr>
           <w:rFonts w:ascii="Times New Roman" w:eastAsia="Times New Roman" w:hAnsi="Times New Roman" w:cs="Times New Roman"/>
           <w:sz w:val="30"/>
           <w:szCs w:val="30"/>
         </w:rPr>
+        <w:lastRenderedPageBreak/>
         <w:t>3.2 Diagrama de Clases</w:t>
       </w:r>
       <w:bookmarkEnd w:id="40"/>
@@ -13391,7 +13791,7 @@
           <w:szCs w:val="30"/>
         </w:rPr>
       </w:pPr>
-      <w:bookmarkStart w:id="41" w:name="_Toc232013657"/>
+      <w:bookmarkStart w:id="41" w:name="_Toc232509000"/>
       <w:r>
         <w:rPr>
           <w:rFonts w:ascii="Times New Roman" w:eastAsia="Times New Roman" w:hAnsi="Times New Roman" w:cs="Times New Roman"/>
@@ -13482,7 +13882,7 @@
           <w:szCs w:val="30"/>
         </w:rPr>
       </w:pPr>
-      <w:bookmarkStart w:id="42" w:name="_Toc232013658"/>
+      <w:bookmarkStart w:id="42" w:name="_Toc232509001"/>
       <w:r>
         <w:rPr>
           <w:rFonts w:ascii="Times New Roman" w:eastAsia="Times New Roman" w:hAnsi="Times New Roman" w:cs="Times New Roman"/>
@@ -13599,7 +13999,7 @@
           <w:szCs w:val="30"/>
         </w:rPr>
       </w:pPr>
-      <w:bookmarkStart w:id="43" w:name="_Toc232013659"/>
+      <w:bookmarkStart w:id="43" w:name="_Toc232509002"/>
       <w:r>
         <w:rPr>
           <w:rFonts w:ascii="Times New Roman" w:eastAsia="Times New Roman" w:hAnsi="Times New Roman" w:cs="Times New Roman"/>
@@ -13649,7 +14049,7 @@
           <w:rFonts w:ascii="Times New Roman" w:eastAsia="Times New Roman" w:hAnsi="Times New Roman" w:cs="Times New Roman"/>
         </w:rPr>
       </w:pPr>
-      <w:bookmarkStart w:id="44" w:name="_Toc232013660"/>
+      <w:bookmarkStart w:id="44" w:name="_Toc232509003"/>
       <w:r>
         <w:rPr>
           <w:rFonts w:ascii="Times New Roman" w:eastAsia="Times New Roman" w:hAnsi="Times New Roman" w:cs="Times New Roman"/>
@@ -14688,7 +15088,7 @@
           <w:rFonts w:ascii="Times New Roman" w:eastAsia="Times New Roman" w:hAnsi="Times New Roman" w:cs="Times New Roman"/>
         </w:rPr>
       </w:pPr>
-      <w:bookmarkStart w:id="45" w:name="_Toc232013661"/>
+      <w:bookmarkStart w:id="45" w:name="_Toc232509004"/>
       <w:r>
         <w:rPr>
           <w:rFonts w:ascii="Times New Roman" w:eastAsia="Times New Roman" w:hAnsi="Times New Roman" w:cs="Times New Roman"/>
@@ -14766,10 +15166,10 @@
           <w:noProof/>
         </w:rPr>
         <w:drawing>
-          <wp:inline distT="0" distB="0" distL="0" distR="0" wp14:anchorId="2B1AD126" wp14:editId="46584922">
-            <wp:extent cx="5400040" cy="4762500"/>
-            <wp:effectExtent l="0" t="0" r="0" b="0"/>
-            <wp:docPr id="739886641" name="Imagen 18"/>
+          <wp:inline distT="0" distB="0" distL="0" distR="0" wp14:anchorId="1B9C424A" wp14:editId="154FF1E0">
+            <wp:extent cx="5400040" cy="4758690"/>
+            <wp:effectExtent l="0" t="0" r="0" b="3810"/>
+            <wp:docPr id="967430260" name="Imagen 5"/>
             <wp:cNvGraphicFramePr>
               <a:graphicFrameLocks xmlns:a="http://schemas.openxmlformats.org/drawingml/2006/main" noChangeAspect="1"/>
             </wp:cNvGraphicFramePr>
@@ -14777,7 +15177,7 @@
               <a:graphicData uri="http://schemas.openxmlformats.org/drawingml/2006/picture">
                 <pic:pic xmlns:pic="http://schemas.openxmlformats.org/drawingml/2006/picture">
                   <pic:nvPicPr>
-                    <pic:cNvPr id="0" name="Picture 18"/>
+                    <pic:cNvPr id="0" name="Picture 5"/>
                     <pic:cNvPicPr>
                       <a:picLocks noChangeAspect="1" noChangeArrowheads="1"/>
                     </pic:cNvPicPr>
@@ -14798,7 +15198,7 @@
                   <pic:spPr bwMode="auto">
                     <a:xfrm>
                       <a:off x="0" y="0"/>
-                      <a:ext cx="5400040" cy="4762500"/>
+                      <a:ext cx="5400040" cy="4758690"/>
                     </a:xfrm>
                     <a:prstGeom prst="rect">
                       <a:avLst/>
@@ -14824,7 +15224,7 @@
           <w:szCs w:val="30"/>
         </w:rPr>
       </w:pPr>
-      <w:bookmarkStart w:id="46" w:name="_Toc232013662"/>
+      <w:bookmarkStart w:id="46" w:name="_Toc232509005"/>
       <w:r>
         <w:rPr>
           <w:rFonts w:ascii="Times New Roman" w:eastAsia="Times New Roman" w:hAnsi="Times New Roman" w:cs="Times New Roman"/>
@@ -14883,7 +15283,7 @@
           <w:rFonts w:ascii="Times New Roman" w:eastAsia="Times New Roman" w:hAnsi="Times New Roman" w:cs="Times New Roman"/>
         </w:rPr>
       </w:pPr>
-      <w:bookmarkStart w:id="47" w:name="_Toc232013663"/>
+      <w:bookmarkStart w:id="47" w:name="_Toc232509006"/>
       <w:r>
         <w:rPr>
           <w:rFonts w:ascii="Times New Roman" w:eastAsia="Times New Roman" w:hAnsi="Times New Roman" w:cs="Times New Roman"/>
@@ -15926,7 +16326,7 @@
           <w:rFonts w:ascii="Times New Roman" w:eastAsia="Times New Roman" w:hAnsi="Times New Roman" w:cs="Times New Roman"/>
         </w:rPr>
       </w:pPr>
-      <w:bookmarkStart w:id="48" w:name="_Toc232013664"/>
+      <w:bookmarkStart w:id="48" w:name="_Toc232509007"/>
       <w:r>
         <w:rPr>
           <w:rFonts w:ascii="Times New Roman" w:eastAsia="Times New Roman" w:hAnsi="Times New Roman" w:cs="Times New Roman"/>
@@ -16002,10 +16402,10 @@
           <w:noProof/>
         </w:rPr>
         <w:drawing>
-          <wp:inline distT="0" distB="0" distL="0" distR="0" wp14:anchorId="5D32E1E3" wp14:editId="7842C6D7">
-            <wp:extent cx="5400040" cy="4311015"/>
+          <wp:inline distT="0" distB="0" distL="0" distR="0" wp14:anchorId="4F523347" wp14:editId="7CE93A07">
+            <wp:extent cx="5400040" cy="4314190"/>
             <wp:effectExtent l="0" t="0" r="0" b="0"/>
-            <wp:docPr id="2022637869" name="Imagen 19"/>
+            <wp:docPr id="1224432837" name="Imagen 6"/>
             <wp:cNvGraphicFramePr>
               <a:graphicFrameLocks xmlns:a="http://schemas.openxmlformats.org/drawingml/2006/main" noChangeAspect="1"/>
             </wp:cNvGraphicFramePr>
@@ -16013,7 +16413,7 @@
               <a:graphicData uri="http://schemas.openxmlformats.org/drawingml/2006/picture">
                 <pic:pic xmlns:pic="http://schemas.openxmlformats.org/drawingml/2006/picture">
                   <pic:nvPicPr>
-                    <pic:cNvPr id="0" name="Picture 19"/>
+                    <pic:cNvPr id="0" name="Picture 6"/>
                     <pic:cNvPicPr>
                       <a:picLocks noChangeAspect="1" noChangeArrowheads="1"/>
                     </pic:cNvPicPr>
@@ -16034,7 +16434,7 @@
                   <pic:spPr bwMode="auto">
                     <a:xfrm>
                       <a:off x="0" y="0"/>
-                      <a:ext cx="5400040" cy="4311015"/>
+                      <a:ext cx="5400040" cy="4314190"/>
                     </a:xfrm>
                     <a:prstGeom prst="rect">
                       <a:avLst/>
@@ -16060,7 +16460,7 @@
           <w:szCs w:val="30"/>
         </w:rPr>
       </w:pPr>
-      <w:bookmarkStart w:id="49" w:name="_Toc232013665"/>
+      <w:bookmarkStart w:id="49" w:name="_Toc232509008"/>
       <w:r>
         <w:rPr>
           <w:rFonts w:ascii="Times New Roman" w:eastAsia="Times New Roman" w:hAnsi="Times New Roman" w:cs="Times New Roman"/>
@@ -16110,7 +16510,7 @@
           <w:rFonts w:ascii="Times New Roman" w:eastAsia="Times New Roman" w:hAnsi="Times New Roman" w:cs="Times New Roman"/>
         </w:rPr>
       </w:pPr>
-      <w:bookmarkStart w:id="50" w:name="_Toc232013666"/>
+      <w:bookmarkStart w:id="50" w:name="_Toc232509009"/>
       <w:r>
         <w:rPr>
           <w:rFonts w:ascii="Times New Roman" w:eastAsia="Times New Roman" w:hAnsi="Times New Roman" w:cs="Times New Roman"/>
@@ -17255,7 +17655,7 @@
           <w:rFonts w:ascii="Times New Roman" w:eastAsia="Times New Roman" w:hAnsi="Times New Roman" w:cs="Times New Roman"/>
         </w:rPr>
       </w:pPr>
-      <w:bookmarkStart w:id="51" w:name="_Toc232013667"/>
+      <w:bookmarkStart w:id="51" w:name="_Toc232509010"/>
       <w:r>
         <w:rPr>
           <w:rFonts w:ascii="Times New Roman" w:eastAsia="Times New Roman" w:hAnsi="Times New Roman" w:cs="Times New Roman"/>
@@ -17325,10 +17725,10 @@
           <w:noProof/>
         </w:rPr>
         <w:drawing>
-          <wp:inline distT="0" distB="0" distL="0" distR="0" wp14:anchorId="11CCAE66" wp14:editId="4BD97748">
-            <wp:extent cx="5400040" cy="5269865"/>
-            <wp:effectExtent l="0" t="0" r="0" b="6985"/>
-            <wp:docPr id="750058228" name="Imagen 20"/>
+          <wp:inline distT="0" distB="0" distL="0" distR="0" wp14:anchorId="78631663" wp14:editId="28048474">
+            <wp:extent cx="5400040" cy="5271135"/>
+            <wp:effectExtent l="0" t="0" r="0" b="5715"/>
+            <wp:docPr id="2037803222" name="Imagen 7"/>
             <wp:cNvGraphicFramePr>
               <a:graphicFrameLocks xmlns:a="http://schemas.openxmlformats.org/drawingml/2006/main" noChangeAspect="1"/>
             </wp:cNvGraphicFramePr>
@@ -17336,7 +17736,7 @@
               <a:graphicData uri="http://schemas.openxmlformats.org/drawingml/2006/picture">
                 <pic:pic xmlns:pic="http://schemas.openxmlformats.org/drawingml/2006/picture">
                   <pic:nvPicPr>
-                    <pic:cNvPr id="0" name="Picture 20"/>
+                    <pic:cNvPr id="0" name="Picture 7"/>
                     <pic:cNvPicPr>
                       <a:picLocks noChangeAspect="1" noChangeArrowheads="1"/>
                     </pic:cNvPicPr>
@@ -17357,7 +17757,7 @@
                   <pic:spPr bwMode="auto">
                     <a:xfrm>
                       <a:off x="0" y="0"/>
-                      <a:ext cx="5400040" cy="5269865"/>
+                      <a:ext cx="5400040" cy="5271135"/>
                     </a:xfrm>
                     <a:prstGeom prst="rect">
                       <a:avLst/>
@@ -17383,7 +17783,7 @@
           <w:szCs w:val="30"/>
         </w:rPr>
       </w:pPr>
-      <w:bookmarkStart w:id="52" w:name="_Toc232013668"/>
+      <w:bookmarkStart w:id="52" w:name="_Toc232509011"/>
       <w:r>
         <w:rPr>
           <w:rFonts w:ascii="Times New Roman" w:eastAsia="Times New Roman" w:hAnsi="Times New Roman" w:cs="Times New Roman"/>
@@ -17421,14 +17821,11 @@
     </w:p>
     <w:p>
       <w:r>
-        <w:rPr>
-          <w:noProof/>
-        </w:rPr>
         <w:drawing>
-          <wp:inline distT="0" distB="0" distL="0" distR="0" wp14:anchorId="39EAF168" wp14:editId="08E7750F">
-            <wp:extent cx="5400040" cy="2350770"/>
+          <wp:inline distT="0" distB="0" distL="0" distR="0" wp14:anchorId="59A0C3B2" wp14:editId="430F383E">
+            <wp:extent cx="5400040" cy="2330450"/>
             <wp:effectExtent l="0" t="0" r="0" b="0"/>
-            <wp:docPr id="198071543" name="Imagen 1"/>
+            <wp:docPr id="2081441043" name="Imagen 1"/>
             <wp:cNvGraphicFramePr>
               <a:graphicFrameLocks xmlns:a="http://schemas.openxmlformats.org/drawingml/2006/main" noChangeAspect="1"/>
             </wp:cNvGraphicFramePr>
@@ -17436,7 +17833,7 @@
               <a:graphicData uri="http://schemas.openxmlformats.org/drawingml/2006/picture">
                 <pic:pic xmlns:pic="http://schemas.openxmlformats.org/drawingml/2006/picture">
                   <pic:nvPicPr>
-                    <pic:cNvPr id="198071543" name=""/>
+                    <pic:cNvPr id="2081441043" name=""/>
                     <pic:cNvPicPr/>
                   </pic:nvPicPr>
                   <pic:blipFill>
@@ -17448,7 +17845,7 @@
                   <pic:spPr>
                     <a:xfrm>
                       <a:off x="0" y="0"/>
-                      <a:ext cx="5400040" cy="2350770"/>
+                      <a:ext cx="5400040" cy="2330450"/>
                     </a:xfrm>
                     <a:prstGeom prst="rect">
                       <a:avLst/>
@@ -17469,7 +17866,7 @@
         </w:rPr>
       </w:pPr>
       <w:bookmarkStart w:id="53" w:name="_heading=h.n4iuualoax76" w:colFirst="0" w:colLast="0"/>
-      <w:bookmarkStart w:id="54" w:name="_Toc232013669"/>
+      <w:bookmarkStart w:id="54" w:name="_Toc232509012"/>
       <w:bookmarkEnd w:id="53"/>
       <w:r>
         <w:rPr>
@@ -17488,7 +17885,7 @@
           <w:szCs w:val="30"/>
         </w:rPr>
       </w:pPr>
-      <w:bookmarkStart w:id="55" w:name="_Toc232013670"/>
+      <w:bookmarkStart w:id="55" w:name="_Toc232509013"/>
       <w:r>
         <w:rPr>
           <w:rFonts w:ascii="Times New Roman" w:eastAsia="Times New Roman" w:hAnsi="Times New Roman" w:cs="Times New Roman"/>
@@ -17538,7 +17935,7 @@
           <w:rFonts w:ascii="Times New Roman" w:eastAsia="Times New Roman" w:hAnsi="Times New Roman" w:cs="Times New Roman"/>
         </w:rPr>
       </w:pPr>
-      <w:bookmarkStart w:id="56" w:name="_Toc232013671"/>
+      <w:bookmarkStart w:id="56" w:name="_Toc232509014"/>
       <w:r>
         <w:rPr>
           <w:rFonts w:ascii="Times New Roman" w:eastAsia="Times New Roman" w:hAnsi="Times New Roman" w:cs="Times New Roman"/>
@@ -17587,7 +17984,21 @@
         <w:rPr>
           <w:rFonts w:ascii="Times New Roman" w:hAnsi="Times New Roman" w:cs="Times New Roman"/>
         </w:rPr>
-        <w:t>La utilización de la bitácora nos permite llevar un registro de las acciones realizadas dentro del sistema por parte de un usuario del mismo. Cada evento registrado en la bitácora va a tener la fecha y hora en la que se realizó, el correo electrónico del usuario de quien la llevo a cabo, la actividad y la información asociada.</w:t>
+        <w:t xml:space="preserve">La utilización de la bitácora nos permite llevar un registro de las acciones realizadas dentro del sistema por parte de un usuario </w:t>
+      </w:r>
+      <w:proofErr w:type="gramStart"/>
+      <w:r>
+        <w:rPr>
+          <w:rFonts w:ascii="Times New Roman" w:hAnsi="Times New Roman" w:cs="Times New Roman"/>
+        </w:rPr>
+        <w:t>del mismo</w:t>
+      </w:r>
+      <w:proofErr w:type="gramEnd"/>
+      <w:r>
+        <w:rPr>
+          <w:rFonts w:ascii="Times New Roman" w:hAnsi="Times New Roman" w:cs="Times New Roman"/>
+        </w:rPr>
+        <w:t>. Cada evento registrado en la bitácora va a tener la fecha y hora en la que se realizó, el correo electrónico del usuario de quien la llevo a cabo, la actividad y la información asociada.</w:t>
       </w:r>
     </w:p>
     <w:p>
@@ -17659,7 +18070,21 @@
         <w:rPr>
           <w:rFonts w:ascii="Times New Roman" w:hAnsi="Times New Roman" w:cs="Times New Roman"/>
         </w:rPr>
-        <w:t>Información asociada: Leyenda del hecho (Ej: El usuario “x”….. tal actividad)</w:t>
+        <w:t>Información asociada: Leyenda del hecho (Ej: El usuario “x</w:t>
+      </w:r>
+      <w:proofErr w:type="gramStart"/>
+      <w:r>
+        <w:rPr>
+          <w:rFonts w:ascii="Times New Roman" w:hAnsi="Times New Roman" w:cs="Times New Roman"/>
+        </w:rPr>
+        <w:t>”….</w:t>
+      </w:r>
+      <w:proofErr w:type="gramEnd"/>
+      <w:r>
+        <w:rPr>
+          <w:rFonts w:ascii="Times New Roman" w:hAnsi="Times New Roman" w:cs="Times New Roman"/>
+        </w:rPr>
+        <w:t>. tal actividad)</w:t>
       </w:r>
     </w:p>
     <w:p>
@@ -17669,7 +18094,7 @@
           <w:rFonts w:ascii="Times New Roman" w:eastAsia="Times New Roman" w:hAnsi="Times New Roman" w:cs="Times New Roman"/>
         </w:rPr>
       </w:pPr>
-      <w:bookmarkStart w:id="57" w:name="_Toc232013672"/>
+      <w:bookmarkStart w:id="57" w:name="_Toc232509015"/>
       <w:r>
         <w:rPr>
           <w:rFonts w:ascii="Times New Roman" w:eastAsia="Times New Roman" w:hAnsi="Times New Roman" w:cs="Times New Roman"/>
@@ -17747,7 +18172,7 @@
           <w:rFonts w:ascii="Times New Roman" w:eastAsia="Times New Roman" w:hAnsi="Times New Roman" w:cs="Times New Roman"/>
         </w:rPr>
       </w:pPr>
-      <w:bookmarkStart w:id="58" w:name="_Toc232013673"/>
+      <w:bookmarkStart w:id="58" w:name="_Toc232509016"/>
       <w:r>
         <w:rPr>
           <w:rFonts w:ascii="Times New Roman" w:eastAsia="Times New Roman" w:hAnsi="Times New Roman" w:cs="Times New Roman"/>
@@ -17824,7 +18249,7 @@
           <w:rFonts w:ascii="Times New Roman" w:eastAsia="Times New Roman" w:hAnsi="Times New Roman" w:cs="Times New Roman"/>
         </w:rPr>
       </w:pPr>
-      <w:bookmarkStart w:id="59" w:name="_Toc232013674"/>
+      <w:bookmarkStart w:id="59" w:name="_Toc232509017"/>
       <w:r>
         <w:rPr>
           <w:rFonts w:ascii="Times New Roman" w:eastAsia="Times New Roman" w:hAnsi="Times New Roman" w:cs="Times New Roman"/>
@@ -17945,7 +18370,7 @@
           <w:rFonts w:ascii="Times New Roman" w:eastAsia="Times New Roman" w:hAnsi="Times New Roman" w:cs="Times New Roman"/>
         </w:rPr>
       </w:pPr>
-      <w:bookmarkStart w:id="60" w:name="_Toc232013675"/>
+      <w:bookmarkStart w:id="60" w:name="_Toc232509018"/>
       <w:r>
         <w:rPr>
           <w:rFonts w:ascii="Times New Roman" w:eastAsia="Times New Roman" w:hAnsi="Times New Roman" w:cs="Times New Roman"/>
@@ -18052,7 +18477,7 @@
           <w:rFonts w:ascii="Times New Roman" w:eastAsia="Times New Roman" w:hAnsi="Times New Roman" w:cs="Times New Roman"/>
         </w:rPr>
       </w:pPr>
-      <w:bookmarkStart w:id="61" w:name="_Toc232013676"/>
+      <w:bookmarkStart w:id="61" w:name="_Toc232509019"/>
       <w:r>
         <w:rPr>
           <w:rFonts w:ascii="Times New Roman" w:eastAsia="Times New Roman" w:hAnsi="Times New Roman" w:cs="Times New Roman"/>
@@ -18077,7 +18502,7 @@
           <w:szCs w:val="30"/>
         </w:rPr>
       </w:pPr>
-      <w:bookmarkStart w:id="62" w:name="_Toc232013677"/>
+      <w:bookmarkStart w:id="62" w:name="_Toc232509020"/>
       <w:r>
         <w:rPr>
           <w:rFonts w:ascii="Times New Roman" w:eastAsia="Times New Roman" w:hAnsi="Times New Roman" w:cs="Times New Roman"/>
@@ -18127,7 +18552,7 @@
           <w:rFonts w:ascii="Times New Roman" w:hAnsi="Times New Roman" w:cs="Times New Roman"/>
         </w:rPr>
       </w:pPr>
-      <w:bookmarkStart w:id="63" w:name="_Toc232013678"/>
+      <w:bookmarkStart w:id="63" w:name="_Toc232509021"/>
       <w:r>
         <w:rPr>
           <w:rFonts w:ascii="Times New Roman" w:hAnsi="Times New Roman" w:cs="Times New Roman"/>
@@ -18164,7 +18589,21 @@
         <w:rPr>
           <w:rFonts w:ascii="Times New Roman" w:hAnsi="Times New Roman" w:cs="Times New Roman"/>
         </w:rPr>
-        <w:t xml:space="preserve">Con el objetivo de garantizar la seguridad de las contraseñas de los usuarios, en este proyecto se aplica el algoritmo SHA-256, encargado de transformar una cadena de texto en un valor de longitud determinado, denominado "hash". Este es un algoritmo de hashing unidireccional, lo que significa que no es posible desencriptar el hash para obtener la contraseña original. </w:t>
+        <w:t xml:space="preserve">Con el objetivo de garantizar la seguridad de las contraseñas de los usuarios, en este proyecto se aplica el algoritmo SHA-256, encargado de transformar una cadena de texto en un valor de longitud determinado, denominado "hash". Este es un algoritmo de </w:t>
+      </w:r>
+      <w:proofErr w:type="spellStart"/>
+      <w:r>
+        <w:rPr>
+          <w:rFonts w:ascii="Times New Roman" w:hAnsi="Times New Roman" w:cs="Times New Roman"/>
+        </w:rPr>
+        <w:t>hashing</w:t>
+      </w:r>
+      <w:proofErr w:type="spellEnd"/>
+      <w:r>
+        <w:rPr>
+          <w:rFonts w:ascii="Times New Roman" w:hAnsi="Times New Roman" w:cs="Times New Roman"/>
+        </w:rPr>
+        <w:t xml:space="preserve"> unidireccional, lo que significa que no es posible desencriptar el hash para obtener la contraseña original. </w:t>
       </w:r>
     </w:p>
     <w:p>
@@ -18177,7 +18616,35 @@
         <w:rPr>
           <w:rFonts w:ascii="Times New Roman" w:hAnsi="Times New Roman" w:cs="Times New Roman"/>
         </w:rPr>
-        <w:t xml:space="preserve">Tanto para la creación de usuarios como para el logueo en el sistema de estos mismos, se deberá ingresar una clave. Esta clave será hasheada por el algoritmo SHA-256 y será guardada en la base de datos. Un usuario que requiera iniciar sesión deberá ingresar su clave, en la interfaz de Inicio de sesión, el valor que coloque como clave, al seleccionar “Iniciar Sesión” será hasheado y comparado con el valor que se encuentre en la base de datos. Si estos valores coinciden, la sesión es iniciada, en el caso contrario donde no coincidan, se mostrará al usuario un error de contraseña incorrecta. </w:t>
+        <w:t xml:space="preserve">Tanto para la creación de usuarios como para el logueo en el sistema de estos mismos, se deberá ingresar una clave. Esta clave será </w:t>
+      </w:r>
+      <w:proofErr w:type="spellStart"/>
+      <w:r>
+        <w:rPr>
+          <w:rFonts w:ascii="Times New Roman" w:hAnsi="Times New Roman" w:cs="Times New Roman"/>
+        </w:rPr>
+        <w:t>hasheada</w:t>
+      </w:r>
+      <w:proofErr w:type="spellEnd"/>
+      <w:r>
+        <w:rPr>
+          <w:rFonts w:ascii="Times New Roman" w:hAnsi="Times New Roman" w:cs="Times New Roman"/>
+        </w:rPr>
+        <w:t xml:space="preserve"> por el algoritmo SHA-256 y será guardada en la base de datos. Un usuario que requiera iniciar sesión deberá ingresar su clave, en la interfaz de Inicio de sesión, el valor que coloque como clave, al seleccionar “Iniciar Sesión” será </w:t>
+      </w:r>
+      <w:proofErr w:type="spellStart"/>
+      <w:r>
+        <w:rPr>
+          <w:rFonts w:ascii="Times New Roman" w:hAnsi="Times New Roman" w:cs="Times New Roman"/>
+        </w:rPr>
+        <w:t>hasheado</w:t>
+      </w:r>
+      <w:proofErr w:type="spellEnd"/>
+      <w:r>
+        <w:rPr>
+          <w:rFonts w:ascii="Times New Roman" w:hAnsi="Times New Roman" w:cs="Times New Roman"/>
+        </w:rPr>
+        <w:t xml:space="preserve"> y comparado con el valor que se encuentre en la base de datos. Si estos valores coinciden, la sesión es iniciada, en el caso contrario donde no coincidan, se mostrará al usuario un error de contraseña incorrecta. </w:t>
       </w:r>
     </w:p>
     <w:p>
@@ -18199,7 +18666,25 @@
           <w:b/>
           <w:bCs/>
         </w:rPr>
-        <w:t xml:space="preserve">Método de la clase Encriptador: </w:t>
+        <w:t xml:space="preserve">Método de la clase </w:t>
+      </w:r>
+      <w:proofErr w:type="spellStart"/>
+      <w:r>
+        <w:rPr>
+          <w:rFonts w:ascii="Times New Roman" w:hAnsi="Times New Roman" w:cs="Times New Roman"/>
+          <w:b/>
+          <w:bCs/>
+        </w:rPr>
+        <w:t>Encriptador</w:t>
+      </w:r>
+      <w:proofErr w:type="spellEnd"/>
+      <w:r>
+        <w:rPr>
+          <w:rFonts w:ascii="Times New Roman" w:hAnsi="Times New Roman" w:cs="Times New Roman"/>
+          <w:b/>
+          <w:bCs/>
+        </w:rPr>
+        <w:t xml:space="preserve">: </w:t>
       </w:r>
     </w:p>
     <w:p>
@@ -18212,7 +18697,21 @@
         <w:rPr>
           <w:rFonts w:ascii="Times New Roman" w:hAnsi="Times New Roman" w:cs="Times New Roman"/>
         </w:rPr>
-        <w:t xml:space="preserve">Hash (string input): Este método toma una cadena de texto (como una contraseña en texto plano) y la convierte en un hash de 256 bits utilizando el algoritmo SHA-256. </w:t>
+        <w:t>Hash (</w:t>
+      </w:r>
+      <w:proofErr w:type="spellStart"/>
+      <w:r>
+        <w:rPr>
+          <w:rFonts w:ascii="Times New Roman" w:hAnsi="Times New Roman" w:cs="Times New Roman"/>
+        </w:rPr>
+        <w:t>string</w:t>
+      </w:r>
+      <w:proofErr w:type="spellEnd"/>
+      <w:r>
+        <w:rPr>
+          <w:rFonts w:ascii="Times New Roman" w:hAnsi="Times New Roman" w:cs="Times New Roman"/>
+        </w:rPr>
+        <w:t xml:space="preserve"> input): Este método toma una cadena de texto (como una contraseña en texto plano) y la convierte en un hash de 256 bits utilizando el algoritmo SHA-256. </w:t>
       </w:r>
     </w:p>
     <w:p>
@@ -18235,7 +18734,7 @@
           <w:rFonts w:ascii="Times New Roman" w:hAnsi="Times New Roman" w:cs="Times New Roman"/>
         </w:rPr>
       </w:pPr>
-      <w:bookmarkStart w:id="64" w:name="_Toc232013679"/>
+      <w:bookmarkStart w:id="64" w:name="_Toc232509022"/>
       <w:r>
         <w:rPr>
           <w:rFonts w:ascii="Times New Roman" w:hAnsi="Times New Roman" w:cs="Times New Roman"/>
@@ -18272,7 +18771,21 @@
         <w:rPr>
           <w:rFonts w:ascii="Times New Roman" w:hAnsi="Times New Roman" w:cs="Times New Roman"/>
         </w:rPr>
-        <w:t>Al momento de registrar un usuario en el sistema y completar la contraseña de este mismo, en la base de datos el campo que contiene la contraseña no será visible para la persona. Ej: Si la contraseña es Hola123, en la base de datos se vera de la siguiente manera: (Imagen ilustrativa de ejemplo)</w:t>
+        <w:t xml:space="preserve">Al momento de registrar un usuario en el sistema y completar la contraseña de este mismo, en la base de datos el campo que contiene la contraseña no será visible para la persona. Ej: Si la contraseña es Hola123, en la base de datos se </w:t>
+      </w:r>
+      <w:proofErr w:type="spellStart"/>
+      <w:r>
+        <w:rPr>
+          <w:rFonts w:ascii="Times New Roman" w:hAnsi="Times New Roman" w:cs="Times New Roman"/>
+        </w:rPr>
+        <w:t>vera</w:t>
+      </w:r>
+      <w:proofErr w:type="spellEnd"/>
+      <w:r>
+        <w:rPr>
+          <w:rFonts w:ascii="Times New Roman" w:hAnsi="Times New Roman" w:cs="Times New Roman"/>
+        </w:rPr>
+        <w:t xml:space="preserve"> de la siguiente manera: (Imagen ilustrativa de ejemplo)</w:t>
       </w:r>
     </w:p>
     <w:p>
@@ -18339,7 +18852,7 @@
           <w:rFonts w:ascii="Times New Roman" w:hAnsi="Times New Roman" w:cs="Times New Roman"/>
         </w:rPr>
       </w:pPr>
-      <w:bookmarkStart w:id="65" w:name="_Toc232013680"/>
+      <w:bookmarkStart w:id="65" w:name="_Toc232509023"/>
       <w:r>
         <w:rPr>
           <w:rFonts w:ascii="Times New Roman" w:hAnsi="Times New Roman" w:cs="Times New Roman"/>
@@ -18424,7 +18937,7 @@
           <w:rFonts w:ascii="Times New Roman" w:eastAsia="Times New Roman" w:hAnsi="Times New Roman" w:cs="Times New Roman"/>
         </w:rPr>
       </w:pPr>
-      <w:bookmarkStart w:id="66" w:name="_Toc232013681"/>
+      <w:bookmarkStart w:id="66" w:name="_Toc232509024"/>
       <w:r>
         <w:rPr>
           <w:rFonts w:ascii="Times New Roman" w:eastAsia="Times New Roman" w:hAnsi="Times New Roman" w:cs="Times New Roman"/>
@@ -18448,7 +18961,7 @@
           <w:szCs w:val="30"/>
         </w:rPr>
       </w:pPr>
-      <w:bookmarkStart w:id="67" w:name="_Toc232013682"/>
+      <w:bookmarkStart w:id="67" w:name="_Toc232509025"/>
       <w:r>
         <w:rPr>
           <w:rFonts w:ascii="Times New Roman" w:eastAsia="Times New Roman" w:hAnsi="Times New Roman" w:cs="Times New Roman"/>
@@ -18468,6 +18981,23 @@
       <w:bookmarkEnd w:id="67"/>
     </w:p>
     <w:p>
+      <w:r>
+        <w:t xml:space="preserve">El módulo de Gestión de Productos permite al </w:t>
+      </w:r>
+      <w:r>
+        <w:t>usuario “</w:t>
+      </w:r>
+      <w:r>
+        <w:t>Administrador</w:t>
+      </w:r>
+      <w:r>
+        <w:t>”</w:t>
+      </w:r>
+      <w:r>
+        <w:t xml:space="preserve"> del sistema realizar las operaciones de alta, baja y modificación de productos. Cada producto cuenta con los siguientes atributos: nombre, precio, tipo, descripción, cantidad y código. El sistema valida los datos ingresados antes de realizar cualquier operación, registra cada acción en la Bitácora y en el Control de Cambios, y mantiene la integridad de los datos mediante el cálculo automático del Dígito Verificador Horizontal (DVH) ante cada modificación.</w:t>
+      </w:r>
+    </w:p>
+    <w:p>
       <w:pPr>
         <w:pStyle w:val="Ttulo2"/>
         <w:rPr>
@@ -18476,7 +19006,7 @@
           <w:szCs w:val="30"/>
         </w:rPr>
       </w:pPr>
-      <w:bookmarkStart w:id="68" w:name="_Toc232013683"/>
+      <w:bookmarkStart w:id="68" w:name="_Toc232509026"/>
       <w:r>
         <w:rPr>
           <w:rFonts w:ascii="Times New Roman" w:eastAsia="Times New Roman" w:hAnsi="Times New Roman" w:cs="Times New Roman"/>
@@ -18567,7 +19097,7 @@
           <w:szCs w:val="30"/>
         </w:rPr>
       </w:pPr>
-      <w:bookmarkStart w:id="69" w:name="_Toc232013684"/>
+      <w:bookmarkStart w:id="69" w:name="_Toc232509027"/>
       <w:r>
         <w:rPr>
           <w:rFonts w:ascii="Times New Roman" w:eastAsia="Times New Roman" w:hAnsi="Times New Roman" w:cs="Times New Roman"/>
@@ -18675,7 +19205,7 @@
           <w:szCs w:val="30"/>
         </w:rPr>
       </w:pPr>
-      <w:bookmarkStart w:id="70" w:name="_Toc232013685"/>
+      <w:bookmarkStart w:id="70" w:name="_Toc232509028"/>
       <w:r>
         <w:rPr>
           <w:rFonts w:ascii="Times New Roman" w:eastAsia="Times New Roman" w:hAnsi="Times New Roman" w:cs="Times New Roman"/>
@@ -18780,7 +19310,7 @@
           <w:szCs w:val="30"/>
         </w:rPr>
       </w:pPr>
-      <w:bookmarkStart w:id="71" w:name="_Toc232013686"/>
+      <w:bookmarkStart w:id="71" w:name="_Toc232509029"/>
       <w:r>
         <w:rPr>
           <w:rFonts w:ascii="Times New Roman" w:eastAsia="Times New Roman" w:hAnsi="Times New Roman" w:cs="Times New Roman"/>
@@ -18854,7 +19384,7 @@
           <w:rFonts w:ascii="Times New Roman" w:eastAsia="Times New Roman" w:hAnsi="Times New Roman" w:cs="Times New Roman"/>
         </w:rPr>
       </w:pPr>
-      <w:bookmarkStart w:id="72" w:name="_Toc232013687"/>
+      <w:bookmarkStart w:id="72" w:name="_Toc232509030"/>
       <w:r>
         <w:rPr>
           <w:rFonts w:ascii="Times New Roman" w:eastAsia="Times New Roman" w:hAnsi="Times New Roman" w:cs="Times New Roman"/>
@@ -20032,7 +20562,7 @@
           <w:rFonts w:ascii="Times New Roman" w:eastAsia="Times New Roman" w:hAnsi="Times New Roman" w:cs="Times New Roman"/>
         </w:rPr>
       </w:pPr>
-      <w:bookmarkStart w:id="73" w:name="_Toc232013688"/>
+      <w:bookmarkStart w:id="73" w:name="_Toc232509031"/>
       <w:r>
         <w:rPr>
           <w:rFonts w:ascii="Times New Roman" w:eastAsia="Times New Roman" w:hAnsi="Times New Roman" w:cs="Times New Roman"/>
@@ -20114,10 +20644,10 @@
           <w:noProof/>
         </w:rPr>
         <w:drawing>
-          <wp:inline distT="0" distB="0" distL="0" distR="0" wp14:anchorId="66A4A15E" wp14:editId="4C5C6A8A">
+          <wp:inline distT="0" distB="0" distL="0" distR="0" wp14:anchorId="512F4681" wp14:editId="7099E088">
             <wp:extent cx="5400040" cy="5364480"/>
             <wp:effectExtent l="0" t="0" r="0" b="7620"/>
-            <wp:docPr id="31672176" name="Imagen 21"/>
+            <wp:docPr id="2034571249" name="Imagen 8"/>
             <wp:cNvGraphicFramePr>
               <a:graphicFrameLocks xmlns:a="http://schemas.openxmlformats.org/drawingml/2006/main" noChangeAspect="1"/>
             </wp:cNvGraphicFramePr>
@@ -20125,7 +20655,7 @@
               <a:graphicData uri="http://schemas.openxmlformats.org/drawingml/2006/picture">
                 <pic:pic xmlns:pic="http://schemas.openxmlformats.org/drawingml/2006/picture">
                   <pic:nvPicPr>
-                    <pic:cNvPr id="0" name="Picture 21"/>
+                    <pic:cNvPr id="0" name="Picture 8"/>
                     <pic:cNvPicPr>
                       <a:picLocks noChangeAspect="1" noChangeArrowheads="1"/>
                     </pic:cNvPicPr>
@@ -20172,7 +20702,7 @@
           <w:szCs w:val="30"/>
         </w:rPr>
       </w:pPr>
-      <w:bookmarkStart w:id="74" w:name="_Toc232013689"/>
+      <w:bookmarkStart w:id="74" w:name="_Toc232509032"/>
       <w:r>
         <w:rPr>
           <w:rFonts w:ascii="Times New Roman" w:eastAsia="Times New Roman" w:hAnsi="Times New Roman" w:cs="Times New Roman"/>
@@ -20246,7 +20776,7 @@
           <w:rFonts w:ascii="Times New Roman" w:eastAsia="Times New Roman" w:hAnsi="Times New Roman" w:cs="Times New Roman"/>
         </w:rPr>
       </w:pPr>
-      <w:bookmarkStart w:id="75" w:name="_Toc232013690"/>
+      <w:bookmarkStart w:id="75" w:name="_Toc232509033"/>
       <w:r>
         <w:rPr>
           <w:rFonts w:ascii="Times New Roman" w:eastAsia="Times New Roman" w:hAnsi="Times New Roman" w:cs="Times New Roman"/>
@@ -21335,7 +21865,7 @@
           <w:rFonts w:ascii="Times New Roman" w:eastAsia="Times New Roman" w:hAnsi="Times New Roman" w:cs="Times New Roman"/>
         </w:rPr>
       </w:pPr>
-      <w:bookmarkStart w:id="76" w:name="_Toc232013691"/>
+      <w:bookmarkStart w:id="76" w:name="_Toc232509034"/>
       <w:r>
         <w:rPr>
           <w:rFonts w:ascii="Times New Roman" w:eastAsia="Times New Roman" w:hAnsi="Times New Roman" w:cs="Times New Roman"/>
@@ -21417,10 +21947,10 @@
           <w:noProof/>
         </w:rPr>
         <w:drawing>
-          <wp:inline distT="0" distB="0" distL="0" distR="0" wp14:anchorId="4DF2FF75" wp14:editId="74AFC2C9">
-            <wp:extent cx="5400040" cy="5659755"/>
+          <wp:inline distT="0" distB="0" distL="0" distR="0" wp14:anchorId="00D14AE1" wp14:editId="41EC8657">
+            <wp:extent cx="5400040" cy="5666105"/>
             <wp:effectExtent l="0" t="0" r="0" b="0"/>
-            <wp:docPr id="794011200" name="Imagen 22"/>
+            <wp:docPr id="1547189390" name="Imagen 9"/>
             <wp:cNvGraphicFramePr>
               <a:graphicFrameLocks xmlns:a="http://schemas.openxmlformats.org/drawingml/2006/main" noChangeAspect="1"/>
             </wp:cNvGraphicFramePr>
@@ -21428,7 +21958,7 @@
               <a:graphicData uri="http://schemas.openxmlformats.org/drawingml/2006/picture">
                 <pic:pic xmlns:pic="http://schemas.openxmlformats.org/drawingml/2006/picture">
                   <pic:nvPicPr>
-                    <pic:cNvPr id="0" name="Picture 22"/>
+                    <pic:cNvPr id="0" name="Picture 9"/>
                     <pic:cNvPicPr>
                       <a:picLocks noChangeAspect="1" noChangeArrowheads="1"/>
                     </pic:cNvPicPr>
@@ -21449,7 +21979,7 @@
                   <pic:spPr bwMode="auto">
                     <a:xfrm>
                       <a:off x="0" y="0"/>
-                      <a:ext cx="5400040" cy="5659755"/>
+                      <a:ext cx="5400040" cy="5666105"/>
                     </a:xfrm>
                     <a:prstGeom prst="rect">
                       <a:avLst/>
@@ -21475,7 +22005,7 @@
           <w:szCs w:val="30"/>
         </w:rPr>
       </w:pPr>
-      <w:bookmarkStart w:id="77" w:name="_Toc232013692"/>
+      <w:bookmarkStart w:id="77" w:name="_Toc232509035"/>
       <w:r>
         <w:rPr>
           <w:rFonts w:ascii="Times New Roman" w:eastAsia="Times New Roman" w:hAnsi="Times New Roman" w:cs="Times New Roman"/>
@@ -21549,7 +22079,7 @@
           <w:rFonts w:ascii="Times New Roman" w:eastAsia="Times New Roman" w:hAnsi="Times New Roman" w:cs="Times New Roman"/>
         </w:rPr>
       </w:pPr>
-      <w:bookmarkStart w:id="78" w:name="_Toc232013693"/>
+      <w:bookmarkStart w:id="78" w:name="_Toc232509036"/>
       <w:r>
         <w:rPr>
           <w:rFonts w:ascii="Times New Roman" w:eastAsia="Times New Roman" w:hAnsi="Times New Roman" w:cs="Times New Roman"/>
@@ -22737,7 +23267,7 @@
           <w:rFonts w:ascii="Times New Roman" w:eastAsia="Times New Roman" w:hAnsi="Times New Roman" w:cs="Times New Roman"/>
         </w:rPr>
       </w:pPr>
-      <w:bookmarkStart w:id="79" w:name="_Toc232013694"/>
+      <w:bookmarkStart w:id="79" w:name="_Toc232509037"/>
       <w:r>
         <w:rPr>
           <w:rFonts w:ascii="Times New Roman" w:eastAsia="Times New Roman" w:hAnsi="Times New Roman" w:cs="Times New Roman"/>
@@ -22819,10 +23349,10 @@
           <w:noProof/>
         </w:rPr>
         <w:drawing>
-          <wp:inline distT="0" distB="0" distL="0" distR="0" wp14:anchorId="41395EA6" wp14:editId="23B98CD8">
+          <wp:inline distT="0" distB="0" distL="0" distR="0" wp14:anchorId="38E43311" wp14:editId="416B1DDE">
             <wp:extent cx="5400040" cy="5725795"/>
             <wp:effectExtent l="0" t="0" r="0" b="8255"/>
-            <wp:docPr id="373887942" name="Imagen 23"/>
+            <wp:docPr id="1803248304" name="Imagen 10"/>
             <wp:cNvGraphicFramePr>
               <a:graphicFrameLocks xmlns:a="http://schemas.openxmlformats.org/drawingml/2006/main" noChangeAspect="1"/>
             </wp:cNvGraphicFramePr>
@@ -22830,7 +23360,7 @@
               <a:graphicData uri="http://schemas.openxmlformats.org/drawingml/2006/picture">
                 <pic:pic xmlns:pic="http://schemas.openxmlformats.org/drawingml/2006/picture">
                   <pic:nvPicPr>
-                    <pic:cNvPr id="0" name="Picture 23"/>
+                    <pic:cNvPr id="0" name="Picture 10"/>
                     <pic:cNvPicPr>
                       <a:picLocks noChangeAspect="1" noChangeArrowheads="1"/>
                     </pic:cNvPicPr>
@@ -22871,24 +23401,21 @@
     <w:p>
       <w:pPr>
         <w:pStyle w:val="Ttulo2"/>
-      </w:pPr>
-      <w:bookmarkStart w:id="80" w:name="_Toc232013695"/>
-      <w:r>
         <w:rPr>
           <w:rFonts w:ascii="Times New Roman" w:eastAsia="Times New Roman" w:hAnsi="Times New Roman" w:cs="Times New Roman"/>
           <w:sz w:val="30"/>
           <w:szCs w:val="30"/>
         </w:rPr>
-        <w:lastRenderedPageBreak/>
-        <w:t>6</w:t>
-      </w:r>
+      </w:pPr>
+      <w:bookmarkStart w:id="80" w:name="_Toc232509038"/>
       <w:r>
         <w:rPr>
           <w:rFonts w:ascii="Times New Roman" w:eastAsia="Times New Roman" w:hAnsi="Times New Roman" w:cs="Times New Roman"/>
           <w:sz w:val="30"/>
           <w:szCs w:val="30"/>
         </w:rPr>
-        <w:t>.</w:t>
+        <w:lastRenderedPageBreak/>
+        <w:t>6.</w:t>
       </w:r>
       <w:r>
         <w:rPr>
@@ -22904,29 +23431,17 @@
           <w:sz w:val="30"/>
           <w:szCs w:val="30"/>
         </w:rPr>
-        <w:t xml:space="preserve"> Pantalla </w:t>
-      </w:r>
-      <w:r>
-        <w:rPr>
-          <w:rFonts w:ascii="Times New Roman" w:eastAsia="Times New Roman" w:hAnsi="Times New Roman" w:cs="Times New Roman"/>
-          <w:sz w:val="30"/>
-          <w:szCs w:val="30"/>
-        </w:rPr>
-        <w:t>UI</w:t>
+        <w:t xml:space="preserve"> Pantalla UI</w:t>
       </w:r>
       <w:bookmarkEnd w:id="80"/>
-      <w:r>
-        <w:rPr>
-          <w:rFonts w:ascii="Times New Roman" w:eastAsia="Times New Roman" w:hAnsi="Times New Roman" w:cs="Times New Roman"/>
-          <w:noProof/>
-          <w:sz w:val="30"/>
-          <w:szCs w:val="30"/>
-        </w:rPr>
+    </w:p>
+    <w:p>
+      <w:r>
         <w:drawing>
-          <wp:inline distT="0" distB="0" distL="0" distR="0" wp14:anchorId="6C3E6500" wp14:editId="5256871F">
-            <wp:extent cx="5400040" cy="2244725"/>
-            <wp:effectExtent l="0" t="0" r="0" b="3175"/>
-            <wp:docPr id="771743986" name="Imagen 1"/>
+          <wp:inline distT="0" distB="0" distL="0" distR="0" wp14:anchorId="0632C101" wp14:editId="7D23B6B0">
+            <wp:extent cx="5400040" cy="2267585"/>
+            <wp:effectExtent l="0" t="0" r="0" b="0"/>
+            <wp:docPr id="1614328890" name="Imagen 1"/>
             <wp:cNvGraphicFramePr>
               <a:graphicFrameLocks xmlns:a="http://schemas.openxmlformats.org/drawingml/2006/main" noChangeAspect="1"/>
             </wp:cNvGraphicFramePr>
@@ -22934,7 +23449,7 @@
               <a:graphicData uri="http://schemas.openxmlformats.org/drawingml/2006/picture">
                 <pic:pic xmlns:pic="http://schemas.openxmlformats.org/drawingml/2006/picture">
                   <pic:nvPicPr>
-                    <pic:cNvPr id="771743986" name=""/>
+                    <pic:cNvPr id="1614328890" name=""/>
                     <pic:cNvPicPr/>
                   </pic:nvPicPr>
                   <pic:blipFill>
@@ -22946,7 +23461,7 @@
                   <pic:spPr>
                     <a:xfrm>
                       <a:off x="0" y="0"/>
-                      <a:ext cx="5400040" cy="2244725"/>
+                      <a:ext cx="5400040" cy="2267585"/>
                     </a:xfrm>
                     <a:prstGeom prst="rect">
                       <a:avLst/>
@@ -22967,7 +23482,7 @@
         </w:rPr>
       </w:pPr>
       <w:bookmarkStart w:id="81" w:name="_heading=h.1i76v4y45w99" w:colFirst="0" w:colLast="0"/>
-      <w:bookmarkStart w:id="82" w:name="_Toc232013696"/>
+      <w:bookmarkStart w:id="82" w:name="_Toc232509039"/>
       <w:bookmarkEnd w:id="81"/>
       <w:r>
         <w:rPr>
@@ -22986,7 +23501,7 @@
           <w:szCs w:val="30"/>
         </w:rPr>
       </w:pPr>
-      <w:bookmarkStart w:id="83" w:name="_Toc232013697"/>
+      <w:bookmarkStart w:id="83" w:name="_Toc232509040"/>
       <w:r>
         <w:rPr>
           <w:rFonts w:ascii="Times New Roman" w:eastAsia="Times New Roman" w:hAnsi="Times New Roman" w:cs="Times New Roman"/>
@@ -23048,25 +23563,75 @@
         </w:rPr>
         <w:t xml:space="preserve">. El algoritmo realiza una suma ponderada donde cada carácter de cada atributo se multiplica por su posición dentro del valor y por la posición del atributo dentro de la entidad. Esto permite detectar no solo modificaciones en el contenido sino también intercambios de posición entre caracteres o atributos. Los atributos que participan en el cálculo son: </w:t>
       </w:r>
+      <w:proofErr w:type="spellStart"/>
       <w:r>
         <w:rPr>
           <w:rFonts w:ascii="Times New Roman" w:eastAsia="Times New Roman" w:hAnsi="Times New Roman" w:cs="Times New Roman"/>
           <w:color w:val="000000"/>
         </w:rPr>
-        <w:t xml:space="preserve">IdProducto, </w:t>
-      </w:r>
+        <w:t>IdProducto</w:t>
+      </w:r>
+      <w:proofErr w:type="spellEnd"/>
       <w:r>
         <w:rPr>
           <w:rFonts w:ascii="Times New Roman" w:eastAsia="Times New Roman" w:hAnsi="Times New Roman" w:cs="Times New Roman"/>
           <w:color w:val="000000"/>
         </w:rPr>
-        <w:t xml:space="preserve">NombreProducto, PrecioProducto, TipoProducto, </w:t>
-      </w:r>
+        <w:t xml:space="preserve">, </w:t>
+      </w:r>
+      <w:proofErr w:type="spellStart"/>
       <w:r>
         <w:rPr>
           <w:rFonts w:ascii="Times New Roman" w:eastAsia="Times New Roman" w:hAnsi="Times New Roman" w:cs="Times New Roman"/>
           <w:color w:val="000000"/>
         </w:rPr>
+        <w:t>NombreProducto</w:t>
+      </w:r>
+      <w:proofErr w:type="spellEnd"/>
+      <w:r>
+        <w:rPr>
+          <w:rFonts w:ascii="Times New Roman" w:eastAsia="Times New Roman" w:hAnsi="Times New Roman" w:cs="Times New Roman"/>
+          <w:color w:val="000000"/>
+        </w:rPr>
+        <w:t xml:space="preserve">, </w:t>
+      </w:r>
+      <w:proofErr w:type="spellStart"/>
+      <w:r>
+        <w:rPr>
+          <w:rFonts w:ascii="Times New Roman" w:eastAsia="Times New Roman" w:hAnsi="Times New Roman" w:cs="Times New Roman"/>
+          <w:color w:val="000000"/>
+        </w:rPr>
+        <w:t>PrecioProducto</w:t>
+      </w:r>
+      <w:proofErr w:type="spellEnd"/>
+      <w:r>
+        <w:rPr>
+          <w:rFonts w:ascii="Times New Roman" w:eastAsia="Times New Roman" w:hAnsi="Times New Roman" w:cs="Times New Roman"/>
+          <w:color w:val="000000"/>
+        </w:rPr>
+        <w:t xml:space="preserve">, </w:t>
+      </w:r>
+      <w:proofErr w:type="spellStart"/>
+      <w:r>
+        <w:rPr>
+          <w:rFonts w:ascii="Times New Roman" w:eastAsia="Times New Roman" w:hAnsi="Times New Roman" w:cs="Times New Roman"/>
+          <w:color w:val="000000"/>
+        </w:rPr>
+        <w:t>TipoProducto</w:t>
+      </w:r>
+      <w:proofErr w:type="spellEnd"/>
+      <w:r>
+        <w:rPr>
+          <w:rFonts w:ascii="Times New Roman" w:eastAsia="Times New Roman" w:hAnsi="Times New Roman" w:cs="Times New Roman"/>
+          <w:color w:val="000000"/>
+        </w:rPr>
+        <w:t xml:space="preserve">, </w:t>
+      </w:r>
+      <w:r>
+        <w:rPr>
+          <w:rFonts w:ascii="Times New Roman" w:eastAsia="Times New Roman" w:hAnsi="Times New Roman" w:cs="Times New Roman"/>
+          <w:color w:val="000000"/>
+        </w:rPr>
         <w:t>Descripción</w:t>
       </w:r>
       <w:r>
@@ -23074,7 +23639,39 @@
           <w:rFonts w:ascii="Times New Roman" w:eastAsia="Times New Roman" w:hAnsi="Times New Roman" w:cs="Times New Roman"/>
           <w:color w:val="000000"/>
         </w:rPr>
-        <w:t>, Cantidad y CodigoProducto. El resultado de la suma se hashea con SHA-256 y se almacena en la columna DVH de la tabla PRODUCTO.</w:t>
+        <w:t xml:space="preserve">, Cantidad y </w:t>
+      </w:r>
+      <w:proofErr w:type="spellStart"/>
+      <w:r>
+        <w:rPr>
+          <w:rFonts w:ascii="Times New Roman" w:eastAsia="Times New Roman" w:hAnsi="Times New Roman" w:cs="Times New Roman"/>
+          <w:color w:val="000000"/>
+        </w:rPr>
+        <w:t>CodigoProducto</w:t>
+      </w:r>
+      <w:proofErr w:type="spellEnd"/>
+      <w:r>
+        <w:rPr>
+          <w:rFonts w:ascii="Times New Roman" w:eastAsia="Times New Roman" w:hAnsi="Times New Roman" w:cs="Times New Roman"/>
+          <w:color w:val="000000"/>
+        </w:rPr>
+        <w:t xml:space="preserve">. El resultado de la suma se </w:t>
+      </w:r>
+      <w:proofErr w:type="spellStart"/>
+      <w:r>
+        <w:rPr>
+          <w:rFonts w:ascii="Times New Roman" w:eastAsia="Times New Roman" w:hAnsi="Times New Roman" w:cs="Times New Roman"/>
+          <w:color w:val="000000"/>
+        </w:rPr>
+        <w:t>hashea</w:t>
+      </w:r>
+      <w:proofErr w:type="spellEnd"/>
+      <w:r>
+        <w:rPr>
+          <w:rFonts w:ascii="Times New Roman" w:eastAsia="Times New Roman" w:hAnsi="Times New Roman" w:cs="Times New Roman"/>
+          <w:color w:val="000000"/>
+        </w:rPr>
+        <w:t xml:space="preserve"> con SHA-256 y se almacena en la columna DVH de la tabla PRODUCTO.</w:t>
       </w:r>
     </w:p>
     <w:p>
@@ -23096,7 +23693,23 @@
           <w:rFonts w:ascii="Times New Roman" w:eastAsia="Times New Roman" w:hAnsi="Times New Roman" w:cs="Times New Roman"/>
           <w:color w:val="000000"/>
         </w:rPr>
-        <w:t xml:space="preserve">El resultado de la suma se hashea con SHA-256 y se almacena en la tabla DIGITO_VERIFICADOR. </w:t>
+        <w:t xml:space="preserve">El resultado de la suma se </w:t>
+      </w:r>
+      <w:proofErr w:type="spellStart"/>
+      <w:r>
+        <w:rPr>
+          <w:rFonts w:ascii="Times New Roman" w:eastAsia="Times New Roman" w:hAnsi="Times New Roman" w:cs="Times New Roman"/>
+          <w:color w:val="000000"/>
+        </w:rPr>
+        <w:t>hashea</w:t>
+      </w:r>
+      <w:proofErr w:type="spellEnd"/>
+      <w:r>
+        <w:rPr>
+          <w:rFonts w:ascii="Times New Roman" w:eastAsia="Times New Roman" w:hAnsi="Times New Roman" w:cs="Times New Roman"/>
+          <w:color w:val="000000"/>
+        </w:rPr>
+        <w:t xml:space="preserve"> con SHA-256 y se almacena en la tabla DIGITO_VERIFICADOR. </w:t>
       </w:r>
       <w:r>
         <w:rPr>
@@ -23148,7 +23761,39 @@
           <w:rFonts w:ascii="Times New Roman" w:eastAsia="Times New Roman" w:hAnsi="Times New Roman" w:cs="Times New Roman"/>
           <w:color w:val="000000"/>
         </w:rPr>
-        <w:t xml:space="preserve"> suma += ASCII(c) × posChar × posAtributo → SHA256(suma)</w:t>
+        <w:t xml:space="preserve"> suma += ASCII(c) × </w:t>
+      </w:r>
+      <w:proofErr w:type="spellStart"/>
+      <w:r>
+        <w:rPr>
+          <w:rFonts w:ascii="Times New Roman" w:eastAsia="Times New Roman" w:hAnsi="Times New Roman" w:cs="Times New Roman"/>
+          <w:color w:val="000000"/>
+        </w:rPr>
+        <w:t>posChar</w:t>
+      </w:r>
+      <w:proofErr w:type="spellEnd"/>
+      <w:r>
+        <w:rPr>
+          <w:rFonts w:ascii="Times New Roman" w:eastAsia="Times New Roman" w:hAnsi="Times New Roman" w:cs="Times New Roman"/>
+          <w:color w:val="000000"/>
+        </w:rPr>
+        <w:t xml:space="preserve"> × </w:t>
+      </w:r>
+      <w:proofErr w:type="spellStart"/>
+      <w:r>
+        <w:rPr>
+          <w:rFonts w:ascii="Times New Roman" w:eastAsia="Times New Roman" w:hAnsi="Times New Roman" w:cs="Times New Roman"/>
+          <w:color w:val="000000"/>
+        </w:rPr>
+        <w:t>posAtributo</w:t>
+      </w:r>
+      <w:proofErr w:type="spellEnd"/>
+      <w:r>
+        <w:rPr>
+          <w:rFonts w:ascii="Times New Roman" w:eastAsia="Times New Roman" w:hAnsi="Times New Roman" w:cs="Times New Roman"/>
+          <w:color w:val="000000"/>
+        </w:rPr>
+        <w:t xml:space="preserve"> → SHA256(suma)</w:t>
       </w:r>
     </w:p>
     <w:p>
@@ -23177,7 +23822,39 @@
           <w:rFonts w:ascii="Times New Roman" w:eastAsia="Times New Roman" w:hAnsi="Times New Roman" w:cs="Times New Roman"/>
           <w:color w:val="000000"/>
         </w:rPr>
-        <w:t xml:space="preserve"> suma += ASCII(c) × posChar × posFila → SHA256(suma)</w:t>
+        <w:t xml:space="preserve"> suma += ASCII(c) × </w:t>
+      </w:r>
+      <w:proofErr w:type="spellStart"/>
+      <w:r>
+        <w:rPr>
+          <w:rFonts w:ascii="Times New Roman" w:eastAsia="Times New Roman" w:hAnsi="Times New Roman" w:cs="Times New Roman"/>
+          <w:color w:val="000000"/>
+        </w:rPr>
+        <w:t>posChar</w:t>
+      </w:r>
+      <w:proofErr w:type="spellEnd"/>
+      <w:r>
+        <w:rPr>
+          <w:rFonts w:ascii="Times New Roman" w:eastAsia="Times New Roman" w:hAnsi="Times New Roman" w:cs="Times New Roman"/>
+          <w:color w:val="000000"/>
+        </w:rPr>
+        <w:t xml:space="preserve"> × </w:t>
+      </w:r>
+      <w:proofErr w:type="spellStart"/>
+      <w:r>
+        <w:rPr>
+          <w:rFonts w:ascii="Times New Roman" w:eastAsia="Times New Roman" w:hAnsi="Times New Roman" w:cs="Times New Roman"/>
+          <w:color w:val="000000"/>
+        </w:rPr>
+        <w:t>posFila</w:t>
+      </w:r>
+      <w:proofErr w:type="spellEnd"/>
+      <w:r>
+        <w:rPr>
+          <w:rFonts w:ascii="Times New Roman" w:eastAsia="Times New Roman" w:hAnsi="Times New Roman" w:cs="Times New Roman"/>
+          <w:color w:val="000000"/>
+        </w:rPr>
+        <w:t xml:space="preserve"> → SHA256(suma)</w:t>
       </w:r>
     </w:p>
     <w:p>
@@ -23189,7 +23866,7 @@
           <w:szCs w:val="30"/>
         </w:rPr>
       </w:pPr>
-      <w:bookmarkStart w:id="84" w:name="_Toc232013698"/>
+      <w:bookmarkStart w:id="84" w:name="_Toc232509041"/>
       <w:r>
         <w:rPr>
           <w:rFonts w:ascii="Times New Roman" w:eastAsia="Times New Roman" w:hAnsi="Times New Roman" w:cs="Times New Roman"/>
@@ -23220,7 +23897,41 @@
           <w:rFonts w:ascii="Times New Roman" w:eastAsia="Times New Roman" w:hAnsi="Times New Roman" w:cs="Times New Roman"/>
           <w:color w:val="000000"/>
         </w:rPr>
-        <w:t xml:space="preserve">Al iniciar la aplicación, antes de mostrar el login, se verifican ambos dígitos.En caso de error se informa al </w:t>
+        <w:t xml:space="preserve">Al iniciar la aplicación, antes de mostrar el </w:t>
+      </w:r>
+      <w:proofErr w:type="spellStart"/>
+      <w:r>
+        <w:rPr>
+          <w:rFonts w:ascii="Times New Roman" w:eastAsia="Times New Roman" w:hAnsi="Times New Roman" w:cs="Times New Roman"/>
+          <w:color w:val="000000"/>
+        </w:rPr>
+        <w:t>login</w:t>
+      </w:r>
+      <w:proofErr w:type="spellEnd"/>
+      <w:r>
+        <w:rPr>
+          <w:rFonts w:ascii="Times New Roman" w:eastAsia="Times New Roman" w:hAnsi="Times New Roman" w:cs="Times New Roman"/>
+          <w:color w:val="000000"/>
+        </w:rPr>
+        <w:t xml:space="preserve">, se verifican ambos </w:t>
+      </w:r>
+      <w:proofErr w:type="spellStart"/>
+      <w:proofErr w:type="gramStart"/>
+      <w:r>
+        <w:rPr>
+          <w:rFonts w:ascii="Times New Roman" w:eastAsia="Times New Roman" w:hAnsi="Times New Roman" w:cs="Times New Roman"/>
+          <w:color w:val="000000"/>
+        </w:rPr>
+        <w:t>dígitos.En</w:t>
+      </w:r>
+      <w:proofErr w:type="spellEnd"/>
+      <w:proofErr w:type="gramEnd"/>
+      <w:r>
+        <w:rPr>
+          <w:rFonts w:ascii="Times New Roman" w:eastAsia="Times New Roman" w:hAnsi="Times New Roman" w:cs="Times New Roman"/>
+          <w:color w:val="000000"/>
+        </w:rPr>
+        <w:t xml:space="preserve"> caso de error se informa al </w:t>
       </w:r>
       <w:r>
         <w:rPr>
@@ -23295,7 +24006,23 @@
           <w:rFonts w:ascii="Times New Roman" w:eastAsia="Times New Roman" w:hAnsi="Times New Roman" w:cs="Times New Roman"/>
           <w:color w:val="000000"/>
         </w:rPr>
-        <w:t xml:space="preserve"> Restaura la base de datos completa desde un archivo .bak generado previamente</w:t>
+        <w:t xml:space="preserve"> Restaura la base de datos completa desde un archivo .</w:t>
+      </w:r>
+      <w:proofErr w:type="spellStart"/>
+      <w:r>
+        <w:rPr>
+          <w:rFonts w:ascii="Times New Roman" w:eastAsia="Times New Roman" w:hAnsi="Times New Roman" w:cs="Times New Roman"/>
+          <w:color w:val="000000"/>
+        </w:rPr>
+        <w:t>bak</w:t>
+      </w:r>
+      <w:proofErr w:type="spellEnd"/>
+      <w:r>
+        <w:rPr>
+          <w:rFonts w:ascii="Times New Roman" w:eastAsia="Times New Roman" w:hAnsi="Times New Roman" w:cs="Times New Roman"/>
+          <w:color w:val="000000"/>
+        </w:rPr>
+        <w:t xml:space="preserve"> generado previamente</w:t>
       </w:r>
       <w:r>
         <w:rPr>
@@ -23376,7 +24103,7 @@
           <w:szCs w:val="30"/>
         </w:rPr>
       </w:pPr>
-      <w:bookmarkStart w:id="85" w:name="_Toc232013699"/>
+      <w:bookmarkStart w:id="85" w:name="_Toc232509042"/>
       <w:r>
         <w:rPr>
           <w:rFonts w:ascii="Times New Roman" w:eastAsia="Times New Roman" w:hAnsi="Times New Roman" w:cs="Times New Roman"/>
@@ -23467,7 +24194,7 @@
           <w:szCs w:val="30"/>
         </w:rPr>
       </w:pPr>
-      <w:bookmarkStart w:id="86" w:name="_Toc232013700"/>
+      <w:bookmarkStart w:id="86" w:name="_Toc232509043"/>
       <w:r>
         <w:rPr>
           <w:rFonts w:ascii="Times New Roman" w:eastAsia="Times New Roman" w:hAnsi="Times New Roman" w:cs="Times New Roman"/>
@@ -23559,7 +24286,7 @@
           <w:szCs w:val="30"/>
         </w:rPr>
       </w:pPr>
-      <w:bookmarkStart w:id="87" w:name="_Toc232013701"/>
+      <w:bookmarkStart w:id="87" w:name="_Toc232509044"/>
       <w:r>
         <w:rPr>
           <w:rFonts w:ascii="Times New Roman" w:eastAsia="Times New Roman" w:hAnsi="Times New Roman" w:cs="Times New Roman"/>
@@ -23770,7 +24497,7 @@
           <w:szCs w:val="30"/>
         </w:rPr>
       </w:pPr>
-      <w:bookmarkStart w:id="88" w:name="_Toc232013702"/>
+      <w:bookmarkStart w:id="88" w:name="_Toc232509045"/>
       <w:r>
         <w:rPr>
           <w:rFonts w:ascii="Times New Roman" w:eastAsia="Times New Roman" w:hAnsi="Times New Roman" w:cs="Times New Roman"/>
@@ -23900,13 +24627,29 @@
           <w:rFonts w:ascii="Times New Roman" w:eastAsia="Times New Roman" w:hAnsi="Times New Roman" w:cs="Times New Roman"/>
           <w:color w:val="000000"/>
         </w:rPr>
-        <w:t xml:space="preserve">El formulario BackUp-Restore permite al </w:t>
-      </w:r>
+        <w:t xml:space="preserve">El formulario </w:t>
+      </w:r>
+      <w:proofErr w:type="spellStart"/>
       <w:r>
         <w:rPr>
           <w:rFonts w:ascii="Times New Roman" w:eastAsia="Times New Roman" w:hAnsi="Times New Roman" w:cs="Times New Roman"/>
           <w:color w:val="000000"/>
         </w:rPr>
+        <w:t>BackUp-Restore</w:t>
+      </w:r>
+      <w:proofErr w:type="spellEnd"/>
+      <w:r>
+        <w:rPr>
+          <w:rFonts w:ascii="Times New Roman" w:eastAsia="Times New Roman" w:hAnsi="Times New Roman" w:cs="Times New Roman"/>
+          <w:color w:val="000000"/>
+        </w:rPr>
+        <w:t xml:space="preserve"> permite al </w:t>
+      </w:r>
+      <w:r>
+        <w:rPr>
+          <w:rFonts w:ascii="Times New Roman" w:eastAsia="Times New Roman" w:hAnsi="Times New Roman" w:cs="Times New Roman"/>
+          <w:color w:val="000000"/>
+        </w:rPr>
         <w:t>usuario</w:t>
       </w:r>
       <w:r>
@@ -23914,7 +24657,87 @@
           <w:rFonts w:ascii="Times New Roman" w:eastAsia="Times New Roman" w:hAnsi="Times New Roman" w:cs="Times New Roman"/>
           <w:color w:val="000000"/>
         </w:rPr>
-        <w:t xml:space="preserve"> realizar cuatro operaciones: Crear BackUp genera un archivo .bak en la ruta especificada usando el SP RealizarBackup. Restaurar Base restaura la base de datos completa desde un archivo .bak usando el SP RealizarRestore. Ver Error DV ejecuta la verificación de integridad y muestra los errores encontrados. Solucionar Errores recalcula todos los DVH y DVV aceptando los datos actuales.</w:t>
+        <w:t xml:space="preserve"> realizar cuatro operaciones: Crear </w:t>
+      </w:r>
+      <w:proofErr w:type="spellStart"/>
+      <w:r>
+        <w:rPr>
+          <w:rFonts w:ascii="Times New Roman" w:eastAsia="Times New Roman" w:hAnsi="Times New Roman" w:cs="Times New Roman"/>
+          <w:color w:val="000000"/>
+        </w:rPr>
+        <w:t>BackUp</w:t>
+      </w:r>
+      <w:proofErr w:type="spellEnd"/>
+      <w:r>
+        <w:rPr>
+          <w:rFonts w:ascii="Times New Roman" w:eastAsia="Times New Roman" w:hAnsi="Times New Roman" w:cs="Times New Roman"/>
+          <w:color w:val="000000"/>
+        </w:rPr>
+        <w:t xml:space="preserve"> genera un archivo .</w:t>
+      </w:r>
+      <w:proofErr w:type="spellStart"/>
+      <w:r>
+        <w:rPr>
+          <w:rFonts w:ascii="Times New Roman" w:eastAsia="Times New Roman" w:hAnsi="Times New Roman" w:cs="Times New Roman"/>
+          <w:color w:val="000000"/>
+        </w:rPr>
+        <w:t>bak</w:t>
+      </w:r>
+      <w:proofErr w:type="spellEnd"/>
+      <w:r>
+        <w:rPr>
+          <w:rFonts w:ascii="Times New Roman" w:eastAsia="Times New Roman" w:hAnsi="Times New Roman" w:cs="Times New Roman"/>
+          <w:color w:val="000000"/>
+        </w:rPr>
+        <w:t xml:space="preserve"> en la ruta especificada usando el SP </w:t>
+      </w:r>
+      <w:proofErr w:type="spellStart"/>
+      <w:r>
+        <w:rPr>
+          <w:rFonts w:ascii="Times New Roman" w:eastAsia="Times New Roman" w:hAnsi="Times New Roman" w:cs="Times New Roman"/>
+          <w:color w:val="000000"/>
+        </w:rPr>
+        <w:t>RealizarBackup</w:t>
+      </w:r>
+      <w:proofErr w:type="spellEnd"/>
+      <w:r>
+        <w:rPr>
+          <w:rFonts w:ascii="Times New Roman" w:eastAsia="Times New Roman" w:hAnsi="Times New Roman" w:cs="Times New Roman"/>
+          <w:color w:val="000000"/>
+        </w:rPr>
+        <w:t>. Restaurar Base restaura la base de datos completa desde un archivo .</w:t>
+      </w:r>
+      <w:proofErr w:type="spellStart"/>
+      <w:r>
+        <w:rPr>
+          <w:rFonts w:ascii="Times New Roman" w:eastAsia="Times New Roman" w:hAnsi="Times New Roman" w:cs="Times New Roman"/>
+          <w:color w:val="000000"/>
+        </w:rPr>
+        <w:t>bak</w:t>
+      </w:r>
+      <w:proofErr w:type="spellEnd"/>
+      <w:r>
+        <w:rPr>
+          <w:rFonts w:ascii="Times New Roman" w:eastAsia="Times New Roman" w:hAnsi="Times New Roman" w:cs="Times New Roman"/>
+          <w:color w:val="000000"/>
+        </w:rPr>
+        <w:t xml:space="preserve"> usando el SP </w:t>
+      </w:r>
+      <w:proofErr w:type="spellStart"/>
+      <w:r>
+        <w:rPr>
+          <w:rFonts w:ascii="Times New Roman" w:eastAsia="Times New Roman" w:hAnsi="Times New Roman" w:cs="Times New Roman"/>
+          <w:color w:val="000000"/>
+        </w:rPr>
+        <w:t>RealizarRestore</w:t>
+      </w:r>
+      <w:proofErr w:type="spellEnd"/>
+      <w:r>
+        <w:rPr>
+          <w:rFonts w:ascii="Times New Roman" w:eastAsia="Times New Roman" w:hAnsi="Times New Roman" w:cs="Times New Roman"/>
+          <w:color w:val="000000"/>
+        </w:rPr>
+        <w:t>. Ver Error DV ejecuta la verificación de integridad y muestra los errores encontrados. Solucionar Errores recalcula todos los DVH y DVV aceptando los datos actuales.</w:t>
       </w:r>
     </w:p>
     <w:p>
@@ -23933,14 +24756,36 @@
           <w:color w:val="000000"/>
           <w:lang w:val="en-US"/>
         </w:rPr>
-        <w:t>Ruta recomendada para backup:</w:t>
-      </w:r>
-      <w:r>
-        <w:rPr>
-          <w:rFonts w:ascii="Times New Roman" w:eastAsia="Times New Roman" w:hAnsi="Times New Roman" w:cs="Times New Roman"/>
+        <w:t xml:space="preserve">Ruta </w:t>
+      </w:r>
+      <w:proofErr w:type="spellStart"/>
+      <w:r>
+        <w:rPr>
+          <w:rFonts w:ascii="Times New Roman" w:eastAsia="Times New Roman" w:hAnsi="Times New Roman" w:cs="Times New Roman"/>
+          <w:b/>
+          <w:bCs/>
           <w:color w:val="000000"/>
           <w:lang w:val="en-US"/>
         </w:rPr>
+        <w:t>recomendada</w:t>
+      </w:r>
+      <w:proofErr w:type="spellEnd"/>
+      <w:r>
+        <w:rPr>
+          <w:rFonts w:ascii="Times New Roman" w:eastAsia="Times New Roman" w:hAnsi="Times New Roman" w:cs="Times New Roman"/>
+          <w:b/>
+          <w:bCs/>
+          <w:color w:val="000000"/>
+          <w:lang w:val="en-US"/>
+        </w:rPr>
+        <w:t xml:space="preserve"> para backup:</w:t>
+      </w:r>
+      <w:r>
+        <w:rPr>
+          <w:rFonts w:ascii="Times New Roman" w:eastAsia="Times New Roman" w:hAnsi="Times New Roman" w:cs="Times New Roman"/>
+          <w:color w:val="000000"/>
+          <w:lang w:val="en-US"/>
+        </w:rPr>
         <w:t xml:space="preserve"> </w:t>
       </w:r>
       <w:r>
@@ -23949,8 +24794,18 @@
           <w:color w:val="0066FF"/>
           <w:lang w:val="en-US"/>
         </w:rPr>
-        <w:t>C:\Program Files\Microsoft SQL Server\MSSQL15.SQLEXPRESS\MSSQL\Backup\NombreArchivo.bak</w:t>
-      </w:r>
+        <w:t>C:\Program Files\Microsoft SQL Server\MSSQL15.SQLEXPRESS\MSSQL\Backup\</w:t>
+      </w:r>
+      <w:proofErr w:type="spellStart"/>
+      <w:r>
+        <w:rPr>
+          <w:rFonts w:ascii="Times New Roman" w:eastAsia="Times New Roman" w:hAnsi="Times New Roman" w:cs="Times New Roman"/>
+          <w:color w:val="0066FF"/>
+          <w:lang w:val="en-US"/>
+        </w:rPr>
+        <w:t>NombreArchivo.bak</w:t>
+      </w:r>
+      <w:proofErr w:type="spellEnd"/>
     </w:p>
     <w:p>
       <w:pPr>
@@ -23983,20 +24838,18 @@
     <w:p>
       <w:pPr>
         <w:rPr>
+          <w:b/>
+          <w:bCs/>
           <w:lang w:val="en-US"/>
         </w:rPr>
       </w:pPr>
-    </w:p>
-    <w:p>
-      <w:pPr>
-        <w:rPr>
+      <w:r>
+        <w:rPr>
+          <w:b/>
+          <w:bCs/>
           <w:lang w:val="en-US"/>
         </w:rPr>
-      </w:pPr>
-      <w:r>
-        <w:rPr>
-          <w:lang w:val="en-US"/>
-        </w:rPr>
+        <w:lastRenderedPageBreak/>
         <w:t>Backup</w:t>
       </w:r>
     </w:p>
@@ -24048,9 +24901,9 @@
           <w:noProof/>
         </w:rPr>
         <w:drawing>
-          <wp:inline distT="0" distB="0" distL="0" distR="0" wp14:anchorId="596D66C5" wp14:editId="11FF082C">
-            <wp:extent cx="5400040" cy="1405255"/>
-            <wp:effectExtent l="0" t="0" r="0" b="4445"/>
+          <wp:inline distT="0" distB="0" distL="0" distR="0" wp14:anchorId="596D66C5" wp14:editId="004EA11C">
+            <wp:extent cx="4860766" cy="1264920"/>
+            <wp:effectExtent l="0" t="0" r="0" b="0"/>
             <wp:docPr id="1532424614" name="Imagen 1"/>
             <wp:cNvGraphicFramePr>
               <a:graphicFrameLocks xmlns:a="http://schemas.openxmlformats.org/drawingml/2006/main" noChangeAspect="1"/>
@@ -24071,7 +24924,7 @@
                   <pic:spPr>
                     <a:xfrm>
                       <a:off x="0" y="0"/>
-                      <a:ext cx="5400040" cy="1405255"/>
+                      <a:ext cx="4922580" cy="1281006"/>
                     </a:xfrm>
                     <a:prstGeom prst="rect">
                       <a:avLst/>
@@ -24084,18 +24937,28 @@
         </w:drawing>
       </w:r>
     </w:p>
-    <w:p/>
-    <w:p/>
-    <w:p/>
-    <w:p/>
-    <w:p/>
-    <w:p/>
-    <w:p/>
     <w:p>
       <w:r>
+        <w:br w:type="page"/>
+      </w:r>
+    </w:p>
+    <w:p>
+      <w:pPr>
+        <w:rPr>
+          <w:b/>
+          <w:bCs/>
+        </w:rPr>
+      </w:pPr>
+      <w:proofErr w:type="spellStart"/>
+      <w:r>
+        <w:rPr>
+          <w:b/>
+          <w:bCs/>
+        </w:rPr>
         <w:lastRenderedPageBreak/>
         <w:t>Restore</w:t>
       </w:r>
+      <w:proofErr w:type="spellEnd"/>
     </w:p>
     <w:p>
       <w:r>
@@ -24146,7 +25009,7 @@
           <w:rFonts w:ascii="Times New Roman" w:eastAsia="Times New Roman" w:hAnsi="Times New Roman" w:cs="Times New Roman"/>
         </w:rPr>
       </w:pPr>
-      <w:bookmarkStart w:id="89" w:name="_Toc232013703"/>
+      <w:bookmarkStart w:id="89" w:name="_Toc232509046"/>
       <w:r>
         <w:rPr>
           <w:rFonts w:ascii="Times New Roman" w:eastAsia="Times New Roman" w:hAnsi="Times New Roman" w:cs="Times New Roman"/>
@@ -24164,7 +25027,7 @@
           <w:szCs w:val="30"/>
         </w:rPr>
       </w:pPr>
-      <w:bookmarkStart w:id="90" w:name="_Toc232013704"/>
+      <w:bookmarkStart w:id="90" w:name="_Toc232509047"/>
       <w:r>
         <w:rPr>
           <w:rFonts w:ascii="Times New Roman" w:eastAsia="Times New Roman" w:hAnsi="Times New Roman" w:cs="Times New Roman"/>
@@ -24206,11 +25069,27 @@
       <w:r>
         <w:t xml:space="preserve">lase base que define la interfaz común para permisos atómicos y compuestos. Contiene el método </w:t>
       </w:r>
+      <w:proofErr w:type="spellStart"/>
+      <w:proofErr w:type="gramStart"/>
       <w:r>
         <w:rPr>
           <w:rStyle w:val="CdigoHTML"/>
         </w:rPr>
-        <w:t>ContienePermiso()</w:t>
+        <w:t>ContienePermiso</w:t>
+      </w:r>
+      <w:proofErr w:type="spellEnd"/>
+      <w:r>
+        <w:rPr>
+          <w:rStyle w:val="CdigoHTML"/>
+        </w:rPr>
+        <w:t>(</w:t>
+      </w:r>
+      <w:proofErr w:type="gramEnd"/>
+      <w:r>
+        <w:rPr>
+          <w:rStyle w:val="CdigoHTML"/>
+        </w:rPr>
+        <w:t>)</w:t>
       </w:r>
       <w:r>
         <w:t xml:space="preserve"> que recorre recursivamente la jerarquía para verificar si un permiso existe dentro de la estructura.</w:t>
@@ -24237,7 +25116,23 @@
         <w:t>H</w:t>
       </w:r>
       <w:r>
-        <w:t>oja del árbol. Representa un permiso funcional específico del sistema (ej: "Gestion Usuarios", "Gestion Productos"). No puede tener hijos. Sus instancias están precargadas en la base de datos y no pueden ser creadas desde la interfaz.</w:t>
+        <w:t>oja del árbol. Representa un permiso funcional específico del sistema (ej: "</w:t>
+      </w:r>
+      <w:proofErr w:type="spellStart"/>
+      <w:r>
+        <w:t>Gestion</w:t>
+      </w:r>
+      <w:proofErr w:type="spellEnd"/>
+      <w:r>
+        <w:t xml:space="preserve"> Usuarios", "</w:t>
+      </w:r>
+      <w:proofErr w:type="spellStart"/>
+      <w:r>
+        <w:t>Gestion</w:t>
+      </w:r>
+      <w:proofErr w:type="spellEnd"/>
+      <w:r>
+        <w:t xml:space="preserve"> Productos"). No puede tener hijos. Sus instancias están precargadas en la base de datos y no pueden ser creadas desde la interfaz.</w:t>
       </w:r>
     </w:p>
     <w:p>
@@ -24262,7 +25157,41 @@
         <w:t>N</w:t>
       </w:r>
       <w:r>
-        <w:t>odo interno del árbol. Representa un rol que puede contener tanto permisos atómicos como otros roles. Tiene una lista de PermisosIncluidos y los métodos AgregarPermiso() y QuitarPermiso().</w:t>
+        <w:t xml:space="preserve">odo interno del árbol. Representa un rol que puede contener tanto permisos atómicos como otros roles. Tiene una lista de </w:t>
+      </w:r>
+      <w:proofErr w:type="spellStart"/>
+      <w:r>
+        <w:t>PermisosIncluidos</w:t>
+      </w:r>
+      <w:proofErr w:type="spellEnd"/>
+      <w:r>
+        <w:t xml:space="preserve"> y los métodos </w:t>
+      </w:r>
+      <w:proofErr w:type="spellStart"/>
+      <w:proofErr w:type="gramStart"/>
+      <w:r>
+        <w:t>AgregarPermiso</w:t>
+      </w:r>
+      <w:proofErr w:type="spellEnd"/>
+      <w:r>
+        <w:t>(</w:t>
+      </w:r>
+      <w:proofErr w:type="gramEnd"/>
+      <w:r>
+        <w:t xml:space="preserve">) y </w:t>
+      </w:r>
+      <w:proofErr w:type="spellStart"/>
+      <w:proofErr w:type="gramStart"/>
+      <w:r>
+        <w:t>QuitarPermiso</w:t>
+      </w:r>
+      <w:proofErr w:type="spellEnd"/>
+      <w:r>
+        <w:t>(</w:t>
+      </w:r>
+      <w:proofErr w:type="gramEnd"/>
+      <w:r>
+        <w:t>).</w:t>
       </w:r>
     </w:p>
     <w:p>
@@ -24601,6 +25530,7 @@
         </w:rPr>
         <w:t xml:space="preserve"> </w:t>
       </w:r>
+      <w:proofErr w:type="spellStart"/>
       <w:r>
         <w:rPr>
           <w:rFonts w:ascii="Times New Roman" w:hAnsi="Times New Roman" w:cs="Times New Roman"/>
@@ -24608,6 +25538,7 @@
         </w:rPr>
         <w:t>river</w:t>
       </w:r>
+      <w:proofErr w:type="spellEnd"/>
     </w:p>
     <w:p>
       <w:pPr>
@@ -24649,6 +25580,7 @@
         </w:rPr>
         <w:t xml:space="preserve"> contraseña: </w:t>
       </w:r>
+      <w:proofErr w:type="spellStart"/>
       <w:r>
         <w:rPr>
           <w:rFonts w:ascii="Times New Roman" w:hAnsi="Times New Roman" w:cs="Times New Roman"/>
@@ -24656,6 +25588,7 @@
         </w:rPr>
         <w:t>rojoave</w:t>
       </w:r>
+      <w:proofErr w:type="spellEnd"/>
     </w:p>
     <w:p>
       <w:pPr>
@@ -24666,7 +25599,7 @@
           <w:szCs w:val="30"/>
         </w:rPr>
       </w:pPr>
-      <w:bookmarkStart w:id="91" w:name="_Toc232013705"/>
+      <w:bookmarkStart w:id="91" w:name="_Toc232509048"/>
       <w:r>
         <w:rPr>
           <w:rFonts w:ascii="Times New Roman" w:eastAsia="Times New Roman" w:hAnsi="Times New Roman" w:cs="Times New Roman"/>
@@ -24683,10 +25616,10 @@
           <w:noProof/>
         </w:rPr>
         <w:drawing>
-          <wp:inline distT="0" distB="0" distL="0" distR="0" wp14:anchorId="374DBFCD" wp14:editId="7A7B8108">
+          <wp:inline distT="0" distB="0" distL="0" distR="0" wp14:anchorId="2E37E857" wp14:editId="2E04F840">
             <wp:extent cx="5400040" cy="2496820"/>
             <wp:effectExtent l="0" t="0" r="0" b="0"/>
-            <wp:docPr id="807802917" name="Imagen 5"/>
+            <wp:docPr id="2142474833" name="Imagen 11"/>
             <wp:cNvGraphicFramePr>
               <a:graphicFrameLocks xmlns:a="http://schemas.openxmlformats.org/drawingml/2006/main" noChangeAspect="1"/>
             </wp:cNvGraphicFramePr>
@@ -24694,7 +25627,7 @@
               <a:graphicData uri="http://schemas.openxmlformats.org/drawingml/2006/picture">
                 <pic:pic xmlns:pic="http://schemas.openxmlformats.org/drawingml/2006/picture">
                   <pic:nvPicPr>
-                    <pic:cNvPr id="0" name="Picture 5"/>
+                    <pic:cNvPr id="0" name="Picture 11"/>
                     <pic:cNvPicPr>
                       <a:picLocks noChangeAspect="1" noChangeArrowheads="1"/>
                     </pic:cNvPicPr>
@@ -24741,7 +25674,7 @@
           <w:szCs w:val="30"/>
         </w:rPr>
       </w:pPr>
-      <w:bookmarkStart w:id="92" w:name="_Toc232013706"/>
+      <w:bookmarkStart w:id="92" w:name="_Toc232509049"/>
       <w:r>
         <w:rPr>
           <w:rFonts w:ascii="Times New Roman" w:eastAsia="Times New Roman" w:hAnsi="Times New Roman" w:cs="Times New Roman"/>
@@ -24817,7 +25750,7 @@
           <w:szCs w:val="30"/>
         </w:rPr>
       </w:pPr>
-      <w:bookmarkStart w:id="93" w:name="_Toc232013707"/>
+      <w:bookmarkStart w:id="93" w:name="_Toc232509050"/>
       <w:r>
         <w:rPr>
           <w:rFonts w:ascii="Times New Roman" w:eastAsia="Times New Roman" w:hAnsi="Times New Roman" w:cs="Times New Roman"/>
@@ -24902,7 +25835,7 @@
           <w:rFonts w:ascii="Times New Roman" w:eastAsia="Times New Roman" w:hAnsi="Times New Roman" w:cs="Times New Roman"/>
         </w:rPr>
       </w:pPr>
-      <w:bookmarkStart w:id="94" w:name="_Toc232013708"/>
+      <w:bookmarkStart w:id="94" w:name="_Toc232509051"/>
       <w:r>
         <w:rPr>
           <w:rFonts w:ascii="Times New Roman" w:eastAsia="Times New Roman" w:hAnsi="Times New Roman" w:cs="Times New Roman"/>
@@ -24920,7 +25853,7 @@
           <w:szCs w:val="30"/>
         </w:rPr>
       </w:pPr>
-      <w:bookmarkStart w:id="95" w:name="_Toc232013709"/>
+      <w:bookmarkStart w:id="95" w:name="_Toc232509052"/>
       <w:r>
         <w:rPr>
           <w:rFonts w:ascii="Times New Roman" w:eastAsia="Times New Roman" w:hAnsi="Times New Roman" w:cs="Times New Roman"/>
@@ -25008,7 +25941,7 @@
           <w:szCs w:val="30"/>
         </w:rPr>
       </w:pPr>
-      <w:bookmarkStart w:id="96" w:name="_Toc232013710"/>
+      <w:bookmarkStart w:id="96" w:name="_Toc232509053"/>
       <w:r>
         <w:rPr>
           <w:rFonts w:ascii="Times New Roman" w:eastAsia="Times New Roman" w:hAnsi="Times New Roman" w:cs="Times New Roman"/>
@@ -25084,7 +26017,7 @@
           <w:szCs w:val="30"/>
         </w:rPr>
       </w:pPr>
-      <w:bookmarkStart w:id="97" w:name="_Toc232013711"/>
+      <w:bookmarkStart w:id="97" w:name="_Toc232509054"/>
       <w:r>
         <w:rPr>
           <w:rFonts w:ascii="Times New Roman" w:eastAsia="Times New Roman" w:hAnsi="Times New Roman" w:cs="Times New Roman"/>
@@ -25160,7 +26093,7 @@
           <w:szCs w:val="30"/>
         </w:rPr>
       </w:pPr>
-      <w:bookmarkStart w:id="98" w:name="_Toc232013712"/>
+      <w:bookmarkStart w:id="98" w:name="_Toc232509055"/>
       <w:r>
         <w:rPr>
           <w:rFonts w:ascii="Times New Roman" w:eastAsia="Times New Roman" w:hAnsi="Times New Roman" w:cs="Times New Roman"/>
@@ -25290,6 +26223,9 @@
     </w:p>
     <w:p>
       <w:r>
+        <w:rPr>
+          <w:noProof/>
+        </w:rPr>
         <w:drawing>
           <wp:inline distT="0" distB="0" distL="0" distR="0" wp14:anchorId="688E84D1" wp14:editId="2285ED58">
             <wp:extent cx="5400040" cy="2425700"/>
@@ -25334,7 +26270,7 @@
           <w:rFonts w:ascii="Times New Roman" w:eastAsia="Times New Roman" w:hAnsi="Times New Roman" w:cs="Times New Roman"/>
         </w:rPr>
       </w:pPr>
-      <w:bookmarkStart w:id="99" w:name="_Toc232013713"/>
+      <w:bookmarkStart w:id="99" w:name="_Toc232509056"/>
       <w:r>
         <w:rPr>
           <w:rFonts w:ascii="Times New Roman" w:eastAsia="Times New Roman" w:hAnsi="Times New Roman" w:cs="Times New Roman"/>
@@ -25352,7 +26288,7 @@
           <w:szCs w:val="30"/>
         </w:rPr>
       </w:pPr>
-      <w:bookmarkStart w:id="100" w:name="_Toc232013714"/>
+      <w:bookmarkStart w:id="100" w:name="_Toc232509057"/>
       <w:r>
         <w:rPr>
           <w:rFonts w:ascii="Times New Roman" w:eastAsia="Times New Roman" w:hAnsi="Times New Roman" w:cs="Times New Roman"/>
@@ -25418,7 +26354,7 @@
           <w:szCs w:val="30"/>
         </w:rPr>
       </w:pPr>
-      <w:bookmarkStart w:id="101" w:name="_Toc232013715"/>
+      <w:bookmarkStart w:id="101" w:name="_Toc232509058"/>
       <w:r>
         <w:rPr>
           <w:rFonts w:ascii="Times New Roman" w:eastAsia="Times New Roman" w:hAnsi="Times New Roman" w:cs="Times New Roman"/>
@@ -25515,7 +26451,7 @@
           <w:szCs w:val="30"/>
         </w:rPr>
       </w:pPr>
-      <w:bookmarkStart w:id="102" w:name="_Toc232013716"/>
+      <w:bookmarkStart w:id="102" w:name="_Toc232509059"/>
       <w:r>
         <w:rPr>
           <w:rFonts w:ascii="Times New Roman" w:eastAsia="Times New Roman" w:hAnsi="Times New Roman" w:cs="Times New Roman"/>
@@ -25616,7 +26552,7 @@
           <w:szCs w:val="30"/>
         </w:rPr>
       </w:pPr>
-      <w:bookmarkStart w:id="103" w:name="_Toc232013717"/>
+      <w:bookmarkStart w:id="103" w:name="_Toc232509060"/>
       <w:r>
         <w:rPr>
           <w:rFonts w:ascii="Times New Roman" w:eastAsia="Times New Roman" w:hAnsi="Times New Roman" w:cs="Times New Roman"/>
@@ -25665,7 +26601,6 @@
         </w:rPr>
         <w:t xml:space="preserve"> I</w:t>
       </w:r>
-      <w:bookmarkEnd w:id="103"/>
       <w:r>
         <w:rPr>
           <w:rFonts w:ascii="Times New Roman" w:eastAsia="Times New Roman" w:hAnsi="Times New Roman" w:cs="Times New Roman"/>
@@ -25674,6 +26609,7 @@
         </w:rPr>
         <w:t>dioma</w:t>
       </w:r>
+      <w:bookmarkEnd w:id="103"/>
     </w:p>
     <w:p>
       <w:pPr>
@@ -25682,6 +26618,7 @@
           <w:rFonts w:ascii="Times New Roman" w:eastAsia="Times New Roman" w:hAnsi="Times New Roman" w:cs="Times New Roman"/>
         </w:rPr>
       </w:pPr>
+      <w:bookmarkStart w:id="104" w:name="_Toc232509061"/>
       <w:r>
         <w:rPr>
           <w:rFonts w:ascii="Times New Roman" w:eastAsia="Times New Roman" w:hAnsi="Times New Roman" w:cs="Times New Roman"/>
@@ -25700,6 +26637,7 @@
         </w:rPr>
         <w:t>.1 Especificación CU</w:t>
       </w:r>
+      <w:bookmarkEnd w:id="104"/>
     </w:p>
     <w:p>
       <w:r>
@@ -26446,7 +27384,23 @@
                 <w:rFonts w:asciiTheme="majorBidi" w:hAnsiTheme="majorBidi" w:cstheme="majorBidi"/>
                 <w:lang w:val="es-ES"/>
               </w:rPr>
-              <w:t xml:space="preserve"> El sistema muestra el nombre del control entre corchetes como fallback. </w:t>
+              <w:t xml:space="preserve"> El sistema muestra el nombre del control entre corchetes como </w:t>
+            </w:r>
+            <w:proofErr w:type="spellStart"/>
+            <w:r>
+              <w:rPr>
+                <w:rFonts w:asciiTheme="majorBidi" w:hAnsiTheme="majorBidi" w:cstheme="majorBidi"/>
+                <w:lang w:val="es-ES"/>
+              </w:rPr>
+              <w:t>fallback</w:t>
+            </w:r>
+            <w:proofErr w:type="spellEnd"/>
+            <w:r>
+              <w:rPr>
+                <w:rFonts w:asciiTheme="majorBidi" w:hAnsiTheme="majorBidi" w:cstheme="majorBidi"/>
+                <w:lang w:val="es-ES"/>
+              </w:rPr>
+              <w:t xml:space="preserve">. </w:t>
             </w:r>
             <w:r>
               <w:rPr>
@@ -26514,7 +27468,23 @@
                 <w:rFonts w:asciiTheme="majorBidi" w:hAnsiTheme="majorBidi" w:cstheme="majorBidi"/>
                 <w:lang w:val="es-ES"/>
               </w:rPr>
-              <w:t xml:space="preserve"> El sistema utiliza el texto en español entre corchetes como fallback según el COALESCE definido en la base de datos.</w:t>
+              <w:t xml:space="preserve"> El sistema utiliza el texto en español entre corchetes como </w:t>
+            </w:r>
+            <w:proofErr w:type="spellStart"/>
+            <w:r>
+              <w:rPr>
+                <w:rFonts w:asciiTheme="majorBidi" w:hAnsiTheme="majorBidi" w:cstheme="majorBidi"/>
+                <w:lang w:val="es-ES"/>
+              </w:rPr>
+              <w:t>fallback</w:t>
+            </w:r>
+            <w:proofErr w:type="spellEnd"/>
+            <w:r>
+              <w:rPr>
+                <w:rFonts w:asciiTheme="majorBidi" w:hAnsiTheme="majorBidi" w:cstheme="majorBidi"/>
+                <w:lang w:val="es-ES"/>
+              </w:rPr>
+              <w:t xml:space="preserve"> según el COALESCE definido en la base de datos.</w:t>
             </w:r>
             <w:r>
               <w:rPr>
@@ -26596,6 +27566,7 @@
           <w:rFonts w:ascii="Times New Roman" w:eastAsia="Times New Roman" w:hAnsi="Times New Roman" w:cs="Times New Roman"/>
         </w:rPr>
       </w:pPr>
+      <w:bookmarkStart w:id="105" w:name="_Toc232509062"/>
       <w:r>
         <w:rPr>
           <w:rFonts w:ascii="Times New Roman" w:eastAsia="Times New Roman" w:hAnsi="Times New Roman" w:cs="Times New Roman"/>
@@ -26627,6 +27598,7 @@
         </w:rPr>
         <w:t>Diagrama de Secuencias del sistema</w:t>
       </w:r>
+      <w:bookmarkEnd w:id="105"/>
     </w:p>
     <w:p>
       <w:pPr>
@@ -26714,6 +27686,7 @@
           <w:szCs w:val="30"/>
         </w:rPr>
       </w:pPr>
+      <w:bookmarkStart w:id="106" w:name="_Toc232509063"/>
       <w:r>
         <w:rPr>
           <w:rFonts w:ascii="Times New Roman" w:eastAsia="Times New Roman" w:hAnsi="Times New Roman" w:cs="Times New Roman"/>
@@ -26747,16 +27720,21 @@
         </w:rPr>
         <w:t>Pantallas UI</w:t>
       </w:r>
+      <w:bookmarkEnd w:id="106"/>
     </w:p>
     <w:p>
       <w:pPr>
         <w:rPr>
           <w:rFonts w:ascii="Times New Roman" w:eastAsia="Times New Roman" w:hAnsi="Times New Roman" w:cs="Times New Roman"/>
-        </w:rPr>
-      </w:pPr>
-      <w:r>
-        <w:rPr>
-          <w:rFonts w:ascii="Times New Roman" w:eastAsia="Times New Roman" w:hAnsi="Times New Roman" w:cs="Times New Roman"/>
+          <w:b/>
+          <w:bCs/>
+        </w:rPr>
+      </w:pPr>
+      <w:r>
+        <w:rPr>
+          <w:rFonts w:ascii="Times New Roman" w:eastAsia="Times New Roman" w:hAnsi="Times New Roman" w:cs="Times New Roman"/>
+          <w:b/>
+          <w:bCs/>
         </w:rPr>
         <w:t>Cambio de idioma desde un “ComboBox” en Menú</w:t>
       </w:r>
@@ -26824,11 +27802,15 @@
       <w:pPr>
         <w:rPr>
           <w:rFonts w:ascii="Times New Roman" w:eastAsia="Times New Roman" w:hAnsi="Times New Roman" w:cs="Times New Roman"/>
-        </w:rPr>
-      </w:pPr>
-      <w:r>
-        <w:rPr>
-          <w:rFonts w:ascii="Times New Roman" w:eastAsia="Times New Roman" w:hAnsi="Times New Roman" w:cs="Times New Roman"/>
+          <w:b/>
+          <w:bCs/>
+        </w:rPr>
+      </w:pPr>
+      <w:r>
+        <w:rPr>
+          <w:rFonts w:ascii="Times New Roman" w:eastAsia="Times New Roman" w:hAnsi="Times New Roman" w:cs="Times New Roman"/>
+          <w:b/>
+          <w:bCs/>
         </w:rPr>
         <w:t>ABM de Idioma</w:t>
       </w:r>
@@ -26836,13 +27818,13 @@
     <w:p>
       <w:r>
         <w:rPr>
-          <w:noProof/>
+          <w:rFonts w:ascii="Times New Roman" w:eastAsia="Times New Roman" w:hAnsi="Times New Roman" w:cs="Times New Roman"/>
         </w:rPr>
         <w:drawing>
-          <wp:inline distT="0" distB="0" distL="0" distR="0" wp14:anchorId="0608475E" wp14:editId="214C0C24">
-            <wp:extent cx="4617720" cy="2454822"/>
-            <wp:effectExtent l="0" t="0" r="0" b="3175"/>
-            <wp:docPr id="837411457" name="Imagen 1"/>
+          <wp:inline distT="0" distB="0" distL="0" distR="0" wp14:anchorId="1BE83B61" wp14:editId="188BFBF4">
+            <wp:extent cx="5400040" cy="2899410"/>
+            <wp:effectExtent l="0" t="0" r="0" b="0"/>
+            <wp:docPr id="640904812" name="Imagen 1"/>
             <wp:cNvGraphicFramePr>
               <a:graphicFrameLocks xmlns:a="http://schemas.openxmlformats.org/drawingml/2006/main" noChangeAspect="1"/>
             </wp:cNvGraphicFramePr>
@@ -26850,32 +27832,23 @@
               <a:graphicData uri="http://schemas.openxmlformats.org/drawingml/2006/picture">
                 <pic:pic xmlns:pic="http://schemas.openxmlformats.org/drawingml/2006/picture">
                   <pic:nvPicPr>
-                    <pic:cNvPr id="837411457" name=""/>
+                    <pic:cNvPr id="640904812" name=""/>
                     <pic:cNvPicPr/>
                   </pic:nvPicPr>
-                  <pic:blipFill rotWithShape="1">
+                  <pic:blipFill>
                     <a:blip r:embed="rId73"/>
-                    <a:srcRect l="565" t="1820" r="1223" b="1993"/>
                     <a:stretch>
                       <a:fillRect/>
                     </a:stretch>
                   </pic:blipFill>
-                  <pic:spPr bwMode="auto">
+                  <pic:spPr>
                     <a:xfrm>
                       <a:off x="0" y="0"/>
-                      <a:ext cx="4625158" cy="2458776"/>
+                      <a:ext cx="5400040" cy="2899410"/>
                     </a:xfrm>
                     <a:prstGeom prst="rect">
                       <a:avLst/>
                     </a:prstGeom>
-                    <a:ln>
-                      <a:noFill/>
-                    </a:ln>
-                    <a:extLst>
-                      <a:ext uri="{53640926-AAD7-44D8-BBD7-CCE9431645EC}">
-                        <a14:shadowObscured xmlns:a14="http://schemas.microsoft.com/office/drawing/2010/main"/>
-                      </a:ext>
-                    </a:extLst>
                   </pic:spPr>
                 </pic:pic>
               </a:graphicData>
@@ -27323,7 +28296,13 @@
             <w:rPr>
               <w:color w:val="000000"/>
             </w:rPr>
-            <w:t>Silva Juan Ignacio</w:t>
+            <w:t xml:space="preserve">Silva Juan </w:t>
+          </w:r>
+          <w:r>
+            <w:rPr>
+              <w:color w:val="000000"/>
+            </w:rPr>
+            <w:t>Ignacio -</w:t>
           </w:r>
           <w:r>
             <w:rPr>
@@ -27335,25 +28314,19 @@
             <w:rPr>
               <w:color w:val="000000"/>
             </w:rPr>
-            <w:t xml:space="preserve"> </w:t>
+            <w:t xml:space="preserve">Avila </w:t>
           </w:r>
           <w:r>
             <w:rPr>
               <w:color w:val="000000"/>
             </w:rPr>
-            <w:t xml:space="preserve">- </w:t>
+            <w:t>Javier -</w:t>
           </w:r>
           <w:r>
             <w:rPr>
               <w:color w:val="000000"/>
             </w:rPr>
-            <w:t xml:space="preserve">Avila Javier  </w:t>
-          </w:r>
-          <w:r>
-            <w:rPr>
-              <w:color w:val="000000"/>
-            </w:rPr>
-            <w:t xml:space="preserve">- Nicolas Esposito </w:t>
+            <w:t xml:space="preserve"> Nicolas Esposito </w:t>
           </w:r>
         </w:p>
       </w:tc>

--- a/Documentación/ProyectoIS 2026 CAJAL-FERNANDEZ_3raEntrega.docx
+++ b/Documentación/ProyectoIS 2026 CAJAL-FERNANDEZ_3raEntrega.docx
@@ -7607,20 +7607,8 @@
                 <w:sz w:val="32"/>
                 <w:szCs w:val="32"/>
               </w:rPr>
-              <w:t xml:space="preserve">Entrega </w:t>
-            </w:r>
-            <w:proofErr w:type="spellStart"/>
-            <w:r>
-              <w:rPr>
-                <w:rFonts w:ascii="Times New Roman" w:eastAsia="Times New Roman" w:hAnsi="Times New Roman" w:cs="Times New Roman"/>
-                <w:b/>
-                <w:bCs/>
-                <w:sz w:val="32"/>
-                <w:szCs w:val="32"/>
-              </w:rPr>
-              <w:t>N°</w:t>
-            </w:r>
-            <w:proofErr w:type="spellEnd"/>
+              <w:t>Entrega N°</w:t>
+            </w:r>
           </w:p>
         </w:tc>
         <w:tc>
@@ -7646,20 +7634,8 @@
                 <w:sz w:val="32"/>
                 <w:szCs w:val="32"/>
               </w:rPr>
-              <w:t xml:space="preserve">Versión </w:t>
-            </w:r>
-            <w:proofErr w:type="spellStart"/>
-            <w:r>
-              <w:rPr>
-                <w:rFonts w:ascii="Times New Roman" w:eastAsia="Times New Roman" w:hAnsi="Times New Roman" w:cs="Times New Roman"/>
-                <w:b/>
-                <w:bCs/>
-                <w:sz w:val="32"/>
-                <w:szCs w:val="32"/>
-              </w:rPr>
-              <w:t>N°</w:t>
-            </w:r>
-            <w:proofErr w:type="spellEnd"/>
+              <w:t>Versión N°</w:t>
+            </w:r>
           </w:p>
         </w:tc>
         <w:tc>
@@ -7942,30 +7918,8 @@
               <w:rPr>
                 <w:rFonts w:ascii="Times New Roman" w:eastAsia="Times New Roman" w:hAnsi="Times New Roman" w:cs="Times New Roman"/>
               </w:rPr>
-              <w:t xml:space="preserve">. Cuando quiero modificar un producto que me muestre en los </w:t>
-            </w:r>
-            <w:proofErr w:type="spellStart"/>
-            <w:r>
-              <w:rPr>
-                <w:rFonts w:ascii="Times New Roman" w:eastAsia="Times New Roman" w:hAnsi="Times New Roman" w:cs="Times New Roman"/>
-              </w:rPr>
-              <w:t>textbox</w:t>
-            </w:r>
-            <w:proofErr w:type="spellEnd"/>
-            <w:r>
-              <w:rPr>
-                <w:rFonts w:ascii="Times New Roman" w:eastAsia="Times New Roman" w:hAnsi="Times New Roman" w:cs="Times New Roman"/>
-              </w:rPr>
-              <w:t xml:space="preserve"> todos los datos que ya están – Idem </w:t>
-            </w:r>
-            <w:proofErr w:type="spellStart"/>
-            <w:r>
-              <w:rPr>
-                <w:rFonts w:ascii="Times New Roman" w:eastAsia="Times New Roman" w:hAnsi="Times New Roman" w:cs="Times New Roman"/>
-              </w:rPr>
-              <w:t>frmUsuario</w:t>
-            </w:r>
-            <w:proofErr w:type="spellEnd"/>
+              <w:t>. Cuando quiero modificar un producto que me muestre en los textbox todos los datos que ya están – Idem frmUsuario</w:t>
+            </w:r>
           </w:p>
           <w:p>
             <w:pPr>
@@ -7993,6 +7947,20 @@
                 <w:rFonts w:ascii="Times New Roman" w:eastAsia="Times New Roman" w:hAnsi="Times New Roman" w:cs="Times New Roman"/>
               </w:rPr>
               <w:t>. Control de Cambios: Revertir totalidad de un objeto, no solo de campo</w:t>
+            </w:r>
+          </w:p>
+          <w:p>
+            <w:pPr>
+              <w:jc w:val="center"/>
+              <w:rPr>
+                <w:rFonts w:ascii="Times New Roman" w:eastAsia="Times New Roman" w:hAnsi="Times New Roman" w:cs="Times New Roman"/>
+              </w:rPr>
+            </w:pPr>
+            <w:r>
+              <w:rPr>
+                <w:rFonts w:ascii="Times New Roman" w:eastAsia="Times New Roman" w:hAnsi="Times New Roman" w:cs="Times New Roman"/>
+              </w:rPr>
+              <w:t>. Usuario “Gerente” NO &gt;&gt;&gt; Usuario “Administrador” SI</w:t>
             </w:r>
           </w:p>
         </w:tc>
@@ -8240,17 +8208,8 @@
           <w:rFonts w:ascii="Times New Roman" w:eastAsia="Times New Roman" w:hAnsi="Times New Roman" w:cs="Times New Roman"/>
           <w:color w:val="000000"/>
         </w:rPr>
-        <w:t>Registro/</w:t>
-      </w:r>
-      <w:proofErr w:type="spellStart"/>
-      <w:r>
-        <w:rPr>
-          <w:rFonts w:ascii="Times New Roman" w:eastAsia="Times New Roman" w:hAnsi="Times New Roman" w:cs="Times New Roman"/>
-          <w:color w:val="000000"/>
-        </w:rPr>
-        <w:t>LogIn-Out</w:t>
-      </w:r>
-      <w:proofErr w:type="spellEnd"/>
+        <w:t>Registro/LogIn-Out</w:t>
+      </w:r>
       <w:r>
         <w:rPr>
           <w:rFonts w:ascii="Times New Roman" w:eastAsia="Times New Roman" w:hAnsi="Times New Roman" w:cs="Times New Roman"/>
@@ -8420,28 +8379,12 @@
           <w:rFonts w:ascii="Times New Roman" w:eastAsia="Times New Roman" w:hAnsi="Times New Roman" w:cs="Times New Roman"/>
         </w:rPr>
       </w:pPr>
-      <w:proofErr w:type="spellStart"/>
-      <w:r>
-        <w:rPr>
-          <w:rFonts w:ascii="Times New Roman" w:eastAsia="Times New Roman" w:hAnsi="Times New Roman" w:cs="Times New Roman"/>
-        </w:rPr>
-        <w:t>BackUp</w:t>
-      </w:r>
-      <w:proofErr w:type="spellEnd"/>
-      <w:r>
-        <w:rPr>
-          <w:rFonts w:ascii="Times New Roman" w:eastAsia="Times New Roman" w:hAnsi="Times New Roman" w:cs="Times New Roman"/>
-        </w:rPr>
-        <w:t xml:space="preserve"> y </w:t>
-      </w:r>
-      <w:proofErr w:type="spellStart"/>
-      <w:r>
-        <w:rPr>
-          <w:rFonts w:ascii="Times New Roman" w:eastAsia="Times New Roman" w:hAnsi="Times New Roman" w:cs="Times New Roman"/>
-        </w:rPr>
-        <w:t>Restore</w:t>
-      </w:r>
-      <w:proofErr w:type="spellEnd"/>
+      <w:r>
+        <w:rPr>
+          <w:rFonts w:ascii="Times New Roman" w:eastAsia="Times New Roman" w:hAnsi="Times New Roman" w:cs="Times New Roman"/>
+        </w:rPr>
+        <w:t>BackUp y Restore</w:t>
+      </w:r>
     </w:p>
     <w:p>
       <w:pPr>
@@ -8679,14 +8622,12 @@
                 <w:rFonts w:ascii="Times New Roman" w:hAnsi="Times New Roman" w:cs="Times New Roman"/>
               </w:rPr>
             </w:pPr>
-            <w:proofErr w:type="spellStart"/>
             <w:r>
               <w:rPr>
                 <w:rFonts w:ascii="Times New Roman" w:hAnsi="Times New Roman" w:cs="Times New Roman"/>
               </w:rPr>
               <w:t>Logout</w:t>
             </w:r>
-            <w:proofErr w:type="spellEnd"/>
           </w:p>
         </w:tc>
       </w:tr>
@@ -8755,14 +8696,12 @@
                 <w:rFonts w:ascii="Times New Roman" w:hAnsi="Times New Roman" w:cs="Times New Roman"/>
               </w:rPr>
             </w:pPr>
-            <w:proofErr w:type="spellStart"/>
             <w:r>
               <w:rPr>
                 <w:rFonts w:ascii="Times New Roman" w:hAnsi="Times New Roman" w:cs="Times New Roman"/>
               </w:rPr>
               <w:t>Logout</w:t>
             </w:r>
-            <w:proofErr w:type="spellEnd"/>
           </w:p>
         </w:tc>
       </w:tr>
@@ -10598,55 +10537,7 @@
           <w:rFonts w:ascii="Times New Roman" w:eastAsia="Times New Roman" w:hAnsi="Times New Roman" w:cs="Times New Roman"/>
           <w:color w:val="000000"/>
         </w:rPr>
-        <w:t xml:space="preserve">A su vez en la pantalla del </w:t>
-      </w:r>
-      <w:proofErr w:type="spellStart"/>
-      <w:r>
-        <w:rPr>
-          <w:rFonts w:ascii="Times New Roman" w:eastAsia="Times New Roman" w:hAnsi="Times New Roman" w:cs="Times New Roman"/>
-          <w:color w:val="000000"/>
-        </w:rPr>
-        <w:t>LogIn</w:t>
-      </w:r>
-      <w:proofErr w:type="spellEnd"/>
-      <w:r>
-        <w:rPr>
-          <w:rFonts w:ascii="Times New Roman" w:eastAsia="Times New Roman" w:hAnsi="Times New Roman" w:cs="Times New Roman"/>
-          <w:color w:val="000000"/>
-        </w:rPr>
-        <w:t xml:space="preserve"> presentamos un botón “mostrar” para que si el usuario quiere revisar la contraseña ingresada antes de presionar el botón </w:t>
-      </w:r>
-      <w:proofErr w:type="spellStart"/>
-      <w:r>
-        <w:rPr>
-          <w:rFonts w:ascii="Times New Roman" w:eastAsia="Times New Roman" w:hAnsi="Times New Roman" w:cs="Times New Roman"/>
-          <w:color w:val="000000"/>
-        </w:rPr>
-        <w:t>LogIn</w:t>
-      </w:r>
-      <w:proofErr w:type="spellEnd"/>
-      <w:r>
-        <w:rPr>
-          <w:rFonts w:ascii="Times New Roman" w:eastAsia="Times New Roman" w:hAnsi="Times New Roman" w:cs="Times New Roman"/>
-          <w:color w:val="000000"/>
-        </w:rPr>
-        <w:t xml:space="preserve"> pueda hacerlo. Para ello debemos setear la propiedad </w:t>
-      </w:r>
-      <w:proofErr w:type="spellStart"/>
-      <w:r>
-        <w:rPr>
-          <w:rFonts w:ascii="Times New Roman" w:eastAsia="Times New Roman" w:hAnsi="Times New Roman" w:cs="Times New Roman"/>
-          <w:color w:val="000000"/>
-        </w:rPr>
-        <w:t>PasswordChar</w:t>
-      </w:r>
-      <w:proofErr w:type="spellEnd"/>
-      <w:r>
-        <w:rPr>
-          <w:rFonts w:ascii="Times New Roman" w:eastAsia="Times New Roman" w:hAnsi="Times New Roman" w:cs="Times New Roman"/>
-          <w:color w:val="000000"/>
-        </w:rPr>
-        <w:t xml:space="preserve"> del TextBox en donde el usuario ingresa la contraseña como “*” por default.</w:t>
+        <w:t>A su vez en la pantalla del LogIn presentamos un botón “mostrar” para que si el usuario quiere revisar la contraseña ingresada antes de presionar el botón LogIn pueda hacerlo. Para ello debemos setear la propiedad PasswordChar del TextBox en donde el usuario ingresa la contraseña como “*” por default.</w:t>
       </w:r>
     </w:p>
     <w:p>
@@ -10717,27 +10608,7 @@
           <w:bCs/>
           <w:color w:val="000000"/>
         </w:rPr>
-        <w:t>Proceso de Log-</w:t>
-      </w:r>
-      <w:proofErr w:type="spellStart"/>
-      <w:r>
-        <w:rPr>
-          <w:rFonts w:ascii="Times New Roman" w:eastAsia="Times New Roman" w:hAnsi="Times New Roman" w:cs="Times New Roman"/>
-          <w:b/>
-          <w:bCs/>
-          <w:color w:val="000000"/>
-        </w:rPr>
-        <w:t>Out</w:t>
-      </w:r>
-      <w:proofErr w:type="spellEnd"/>
-      <w:r>
-        <w:rPr>
-          <w:rFonts w:ascii="Times New Roman" w:eastAsia="Times New Roman" w:hAnsi="Times New Roman" w:cs="Times New Roman"/>
-          <w:b/>
-          <w:bCs/>
-          <w:color w:val="000000"/>
-        </w:rPr>
-        <w:t>:</w:t>
+        <w:t>Proceso de Log-Out:</w:t>
       </w:r>
       <w:r>
         <w:rPr>
@@ -10765,37 +10636,9 @@
           <w:szCs w:val="30"/>
         </w:rPr>
         <w:lastRenderedPageBreak/>
-        <w:t xml:space="preserve">2.3 </w:t>
-      </w:r>
-      <w:proofErr w:type="spellStart"/>
-      <w:r>
-        <w:rPr>
-          <w:rFonts w:ascii="Times New Roman" w:eastAsia="Times New Roman" w:hAnsi="Times New Roman" w:cs="Times New Roman"/>
-          <w:sz w:val="30"/>
-          <w:szCs w:val="30"/>
-        </w:rPr>
-        <w:t>LogIn</w:t>
-      </w:r>
-      <w:proofErr w:type="spellEnd"/>
-      <w:r>
-        <w:rPr>
-          <w:rFonts w:ascii="Times New Roman" w:eastAsia="Times New Roman" w:hAnsi="Times New Roman" w:cs="Times New Roman"/>
-          <w:sz w:val="30"/>
-          <w:szCs w:val="30"/>
-        </w:rPr>
-        <w:t xml:space="preserve"> – CU001 </w:t>
-      </w:r>
-      <w:proofErr w:type="spellStart"/>
-      <w:r>
-        <w:rPr>
-          <w:rFonts w:ascii="Times New Roman" w:eastAsia="Times New Roman" w:hAnsi="Times New Roman" w:cs="Times New Roman"/>
-          <w:sz w:val="30"/>
-          <w:szCs w:val="30"/>
-        </w:rPr>
-        <w:t>LogIn</w:t>
+        <w:t>2.3 LogIn – CU001 LogIn</w:t>
       </w:r>
       <w:bookmarkEnd w:id="23"/>
-      <w:proofErr w:type="spellEnd"/>
     </w:p>
     <w:p>
       <w:pPr>
@@ -10821,14 +10664,7 @@
         <w:rPr>
           <w:rFonts w:ascii="Times New Roman" w:eastAsia="Times New Roman" w:hAnsi="Times New Roman" w:cs="Times New Roman"/>
         </w:rPr>
-        <w:t xml:space="preserve"> Diagrama </w:t>
-      </w:r>
-      <w:proofErr w:type="spellStart"/>
-      <w:r>
-        <w:rPr>
-          <w:rFonts w:ascii="Times New Roman" w:eastAsia="Times New Roman" w:hAnsi="Times New Roman" w:cs="Times New Roman"/>
-        </w:rPr>
-        <w:t>LogI</w:t>
+        <w:t xml:space="preserve"> Diagrama LogI</w:t>
       </w:r>
       <w:r>
         <w:rPr>
@@ -10837,7 +10673,6 @@
         <w:t>n</w:t>
       </w:r>
       <w:bookmarkEnd w:id="24"/>
-      <w:proofErr w:type="spellEnd"/>
     </w:p>
     <w:p>
       <w:pPr>
@@ -10980,17 +10815,8 @@
                 <w:rFonts w:ascii="Times New Roman" w:eastAsia="Times New Roman" w:hAnsi="Times New Roman" w:cs="Times New Roman"/>
                 <w:color w:val="000000"/>
               </w:rPr>
-              <w:t xml:space="preserve">CU 001 – </w:t>
-            </w:r>
-            <w:proofErr w:type="spellStart"/>
-            <w:r>
-              <w:rPr>
-                <w:rFonts w:ascii="Times New Roman" w:eastAsia="Times New Roman" w:hAnsi="Times New Roman" w:cs="Times New Roman"/>
-                <w:color w:val="000000"/>
-              </w:rPr>
-              <w:t>LogIn</w:t>
-            </w:r>
-            <w:proofErr w:type="spellEnd"/>
+              <w:t>CU 001 – LogIn</w:t>
+            </w:r>
             <w:r>
               <w:rPr>
                 <w:rFonts w:ascii="Times New Roman" w:eastAsia="Times New Roman" w:hAnsi="Times New Roman" w:cs="Times New Roman"/>
@@ -11405,27 +11231,7 @@
                 <w:sz w:val="22"/>
                 <w:szCs w:val="22"/>
               </w:rPr>
-              <w:t>El usuario ingresa al sistema y se le presenta la pantalla principal del mismo “</w:t>
-            </w:r>
-            <w:proofErr w:type="spellStart"/>
-            <w:r>
-              <w:rPr>
-                <w:rFonts w:ascii="Times New Roman" w:eastAsia="Times New Roman" w:hAnsi="Times New Roman" w:cs="Times New Roman"/>
-                <w:color w:val="000000"/>
-                <w:sz w:val="22"/>
-                <w:szCs w:val="22"/>
-              </w:rPr>
-              <w:t>LogIn</w:t>
-            </w:r>
-            <w:proofErr w:type="spellEnd"/>
-            <w:r>
-              <w:rPr>
-                <w:rFonts w:ascii="Times New Roman" w:eastAsia="Times New Roman" w:hAnsi="Times New Roman" w:cs="Times New Roman"/>
-                <w:color w:val="000000"/>
-                <w:sz w:val="22"/>
-                <w:szCs w:val="22"/>
-              </w:rPr>
-              <w:t>”.</w:t>
+              <w:t>El usuario ingresa al sistema y se le presenta la pantalla principal del mismo “LogIn”.</w:t>
             </w:r>
           </w:p>
           <w:p>
@@ -12003,23 +11809,7 @@
                 <w:rFonts w:ascii="Times New Roman" w:eastAsia="Times New Roman" w:hAnsi="Times New Roman" w:cs="Times New Roman"/>
                 <w:color w:val="000000"/>
               </w:rPr>
-              <w:t xml:space="preserve">El usuario queda autenticado en el sistema e inicia su sesión, se registran los permisos </w:t>
-            </w:r>
-            <w:proofErr w:type="gramStart"/>
-            <w:r>
-              <w:rPr>
-                <w:rFonts w:ascii="Times New Roman" w:eastAsia="Times New Roman" w:hAnsi="Times New Roman" w:cs="Times New Roman"/>
-                <w:color w:val="000000"/>
-              </w:rPr>
-              <w:t>del mismo</w:t>
-            </w:r>
-            <w:proofErr w:type="gramEnd"/>
-            <w:r>
-              <w:rPr>
-                <w:rFonts w:ascii="Times New Roman" w:eastAsia="Times New Roman" w:hAnsi="Times New Roman" w:cs="Times New Roman"/>
-                <w:color w:val="000000"/>
-              </w:rPr>
-              <w:t>.</w:t>
+              <w:t>El usuario queda autenticado en el sistema e inicia su sesión, se registran los permisos del mismo.</w:t>
             </w:r>
           </w:p>
         </w:tc>
@@ -17821,6 +17611,9 @@
     </w:p>
     <w:p>
       <w:r>
+        <w:rPr>
+          <w:noProof/>
+        </w:rPr>
         <w:drawing>
           <wp:inline distT="0" distB="0" distL="0" distR="0" wp14:anchorId="59A0C3B2" wp14:editId="430F383E">
             <wp:extent cx="5400040" cy="2330450"/>
@@ -17984,21 +17777,7 @@
         <w:rPr>
           <w:rFonts w:ascii="Times New Roman" w:hAnsi="Times New Roman" w:cs="Times New Roman"/>
         </w:rPr>
-        <w:t xml:space="preserve">La utilización de la bitácora nos permite llevar un registro de las acciones realizadas dentro del sistema por parte de un usuario </w:t>
-      </w:r>
-      <w:proofErr w:type="gramStart"/>
-      <w:r>
-        <w:rPr>
-          <w:rFonts w:ascii="Times New Roman" w:hAnsi="Times New Roman" w:cs="Times New Roman"/>
-        </w:rPr>
-        <w:t>del mismo</w:t>
-      </w:r>
-      <w:proofErr w:type="gramEnd"/>
-      <w:r>
-        <w:rPr>
-          <w:rFonts w:ascii="Times New Roman" w:hAnsi="Times New Roman" w:cs="Times New Roman"/>
-        </w:rPr>
-        <w:t>. Cada evento registrado en la bitácora va a tener la fecha y hora en la que se realizó, el correo electrónico del usuario de quien la llevo a cabo, la actividad y la información asociada.</w:t>
+        <w:t>La utilización de la bitácora nos permite llevar un registro de las acciones realizadas dentro del sistema por parte de un usuario del mismo. Cada evento registrado en la bitácora va a tener la fecha y hora en la que se realizó, el correo electrónico del usuario de quien la llevo a cabo, la actividad y la información asociada.</w:t>
       </w:r>
     </w:p>
     <w:p>
@@ -18070,21 +17849,7 @@
         <w:rPr>
           <w:rFonts w:ascii="Times New Roman" w:hAnsi="Times New Roman" w:cs="Times New Roman"/>
         </w:rPr>
-        <w:t>Información asociada: Leyenda del hecho (Ej: El usuario “x</w:t>
-      </w:r>
-      <w:proofErr w:type="gramStart"/>
-      <w:r>
-        <w:rPr>
-          <w:rFonts w:ascii="Times New Roman" w:hAnsi="Times New Roman" w:cs="Times New Roman"/>
-        </w:rPr>
-        <w:t>”….</w:t>
-      </w:r>
-      <w:proofErr w:type="gramEnd"/>
-      <w:r>
-        <w:rPr>
-          <w:rFonts w:ascii="Times New Roman" w:hAnsi="Times New Roman" w:cs="Times New Roman"/>
-        </w:rPr>
-        <w:t>. tal actividad)</w:t>
+        <w:t>Información asociada: Leyenda del hecho (Ej: El usuario “x”….. tal actividad)</w:t>
       </w:r>
     </w:p>
     <w:p>
@@ -18589,21 +18354,7 @@
         <w:rPr>
           <w:rFonts w:ascii="Times New Roman" w:hAnsi="Times New Roman" w:cs="Times New Roman"/>
         </w:rPr>
-        <w:t xml:space="preserve">Con el objetivo de garantizar la seguridad de las contraseñas de los usuarios, en este proyecto se aplica el algoritmo SHA-256, encargado de transformar una cadena de texto en un valor de longitud determinado, denominado "hash". Este es un algoritmo de </w:t>
-      </w:r>
-      <w:proofErr w:type="spellStart"/>
-      <w:r>
-        <w:rPr>
-          <w:rFonts w:ascii="Times New Roman" w:hAnsi="Times New Roman" w:cs="Times New Roman"/>
-        </w:rPr>
-        <w:t>hashing</w:t>
-      </w:r>
-      <w:proofErr w:type="spellEnd"/>
-      <w:r>
-        <w:rPr>
-          <w:rFonts w:ascii="Times New Roman" w:hAnsi="Times New Roman" w:cs="Times New Roman"/>
-        </w:rPr>
-        <w:t xml:space="preserve"> unidireccional, lo que significa que no es posible desencriptar el hash para obtener la contraseña original. </w:t>
+        <w:t xml:space="preserve">Con el objetivo de garantizar la seguridad de las contraseñas de los usuarios, en este proyecto se aplica el algoritmo SHA-256, encargado de transformar una cadena de texto en un valor de longitud determinado, denominado "hash". Este es un algoritmo de hashing unidireccional, lo que significa que no es posible desencriptar el hash para obtener la contraseña original. </w:t>
       </w:r>
     </w:p>
     <w:p>
@@ -18616,35 +18367,7 @@
         <w:rPr>
           <w:rFonts w:ascii="Times New Roman" w:hAnsi="Times New Roman" w:cs="Times New Roman"/>
         </w:rPr>
-        <w:t xml:space="preserve">Tanto para la creación de usuarios como para el logueo en el sistema de estos mismos, se deberá ingresar una clave. Esta clave será </w:t>
-      </w:r>
-      <w:proofErr w:type="spellStart"/>
-      <w:r>
-        <w:rPr>
-          <w:rFonts w:ascii="Times New Roman" w:hAnsi="Times New Roman" w:cs="Times New Roman"/>
-        </w:rPr>
-        <w:t>hasheada</w:t>
-      </w:r>
-      <w:proofErr w:type="spellEnd"/>
-      <w:r>
-        <w:rPr>
-          <w:rFonts w:ascii="Times New Roman" w:hAnsi="Times New Roman" w:cs="Times New Roman"/>
-        </w:rPr>
-        <w:t xml:space="preserve"> por el algoritmo SHA-256 y será guardada en la base de datos. Un usuario que requiera iniciar sesión deberá ingresar su clave, en la interfaz de Inicio de sesión, el valor que coloque como clave, al seleccionar “Iniciar Sesión” será </w:t>
-      </w:r>
-      <w:proofErr w:type="spellStart"/>
-      <w:r>
-        <w:rPr>
-          <w:rFonts w:ascii="Times New Roman" w:hAnsi="Times New Roman" w:cs="Times New Roman"/>
-        </w:rPr>
-        <w:t>hasheado</w:t>
-      </w:r>
-      <w:proofErr w:type="spellEnd"/>
-      <w:r>
-        <w:rPr>
-          <w:rFonts w:ascii="Times New Roman" w:hAnsi="Times New Roman" w:cs="Times New Roman"/>
-        </w:rPr>
-        <w:t xml:space="preserve"> y comparado con el valor que se encuentre en la base de datos. Si estos valores coinciden, la sesión es iniciada, en el caso contrario donde no coincidan, se mostrará al usuario un error de contraseña incorrecta. </w:t>
+        <w:t xml:space="preserve">Tanto para la creación de usuarios como para el logueo en el sistema de estos mismos, se deberá ingresar una clave. Esta clave será hasheada por el algoritmo SHA-256 y será guardada en la base de datos. Un usuario que requiera iniciar sesión deberá ingresar su clave, en la interfaz de Inicio de sesión, el valor que coloque como clave, al seleccionar “Iniciar Sesión” será hasheado y comparado con el valor que se encuentre en la base de datos. Si estos valores coinciden, la sesión es iniciada, en el caso contrario donde no coincidan, se mostrará al usuario un error de contraseña incorrecta. </w:t>
       </w:r>
     </w:p>
     <w:p>
@@ -18666,25 +18389,7 @@
           <w:b/>
           <w:bCs/>
         </w:rPr>
-        <w:t xml:space="preserve">Método de la clase </w:t>
-      </w:r>
-      <w:proofErr w:type="spellStart"/>
-      <w:r>
-        <w:rPr>
-          <w:rFonts w:ascii="Times New Roman" w:hAnsi="Times New Roman" w:cs="Times New Roman"/>
-          <w:b/>
-          <w:bCs/>
-        </w:rPr>
-        <w:t>Encriptador</w:t>
-      </w:r>
-      <w:proofErr w:type="spellEnd"/>
-      <w:r>
-        <w:rPr>
-          <w:rFonts w:ascii="Times New Roman" w:hAnsi="Times New Roman" w:cs="Times New Roman"/>
-          <w:b/>
-          <w:bCs/>
-        </w:rPr>
-        <w:t xml:space="preserve">: </w:t>
+        <w:t xml:space="preserve">Método de la clase Encriptador: </w:t>
       </w:r>
     </w:p>
     <w:p>
@@ -18697,21 +18402,7 @@
         <w:rPr>
           <w:rFonts w:ascii="Times New Roman" w:hAnsi="Times New Roman" w:cs="Times New Roman"/>
         </w:rPr>
-        <w:t>Hash (</w:t>
-      </w:r>
-      <w:proofErr w:type="spellStart"/>
-      <w:r>
-        <w:rPr>
-          <w:rFonts w:ascii="Times New Roman" w:hAnsi="Times New Roman" w:cs="Times New Roman"/>
-        </w:rPr>
-        <w:t>string</w:t>
-      </w:r>
-      <w:proofErr w:type="spellEnd"/>
-      <w:r>
-        <w:rPr>
-          <w:rFonts w:ascii="Times New Roman" w:hAnsi="Times New Roman" w:cs="Times New Roman"/>
-        </w:rPr>
-        <w:t xml:space="preserve"> input): Este método toma una cadena de texto (como una contraseña en texto plano) y la convierte en un hash de 256 bits utilizando el algoritmo SHA-256. </w:t>
+        <w:t xml:space="preserve">Hash (string input): Este método toma una cadena de texto (como una contraseña en texto plano) y la convierte en un hash de 256 bits utilizando el algoritmo SHA-256. </w:t>
       </w:r>
     </w:p>
     <w:p>
@@ -18771,21 +18462,7 @@
         <w:rPr>
           <w:rFonts w:ascii="Times New Roman" w:hAnsi="Times New Roman" w:cs="Times New Roman"/>
         </w:rPr>
-        <w:t xml:space="preserve">Al momento de registrar un usuario en el sistema y completar la contraseña de este mismo, en la base de datos el campo que contiene la contraseña no será visible para la persona. Ej: Si la contraseña es Hola123, en la base de datos se </w:t>
-      </w:r>
-      <w:proofErr w:type="spellStart"/>
-      <w:r>
-        <w:rPr>
-          <w:rFonts w:ascii="Times New Roman" w:hAnsi="Times New Roman" w:cs="Times New Roman"/>
-        </w:rPr>
-        <w:t>vera</w:t>
-      </w:r>
-      <w:proofErr w:type="spellEnd"/>
-      <w:r>
-        <w:rPr>
-          <w:rFonts w:ascii="Times New Roman" w:hAnsi="Times New Roman" w:cs="Times New Roman"/>
-        </w:rPr>
-        <w:t xml:space="preserve"> de la siguiente manera: (Imagen ilustrativa de ejemplo)</w:t>
+        <w:t>Al momento de registrar un usuario en el sistema y completar la contraseña de este mismo, en la base de datos el campo que contiene la contraseña no será visible para la persona. Ej: Si la contraseña es Hola123, en la base de datos se vera de la siguiente manera: (Imagen ilustrativa de ejemplo)</w:t>
       </w:r>
     </w:p>
     <w:p>
@@ -23437,6 +23114,9 @@
     </w:p>
     <w:p>
       <w:r>
+        <w:rPr>
+          <w:noProof/>
+        </w:rPr>
         <w:drawing>
           <wp:inline distT="0" distB="0" distL="0" distR="0" wp14:anchorId="0632C101" wp14:editId="7D23B6B0">
             <wp:extent cx="5400040" cy="2267585"/>
@@ -23563,115 +23243,33 @@
         </w:rPr>
         <w:t xml:space="preserve">. El algoritmo realiza una suma ponderada donde cada carácter de cada atributo se multiplica por su posición dentro del valor y por la posición del atributo dentro de la entidad. Esto permite detectar no solo modificaciones en el contenido sino también intercambios de posición entre caracteres o atributos. Los atributos que participan en el cálculo son: </w:t>
       </w:r>
-      <w:proofErr w:type="spellStart"/>
       <w:r>
         <w:rPr>
           <w:rFonts w:ascii="Times New Roman" w:eastAsia="Times New Roman" w:hAnsi="Times New Roman" w:cs="Times New Roman"/>
           <w:color w:val="000000"/>
         </w:rPr>
-        <w:t>IdProducto</w:t>
-      </w:r>
-      <w:proofErr w:type="spellEnd"/>
+        <w:t xml:space="preserve">IdProducto, </w:t>
+      </w:r>
       <w:r>
         <w:rPr>
           <w:rFonts w:ascii="Times New Roman" w:eastAsia="Times New Roman" w:hAnsi="Times New Roman" w:cs="Times New Roman"/>
           <w:color w:val="000000"/>
         </w:rPr>
-        <w:t xml:space="preserve">, </w:t>
-      </w:r>
-      <w:proofErr w:type="spellStart"/>
+        <w:t xml:space="preserve">NombreProducto, PrecioProducto, TipoProducto, </w:t>
+      </w:r>
       <w:r>
         <w:rPr>
           <w:rFonts w:ascii="Times New Roman" w:eastAsia="Times New Roman" w:hAnsi="Times New Roman" w:cs="Times New Roman"/>
           <w:color w:val="000000"/>
         </w:rPr>
-        <w:t>NombreProducto</w:t>
-      </w:r>
-      <w:proofErr w:type="spellEnd"/>
+        <w:t>Descripción</w:t>
+      </w:r>
       <w:r>
         <w:rPr>
           <w:rFonts w:ascii="Times New Roman" w:eastAsia="Times New Roman" w:hAnsi="Times New Roman" w:cs="Times New Roman"/>
           <w:color w:val="000000"/>
         </w:rPr>
-        <w:t xml:space="preserve">, </w:t>
-      </w:r>
-      <w:proofErr w:type="spellStart"/>
-      <w:r>
-        <w:rPr>
-          <w:rFonts w:ascii="Times New Roman" w:eastAsia="Times New Roman" w:hAnsi="Times New Roman" w:cs="Times New Roman"/>
-          <w:color w:val="000000"/>
-        </w:rPr>
-        <w:t>PrecioProducto</w:t>
-      </w:r>
-      <w:proofErr w:type="spellEnd"/>
-      <w:r>
-        <w:rPr>
-          <w:rFonts w:ascii="Times New Roman" w:eastAsia="Times New Roman" w:hAnsi="Times New Roman" w:cs="Times New Roman"/>
-          <w:color w:val="000000"/>
-        </w:rPr>
-        <w:t xml:space="preserve">, </w:t>
-      </w:r>
-      <w:proofErr w:type="spellStart"/>
-      <w:r>
-        <w:rPr>
-          <w:rFonts w:ascii="Times New Roman" w:eastAsia="Times New Roman" w:hAnsi="Times New Roman" w:cs="Times New Roman"/>
-          <w:color w:val="000000"/>
-        </w:rPr>
-        <w:t>TipoProducto</w:t>
-      </w:r>
-      <w:proofErr w:type="spellEnd"/>
-      <w:r>
-        <w:rPr>
-          <w:rFonts w:ascii="Times New Roman" w:eastAsia="Times New Roman" w:hAnsi="Times New Roman" w:cs="Times New Roman"/>
-          <w:color w:val="000000"/>
-        </w:rPr>
-        <w:t xml:space="preserve">, </w:t>
-      </w:r>
-      <w:r>
-        <w:rPr>
-          <w:rFonts w:ascii="Times New Roman" w:eastAsia="Times New Roman" w:hAnsi="Times New Roman" w:cs="Times New Roman"/>
-          <w:color w:val="000000"/>
-        </w:rPr>
-        <w:t>Descripción</w:t>
-      </w:r>
-      <w:r>
-        <w:rPr>
-          <w:rFonts w:ascii="Times New Roman" w:eastAsia="Times New Roman" w:hAnsi="Times New Roman" w:cs="Times New Roman"/>
-          <w:color w:val="000000"/>
-        </w:rPr>
-        <w:t xml:space="preserve">, Cantidad y </w:t>
-      </w:r>
-      <w:proofErr w:type="spellStart"/>
-      <w:r>
-        <w:rPr>
-          <w:rFonts w:ascii="Times New Roman" w:eastAsia="Times New Roman" w:hAnsi="Times New Roman" w:cs="Times New Roman"/>
-          <w:color w:val="000000"/>
-        </w:rPr>
-        <w:t>CodigoProducto</w:t>
-      </w:r>
-      <w:proofErr w:type="spellEnd"/>
-      <w:r>
-        <w:rPr>
-          <w:rFonts w:ascii="Times New Roman" w:eastAsia="Times New Roman" w:hAnsi="Times New Roman" w:cs="Times New Roman"/>
-          <w:color w:val="000000"/>
-        </w:rPr>
-        <w:t xml:space="preserve">. El resultado de la suma se </w:t>
-      </w:r>
-      <w:proofErr w:type="spellStart"/>
-      <w:r>
-        <w:rPr>
-          <w:rFonts w:ascii="Times New Roman" w:eastAsia="Times New Roman" w:hAnsi="Times New Roman" w:cs="Times New Roman"/>
-          <w:color w:val="000000"/>
-        </w:rPr>
-        <w:t>hashea</w:t>
-      </w:r>
-      <w:proofErr w:type="spellEnd"/>
-      <w:r>
-        <w:rPr>
-          <w:rFonts w:ascii="Times New Roman" w:eastAsia="Times New Roman" w:hAnsi="Times New Roman" w:cs="Times New Roman"/>
-          <w:color w:val="000000"/>
-        </w:rPr>
-        <w:t xml:space="preserve"> con SHA-256 y se almacena en la columna DVH de la tabla PRODUCTO.</w:t>
+        <w:t>, Cantidad y CodigoProducto. El resultado de la suma se hashea con SHA-256 y se almacena en la columna DVH de la tabla PRODUCTO.</w:t>
       </w:r>
     </w:p>
     <w:p>
@@ -23693,23 +23291,7 @@
           <w:rFonts w:ascii="Times New Roman" w:eastAsia="Times New Roman" w:hAnsi="Times New Roman" w:cs="Times New Roman"/>
           <w:color w:val="000000"/>
         </w:rPr>
-        <w:t xml:space="preserve">El resultado de la suma se </w:t>
-      </w:r>
-      <w:proofErr w:type="spellStart"/>
-      <w:r>
-        <w:rPr>
-          <w:rFonts w:ascii="Times New Roman" w:eastAsia="Times New Roman" w:hAnsi="Times New Roman" w:cs="Times New Roman"/>
-          <w:color w:val="000000"/>
-        </w:rPr>
-        <w:t>hashea</w:t>
-      </w:r>
-      <w:proofErr w:type="spellEnd"/>
-      <w:r>
-        <w:rPr>
-          <w:rFonts w:ascii="Times New Roman" w:eastAsia="Times New Roman" w:hAnsi="Times New Roman" w:cs="Times New Roman"/>
-          <w:color w:val="000000"/>
-        </w:rPr>
-        <w:t xml:space="preserve"> con SHA-256 y se almacena en la tabla DIGITO_VERIFICADOR. </w:t>
+        <w:t xml:space="preserve">El resultado de la suma se hashea con SHA-256 y se almacena en la tabla DIGITO_VERIFICADOR. </w:t>
       </w:r>
       <w:r>
         <w:rPr>
@@ -23761,39 +23343,7 @@
           <w:rFonts w:ascii="Times New Roman" w:eastAsia="Times New Roman" w:hAnsi="Times New Roman" w:cs="Times New Roman"/>
           <w:color w:val="000000"/>
         </w:rPr>
-        <w:t xml:space="preserve"> suma += ASCII(c) × </w:t>
-      </w:r>
-      <w:proofErr w:type="spellStart"/>
-      <w:r>
-        <w:rPr>
-          <w:rFonts w:ascii="Times New Roman" w:eastAsia="Times New Roman" w:hAnsi="Times New Roman" w:cs="Times New Roman"/>
-          <w:color w:val="000000"/>
-        </w:rPr>
-        <w:t>posChar</w:t>
-      </w:r>
-      <w:proofErr w:type="spellEnd"/>
-      <w:r>
-        <w:rPr>
-          <w:rFonts w:ascii="Times New Roman" w:eastAsia="Times New Roman" w:hAnsi="Times New Roman" w:cs="Times New Roman"/>
-          <w:color w:val="000000"/>
-        </w:rPr>
-        <w:t xml:space="preserve"> × </w:t>
-      </w:r>
-      <w:proofErr w:type="spellStart"/>
-      <w:r>
-        <w:rPr>
-          <w:rFonts w:ascii="Times New Roman" w:eastAsia="Times New Roman" w:hAnsi="Times New Roman" w:cs="Times New Roman"/>
-          <w:color w:val="000000"/>
-        </w:rPr>
-        <w:t>posAtributo</w:t>
-      </w:r>
-      <w:proofErr w:type="spellEnd"/>
-      <w:r>
-        <w:rPr>
-          <w:rFonts w:ascii="Times New Roman" w:eastAsia="Times New Roman" w:hAnsi="Times New Roman" w:cs="Times New Roman"/>
-          <w:color w:val="000000"/>
-        </w:rPr>
-        <w:t xml:space="preserve"> → SHA256(suma)</w:t>
+        <w:t xml:space="preserve"> suma += ASCII(c) × posChar × posAtributo → SHA256(suma)</w:t>
       </w:r>
     </w:p>
     <w:p>
@@ -23822,39 +23372,7 @@
           <w:rFonts w:ascii="Times New Roman" w:eastAsia="Times New Roman" w:hAnsi="Times New Roman" w:cs="Times New Roman"/>
           <w:color w:val="000000"/>
         </w:rPr>
-        <w:t xml:space="preserve"> suma += ASCII(c) × </w:t>
-      </w:r>
-      <w:proofErr w:type="spellStart"/>
-      <w:r>
-        <w:rPr>
-          <w:rFonts w:ascii="Times New Roman" w:eastAsia="Times New Roman" w:hAnsi="Times New Roman" w:cs="Times New Roman"/>
-          <w:color w:val="000000"/>
-        </w:rPr>
-        <w:t>posChar</w:t>
-      </w:r>
-      <w:proofErr w:type="spellEnd"/>
-      <w:r>
-        <w:rPr>
-          <w:rFonts w:ascii="Times New Roman" w:eastAsia="Times New Roman" w:hAnsi="Times New Roman" w:cs="Times New Roman"/>
-          <w:color w:val="000000"/>
-        </w:rPr>
-        <w:t xml:space="preserve"> × </w:t>
-      </w:r>
-      <w:proofErr w:type="spellStart"/>
-      <w:r>
-        <w:rPr>
-          <w:rFonts w:ascii="Times New Roman" w:eastAsia="Times New Roman" w:hAnsi="Times New Roman" w:cs="Times New Roman"/>
-          <w:color w:val="000000"/>
-        </w:rPr>
-        <w:t>posFila</w:t>
-      </w:r>
-      <w:proofErr w:type="spellEnd"/>
-      <w:r>
-        <w:rPr>
-          <w:rFonts w:ascii="Times New Roman" w:eastAsia="Times New Roman" w:hAnsi="Times New Roman" w:cs="Times New Roman"/>
-          <w:color w:val="000000"/>
-        </w:rPr>
-        <w:t xml:space="preserve"> → SHA256(suma)</w:t>
+        <w:t xml:space="preserve"> suma += ASCII(c) × posChar × posFila → SHA256(suma)</w:t>
       </w:r>
     </w:p>
     <w:p>
@@ -23897,41 +23415,7 @@
           <w:rFonts w:ascii="Times New Roman" w:eastAsia="Times New Roman" w:hAnsi="Times New Roman" w:cs="Times New Roman"/>
           <w:color w:val="000000"/>
         </w:rPr>
-        <w:t xml:space="preserve">Al iniciar la aplicación, antes de mostrar el </w:t>
-      </w:r>
-      <w:proofErr w:type="spellStart"/>
-      <w:r>
-        <w:rPr>
-          <w:rFonts w:ascii="Times New Roman" w:eastAsia="Times New Roman" w:hAnsi="Times New Roman" w:cs="Times New Roman"/>
-          <w:color w:val="000000"/>
-        </w:rPr>
-        <w:t>login</w:t>
-      </w:r>
-      <w:proofErr w:type="spellEnd"/>
-      <w:r>
-        <w:rPr>
-          <w:rFonts w:ascii="Times New Roman" w:eastAsia="Times New Roman" w:hAnsi="Times New Roman" w:cs="Times New Roman"/>
-          <w:color w:val="000000"/>
-        </w:rPr>
-        <w:t xml:space="preserve">, se verifican ambos </w:t>
-      </w:r>
-      <w:proofErr w:type="spellStart"/>
-      <w:proofErr w:type="gramStart"/>
-      <w:r>
-        <w:rPr>
-          <w:rFonts w:ascii="Times New Roman" w:eastAsia="Times New Roman" w:hAnsi="Times New Roman" w:cs="Times New Roman"/>
-          <w:color w:val="000000"/>
-        </w:rPr>
-        <w:t>dígitos.En</w:t>
-      </w:r>
-      <w:proofErr w:type="spellEnd"/>
-      <w:proofErr w:type="gramEnd"/>
-      <w:r>
-        <w:rPr>
-          <w:rFonts w:ascii="Times New Roman" w:eastAsia="Times New Roman" w:hAnsi="Times New Roman" w:cs="Times New Roman"/>
-          <w:color w:val="000000"/>
-        </w:rPr>
-        <w:t xml:space="preserve"> caso de error se informa al </w:t>
+        <w:t xml:space="preserve">Al iniciar la aplicación, antes de mostrar el login, se verifican ambos dígitos.En caso de error se informa al </w:t>
       </w:r>
       <w:r>
         <w:rPr>
@@ -24006,23 +23490,7 @@
           <w:rFonts w:ascii="Times New Roman" w:eastAsia="Times New Roman" w:hAnsi="Times New Roman" w:cs="Times New Roman"/>
           <w:color w:val="000000"/>
         </w:rPr>
-        <w:t xml:space="preserve"> Restaura la base de datos completa desde un archivo .</w:t>
-      </w:r>
-      <w:proofErr w:type="spellStart"/>
-      <w:r>
-        <w:rPr>
-          <w:rFonts w:ascii="Times New Roman" w:eastAsia="Times New Roman" w:hAnsi="Times New Roman" w:cs="Times New Roman"/>
-          <w:color w:val="000000"/>
-        </w:rPr>
-        <w:t>bak</w:t>
-      </w:r>
-      <w:proofErr w:type="spellEnd"/>
-      <w:r>
-        <w:rPr>
-          <w:rFonts w:ascii="Times New Roman" w:eastAsia="Times New Roman" w:hAnsi="Times New Roman" w:cs="Times New Roman"/>
-          <w:color w:val="000000"/>
-        </w:rPr>
-        <w:t xml:space="preserve"> generado previamente</w:t>
+        <w:t xml:space="preserve"> Restaura la base de datos completa desde un archivo .bak generado previamente</w:t>
       </w:r>
       <w:r>
         <w:rPr>
@@ -24627,117 +24095,21 @@
           <w:rFonts w:ascii="Times New Roman" w:eastAsia="Times New Roman" w:hAnsi="Times New Roman" w:cs="Times New Roman"/>
           <w:color w:val="000000"/>
         </w:rPr>
-        <w:t xml:space="preserve">El formulario </w:t>
-      </w:r>
-      <w:proofErr w:type="spellStart"/>
+        <w:t xml:space="preserve">El formulario BackUp-Restore permite al </w:t>
+      </w:r>
       <w:r>
         <w:rPr>
           <w:rFonts w:ascii="Times New Roman" w:eastAsia="Times New Roman" w:hAnsi="Times New Roman" w:cs="Times New Roman"/>
           <w:color w:val="000000"/>
         </w:rPr>
-        <w:t>BackUp-Restore</w:t>
-      </w:r>
-      <w:proofErr w:type="spellEnd"/>
+        <w:t>usuario</w:t>
+      </w:r>
       <w:r>
         <w:rPr>
           <w:rFonts w:ascii="Times New Roman" w:eastAsia="Times New Roman" w:hAnsi="Times New Roman" w:cs="Times New Roman"/>
           <w:color w:val="000000"/>
         </w:rPr>
-        <w:t xml:space="preserve"> permite al </w:t>
-      </w:r>
-      <w:r>
-        <w:rPr>
-          <w:rFonts w:ascii="Times New Roman" w:eastAsia="Times New Roman" w:hAnsi="Times New Roman" w:cs="Times New Roman"/>
-          <w:color w:val="000000"/>
-        </w:rPr>
-        <w:t>usuario</w:t>
-      </w:r>
-      <w:r>
-        <w:rPr>
-          <w:rFonts w:ascii="Times New Roman" w:eastAsia="Times New Roman" w:hAnsi="Times New Roman" w:cs="Times New Roman"/>
-          <w:color w:val="000000"/>
-        </w:rPr>
-        <w:t xml:space="preserve"> realizar cuatro operaciones: Crear </w:t>
-      </w:r>
-      <w:proofErr w:type="spellStart"/>
-      <w:r>
-        <w:rPr>
-          <w:rFonts w:ascii="Times New Roman" w:eastAsia="Times New Roman" w:hAnsi="Times New Roman" w:cs="Times New Roman"/>
-          <w:color w:val="000000"/>
-        </w:rPr>
-        <w:t>BackUp</w:t>
-      </w:r>
-      <w:proofErr w:type="spellEnd"/>
-      <w:r>
-        <w:rPr>
-          <w:rFonts w:ascii="Times New Roman" w:eastAsia="Times New Roman" w:hAnsi="Times New Roman" w:cs="Times New Roman"/>
-          <w:color w:val="000000"/>
-        </w:rPr>
-        <w:t xml:space="preserve"> genera un archivo .</w:t>
-      </w:r>
-      <w:proofErr w:type="spellStart"/>
-      <w:r>
-        <w:rPr>
-          <w:rFonts w:ascii="Times New Roman" w:eastAsia="Times New Roman" w:hAnsi="Times New Roman" w:cs="Times New Roman"/>
-          <w:color w:val="000000"/>
-        </w:rPr>
-        <w:t>bak</w:t>
-      </w:r>
-      <w:proofErr w:type="spellEnd"/>
-      <w:r>
-        <w:rPr>
-          <w:rFonts w:ascii="Times New Roman" w:eastAsia="Times New Roman" w:hAnsi="Times New Roman" w:cs="Times New Roman"/>
-          <w:color w:val="000000"/>
-        </w:rPr>
-        <w:t xml:space="preserve"> en la ruta especificada usando el SP </w:t>
-      </w:r>
-      <w:proofErr w:type="spellStart"/>
-      <w:r>
-        <w:rPr>
-          <w:rFonts w:ascii="Times New Roman" w:eastAsia="Times New Roman" w:hAnsi="Times New Roman" w:cs="Times New Roman"/>
-          <w:color w:val="000000"/>
-        </w:rPr>
-        <w:t>RealizarBackup</w:t>
-      </w:r>
-      <w:proofErr w:type="spellEnd"/>
-      <w:r>
-        <w:rPr>
-          <w:rFonts w:ascii="Times New Roman" w:eastAsia="Times New Roman" w:hAnsi="Times New Roman" w:cs="Times New Roman"/>
-          <w:color w:val="000000"/>
-        </w:rPr>
-        <w:t>. Restaurar Base restaura la base de datos completa desde un archivo .</w:t>
-      </w:r>
-      <w:proofErr w:type="spellStart"/>
-      <w:r>
-        <w:rPr>
-          <w:rFonts w:ascii="Times New Roman" w:eastAsia="Times New Roman" w:hAnsi="Times New Roman" w:cs="Times New Roman"/>
-          <w:color w:val="000000"/>
-        </w:rPr>
-        <w:t>bak</w:t>
-      </w:r>
-      <w:proofErr w:type="spellEnd"/>
-      <w:r>
-        <w:rPr>
-          <w:rFonts w:ascii="Times New Roman" w:eastAsia="Times New Roman" w:hAnsi="Times New Roman" w:cs="Times New Roman"/>
-          <w:color w:val="000000"/>
-        </w:rPr>
-        <w:t xml:space="preserve"> usando el SP </w:t>
-      </w:r>
-      <w:proofErr w:type="spellStart"/>
-      <w:r>
-        <w:rPr>
-          <w:rFonts w:ascii="Times New Roman" w:eastAsia="Times New Roman" w:hAnsi="Times New Roman" w:cs="Times New Roman"/>
-          <w:color w:val="000000"/>
-        </w:rPr>
-        <w:t>RealizarRestore</w:t>
-      </w:r>
-      <w:proofErr w:type="spellEnd"/>
-      <w:r>
-        <w:rPr>
-          <w:rFonts w:ascii="Times New Roman" w:eastAsia="Times New Roman" w:hAnsi="Times New Roman" w:cs="Times New Roman"/>
-          <w:color w:val="000000"/>
-        </w:rPr>
-        <w:t>. Ver Error DV ejecuta la verificación de integridad y muestra los errores encontrados. Solucionar Errores recalcula todos los DVH y DVV aceptando los datos actuales.</w:t>
+        <w:t xml:space="preserve"> realizar cuatro operaciones: Crear BackUp genera un archivo .bak en la ruta especificada usando el SP RealizarBackup. Restaurar Base restaura la base de datos completa desde un archivo .bak usando el SP RealizarRestore. Ver Error DV ejecuta la verificación de integridad y muestra los errores encontrados. Solucionar Errores recalcula todos los DVH y DVV aceptando los datos actuales.</w:t>
       </w:r>
     </w:p>
     <w:p>
@@ -24756,36 +24128,14 @@
           <w:color w:val="000000"/>
           <w:lang w:val="en-US"/>
         </w:rPr>
-        <w:t xml:space="preserve">Ruta </w:t>
-      </w:r>
-      <w:proofErr w:type="spellStart"/>
-      <w:r>
-        <w:rPr>
-          <w:rFonts w:ascii="Times New Roman" w:eastAsia="Times New Roman" w:hAnsi="Times New Roman" w:cs="Times New Roman"/>
-          <w:b/>
-          <w:bCs/>
+        <w:t>Ruta recomendada para backup:</w:t>
+      </w:r>
+      <w:r>
+        <w:rPr>
+          <w:rFonts w:ascii="Times New Roman" w:eastAsia="Times New Roman" w:hAnsi="Times New Roman" w:cs="Times New Roman"/>
           <w:color w:val="000000"/>
           <w:lang w:val="en-US"/>
         </w:rPr>
-        <w:t>recomendada</w:t>
-      </w:r>
-      <w:proofErr w:type="spellEnd"/>
-      <w:r>
-        <w:rPr>
-          <w:rFonts w:ascii="Times New Roman" w:eastAsia="Times New Roman" w:hAnsi="Times New Roman" w:cs="Times New Roman"/>
-          <w:b/>
-          <w:bCs/>
-          <w:color w:val="000000"/>
-          <w:lang w:val="en-US"/>
-        </w:rPr>
-        <w:t xml:space="preserve"> para backup:</w:t>
-      </w:r>
-      <w:r>
-        <w:rPr>
-          <w:rFonts w:ascii="Times New Roman" w:eastAsia="Times New Roman" w:hAnsi="Times New Roman" w:cs="Times New Roman"/>
-          <w:color w:val="000000"/>
-          <w:lang w:val="en-US"/>
-        </w:rPr>
         <w:t xml:space="preserve"> </w:t>
       </w:r>
       <w:r>
@@ -24794,18 +24144,8 @@
           <w:color w:val="0066FF"/>
           <w:lang w:val="en-US"/>
         </w:rPr>
-        <w:t>C:\Program Files\Microsoft SQL Server\MSSQL15.SQLEXPRESS\MSSQL\Backup\</w:t>
-      </w:r>
-      <w:proofErr w:type="spellStart"/>
-      <w:r>
-        <w:rPr>
-          <w:rFonts w:ascii="Times New Roman" w:eastAsia="Times New Roman" w:hAnsi="Times New Roman" w:cs="Times New Roman"/>
-          <w:color w:val="0066FF"/>
-          <w:lang w:val="en-US"/>
-        </w:rPr>
-        <w:t>NombreArchivo.bak</w:t>
-      </w:r>
-      <w:proofErr w:type="spellEnd"/>
+        <w:t>C:\Program Files\Microsoft SQL Server\MSSQL15.SQLEXPRESS\MSSQL\Backup\NombreArchivo.bak</w:t>
+      </w:r>
     </w:p>
     <w:p>
       <w:pPr>
@@ -24949,7 +24289,6 @@
           <w:bCs/>
         </w:rPr>
       </w:pPr>
-      <w:proofErr w:type="spellStart"/>
       <w:r>
         <w:rPr>
           <w:b/>
@@ -24958,7 +24297,6 @@
         <w:lastRenderedPageBreak/>
         <w:t>Restore</w:t>
       </w:r>
-      <w:proofErr w:type="spellEnd"/>
     </w:p>
     <w:p>
       <w:r>
@@ -25069,27 +24407,11 @@
       <w:r>
         <w:t xml:space="preserve">lase base que define la interfaz común para permisos atómicos y compuestos. Contiene el método </w:t>
       </w:r>
-      <w:proofErr w:type="spellStart"/>
-      <w:proofErr w:type="gramStart"/>
       <w:r>
         <w:rPr>
           <w:rStyle w:val="CdigoHTML"/>
         </w:rPr>
-        <w:t>ContienePermiso</w:t>
-      </w:r>
-      <w:proofErr w:type="spellEnd"/>
-      <w:r>
-        <w:rPr>
-          <w:rStyle w:val="CdigoHTML"/>
-        </w:rPr>
-        <w:t>(</w:t>
-      </w:r>
-      <w:proofErr w:type="gramEnd"/>
-      <w:r>
-        <w:rPr>
-          <w:rStyle w:val="CdigoHTML"/>
-        </w:rPr>
-        <w:t>)</w:t>
+        <w:t>ContienePermiso()</w:t>
       </w:r>
       <w:r>
         <w:t xml:space="preserve"> que recorre recursivamente la jerarquía para verificar si un permiso existe dentro de la estructura.</w:t>
@@ -25116,23 +24438,7 @@
         <w:t>H</w:t>
       </w:r>
       <w:r>
-        <w:t>oja del árbol. Representa un permiso funcional específico del sistema (ej: "</w:t>
-      </w:r>
-      <w:proofErr w:type="spellStart"/>
-      <w:r>
-        <w:t>Gestion</w:t>
-      </w:r>
-      <w:proofErr w:type="spellEnd"/>
-      <w:r>
-        <w:t xml:space="preserve"> Usuarios", "</w:t>
-      </w:r>
-      <w:proofErr w:type="spellStart"/>
-      <w:r>
-        <w:t>Gestion</w:t>
-      </w:r>
-      <w:proofErr w:type="spellEnd"/>
-      <w:r>
-        <w:t xml:space="preserve"> Productos"). No puede tener hijos. Sus instancias están precargadas en la base de datos y no pueden ser creadas desde la interfaz.</w:t>
+        <w:t>oja del árbol. Representa un permiso funcional específico del sistema (ej: "Gestion Usuarios", "Gestion Productos"). No puede tener hijos. Sus instancias están precargadas en la base de datos y no pueden ser creadas desde la interfaz.</w:t>
       </w:r>
     </w:p>
     <w:p>
@@ -25157,41 +24463,7 @@
         <w:t>N</w:t>
       </w:r>
       <w:r>
-        <w:t xml:space="preserve">odo interno del árbol. Representa un rol que puede contener tanto permisos atómicos como otros roles. Tiene una lista de </w:t>
-      </w:r>
-      <w:proofErr w:type="spellStart"/>
-      <w:r>
-        <w:t>PermisosIncluidos</w:t>
-      </w:r>
-      <w:proofErr w:type="spellEnd"/>
-      <w:r>
-        <w:t xml:space="preserve"> y los métodos </w:t>
-      </w:r>
-      <w:proofErr w:type="spellStart"/>
-      <w:proofErr w:type="gramStart"/>
-      <w:r>
-        <w:t>AgregarPermiso</w:t>
-      </w:r>
-      <w:proofErr w:type="spellEnd"/>
-      <w:r>
-        <w:t>(</w:t>
-      </w:r>
-      <w:proofErr w:type="gramEnd"/>
-      <w:r>
-        <w:t xml:space="preserve">) y </w:t>
-      </w:r>
-      <w:proofErr w:type="spellStart"/>
-      <w:proofErr w:type="gramStart"/>
-      <w:r>
-        <w:t>QuitarPermiso</w:t>
-      </w:r>
-      <w:proofErr w:type="spellEnd"/>
-      <w:r>
-        <w:t>(</w:t>
-      </w:r>
-      <w:proofErr w:type="gramEnd"/>
-      <w:r>
-        <w:t>).</w:t>
+        <w:t>odo interno del árbol. Representa un rol que puede contener tanto permisos atómicos como otros roles. Tiene una lista de PermisosIncluidos y los métodos AgregarPermiso() y QuitarPermiso().</w:t>
       </w:r>
     </w:p>
     <w:p>
@@ -25530,7 +24802,6 @@
         </w:rPr>
         <w:t xml:space="preserve"> </w:t>
       </w:r>
-      <w:proofErr w:type="spellStart"/>
       <w:r>
         <w:rPr>
           <w:rFonts w:ascii="Times New Roman" w:hAnsi="Times New Roman" w:cs="Times New Roman"/>
@@ -25538,7 +24809,6 @@
         </w:rPr>
         <w:t>river</w:t>
       </w:r>
-      <w:proofErr w:type="spellEnd"/>
     </w:p>
     <w:p>
       <w:pPr>
@@ -25580,7 +24850,6 @@
         </w:rPr>
         <w:t xml:space="preserve"> contraseña: </w:t>
       </w:r>
-      <w:proofErr w:type="spellStart"/>
       <w:r>
         <w:rPr>
           <w:rFonts w:ascii="Times New Roman" w:hAnsi="Times New Roman" w:cs="Times New Roman"/>
@@ -25588,7 +24857,6 @@
         </w:rPr>
         <w:t>rojoave</w:t>
       </w:r>
-      <w:proofErr w:type="spellEnd"/>
     </w:p>
     <w:p>
       <w:pPr>
@@ -27384,23 +26652,7 @@
                 <w:rFonts w:asciiTheme="majorBidi" w:hAnsiTheme="majorBidi" w:cstheme="majorBidi"/>
                 <w:lang w:val="es-ES"/>
               </w:rPr>
-              <w:t xml:space="preserve"> El sistema muestra el nombre del control entre corchetes como </w:t>
-            </w:r>
-            <w:proofErr w:type="spellStart"/>
-            <w:r>
-              <w:rPr>
-                <w:rFonts w:asciiTheme="majorBidi" w:hAnsiTheme="majorBidi" w:cstheme="majorBidi"/>
-                <w:lang w:val="es-ES"/>
-              </w:rPr>
-              <w:t>fallback</w:t>
-            </w:r>
-            <w:proofErr w:type="spellEnd"/>
-            <w:r>
-              <w:rPr>
-                <w:rFonts w:asciiTheme="majorBidi" w:hAnsiTheme="majorBidi" w:cstheme="majorBidi"/>
-                <w:lang w:val="es-ES"/>
-              </w:rPr>
-              <w:t xml:space="preserve">. </w:t>
+              <w:t xml:space="preserve"> El sistema muestra el nombre del control entre corchetes como fallback. </w:t>
             </w:r>
             <w:r>
               <w:rPr>
@@ -27468,23 +26720,7 @@
                 <w:rFonts w:asciiTheme="majorBidi" w:hAnsiTheme="majorBidi" w:cstheme="majorBidi"/>
                 <w:lang w:val="es-ES"/>
               </w:rPr>
-              <w:t xml:space="preserve"> El sistema utiliza el texto en español entre corchetes como </w:t>
-            </w:r>
-            <w:proofErr w:type="spellStart"/>
-            <w:r>
-              <w:rPr>
-                <w:rFonts w:asciiTheme="majorBidi" w:hAnsiTheme="majorBidi" w:cstheme="majorBidi"/>
-                <w:lang w:val="es-ES"/>
-              </w:rPr>
-              <w:t>fallback</w:t>
-            </w:r>
-            <w:proofErr w:type="spellEnd"/>
-            <w:r>
-              <w:rPr>
-                <w:rFonts w:asciiTheme="majorBidi" w:hAnsiTheme="majorBidi" w:cstheme="majorBidi"/>
-                <w:lang w:val="es-ES"/>
-              </w:rPr>
-              <w:t xml:space="preserve"> según el COALESCE definido en la base de datos.</w:t>
+              <w:t xml:space="preserve"> El sistema utiliza el texto en español entre corchetes como fallback según el COALESCE definido en la base de datos.</w:t>
             </w:r>
             <w:r>
               <w:rPr>
@@ -27819,6 +27055,7 @@
       <w:r>
         <w:rPr>
           <w:rFonts w:ascii="Times New Roman" w:eastAsia="Times New Roman" w:hAnsi="Times New Roman" w:cs="Times New Roman"/>
+          <w:noProof/>
         </w:rPr>
         <w:drawing>
           <wp:inline distT="0" distB="0" distL="0" distR="0" wp14:anchorId="1BE83B61" wp14:editId="188BFBF4">
@@ -28392,7 +27629,7 @@
             <w:rPr>
               <w:color w:val="000000"/>
             </w:rPr>
-            <w:t>25</w:t>
+            <w:t>03</w:t>
           </w:r>
           <w:r>
             <w:rPr>
@@ -28404,7 +27641,7 @@
             <w:rPr>
               <w:color w:val="000000"/>
             </w:rPr>
-            <w:t>6</w:t>
+            <w:t>7</w:t>
           </w:r>
           <w:r>
             <w:rPr>

--- a/Documentación/ProyectoIS 2026 CAJAL-FERNANDEZ_3raEntrega.docx
+++ b/Documentación/ProyectoIS 2026 CAJAL-FERNANDEZ_3raEntrega.docx
@@ -17611,14 +17611,11 @@
     </w:p>
     <w:p>
       <w:r>
-        <w:rPr>
-          <w:noProof/>
-        </w:rPr>
         <w:drawing>
-          <wp:inline distT="0" distB="0" distL="0" distR="0" wp14:anchorId="59A0C3B2" wp14:editId="430F383E">
-            <wp:extent cx="5400040" cy="2330450"/>
-            <wp:effectExtent l="0" t="0" r="0" b="0"/>
-            <wp:docPr id="2081441043" name="Imagen 1"/>
+          <wp:inline distT="0" distB="0" distL="0" distR="0" wp14:anchorId="64CEF9CE" wp14:editId="578E4911">
+            <wp:extent cx="5400040" cy="2356485"/>
+            <wp:effectExtent l="0" t="0" r="0" b="5715"/>
+            <wp:docPr id="909706740" name="Imagen 1"/>
             <wp:cNvGraphicFramePr>
               <a:graphicFrameLocks xmlns:a="http://schemas.openxmlformats.org/drawingml/2006/main" noChangeAspect="1"/>
             </wp:cNvGraphicFramePr>
@@ -17626,7 +17623,7 @@
               <a:graphicData uri="http://schemas.openxmlformats.org/drawingml/2006/picture">
                 <pic:pic xmlns:pic="http://schemas.openxmlformats.org/drawingml/2006/picture">
                   <pic:nvPicPr>
-                    <pic:cNvPr id="2081441043" name=""/>
+                    <pic:cNvPr id="909706740" name=""/>
                     <pic:cNvPicPr/>
                   </pic:nvPicPr>
                   <pic:blipFill>
@@ -17638,7 +17635,7 @@
                   <pic:spPr>
                     <a:xfrm>
                       <a:off x="0" y="0"/>
-                      <a:ext cx="5400040" cy="2330450"/>
+                      <a:ext cx="5400040" cy="2356485"/>
                     </a:xfrm>
                     <a:prstGeom prst="rect">
                       <a:avLst/>
